--- a/stem_lessons/Pedro_Lesson_4.docx
+++ b/stem_lessons/Pedro_Lesson_4.docx
@@ -174,19 +174,7 @@
           <w:szCs w:val="56"/>
           <w:lang w:val="fr-FR" w:eastAsia="zh-CN" w:bidi="hi-IN"/>
         </w:rPr>
-        <w:t>STEM Lesson n°</w:t>
-      </w:r>
-      <w:r>
-        <w:rPr>
-          <w:rStyle w:val="Strong"/>
-          <w:rFonts w:eastAsia="Noto Serif CJK SC" w:cs="Noto Sans Devanagari"/>
-          <w:color w:val="auto"/>
-          <w:kern w:val="2"/>
-          <w:sz w:val="56"/>
-          <w:szCs w:val="56"/>
-          <w:lang w:val="fr-FR" w:eastAsia="zh-CN" w:bidi="hi-IN"/>
-        </w:rPr>
-        <w:t>4</w:t>
+        <w:t>STEM Lesson n°4</w:t>
       </w:r>
       <w:r>
         <w:rPr>
@@ -258,31 +246,7 @@
           <w:szCs w:val="44"/>
           <w:lang w:val="fr-FR" w:eastAsia="zh-CN" w:bidi="hi-IN"/>
         </w:rPr>
-        <w:t>« </w:t>
-      </w:r>
-      <w:r>
-        <w:rPr>
-          <w:rStyle w:val="Strong"/>
-          <w:rFonts w:eastAsia="Noto Serif CJK SC" w:cs="Noto Sans Devanagari"/>
-          <w:color w:val="auto"/>
-          <w:kern w:val="2"/>
-          <w:sz w:val="44"/>
-          <w:szCs w:val="44"/>
-          <w:lang w:val="fr-FR" w:eastAsia="zh-CN" w:bidi="hi-IN"/>
-        </w:rPr>
-        <w:t>Record &amp; Replay Mode</w:t>
-      </w:r>
-      <w:r>
-        <w:rPr>
-          <w:rStyle w:val="Strong"/>
-          <w:rFonts w:eastAsia="Noto Serif CJK SC" w:cs="Noto Sans Devanagari"/>
-          <w:color w:val="auto"/>
-          <w:kern w:val="2"/>
-          <w:sz w:val="44"/>
-          <w:szCs w:val="44"/>
-          <w:lang w:val="fr-FR" w:eastAsia="zh-CN" w:bidi="hi-IN"/>
-        </w:rPr>
-        <w:t> »</w:t>
+        <w:t>Manual Mode</w:t>
       </w:r>
     </w:p>
     <w:p>
@@ -293,11 +257,12 @@
         <w:ind w:hanging="0" w:start="0"/>
         <w:jc w:val="center"/>
         <w:rPr>
+          <w:rStyle w:val="Strong"/>
           <w:rFonts w:eastAsia="Noto Serif CJK SC" w:cs="Noto Sans Devanagari"/>
           <w:color w:val="auto"/>
           <w:kern w:val="2"/>
-          <w:sz w:val="56"/>
-          <w:szCs w:val="56"/>
+          <w:sz w:val="44"/>
+          <w:szCs w:val="44"/>
           <w:lang w:val="fr-FR" w:eastAsia="zh-CN" w:bidi="hi-IN"/>
         </w:rPr>
       </w:pPr>
@@ -306,8 +271,8 @@
           <w:rFonts w:eastAsia="Noto Serif CJK SC" w:cs="Noto Sans Devanagari"/>
           <w:color w:val="auto"/>
           <w:kern w:val="2"/>
-          <w:sz w:val="56"/>
-          <w:szCs w:val="56"/>
+          <w:sz w:val="44"/>
+          <w:szCs w:val="44"/>
           <w:lang w:val="fr-FR" w:eastAsia="zh-CN" w:bidi="hi-IN"/>
         </w:rPr>
       </w:r>
@@ -320,90 +285,23 @@
         <w:ind w:hanging="0" w:start="0"/>
         <w:jc w:val="center"/>
         <w:rPr>
-          <w:b w:val="false"/>
-          <w:bCs w:val="false"/>
-        </w:rPr>
-      </w:pPr>
-      <w:r>
-        <w:rPr>
-          <w:b w:val="false"/>
-          <w:bCs w:val="false"/>
-        </w:rPr>
-      </w:r>
-    </w:p>
-    <w:p>
-      <w:pPr>
-        <w:pStyle w:val="BodyText"/>
-        <w:bidi w:val="0"/>
-        <w:spacing w:before="200" w:after="120"/>
-        <w:ind w:hanging="0" w:start="0"/>
-        <w:jc w:val="center"/>
-        <w:rPr>
-          <w:b w:val="false"/>
-          <w:bCs w:val="false"/>
-        </w:rPr>
-      </w:pPr>
-      <w:r>
-        <w:rPr>
-          <w:b w:val="false"/>
-          <w:bCs w:val="false"/>
-        </w:rPr>
-      </w:r>
-    </w:p>
-    <w:p>
-      <w:pPr>
-        <w:pStyle w:val="BodyText"/>
-        <w:bidi w:val="0"/>
-        <w:spacing w:before="200" w:after="120"/>
-        <w:ind w:hanging="0" w:start="0"/>
-        <w:jc w:val="center"/>
-        <w:rPr>
-          <w:b w:val="false"/>
-          <w:bCs w:val="false"/>
-        </w:rPr>
-      </w:pPr>
-      <w:r>
-        <w:rPr>
-          <w:b w:val="false"/>
-          <w:bCs w:val="false"/>
-        </w:rPr>
-      </w:r>
-    </w:p>
-    <w:p>
-      <w:pPr>
-        <w:pStyle w:val="BodyText"/>
-        <w:bidi w:val="0"/>
-        <w:spacing w:before="200" w:after="120"/>
-        <w:ind w:hanging="0" w:start="0"/>
-        <w:jc w:val="center"/>
-        <w:rPr>
-          <w:b w:val="false"/>
-          <w:bCs w:val="false"/>
-        </w:rPr>
-      </w:pPr>
-      <w:r>
-        <w:rPr>
-          <w:b w:val="false"/>
-          <w:bCs w:val="false"/>
-        </w:rPr>
-      </w:r>
-    </w:p>
-    <w:p>
-      <w:pPr>
-        <w:pStyle w:val="BodyText"/>
-        <w:bidi w:val="0"/>
-        <w:spacing w:before="200" w:after="120"/>
-        <w:ind w:hanging="0" w:start="0"/>
-        <w:jc w:val="center"/>
-        <w:rPr>
-          <w:b w:val="false"/>
-          <w:bCs w:val="false"/>
-        </w:rPr>
-      </w:pPr>
-      <w:r>
-        <w:rPr>
-          <w:b w:val="false"/>
-          <w:bCs w:val="false"/>
+          <w:rStyle w:val="Strong"/>
+          <w:rFonts w:eastAsia="Noto Serif CJK SC" w:cs="Noto Sans Devanagari"/>
+          <w:color w:val="auto"/>
+          <w:kern w:val="2"/>
+          <w:sz w:val="44"/>
+          <w:szCs w:val="44"/>
+          <w:lang w:val="fr-FR" w:eastAsia="zh-CN" w:bidi="hi-IN"/>
+        </w:rPr>
+      </w:pPr>
+      <w:r>
+        <w:rPr>
+          <w:rFonts w:eastAsia="Noto Serif CJK SC" w:cs="Noto Sans Devanagari"/>
+          <w:color w:val="auto"/>
+          <w:kern w:val="2"/>
+          <w:sz w:val="44"/>
+          <w:szCs w:val="44"/>
+          <w:lang w:val="fr-FR" w:eastAsia="zh-CN" w:bidi="hi-IN"/>
         </w:rPr>
       </w:r>
     </w:p>
@@ -417,6 +315,53 @@
         <w:rPr/>
       </w:pPr>
       <w:r>
+        <w:drawing>
+          <wp:anchor behindDoc="0" distT="0" distB="0" distL="0" distR="0" simplePos="0" locked="0" layoutInCell="0" allowOverlap="1" relativeHeight="3">
+            <wp:simplePos x="0" y="0"/>
+            <wp:positionH relativeFrom="column">
+              <wp:align>center</wp:align>
+            </wp:positionH>
+            <wp:positionV relativeFrom="paragraph">
+              <wp:posOffset>635</wp:posOffset>
+            </wp:positionV>
+            <wp:extent cx="6555740" cy="3295015"/>
+            <wp:effectExtent l="0" t="0" r="0" b="0"/>
+            <wp:wrapSquare wrapText="largest"/>
+            <wp:docPr id="2" name="Image3" descr="" title=""/>
+            <wp:cNvGraphicFramePr>
+              <a:graphicFrameLocks xmlns:a="http://schemas.openxmlformats.org/drawingml/2006/main" noChangeAspect="1"/>
+            </wp:cNvGraphicFramePr>
+            <a:graphic xmlns:a="http://schemas.openxmlformats.org/drawingml/2006/main">
+              <a:graphicData uri="http://schemas.openxmlformats.org/drawingml/2006/picture">
+                <pic:pic xmlns:pic="http://schemas.openxmlformats.org/drawingml/2006/picture">
+                  <pic:nvPicPr>
+                    <pic:cNvPr id="2" name="Image3" descr="" title=""/>
+                    <pic:cNvPicPr>
+                      <a:picLocks noChangeAspect="1" noChangeArrowheads="1"/>
+                    </pic:cNvPicPr>
+                  </pic:nvPicPr>
+                  <pic:blipFill>
+                    <a:blip r:embed="rId3"/>
+                    <a:stretch>
+                      <a:fillRect/>
+                    </a:stretch>
+                  </pic:blipFill>
+                  <pic:spPr bwMode="auto">
+                    <a:xfrm>
+                      <a:off x="0" y="0"/>
+                      <a:ext cx="6555740" cy="3295015"/>
+                    </a:xfrm>
+                    <a:prstGeom prst="rect">
+                      <a:avLst/>
+                    </a:prstGeom>
+                  </pic:spPr>
+                </pic:pic>
+              </a:graphicData>
+            </a:graphic>
+          </wp:anchor>
+        </w:drawing>
+      </w:r>
+      <w:r>
         <w:rPr>
           <w:rStyle w:val="Strong"/>
           <w:rFonts w:eastAsia="Noto Serif CJK SC" w:cs="Noto Sans Devanagari"/>
@@ -426,6 +371,8 @@
           <w:szCs w:val="36"/>
           <w:lang w:val="fr-FR" w:eastAsia="zh-CN" w:bidi="hi-IN"/>
         </w:rPr>
+        <w:br/>
+        <w:br/>
         <w:t>v1.0.0</w:t>
         <w:br/>
       </w:r>
@@ -465,7 +412,7 @@
         <w:br/>
         <w:t>add a version query to the URL, like this:</w:t>
         <w:br/>
-        <w:t>https://almtzr.github.io/PedroSTEM/stem_lessons//myfile.pdf?</w:t>
+        <w:t>https://almtzr.github.io/PedroSTEM/stem_lessons//Pedro_Lesson_4.pdf?</w:t>
       </w:r>
       <w:r>
         <w:rPr>
@@ -495,195 +442,117 @@
     </w:p>
     <w:p>
       <w:pPr>
-        <w:pStyle w:val="BodyText"/>
-        <w:bidi w:val="0"/>
-        <w:spacing w:before="200" w:after="120"/>
+        <w:pStyle w:val="Heading2"/>
         <w:ind w:hanging="0" w:start="0"/>
-        <w:jc w:val="start"/>
+        <w:rPr>
+          <w:rStyle w:val="Strong"/>
+          <w:rFonts w:eastAsia="Noto Serif CJK SC" w:cs="Noto Sans Devanagari"/>
+          <w:b w:val="false"/>
+          <w:bCs w:val="false"/>
+          <w:color w:val="auto"/>
+          <w:kern w:val="2"/>
+          <w:sz w:val="24"/>
+          <w:szCs w:val="24"/>
+          <w:lang w:val="fr-FR" w:eastAsia="zh-CN" w:bidi="hi-IN"/>
+        </w:rPr>
+      </w:pPr>
+      <w:bookmarkStart w:id="0" w:name="__RefHeading___Toc902_332147322"/>
+      <w:bookmarkEnd w:id="0"/>
+      <w:r>
+        <w:rPr>
+          <w:rStyle w:val="Strong"/>
+          <w:rFonts w:ascii="Liberation Serif" w:hAnsi="Liberation Serif"/>
+          <w:b/>
+          <w:bCs/>
+        </w:rPr>
+        <w:t xml:space="preserve">🎯 </w:t>
+      </w:r>
+      <w:r>
+        <w:rPr>
+          <w:rStyle w:val="Strong"/>
+          <w:rFonts w:ascii="Liberation Serif" w:hAnsi="Liberation Serif"/>
+          <w:b/>
+          <w:bCs/>
+        </w:rPr>
+        <w:t>Learning Objective</w:t>
+      </w:r>
+      <w:r>
+        <w:rPr>
+          <w:rStyle w:val="Strong"/>
+          <w:b/>
+          <w:bCs/>
+        </w:rPr>
+        <w:br/>
+      </w:r>
+    </w:p>
+    <w:p>
+      <w:pPr>
+        <w:pStyle w:val="BodyText"/>
+        <w:rPr/>
+      </w:pPr>
+      <w:r>
+        <w:rPr>
+          <w:b w:val="false"/>
+          <w:bCs w:val="false"/>
+          <w:color w:val="auto"/>
+          <w:kern w:val="2"/>
+          <w:sz w:val="24"/>
+          <w:szCs w:val="24"/>
+          <w:lang w:val="fr-FR" w:eastAsia="zh-CN" w:bidi="hi-IN"/>
+        </w:rPr>
+        <w:t xml:space="preserve">Manual Mode is the </w:t>
+      </w:r>
+      <w:r>
         <w:rPr>
           <w:rStyle w:val="Strong"/>
           <w:b w:val="false"/>
           <w:bCs w:val="false"/>
-          <w:i/>
-          <w:i/>
-          <w:iCs/>
-          <w:sz w:val="20"/>
-          <w:szCs w:val="20"/>
-        </w:rPr>
-      </w:pPr>
-      <w:r>
-        <w:rPr/>
-      </w:r>
-    </w:p>
-    <w:p>
-      <w:pPr>
-        <w:pStyle w:val="BodyText"/>
-        <w:bidi w:val="0"/>
-        <w:spacing w:before="200" w:after="120"/>
-        <w:ind w:hanging="0" w:start="0"/>
-        <w:jc w:val="start"/>
+          <w:color w:val="auto"/>
+          <w:kern w:val="2"/>
+          <w:sz w:val="24"/>
+          <w:szCs w:val="24"/>
+          <w:lang w:val="fr-FR" w:eastAsia="zh-CN" w:bidi="hi-IN"/>
+        </w:rPr>
+        <w:t>simplest way to control a robot</w:t>
+      </w:r>
+      <w:r>
+        <w:rPr>
+          <w:b w:val="false"/>
+          <w:bCs w:val="false"/>
+          <w:color w:val="auto"/>
+          <w:kern w:val="2"/>
+          <w:sz w:val="24"/>
+          <w:szCs w:val="24"/>
+          <w:lang w:val="fr-FR" w:eastAsia="zh-CN" w:bidi="hi-IN"/>
+        </w:rPr>
+        <w:t xml:space="preserve">. Instead of wireless signals, the robot reacts </w:t>
+      </w:r>
+      <w:r>
         <w:rPr>
           <w:rStyle w:val="Strong"/>
           <w:b w:val="false"/>
           <w:bCs w:val="false"/>
-          <w:i/>
-          <w:i/>
-          <w:iCs/>
-          <w:sz w:val="20"/>
-          <w:szCs w:val="20"/>
-        </w:rPr>
-      </w:pPr>
-      <w:r>
-        <w:rPr/>
-      </w:r>
-    </w:p>
-    <w:p>
-      <w:pPr>
-        <w:pStyle w:val="BodyText"/>
-        <w:bidi w:val="0"/>
-        <w:spacing w:before="200" w:after="120"/>
-        <w:ind w:hanging="0" w:start="0"/>
-        <w:jc w:val="start"/>
-        <w:rPr>
-          <w:rStyle w:val="Strong"/>
+          <w:color w:val="auto"/>
+          <w:kern w:val="2"/>
+          <w:sz w:val="24"/>
+          <w:szCs w:val="24"/>
+          <w:lang w:val="fr-FR" w:eastAsia="zh-CN" w:bidi="hi-IN"/>
+        </w:rPr>
+        <w:t>instantly to button input</w:t>
+      </w:r>
+      <w:r>
+        <w:rPr>
           <w:b w:val="false"/>
           <w:bCs w:val="false"/>
-          <w:i/>
-          <w:i/>
-          <w:iCs/>
-          <w:sz w:val="20"/>
-          <w:szCs w:val="20"/>
-        </w:rPr>
-      </w:pPr>
-      <w:r>
-        <w:rPr/>
-      </w:r>
-    </w:p>
-    <w:p>
-      <w:pPr>
-        <w:pStyle w:val="BodyText"/>
-        <w:bidi w:val="0"/>
-        <w:spacing w:before="200" w:after="120"/>
-        <w:ind w:hanging="0" w:start="0"/>
-        <w:jc w:val="start"/>
-        <w:rPr>
-          <w:rStyle w:val="Strong"/>
-          <w:b w:val="false"/>
-          <w:bCs w:val="false"/>
-          <w:i/>
-          <w:i/>
-          <w:iCs/>
-          <w:sz w:val="20"/>
-          <w:szCs w:val="20"/>
-        </w:rPr>
-      </w:pPr>
-      <w:r>
-        <w:rPr/>
-      </w:r>
-    </w:p>
-    <w:p>
-      <w:pPr>
-        <w:pStyle w:val="BodyText"/>
-        <w:bidi w:val="0"/>
-        <w:spacing w:before="200" w:after="120"/>
-        <w:ind w:hanging="0" w:start="0"/>
-        <w:jc w:val="start"/>
-        <w:rPr>
-          <w:rStyle w:val="Strong"/>
-          <w:b w:val="false"/>
-          <w:bCs w:val="false"/>
-          <w:i/>
-          <w:i/>
-          <w:iCs/>
-          <w:sz w:val="20"/>
-          <w:szCs w:val="20"/>
-        </w:rPr>
-      </w:pPr>
-      <w:r>
-        <w:rPr/>
-      </w:r>
-    </w:p>
-    <w:p>
-      <w:pPr>
-        <w:pStyle w:val="BodyText"/>
-        <w:bidi w:val="0"/>
-        <w:spacing w:before="200" w:after="120"/>
-        <w:ind w:hanging="0" w:start="0"/>
-        <w:jc w:val="start"/>
-        <w:rPr>
-          <w:rStyle w:val="Strong"/>
-          <w:b w:val="false"/>
-          <w:bCs w:val="false"/>
-          <w:i/>
-          <w:i/>
-          <w:iCs/>
-          <w:sz w:val="20"/>
-          <w:szCs w:val="20"/>
-        </w:rPr>
-      </w:pPr>
-      <w:r>
-        <w:rPr/>
-      </w:r>
-    </w:p>
-    <w:p>
-      <w:pPr>
-        <w:pStyle w:val="BodyText"/>
-        <w:bidi w:val="0"/>
-        <w:spacing w:before="200" w:after="120"/>
-        <w:ind w:hanging="0" w:start="0"/>
-        <w:jc w:val="start"/>
-        <w:rPr>
-          <w:rStyle w:val="Strong"/>
-          <w:b w:val="false"/>
-          <w:bCs w:val="false"/>
-          <w:i/>
-          <w:i/>
-          <w:iCs/>
-          <w:sz w:val="20"/>
-          <w:szCs w:val="20"/>
-        </w:rPr>
-      </w:pPr>
-      <w:r>
-        <w:rPr/>
-      </w:r>
-    </w:p>
-    <w:p>
-      <w:pPr>
-        <w:pStyle w:val="Heading2"/>
-        <w:ind w:hanging="0" w:start="0"/>
-        <w:rPr>
-          <w:rStyle w:val="Strong"/>
-          <w:rFonts w:eastAsia="Noto Serif CJK SC" w:cs="Noto Sans Devanagari"/>
           <w:color w:val="auto"/>
           <w:kern w:val="2"/>
           <w:sz w:val="24"/>
           <w:szCs w:val="24"/>
           <w:lang w:val="fr-FR" w:eastAsia="zh-CN" w:bidi="hi-IN"/>
         </w:rPr>
-      </w:pPr>
-      <w:bookmarkStart w:id="0" w:name="__RefHeading___Toc902_332147322"/>
-      <w:bookmarkEnd w:id="0"/>
-      <w:r>
-        <w:rPr>
-          <w:rStyle w:val="Strong"/>
-          <w:b/>
-          <w:bCs/>
-        </w:rPr>
-        <w:t xml:space="preserve">🎯 </w:t>
-      </w:r>
-      <w:r>
-        <w:rPr>
-          <w:rStyle w:val="Strong"/>
-          <w:b/>
-          <w:bCs/>
-        </w:rPr>
-        <w:t>Learning Objective</w:t>
-        <w:br/>
-      </w:r>
-    </w:p>
-    <w:p>
-      <w:pPr>
-        <w:pStyle w:val="BodyText"/>
+        <w:t xml:space="preserve">. </w:t>
+      </w:r>
+      <w:r>
         <w:rPr>
           <w:rFonts w:eastAsia="Noto Serif CJK SC" w:cs="Noto Sans Devanagari"/>
           <w:b w:val="false"/>
@@ -694,6 +563,32 @@
           <w:szCs w:val="24"/>
           <w:lang w:val="fr-FR" w:eastAsia="zh-CN" w:bidi="hi-IN"/>
         </w:rPr>
+        <w:t>By using Manual Mode, students will understand:</w:t>
+      </w:r>
+    </w:p>
+    <w:p>
+      <w:pPr>
+        <w:pStyle w:val="BodyText"/>
+        <w:widowControl/>
+        <w:numPr>
+          <w:ilvl w:val="0"/>
+          <w:numId w:val="5"/>
+        </w:numPr>
+        <w:suppressAutoHyphens w:val="true"/>
+        <w:overflowPunct w:val="false"/>
+        <w:bidi w:val="0"/>
+        <w:spacing w:before="0" w:after="26"/>
+        <w:jc w:val="start"/>
+        <w:rPr>
+          <w:rFonts w:ascii="Liberation Serif" w:hAnsi="Liberation Serif" w:eastAsia="Noto Serif CJK SC" w:cs="Noto Sans Devanagari"/>
+          <w:b w:val="false"/>
+          <w:bCs w:val="false"/>
+          <w:color w:val="auto"/>
+          <w:kern w:val="2"/>
+          <w:sz w:val="24"/>
+          <w:szCs w:val="24"/>
+          <w:lang w:val="fr-FR" w:eastAsia="zh-CN" w:bidi="hi-IN"/>
+        </w:rPr>
       </w:pPr>
       <w:r>
         <w:rPr>
@@ -706,6 +601,148 @@
           <w:szCs w:val="24"/>
           <w:lang w:val="fr-FR" w:eastAsia="zh-CN" w:bidi="hi-IN"/>
         </w:rPr>
+        <w:t>How user input controls a robot</w:t>
+      </w:r>
+    </w:p>
+    <w:p>
+      <w:pPr>
+        <w:pStyle w:val="BodyText"/>
+        <w:widowControl/>
+        <w:numPr>
+          <w:ilvl w:val="0"/>
+          <w:numId w:val="5"/>
+        </w:numPr>
+        <w:suppressAutoHyphens w:val="true"/>
+        <w:overflowPunct w:val="false"/>
+        <w:bidi w:val="0"/>
+        <w:spacing w:before="0" w:after="26"/>
+        <w:jc w:val="start"/>
+        <w:rPr>
+          <w:rFonts w:ascii="Liberation Serif" w:hAnsi="Liberation Serif" w:eastAsia="Noto Serif CJK SC" w:cs="Noto Sans Devanagari"/>
+          <w:b w:val="false"/>
+          <w:bCs w:val="false"/>
+          <w:color w:val="auto"/>
+          <w:kern w:val="2"/>
+          <w:sz w:val="24"/>
+          <w:szCs w:val="24"/>
+          <w:lang w:val="fr-FR" w:eastAsia="zh-CN" w:bidi="hi-IN"/>
+        </w:rPr>
+      </w:pPr>
+      <w:r>
+        <w:rPr>
+          <w:rFonts w:eastAsia="Noto Serif CJK SC" w:cs="Noto Sans Devanagari"/>
+          <w:b w:val="false"/>
+          <w:bCs w:val="false"/>
+          <w:color w:val="auto"/>
+          <w:kern w:val="2"/>
+          <w:sz w:val="24"/>
+          <w:szCs w:val="24"/>
+          <w:lang w:val="fr-FR" w:eastAsia="zh-CN" w:bidi="hi-IN"/>
+        </w:rPr>
+        <w:t>How programs make decisions</w:t>
+      </w:r>
+    </w:p>
+    <w:p>
+      <w:pPr>
+        <w:pStyle w:val="BodyText"/>
+        <w:widowControl/>
+        <w:numPr>
+          <w:ilvl w:val="0"/>
+          <w:numId w:val="5"/>
+        </w:numPr>
+        <w:suppressAutoHyphens w:val="true"/>
+        <w:overflowPunct w:val="false"/>
+        <w:bidi w:val="0"/>
+        <w:spacing w:before="0" w:after="26"/>
+        <w:jc w:val="start"/>
+        <w:rPr>
+          <w:rFonts w:ascii="Liberation Serif" w:hAnsi="Liberation Serif" w:eastAsia="Noto Serif CJK SC" w:cs="Noto Sans Devanagari"/>
+          <w:b w:val="false"/>
+          <w:bCs w:val="false"/>
+          <w:color w:val="auto"/>
+          <w:kern w:val="2"/>
+          <w:sz w:val="24"/>
+          <w:szCs w:val="24"/>
+          <w:lang w:val="fr-FR" w:eastAsia="zh-CN" w:bidi="hi-IN"/>
+        </w:rPr>
+      </w:pPr>
+      <w:r>
+        <w:rPr>
+          <w:rFonts w:eastAsia="Noto Serif CJK SC" w:cs="Noto Sans Devanagari"/>
+          <w:b w:val="false"/>
+          <w:bCs w:val="false"/>
+          <w:color w:val="auto"/>
+          <w:kern w:val="2"/>
+          <w:sz w:val="24"/>
+          <w:szCs w:val="24"/>
+          <w:lang w:val="fr-FR" w:eastAsia="zh-CN" w:bidi="hi-IN"/>
+        </w:rPr>
+        <w:t>How electrical signals control motors</w:t>
+      </w:r>
+    </w:p>
+    <w:p>
+      <w:pPr>
+        <w:pStyle w:val="BodyText"/>
+        <w:widowControl/>
+        <w:numPr>
+          <w:ilvl w:val="0"/>
+          <w:numId w:val="5"/>
+        </w:numPr>
+        <w:suppressAutoHyphens w:val="true"/>
+        <w:overflowPunct w:val="false"/>
+        <w:bidi w:val="0"/>
+        <w:spacing w:before="0" w:after="26"/>
+        <w:jc w:val="start"/>
+        <w:rPr>
+          <w:rFonts w:ascii="Liberation Serif" w:hAnsi="Liberation Serif" w:eastAsia="Noto Serif CJK SC" w:cs="Noto Sans Devanagari"/>
+          <w:b w:val="false"/>
+          <w:bCs w:val="false"/>
+          <w:color w:val="auto"/>
+          <w:kern w:val="2"/>
+          <w:sz w:val="24"/>
+          <w:szCs w:val="24"/>
+          <w:lang w:val="fr-FR" w:eastAsia="zh-CN" w:bidi="hi-IN"/>
+        </w:rPr>
+      </w:pPr>
+      <w:r>
+        <w:rPr>
+          <w:rFonts w:eastAsia="Noto Serif CJK SC" w:cs="Noto Sans Devanagari"/>
+          <w:b w:val="false"/>
+          <w:bCs w:val="false"/>
+          <w:color w:val="auto"/>
+          <w:kern w:val="2"/>
+          <w:sz w:val="24"/>
+          <w:szCs w:val="24"/>
+          <w:lang w:val="fr-FR" w:eastAsia="zh-CN" w:bidi="hi-IN"/>
+        </w:rPr>
+        <w:t>The concept of a continuous loop</w:t>
+      </w:r>
+    </w:p>
+    <w:p>
+      <w:pPr>
+        <w:pStyle w:val="BodyText"/>
+        <w:rPr>
+          <w:rFonts w:eastAsia="Noto Serif CJK SC" w:cs="Noto Sans Devanagari"/>
+          <w:b w:val="false"/>
+          <w:bCs w:val="false"/>
+          <w:color w:val="auto"/>
+          <w:kern w:val="2"/>
+          <w:sz w:val="24"/>
+          <w:szCs w:val="24"/>
+          <w:lang w:val="fr-FR" w:eastAsia="zh-CN" w:bidi="hi-IN"/>
+        </w:rPr>
+      </w:pPr>
+      <w:r>
+        <w:rPr>
+          <w:rFonts w:eastAsia="Noto Serif CJK SC" w:cs="Noto Sans Devanagari"/>
+          <w:b w:val="false"/>
+          <w:bCs w:val="false"/>
+          <w:color w:val="auto"/>
+          <w:kern w:val="2"/>
+          <w:sz w:val="24"/>
+          <w:szCs w:val="24"/>
+          <w:lang w:val="fr-FR" w:eastAsia="zh-CN" w:bidi="hi-IN"/>
+        </w:rPr>
       </w:r>
     </w:p>
     <w:p>
@@ -714,7 +751,7 @@
         <w:ind w:hanging="0" w:start="0"/>
         <w:rPr/>
       </w:pPr>
-      <w:bookmarkStart w:id="1" w:name="__RefHeading___Toc904_332147322"/>
+      <w:bookmarkStart w:id="1" w:name="__RefHeading___Toc904_332147322_Copy_1"/>
       <w:bookmarkEnd w:id="1"/>
       <w:r>
         <w:rPr>
@@ -741,114 +778,138 @@
     <w:p>
       <w:pPr>
         <w:pStyle w:val="BodyText"/>
+        <w:widowControl/>
         <w:numPr>
           <w:ilvl w:val="0"/>
-          <w:numId w:val="2"/>
+          <w:numId w:val="5"/>
         </w:numPr>
+        <w:suppressAutoHyphens w:val="true"/>
+        <w:overflowPunct w:val="false"/>
+        <w:bidi w:val="0"/>
+        <w:spacing w:before="0" w:after="26"/>
+        <w:jc w:val="start"/>
+        <w:rPr/>
+      </w:pPr>
+      <w:r>
+        <w:rPr>
+          <w:rStyle w:val="Strong"/>
+          <w:rFonts w:eastAsia="Noto Serif CJK SC" w:cs="Noto Sans Devanagari"/>
+          <w:b w:val="false"/>
+          <w:bCs w:val="false"/>
+          <w:color w:val="auto"/>
+          <w:kern w:val="2"/>
+          <w:sz w:val="24"/>
+          <w:szCs w:val="24"/>
+          <w:lang w:val="fr-FR" w:eastAsia="zh-CN" w:bidi="hi-IN"/>
+        </w:rPr>
+        <w:t>Recommended age: 12+</w:t>
+      </w:r>
+    </w:p>
+    <w:p>
+      <w:pPr>
+        <w:pStyle w:val="BodyText"/>
+        <w:widowControl/>
+        <w:numPr>
+          <w:ilvl w:val="0"/>
+          <w:numId w:val="5"/>
+        </w:numPr>
+        <w:suppressAutoHyphens w:val="true"/>
+        <w:overflowPunct w:val="false"/>
+        <w:bidi w:val="0"/>
+        <w:spacing w:before="0" w:after="26"/>
+        <w:jc w:val="start"/>
+        <w:rPr/>
+      </w:pPr>
+      <w:r>
+        <w:rPr>
+          <w:rStyle w:val="Strong"/>
+          <w:rFonts w:eastAsia="Noto Serif CJK SC" w:cs="Noto Sans Devanagari"/>
+          <w:b w:val="false"/>
+          <w:bCs w:val="false"/>
+          <w:color w:val="auto"/>
+          <w:kern w:val="2"/>
+          <w:sz w:val="24"/>
+          <w:szCs w:val="24"/>
+          <w:lang w:val="fr-FR" w:eastAsia="zh-CN" w:bidi="hi-IN"/>
+        </w:rPr>
+        <w:t>Difficulty Level: Beginner → Intermediate</w:t>
+      </w:r>
+    </w:p>
+    <w:p>
+      <w:pPr>
+        <w:pStyle w:val="BodyText"/>
+        <w:widowControl/>
+        <w:numPr>
+          <w:ilvl w:val="0"/>
+          <w:numId w:val="5"/>
+        </w:numPr>
+        <w:suppressAutoHyphens w:val="true"/>
+        <w:overflowPunct w:val="false"/>
+        <w:bidi w:val="0"/>
+        <w:spacing w:before="0" w:after="26"/>
+        <w:jc w:val="start"/>
+        <w:rPr/>
+      </w:pPr>
+      <w:r>
+        <w:rPr>
+          <w:rStyle w:val="Strong"/>
+          <w:rFonts w:eastAsia="Noto Serif CJK SC" w:cs="Noto Sans Devanagari"/>
+          <w:b w:val="false"/>
+          <w:bCs w:val="false"/>
+          <w:color w:val="auto"/>
+          <w:kern w:val="2"/>
+          <w:sz w:val="24"/>
+          <w:szCs w:val="24"/>
+          <w:lang w:val="fr-FR" w:eastAsia="zh-CN" w:bidi="hi-IN"/>
+        </w:rPr>
+        <w:t>Prerequisites: Lesson 1, Lesson 2 and Lesson 3</w:t>
+      </w:r>
+    </w:p>
+    <w:p>
+      <w:pPr>
+        <w:pStyle w:val="BodyText"/>
+        <w:widowControl/>
+        <w:numPr>
+          <w:ilvl w:val="0"/>
+          <w:numId w:val="5"/>
+        </w:numPr>
+        <w:suppressAutoHyphens w:val="true"/>
+        <w:overflowPunct w:val="false"/>
+        <w:bidi w:val="0"/>
+        <w:spacing w:before="0" w:after="26"/>
+        <w:jc w:val="start"/>
+        <w:rPr/>
+      </w:pPr>
+      <w:r>
+        <w:rPr>
+          <w:rStyle w:val="Strong"/>
+          <w:rFonts w:eastAsia="Noto Serif CJK SC" w:cs="Noto Sans Devanagari"/>
+          <w:b w:val="false"/>
+          <w:bCs w:val="false"/>
+          <w:color w:val="auto"/>
+          <w:kern w:val="2"/>
+          <w:sz w:val="24"/>
+          <w:szCs w:val="24"/>
+          <w:lang w:val="fr-FR" w:eastAsia="zh-CN" w:bidi="hi-IN"/>
+        </w:rPr>
+        <w:t>Duration: 90 – 120 minutes</w:t>
+      </w:r>
+    </w:p>
+    <w:p>
+      <w:pPr>
+        <w:pStyle w:val="BodyText"/>
         <w:tabs>
           <w:tab w:val="clear" w:pos="720"/>
           <w:tab w:val="left" w:pos="0" w:leader="none"/>
         </w:tabs>
         <w:spacing w:lineRule="auto" w:line="240" w:before="0" w:after="0"/>
-        <w:ind w:hanging="283" w:start="709"/>
-        <w:rPr/>
-      </w:pPr>
-      <w:r>
-        <w:rPr/>
-        <w:t xml:space="preserve">Recommended age: </w:t>
-      </w:r>
-      <w:r>
+        <w:ind w:hanging="0" w:start="709"/>
         <w:rPr>
           <w:rStyle w:val="Strong"/>
         </w:rPr>
-        <w:t>12 years and older</w:t>
-      </w:r>
-    </w:p>
-    <w:p>
-      <w:pPr>
-        <w:pStyle w:val="BodyText"/>
-        <w:numPr>
-          <w:ilvl w:val="0"/>
-          <w:numId w:val="2"/>
-        </w:numPr>
-        <w:tabs>
-          <w:tab w:val="clear" w:pos="720"/>
-          <w:tab w:val="left" w:pos="0" w:leader="none"/>
-        </w:tabs>
-        <w:spacing w:lineRule="auto" w:line="240" w:before="0" w:after="0"/>
-        <w:ind w:hanging="283" w:start="709"/>
-        <w:rPr/>
-      </w:pPr>
-      <w:r>
-        <w:rPr>
-          <w:rStyle w:val="Strong"/>
-          <w:b w:val="false"/>
-          <w:bCs w:val="false"/>
-        </w:rPr>
-        <w:t xml:space="preserve">Ideal for </w:t>
-      </w:r>
-      <w:r>
-        <w:rPr>
-          <w:rStyle w:val="Strong"/>
-        </w:rPr>
-        <w:t>STEM clubs, classroom workshops, or science projects</w:t>
-      </w:r>
-    </w:p>
-    <w:p>
-      <w:pPr>
-        <w:pStyle w:val="BodyText"/>
-        <w:numPr>
-          <w:ilvl w:val="0"/>
-          <w:numId w:val="2"/>
-        </w:numPr>
-        <w:tabs>
-          <w:tab w:val="clear" w:pos="720"/>
-          <w:tab w:val="left" w:pos="0" w:leader="none"/>
-        </w:tabs>
-        <w:spacing w:lineRule="auto" w:line="240" w:before="0" w:after="0"/>
-        <w:ind w:hanging="283" w:start="709"/>
-        <w:rPr/>
-      </w:pPr>
-      <w:r>
-        <w:rPr>
-          <w:rStyle w:val="Strong"/>
-          <w:b w:val="false"/>
-          <w:bCs w:val="false"/>
-        </w:rPr>
-        <w:t xml:space="preserve">Students should have </w:t>
-      </w:r>
-      <w:r>
-        <w:rPr>
-          <w:rStyle w:val="Strong"/>
-        </w:rPr>
-        <w:t>basic computer literacy</w:t>
-      </w:r>
-    </w:p>
-    <w:p>
-      <w:pPr>
-        <w:pStyle w:val="BodyText"/>
-        <w:numPr>
-          <w:ilvl w:val="0"/>
-          <w:numId w:val="2"/>
-        </w:numPr>
-        <w:tabs>
-          <w:tab w:val="clear" w:pos="720"/>
-          <w:tab w:val="left" w:pos="0" w:leader="none"/>
-        </w:tabs>
-        <w:spacing w:lineRule="auto" w:line="240" w:before="0" w:after="0"/>
-        <w:ind w:hanging="283" w:start="709"/>
-        <w:rPr/>
-      </w:pPr>
-      <w:r>
-        <w:rPr/>
-        <w:t>Duration: ~</w:t>
-      </w:r>
-      <w:r>
-        <w:rPr>
-          <w:rStyle w:val="Strong"/>
-        </w:rPr>
-        <w:t>2 hours</w:t>
-        <w:br/>
+      </w:pPr>
+      <w:r>
+        <w:rPr/>
       </w:r>
     </w:p>
     <w:p>
@@ -881,495 +942,279 @@
         <w:br/>
       </w:r>
     </w:p>
-    <w:tbl>
-      <w:tblPr>
-        <w:tblW w:w="9382" w:type="dxa"/>
+    <w:p>
+      <w:pPr>
+        <w:pStyle w:val="BodyText"/>
+        <w:widowControl/>
+        <w:suppressAutoHyphens w:val="true"/>
+        <w:overflowPunct w:val="false"/>
+        <w:bidi w:val="0"/>
         <w:jc w:val="start"/>
-        <w:tblInd w:w="0" w:type="dxa"/>
-        <w:tblLayout w:type="fixed"/>
-        <w:tblCellMar>
-          <w:top w:w="28" w:type="dxa"/>
-          <w:start w:w="28" w:type="dxa"/>
-          <w:bottom w:w="28" w:type="dxa"/>
-          <w:end w:w="28" w:type="dxa"/>
-        </w:tblCellMar>
-      </w:tblPr>
-      <w:tblGrid>
-        <w:gridCol w:w="3992"/>
-        <w:gridCol w:w="1422"/>
-        <w:gridCol w:w="3968"/>
-      </w:tblGrid>
-      <w:tr>
-        <w:trPr>
-          <w:tblHeader w:val="true"/>
-        </w:trPr>
-        <w:tc>
-          <w:tcPr>
-            <w:tcW w:w="3992" w:type="dxa"/>
-            <w:tcBorders>
-              <w:top w:val="single" w:sz="2" w:space="0" w:color="000000"/>
-              <w:start w:val="single" w:sz="2" w:space="0" w:color="000000"/>
-              <w:bottom w:val="single" w:sz="2" w:space="0" w:color="000000"/>
-            </w:tcBorders>
-            <w:vAlign w:val="center"/>
-          </w:tcPr>
-          <w:p>
-            <w:pPr>
-              <w:pStyle w:val="TableHeading"/>
-              <w:rPr/>
-            </w:pPr>
-            <w:r>
-              <w:rPr/>
-              <w:t>Item</w:t>
-            </w:r>
-          </w:p>
-        </w:tc>
-        <w:tc>
-          <w:tcPr>
-            <w:tcW w:w="1422" w:type="dxa"/>
-            <w:tcBorders>
-              <w:top w:val="single" w:sz="2" w:space="0" w:color="000000"/>
-              <w:start w:val="single" w:sz="2" w:space="0" w:color="000000"/>
-              <w:bottom w:val="single" w:sz="2" w:space="0" w:color="000000"/>
-            </w:tcBorders>
-            <w:vAlign w:val="center"/>
-          </w:tcPr>
-          <w:p>
-            <w:pPr>
-              <w:pStyle w:val="TableHeading"/>
-              <w:rPr/>
-            </w:pPr>
-            <w:r>
-              <w:rPr/>
-              <w:t>Quantity</w:t>
-            </w:r>
-          </w:p>
-        </w:tc>
-        <w:tc>
-          <w:tcPr>
-            <w:tcW w:w="3968" w:type="dxa"/>
-            <w:tcBorders>
-              <w:top w:val="single" w:sz="2" w:space="0" w:color="000000"/>
-              <w:start w:val="single" w:sz="2" w:space="0" w:color="000000"/>
-              <w:bottom w:val="single" w:sz="2" w:space="0" w:color="000000"/>
-              <w:end w:val="single" w:sz="2" w:space="0" w:color="000000"/>
-            </w:tcBorders>
-            <w:vAlign w:val="center"/>
-          </w:tcPr>
-          <w:p>
-            <w:pPr>
-              <w:pStyle w:val="TableHeading"/>
-              <w:rPr/>
-            </w:pPr>
-            <w:r>
-              <w:rPr/>
-              <w:t>Description</w:t>
-            </w:r>
-          </w:p>
-        </w:tc>
-      </w:tr>
-      <w:tr>
-        <w:trPr/>
-        <w:tc>
-          <w:tcPr>
-            <w:tcW w:w="3992" w:type="dxa"/>
-            <w:tcBorders>
-              <w:start w:val="single" w:sz="2" w:space="0" w:color="000000"/>
-              <w:bottom w:val="single" w:sz="2" w:space="0" w:color="000000"/>
-            </w:tcBorders>
-            <w:vAlign w:val="center"/>
-          </w:tcPr>
-          <w:p>
-            <w:pPr>
-              <w:pStyle w:val="TableContents"/>
-              <w:rPr/>
-            </w:pPr>
-            <w:r>
-              <w:rPr/>
-              <w:t xml:space="preserve">Pedro Robot Full </w:t>
-            </w:r>
-            <w:r>
-              <w:rPr/>
-              <w:t>Assembled</w:t>
-            </w:r>
-          </w:p>
-        </w:tc>
-        <w:tc>
-          <w:tcPr>
-            <w:tcW w:w="1422" w:type="dxa"/>
-            <w:tcBorders>
-              <w:start w:val="single" w:sz="2" w:space="0" w:color="000000"/>
-              <w:bottom w:val="single" w:sz="2" w:space="0" w:color="000000"/>
-            </w:tcBorders>
-            <w:vAlign w:val="center"/>
-          </w:tcPr>
-          <w:p>
-            <w:pPr>
-              <w:pStyle w:val="TableContents"/>
-              <w:rPr/>
-            </w:pPr>
-            <w:r>
-              <w:rPr/>
-              <w:t>20</w:t>
-            </w:r>
-            <w:r>
-              <w:rPr/>
-              <w:t xml:space="preserve"> units</w:t>
-            </w:r>
-          </w:p>
-        </w:tc>
-        <w:tc>
-          <w:tcPr>
-            <w:tcW w:w="3968" w:type="dxa"/>
-            <w:tcBorders>
-              <w:start w:val="single" w:sz="2" w:space="0" w:color="000000"/>
-              <w:bottom w:val="single" w:sz="2" w:space="0" w:color="000000"/>
-              <w:end w:val="single" w:sz="2" w:space="0" w:color="000000"/>
-            </w:tcBorders>
-            <w:vAlign w:val="center"/>
-          </w:tcPr>
-          <w:p>
-            <w:pPr>
-              <w:pStyle w:val="TableContents"/>
-              <w:rPr/>
-            </w:pPr>
-            <w:r>
-              <w:rPr/>
-              <w:t>Two</w:t>
-            </w:r>
-            <w:r>
-              <w:rPr/>
-              <w:t xml:space="preserve"> robot</w:t>
-            </w:r>
-            <w:r>
-              <w:rPr/>
-              <w:t>s</w:t>
-            </w:r>
-            <w:r>
-              <w:rPr/>
-              <w:t xml:space="preserve"> by student</w:t>
-            </w:r>
-          </w:p>
-        </w:tc>
-      </w:tr>
-      <w:tr>
-        <w:trPr/>
-        <w:tc>
-          <w:tcPr>
-            <w:tcW w:w="3992" w:type="dxa"/>
-            <w:tcBorders>
-              <w:start w:val="single" w:sz="2" w:space="0" w:color="000000"/>
-              <w:bottom w:val="single" w:sz="2" w:space="0" w:color="000000"/>
-            </w:tcBorders>
-            <w:vAlign w:val="center"/>
-          </w:tcPr>
-          <w:p>
-            <w:pPr>
-              <w:pStyle w:val="TableContents"/>
-              <w:rPr/>
-            </w:pPr>
-            <w:r>
-              <w:rPr/>
-              <w:t xml:space="preserve">Computer </w:t>
-            </w:r>
-            <w:r>
-              <w:rPr>
-                <w:rFonts w:eastAsia="Noto Serif CJK SC" w:cs="Noto Sans Devanagari"/>
-                <w:color w:val="auto"/>
-                <w:kern w:val="2"/>
-                <w:sz w:val="24"/>
-                <w:szCs w:val="24"/>
-                <w:lang w:val="fr-FR" w:eastAsia="zh-CN" w:bidi="hi-IN"/>
-              </w:rPr>
-              <w:t>(Windows, Linux, or OS X)</w:t>
-            </w:r>
-          </w:p>
-        </w:tc>
-        <w:tc>
-          <w:tcPr>
-            <w:tcW w:w="1422" w:type="dxa"/>
-            <w:tcBorders>
-              <w:start w:val="single" w:sz="2" w:space="0" w:color="000000"/>
-              <w:bottom w:val="single" w:sz="2" w:space="0" w:color="000000"/>
-            </w:tcBorders>
-            <w:vAlign w:val="center"/>
-          </w:tcPr>
-          <w:p>
-            <w:pPr>
-              <w:pStyle w:val="TableContents"/>
-              <w:rPr/>
-            </w:pPr>
-            <w:r>
-              <w:rPr/>
-              <w:t>1 or 2 units</w:t>
-            </w:r>
-          </w:p>
-        </w:tc>
-        <w:tc>
-          <w:tcPr>
-            <w:tcW w:w="3968" w:type="dxa"/>
-            <w:tcBorders>
-              <w:start w:val="single" w:sz="2" w:space="0" w:color="000000"/>
-              <w:bottom w:val="single" w:sz="2" w:space="0" w:color="000000"/>
-              <w:end w:val="single" w:sz="2" w:space="0" w:color="000000"/>
-            </w:tcBorders>
-            <w:vAlign w:val="center"/>
-          </w:tcPr>
-          <w:p>
-            <w:pPr>
-              <w:pStyle w:val="TableContents"/>
-              <w:rPr/>
-            </w:pPr>
-            <w:r>
-              <w:rPr/>
-              <w:t>With Arduino IDE installed</w:t>
-            </w:r>
-          </w:p>
-        </w:tc>
-      </w:tr>
-    </w:tbl>
-    <w:p>
-      <w:pPr>
-        <w:pStyle w:val="BodyText"/>
+        <w:rPr/>
+      </w:pPr>
+      <w:r>
+        <w:rPr>
+          <w:rStyle w:val="Strong"/>
+          <w:rFonts w:eastAsia="Noto Serif CJK SC" w:cs="Noto Sans Devanagari"/>
+          <w:color w:val="auto"/>
+          <w:kern w:val="2"/>
+          <w:sz w:val="24"/>
+          <w:szCs w:val="24"/>
+          <w:lang w:val="fr-FR" w:eastAsia="zh-CN" w:bidi="hi-IN"/>
+        </w:rPr>
+        <w:t>Per student or team:</w:t>
+      </w:r>
+    </w:p>
+    <w:p>
+      <w:pPr>
+        <w:pStyle w:val="BodyText"/>
+        <w:widowControl/>
+        <w:numPr>
+          <w:ilvl w:val="0"/>
+          <w:numId w:val="5"/>
+        </w:numPr>
+        <w:suppressAutoHyphens w:val="true"/>
+        <w:overflowPunct w:val="false"/>
+        <w:bidi w:val="0"/>
+        <w:spacing w:before="0" w:after="26"/>
+        <w:jc w:val="start"/>
+        <w:rPr/>
+      </w:pPr>
+      <w:r>
+        <w:rPr>
+          <w:rStyle w:val="Strong"/>
+          <w:rFonts w:eastAsia="Noto Serif CJK SC" w:cs="Noto Sans Devanagari"/>
+          <w:b w:val="false"/>
+          <w:bCs w:val="false"/>
+          <w:color w:val="auto"/>
+          <w:kern w:val="2"/>
+          <w:sz w:val="24"/>
+          <w:szCs w:val="24"/>
+          <w:lang w:val="en-US" w:eastAsia="zh-CN" w:bidi="hi-IN"/>
+        </w:rPr>
+        <w:t>Pedro Robot Assembled</w:t>
+      </w:r>
+    </w:p>
+    <w:p>
+      <w:pPr>
+        <w:pStyle w:val="BodyText"/>
+        <w:widowControl/>
+        <w:numPr>
+          <w:ilvl w:val="0"/>
+          <w:numId w:val="5"/>
+        </w:numPr>
+        <w:suppressAutoHyphens w:val="true"/>
+        <w:overflowPunct w:val="false"/>
+        <w:bidi w:val="0"/>
+        <w:spacing w:before="0" w:after="26"/>
+        <w:jc w:val="start"/>
+        <w:rPr/>
+      </w:pPr>
+      <w:r>
+        <w:rPr>
+          <w:rStyle w:val="Strong"/>
+          <w:rFonts w:eastAsia="Noto Serif CJK SC" w:cs="Noto Sans Devanagari"/>
+          <w:b w:val="false"/>
+          <w:bCs w:val="false"/>
+          <w:color w:val="auto"/>
+          <w:kern w:val="2"/>
+          <w:sz w:val="24"/>
+          <w:szCs w:val="24"/>
+          <w:lang w:val="en-US" w:eastAsia="zh-CN" w:bidi="hi-IN"/>
+        </w:rPr>
+        <w:t>USB cable</w:t>
+      </w:r>
+    </w:p>
+    <w:p>
+      <w:pPr>
+        <w:pStyle w:val="BodyText"/>
+        <w:widowControl/>
+        <w:numPr>
+          <w:ilvl w:val="0"/>
+          <w:numId w:val="5"/>
+        </w:numPr>
+        <w:suppressAutoHyphens w:val="true"/>
+        <w:overflowPunct w:val="false"/>
+        <w:bidi w:val="0"/>
+        <w:spacing w:before="0" w:after="26"/>
+        <w:jc w:val="start"/>
+        <w:rPr/>
+      </w:pPr>
+      <w:r>
+        <w:rPr>
+          <w:rStyle w:val="Strong"/>
+          <w:rFonts w:eastAsia="Noto Serif CJK SC" w:cs="Noto Sans Devanagari"/>
+          <w:b w:val="false"/>
+          <w:bCs w:val="false"/>
+          <w:color w:val="auto"/>
+          <w:kern w:val="2"/>
+          <w:sz w:val="24"/>
+          <w:szCs w:val="24"/>
+          <w:lang w:val="fr-FR" w:eastAsia="zh-CN" w:bidi="hi-IN"/>
+        </w:rPr>
+        <w:t>Computer with Arduino IDE installed</w:t>
+      </w:r>
+    </w:p>
+    <w:p>
+      <w:pPr>
+        <w:pStyle w:val="BodyText"/>
+        <w:widowControl/>
+        <w:numPr>
+          <w:ilvl w:val="0"/>
+          <w:numId w:val="0"/>
+        </w:numPr>
+        <w:tabs>
+          <w:tab w:val="clear" w:pos="720"/>
+          <w:tab w:val="left" w:pos="0" w:leader="none"/>
+        </w:tabs>
+        <w:suppressAutoHyphens w:val="true"/>
+        <w:overflowPunct w:val="false"/>
+        <w:bidi w:val="0"/>
+        <w:spacing w:before="0" w:after="26"/>
+        <w:ind w:hanging="0" w:start="709"/>
+        <w:jc w:val="start"/>
+        <w:rPr>
+          <w:rStyle w:val="Strong"/>
+          <w:rFonts w:eastAsia="Noto Serif CJK SC" w:cs="Noto Sans Devanagari"/>
+          <w:b w:val="false"/>
+          <w:bCs w:val="false"/>
+          <w:color w:val="auto"/>
+          <w:kern w:val="2"/>
+          <w:sz w:val="24"/>
+          <w:szCs w:val="24"/>
+          <w:lang w:val="fr-FR" w:eastAsia="zh-CN" w:bidi="hi-IN"/>
+        </w:rPr>
+      </w:pPr>
+      <w:r>
+        <w:rPr>
+          <w:rFonts w:eastAsia="Noto Serif CJK SC" w:cs="Noto Sans Devanagari"/>
+          <w:b w:val="false"/>
+          <w:bCs w:val="false"/>
+          <w:color w:val="auto"/>
+          <w:kern w:val="2"/>
+          <w:sz w:val="24"/>
+          <w:szCs w:val="24"/>
+          <w:lang w:val="fr-FR" w:eastAsia="zh-CN" w:bidi="hi-IN"/>
+        </w:rPr>
+      </w:r>
+    </w:p>
+    <w:p>
+      <w:pPr>
+        <w:pStyle w:val="Heading2"/>
         <w:ind w:hanging="0" w:start="0"/>
         <w:rPr>
           <w:rStyle w:val="Strong"/>
           <w:b/>
           <w:bCs/>
-          <w:sz w:val="36"/>
-          <w:szCs w:val="36"/>
-        </w:rPr>
-      </w:pPr>
-      <w:r>
-        <w:rPr/>
-      </w:r>
-    </w:p>
-    <w:p>
-      <w:pPr>
-        <w:pStyle w:val="Heading2"/>
+        </w:rPr>
+      </w:pPr>
+      <w:r>
+        <w:rPr>
+          <w:b/>
+          <w:bCs/>
+        </w:rPr>
+      </w:r>
+    </w:p>
+    <w:p>
+      <w:pPr>
+        <w:pStyle w:val="BodyText"/>
         <w:ind w:hanging="0" w:start="0"/>
-        <w:rPr/>
-      </w:pPr>
-      <w:bookmarkStart w:id="3" w:name="__RefHeading___Toc908_332147322"/>
-      <w:bookmarkEnd w:id="3"/>
-      <w:r>
         <w:rPr>
           <w:rStyle w:val="Strong"/>
           <w:b/>
           <w:bCs/>
-          <w:sz w:val="36"/>
-          <w:szCs w:val="36"/>
-        </w:rPr>
-        <w:t xml:space="preserve">🧩 </w:t>
-      </w:r>
-      <w:r>
+        </w:rPr>
+      </w:pPr>
+      <w:r>
+        <w:rPr>
+          <w:b/>
+          <w:bCs/>
+        </w:rPr>
+      </w:r>
+    </w:p>
+    <w:p>
+      <w:pPr>
+        <w:pStyle w:val="BodyText"/>
+        <w:ind w:hanging="0" w:start="0"/>
         <w:rPr>
           <w:rStyle w:val="Strong"/>
           <w:b/>
           <w:bCs/>
-          <w:sz w:val="36"/>
-          <w:szCs w:val="36"/>
-        </w:rPr>
-        <w:t>Final Activity</w:t>
-      </w:r>
-      <w:r>
+        </w:rPr>
+      </w:pPr>
+      <w:r>
+        <w:rPr>
+          <w:b/>
+          <w:bCs/>
+        </w:rPr>
+      </w:r>
+    </w:p>
+    <w:p>
+      <w:pPr>
+        <w:pStyle w:val="BodyText"/>
+        <w:ind w:hanging="0" w:start="0"/>
         <w:rPr>
           <w:rStyle w:val="Strong"/>
           <w:b/>
           <w:bCs/>
         </w:rPr>
-        <w:br/>
-      </w:r>
-    </w:p>
-    <w:p>
-      <w:pPr>
-        <w:pStyle w:val="BodyText"/>
-        <w:widowControl/>
-        <w:tabs>
-          <w:tab w:val="clear" w:pos="720"/>
-          <w:tab w:val="left" w:pos="0" w:leader="none"/>
-        </w:tabs>
-        <w:suppressAutoHyphens w:val="true"/>
-        <w:overflowPunct w:val="false"/>
-        <w:bidi w:val="0"/>
-        <w:spacing w:lineRule="auto" w:line="276" w:before="0" w:after="26"/>
-        <w:ind w:hanging="0" w:start="0" w:end="0"/>
-        <w:jc w:val="start"/>
-        <w:rPr/>
-      </w:pPr>
-      <w:r>
-        <w:rPr/>
-        <w:t>At the end of the workshop:</w:t>
-      </w:r>
-    </w:p>
-    <w:p>
-      <w:pPr>
-        <w:pStyle w:val="BodyText"/>
-        <w:numPr>
-          <w:ilvl w:val="0"/>
-          <w:numId w:val="3"/>
-        </w:numPr>
-        <w:tabs>
-          <w:tab w:val="clear" w:pos="720"/>
-          <w:tab w:val="left" w:pos="0" w:leader="none"/>
-        </w:tabs>
-        <w:spacing w:before="0" w:after="0"/>
-        <w:ind w:hanging="283" w:start="709"/>
-        <w:rPr/>
-      </w:pPr>
-      <w:r>
-        <w:rPr/>
-        <w:t xml:space="preserve">Students complete a </w:t>
-      </w:r>
-      <w:r>
+      </w:pPr>
+      <w:r>
+        <w:rPr>
+          <w:b/>
+          <w:bCs/>
+        </w:rPr>
+      </w:r>
+    </w:p>
+    <w:p>
+      <w:pPr>
+        <w:pStyle w:val="BodyText"/>
+        <w:ind w:hanging="0" w:start="0"/>
         <w:rPr>
           <w:rStyle w:val="Strong"/>
-        </w:rPr>
-        <w:t>30-question quiz</w:t>
-      </w:r>
-      <w:r>
-        <w:rPr/>
-        <w:t xml:space="preserve"> to review key concepts.</w:t>
-      </w:r>
-    </w:p>
-    <w:p>
-      <w:pPr>
-        <w:pStyle w:val="BodyText"/>
-        <w:numPr>
-          <w:ilvl w:val="0"/>
-          <w:numId w:val="3"/>
-        </w:numPr>
-        <w:tabs>
-          <w:tab w:val="clear" w:pos="720"/>
-          <w:tab w:val="left" w:pos="0" w:leader="none"/>
-        </w:tabs>
-        <w:spacing w:before="0" w:after="0"/>
-        <w:ind w:hanging="283" w:start="709"/>
-        <w:rPr/>
-      </w:pPr>
-      <w:r>
-        <w:rPr/>
-        <w:t>Teachers can discuss real-world applications of robotics and 3D printing.</w:t>
-      </w:r>
-    </w:p>
-    <w:p>
-      <w:pPr>
-        <w:pStyle w:val="BodyText"/>
-        <w:spacing w:before="0" w:after="0"/>
-        <w:rPr/>
-      </w:pPr>
-      <w:r>
-        <w:rPr/>
-      </w:r>
-    </w:p>
-    <w:p>
-      <w:pPr>
-        <w:pStyle w:val="BodyText"/>
-        <w:spacing w:before="0" w:after="0"/>
-        <w:rPr/>
-      </w:pPr>
-      <w:r>
-        <w:rPr/>
-      </w:r>
-    </w:p>
-    <w:p>
-      <w:pPr>
-        <w:pStyle w:val="BodyText"/>
-        <w:spacing w:before="0" w:after="0"/>
-        <w:rPr/>
-      </w:pPr>
-      <w:r>
-        <w:rPr/>
-      </w:r>
-    </w:p>
-    <w:p>
-      <w:pPr>
-        <w:pStyle w:val="BodyText"/>
-        <w:spacing w:before="0" w:after="0"/>
-        <w:rPr/>
-      </w:pPr>
-      <w:r>
-        <w:rPr/>
-      </w:r>
-    </w:p>
-    <w:p>
-      <w:pPr>
-        <w:pStyle w:val="BodyText"/>
-        <w:spacing w:before="0" w:after="0"/>
-        <w:rPr/>
-      </w:pPr>
-      <w:r>
-        <w:rPr/>
-      </w:r>
-    </w:p>
-    <w:p>
-      <w:pPr>
-        <w:pStyle w:val="BodyText"/>
-        <w:spacing w:before="0" w:after="0"/>
-        <w:rPr/>
-      </w:pPr>
-      <w:r>
-        <w:rPr/>
-      </w:r>
-    </w:p>
-    <w:p>
-      <w:pPr>
-        <w:pStyle w:val="BodyText"/>
-        <w:spacing w:before="0" w:after="0"/>
-        <w:rPr/>
-      </w:pPr>
-      <w:r>
-        <w:rPr/>
-      </w:r>
-    </w:p>
-    <w:p>
-      <w:pPr>
-        <w:pStyle w:val="BodyText"/>
-        <w:spacing w:before="0" w:after="0"/>
-        <w:rPr/>
-      </w:pPr>
-      <w:r>
-        <w:rPr/>
-      </w:r>
-    </w:p>
-    <w:p>
-      <w:pPr>
-        <w:pStyle w:val="BodyText"/>
-        <w:spacing w:before="0" w:after="0"/>
-        <w:rPr/>
-      </w:pPr>
-      <w:r>
-        <w:rPr/>
-      </w:r>
-    </w:p>
-    <w:p>
-      <w:pPr>
-        <w:pStyle w:val="BodyText"/>
-        <w:spacing w:before="0" w:after="0"/>
-        <w:rPr/>
-      </w:pPr>
-      <w:r>
-        <w:rPr/>
-      </w:r>
-    </w:p>
-    <w:p>
-      <w:pPr>
-        <w:pStyle w:val="BodyText"/>
-        <w:spacing w:before="0" w:after="0"/>
-        <w:rPr/>
-      </w:pPr>
-      <w:r>
-        <w:rPr/>
-      </w:r>
-    </w:p>
-    <w:p>
-      <w:pPr>
-        <w:pStyle w:val="BodyText"/>
-        <w:spacing w:before="0" w:after="0"/>
-        <w:rPr/>
-      </w:pPr>
-      <w:r>
-        <w:rPr/>
+          <w:b/>
+          <w:bCs/>
+        </w:rPr>
+      </w:pPr>
+      <w:r>
+        <w:rPr>
+          <w:b/>
+          <w:bCs/>
+        </w:rPr>
+      </w:r>
+    </w:p>
+    <w:p>
+      <w:pPr>
+        <w:pStyle w:val="BodyText"/>
+        <w:ind w:hanging="0" w:start="0"/>
+        <w:rPr>
+          <w:rStyle w:val="Strong"/>
+          <w:b/>
+          <w:bCs/>
+        </w:rPr>
+      </w:pPr>
+      <w:r>
+        <w:rPr>
+          <w:b/>
+          <w:bCs/>
+        </w:rPr>
+      </w:r>
+    </w:p>
+    <w:p>
+      <w:pPr>
+        <w:pStyle w:val="BodyText"/>
+        <w:ind w:hanging="0" w:start="0"/>
+        <w:rPr>
+          <w:rStyle w:val="Strong"/>
+          <w:b/>
+          <w:bCs/>
+        </w:rPr>
+      </w:pPr>
+      <w:r>
+        <w:rPr>
+          <w:b/>
+          <w:bCs/>
+        </w:rPr>
       </w:r>
     </w:p>
     <w:p>
@@ -1512,7 +1357,7 @@
             </w:tabs>
             <w:rPr/>
           </w:pPr>
-          <w:hyperlink w:anchor="__RefHeading___Toc904_332147322">
+          <w:hyperlink w:anchor="__RefHeading___Toc904_332147322_Copy_1">
             <w:r>
               <w:rPr>
                 <w:rStyle w:val="IndexLink"/>
@@ -1564,20 +1409,154 @@
             </w:tabs>
             <w:rPr/>
           </w:pPr>
-          <w:hyperlink w:anchor="__RefHeading___Toc908_332147322">
+          <w:hyperlink w:anchor="__RefHeading___Toc910_332147322">
             <w:r>
               <w:rPr>
                 <w:rStyle w:val="IndexLink"/>
               </w:rPr>
-              <w:t xml:space="preserve">🧩 </w:t>
+              <w:t>1. Install the Pedro Program</w:t>
+              <w:tab/>
+              <w:t>4</w:t>
             </w:r>
+          </w:hyperlink>
+        </w:p>
+        <w:p>
+          <w:pPr>
+            <w:pStyle w:val="TOC2"/>
+            <w:tabs>
+              <w:tab w:val="clear" w:pos="9638"/>
+              <w:tab w:val="right" w:pos="9920" w:leader="dot"/>
+            </w:tabs>
+            <w:rPr/>
+          </w:pPr>
+          <w:hyperlink w:anchor="__RefHeading___Toc17298_2390671122">
             <w:r>
               <w:rPr>
                 <w:rStyle w:val="IndexLink"/>
               </w:rPr>
-              <w:t>Final Activity</w:t>
+              <w:t>2. Control Modes Overview</w:t>
               <w:tab/>
-              <w:t>2</w:t>
+              <w:t>5</w:t>
+            </w:r>
+          </w:hyperlink>
+        </w:p>
+        <w:p>
+          <w:pPr>
+            <w:pStyle w:val="TOC2"/>
+            <w:tabs>
+              <w:tab w:val="clear" w:pos="9638"/>
+              <w:tab w:val="right" w:pos="9920" w:leader="dot"/>
+            </w:tabs>
+            <w:rPr/>
+          </w:pPr>
+          <w:hyperlink w:anchor="__RefHeading___Toc910_332147322_Copy_1">
+            <w:r>
+              <w:rPr>
+                <w:rStyle w:val="IndexLink"/>
+              </w:rPr>
+              <w:t>3. Manual Mode</w:t>
+              <w:tab/>
+              <w:t>6</w:t>
+            </w:r>
+          </w:hyperlink>
+        </w:p>
+        <w:p>
+          <w:pPr>
+            <w:pStyle w:val="TOC2"/>
+            <w:tabs>
+              <w:tab w:val="clear" w:pos="9638"/>
+              <w:tab w:val="right" w:pos="9920" w:leader="dot"/>
+            </w:tabs>
+            <w:rPr/>
+          </w:pPr>
+          <w:hyperlink w:anchor="__RefHeading___Toc17300_2390671122">
+            <w:r>
+              <w:rPr>
+                <w:rStyle w:val="IndexLink"/>
+              </w:rPr>
+              <w:t>4. Understanding Manual Mode (From Button Press to Robot Movement)</w:t>
+              <w:tab/>
+              <w:t>6</w:t>
+            </w:r>
+          </w:hyperlink>
+        </w:p>
+        <w:p>
+          <w:pPr>
+            <w:pStyle w:val="TOC3"/>
+            <w:tabs>
+              <w:tab w:val="clear" w:pos="9354"/>
+              <w:tab w:val="right" w:pos="9920" w:leader="dot"/>
+            </w:tabs>
+            <w:rPr/>
+          </w:pPr>
+          <w:hyperlink w:anchor="__RefHeading___Toc17153_2390671122">
+            <w:r>
+              <w:rPr>
+                <w:rStyle w:val="IndexLink"/>
+              </w:rPr>
+              <w:t>3.1 Concept Overview</w:t>
+              <w:tab/>
+              <w:t>6</w:t>
+            </w:r>
+          </w:hyperlink>
+        </w:p>
+        <w:p>
+          <w:pPr>
+            <w:pStyle w:val="TOC3"/>
+            <w:tabs>
+              <w:tab w:val="clear" w:pos="9354"/>
+              <w:tab w:val="right" w:pos="9920" w:leader="dot"/>
+            </w:tabs>
+            <w:rPr/>
+          </w:pPr>
+          <w:hyperlink w:anchor="__RefHeading___Toc17155_2390671122">
+            <w:r>
+              <w:rPr>
+                <w:rStyle w:val="IndexLink"/>
+              </w:rPr>
+              <w:t>3.2 Step-by-Step Explanation</w:t>
+              <w:tab/>
+              <w:t>7</w:t>
+            </w:r>
+          </w:hyperlink>
+        </w:p>
+        <w:p>
+          <w:pPr>
+            <w:pStyle w:val="TOC2"/>
+            <w:tabs>
+              <w:tab w:val="clear" w:pos="9638"/>
+              <w:tab w:val="right" w:pos="9920" w:leader="dot"/>
+            </w:tabs>
+            <w:rPr/>
+          </w:pPr>
+          <w:hyperlink w:anchor="__RefHeading___Toc17173_2390671122">
+            <w:r>
+              <w:rPr>
+                <w:rStyle w:val="IndexLink"/>
+              </w:rPr>
+              <w:t>5 Classroom Analogy</w:t>
+              <w:tab/>
+              <w:t>8</w:t>
+            </w:r>
+          </w:hyperlink>
+        </w:p>
+        <w:p>
+          <w:pPr>
+            <w:pStyle w:val="TOC2"/>
+            <w:tabs>
+              <w:tab w:val="clear" w:pos="9638"/>
+              <w:tab w:val="right" w:pos="9920" w:leader="dot"/>
+            </w:tabs>
+            <w:rPr/>
+          </w:pPr>
+          <w:hyperlink w:anchor="__RefHeading___Toc17175_2390671122">
+            <w:r>
+              <w:rPr>
+                <w:rStyle w:val="IndexLink"/>
+              </w:rPr>
+              <w:t>6 Hands-On Experiment</w:t>
+              <w:tab/>
+              <w:t>8</w:t>
             </w:r>
           </w:hyperlink>
           <w:r>
@@ -1869,753 +1848,19 @@
     <w:p>
       <w:pPr>
         <w:pStyle w:val="BodyText"/>
-        <w:rPr>
-          <w:rFonts w:eastAsia="Noto Serif CJK SC" w:cs="Noto Sans Devanagari"/>
-          <w:color w:val="auto"/>
-          <w:kern w:val="2"/>
-          <w:sz w:val="32"/>
-          <w:szCs w:val="32"/>
-          <w:lang w:val="fr-FR" w:eastAsia="zh-CN" w:bidi="hi-IN"/>
-        </w:rPr>
-      </w:pPr>
-      <w:r>
-        <w:rPr>
-          <w:rFonts w:eastAsia="Noto Serif CJK SC" w:cs="Noto Sans Devanagari"/>
-          <w:color w:val="auto"/>
-          <w:kern w:val="2"/>
-          <w:sz w:val="32"/>
-          <w:szCs w:val="32"/>
-          <w:lang w:val="fr-FR" w:eastAsia="zh-CN" w:bidi="hi-IN"/>
-        </w:rPr>
-      </w:r>
-    </w:p>
-    <w:p>
-      <w:pPr>
-        <w:pStyle w:val="BodyText"/>
-        <w:rPr>
-          <w:rFonts w:eastAsia="Noto Serif CJK SC" w:cs="Noto Sans Devanagari"/>
-          <w:color w:val="auto"/>
-          <w:kern w:val="2"/>
-          <w:sz w:val="32"/>
-          <w:szCs w:val="32"/>
-          <w:lang w:val="fr-FR" w:eastAsia="zh-CN" w:bidi="hi-IN"/>
-        </w:rPr>
-      </w:pPr>
-      <w:r>
-        <w:rPr>
-          <w:rFonts w:eastAsia="Noto Serif CJK SC" w:cs="Noto Sans Devanagari"/>
-          <w:color w:val="auto"/>
-          <w:kern w:val="2"/>
-          <w:sz w:val="32"/>
-          <w:szCs w:val="32"/>
-          <w:lang w:val="fr-FR" w:eastAsia="zh-CN" w:bidi="hi-IN"/>
-        </w:rPr>
-      </w:r>
-    </w:p>
-    <w:p>
-      <w:pPr>
-        <w:pStyle w:val="BodyText"/>
-        <w:rPr>
-          <w:rFonts w:eastAsia="Noto Serif CJK SC" w:cs="Noto Sans Devanagari"/>
-          <w:color w:val="auto"/>
-          <w:kern w:val="2"/>
-          <w:sz w:val="32"/>
-          <w:szCs w:val="32"/>
-          <w:lang w:val="fr-FR" w:eastAsia="zh-CN" w:bidi="hi-IN"/>
-        </w:rPr>
-      </w:pPr>
-      <w:r>
-        <w:rPr>
-          <w:rFonts w:eastAsia="Noto Serif CJK SC" w:cs="Noto Sans Devanagari"/>
-          <w:color w:val="auto"/>
-          <w:kern w:val="2"/>
-          <w:sz w:val="32"/>
-          <w:szCs w:val="32"/>
-          <w:lang w:val="fr-FR" w:eastAsia="zh-CN" w:bidi="hi-IN"/>
-        </w:rPr>
-      </w:r>
-    </w:p>
-    <w:p>
-      <w:pPr>
-        <w:pStyle w:val="BodyText"/>
-        <w:rPr>
-          <w:rFonts w:eastAsia="Noto Serif CJK SC" w:cs="Noto Sans Devanagari"/>
-          <w:color w:val="auto"/>
-          <w:kern w:val="2"/>
-          <w:sz w:val="32"/>
-          <w:szCs w:val="32"/>
-          <w:lang w:val="fr-FR" w:eastAsia="zh-CN" w:bidi="hi-IN"/>
-        </w:rPr>
-      </w:pPr>
-      <w:r>
-        <w:rPr>
-          <w:rFonts w:eastAsia="Noto Serif CJK SC" w:cs="Noto Sans Devanagari"/>
-          <w:color w:val="auto"/>
-          <w:kern w:val="2"/>
-          <w:sz w:val="32"/>
-          <w:szCs w:val="32"/>
-          <w:lang w:val="fr-FR" w:eastAsia="zh-CN" w:bidi="hi-IN"/>
-        </w:rPr>
-      </w:r>
-    </w:p>
-    <w:p>
-      <w:pPr>
-        <w:pStyle w:val="BodyText"/>
-        <w:rPr>
-          <w:rFonts w:eastAsia="Noto Serif CJK SC" w:cs="Noto Sans Devanagari"/>
-          <w:color w:val="auto"/>
-          <w:kern w:val="2"/>
-          <w:sz w:val="32"/>
-          <w:szCs w:val="32"/>
-          <w:lang w:val="fr-FR" w:eastAsia="zh-CN" w:bidi="hi-IN"/>
-        </w:rPr>
-      </w:pPr>
-      <w:r>
-        <w:rPr>
-          <w:rFonts w:eastAsia="Noto Serif CJK SC" w:cs="Noto Sans Devanagari"/>
-          <w:color w:val="auto"/>
-          <w:kern w:val="2"/>
-          <w:sz w:val="32"/>
-          <w:szCs w:val="32"/>
-          <w:lang w:val="fr-FR" w:eastAsia="zh-CN" w:bidi="hi-IN"/>
-        </w:rPr>
-      </w:r>
-    </w:p>
-    <w:p>
-      <w:pPr>
-        <w:pStyle w:val="BodyText"/>
-        <w:rPr>
-          <w:rFonts w:eastAsia="Noto Serif CJK SC" w:cs="Noto Sans Devanagari"/>
-          <w:color w:val="auto"/>
-          <w:kern w:val="2"/>
-          <w:sz w:val="32"/>
-          <w:szCs w:val="32"/>
-          <w:lang w:val="fr-FR" w:eastAsia="zh-CN" w:bidi="hi-IN"/>
-        </w:rPr>
-      </w:pPr>
-      <w:r>
-        <w:rPr>
-          <w:rFonts w:eastAsia="Noto Serif CJK SC" w:cs="Noto Sans Devanagari"/>
-          <w:color w:val="auto"/>
-          <w:kern w:val="2"/>
-          <w:sz w:val="32"/>
-          <w:szCs w:val="32"/>
-          <w:lang w:val="fr-FR" w:eastAsia="zh-CN" w:bidi="hi-IN"/>
-        </w:rPr>
-      </w:r>
-    </w:p>
-    <w:p>
-      <w:pPr>
-        <w:pStyle w:val="BodyText"/>
-        <w:rPr>
-          <w:rFonts w:eastAsia="Noto Serif CJK SC" w:cs="Noto Sans Devanagari"/>
-          <w:color w:val="auto"/>
-          <w:kern w:val="2"/>
-          <w:sz w:val="32"/>
-          <w:szCs w:val="32"/>
-          <w:lang w:val="fr-FR" w:eastAsia="zh-CN" w:bidi="hi-IN"/>
-        </w:rPr>
-      </w:pPr>
-      <w:r>
-        <w:rPr>
-          <w:rFonts w:eastAsia="Noto Serif CJK SC" w:cs="Noto Sans Devanagari"/>
-          <w:color w:val="auto"/>
-          <w:kern w:val="2"/>
-          <w:sz w:val="32"/>
-          <w:szCs w:val="32"/>
-          <w:lang w:val="fr-FR" w:eastAsia="zh-CN" w:bidi="hi-IN"/>
-        </w:rPr>
-      </w:r>
-    </w:p>
-    <w:p>
-      <w:pPr>
-        <w:pStyle w:val="BodyText"/>
-        <w:rPr>
-          <w:rFonts w:eastAsia="Noto Serif CJK SC" w:cs="Noto Sans Devanagari"/>
-          <w:color w:val="auto"/>
-          <w:kern w:val="2"/>
-          <w:sz w:val="32"/>
-          <w:szCs w:val="32"/>
-          <w:lang w:val="fr-FR" w:eastAsia="zh-CN" w:bidi="hi-IN"/>
-        </w:rPr>
-      </w:pPr>
-      <w:r>
-        <w:rPr>
-          <w:rFonts w:eastAsia="Noto Serif CJK SC" w:cs="Noto Sans Devanagari"/>
-          <w:color w:val="auto"/>
-          <w:kern w:val="2"/>
-          <w:sz w:val="32"/>
-          <w:szCs w:val="32"/>
-          <w:lang w:val="fr-FR" w:eastAsia="zh-CN" w:bidi="hi-IN"/>
-        </w:rPr>
-      </w:r>
-    </w:p>
-    <w:p>
-      <w:pPr>
-        <w:pStyle w:val="BodyText"/>
-        <w:rPr>
-          <w:rFonts w:eastAsia="Noto Serif CJK SC" w:cs="Noto Sans Devanagari"/>
-          <w:color w:val="auto"/>
-          <w:kern w:val="2"/>
-          <w:sz w:val="32"/>
-          <w:szCs w:val="32"/>
-          <w:lang w:val="fr-FR" w:eastAsia="zh-CN" w:bidi="hi-IN"/>
-        </w:rPr>
-      </w:pPr>
-      <w:r>
-        <w:rPr>
-          <w:rFonts w:eastAsia="Noto Serif CJK SC" w:cs="Noto Sans Devanagari"/>
-          <w:color w:val="auto"/>
-          <w:kern w:val="2"/>
-          <w:sz w:val="32"/>
-          <w:szCs w:val="32"/>
-          <w:lang w:val="fr-FR" w:eastAsia="zh-CN" w:bidi="hi-IN"/>
-        </w:rPr>
-      </w:r>
-    </w:p>
-    <w:p>
-      <w:pPr>
-        <w:pStyle w:val="BodyText"/>
-        <w:rPr>
-          <w:rFonts w:eastAsia="Noto Serif CJK SC" w:cs="Noto Sans Devanagari"/>
-          <w:color w:val="auto"/>
-          <w:kern w:val="2"/>
-          <w:sz w:val="32"/>
-          <w:szCs w:val="32"/>
-          <w:lang w:val="fr-FR" w:eastAsia="zh-CN" w:bidi="hi-IN"/>
-        </w:rPr>
-      </w:pPr>
-      <w:r>
-        <w:rPr>
-          <w:rFonts w:eastAsia="Noto Serif CJK SC" w:cs="Noto Sans Devanagari"/>
-          <w:color w:val="auto"/>
-          <w:kern w:val="2"/>
-          <w:sz w:val="32"/>
-          <w:szCs w:val="32"/>
-          <w:lang w:val="fr-FR" w:eastAsia="zh-CN" w:bidi="hi-IN"/>
-        </w:rPr>
-      </w:r>
-    </w:p>
-    <w:p>
-      <w:pPr>
-        <w:pStyle w:val="BodyText"/>
-        <w:rPr>
-          <w:rFonts w:eastAsia="Noto Serif CJK SC" w:cs="Noto Sans Devanagari"/>
-          <w:color w:val="auto"/>
-          <w:kern w:val="2"/>
-          <w:sz w:val="32"/>
-          <w:szCs w:val="32"/>
-          <w:lang w:val="fr-FR" w:eastAsia="zh-CN" w:bidi="hi-IN"/>
-        </w:rPr>
-      </w:pPr>
-      <w:r>
-        <w:rPr>
-          <w:rFonts w:eastAsia="Noto Serif CJK SC" w:cs="Noto Sans Devanagari"/>
-          <w:color w:val="auto"/>
-          <w:kern w:val="2"/>
-          <w:sz w:val="32"/>
-          <w:szCs w:val="32"/>
-          <w:lang w:val="fr-FR" w:eastAsia="zh-CN" w:bidi="hi-IN"/>
-        </w:rPr>
-      </w:r>
-    </w:p>
-    <w:p>
-      <w:pPr>
-        <w:pStyle w:val="BodyText"/>
-        <w:jc w:val="center"/>
-        <w:rPr>
-          <w:rFonts w:eastAsia="Noto Serif CJK SC" w:cs="Noto Sans Devanagari"/>
-          <w:b/>
-          <w:bCs/>
-          <w:color w:val="auto"/>
-          <w:kern w:val="2"/>
-          <w:sz w:val="80"/>
-          <w:szCs w:val="80"/>
-          <w:lang w:val="fr-FR" w:eastAsia="zh-CN" w:bidi="hi-IN"/>
-        </w:rPr>
-      </w:pPr>
-      <w:r>
-        <w:rPr>
-          <w:rFonts w:eastAsia="Noto Serif CJK SC" w:cs="Noto Sans Devanagari"/>
-          <w:b/>
-          <w:bCs/>
-          <w:color w:val="auto"/>
-          <w:kern w:val="2"/>
-          <w:sz w:val="80"/>
-          <w:szCs w:val="80"/>
-          <w:lang w:val="fr-FR" w:eastAsia="zh-CN" w:bidi="hi-IN"/>
-        </w:rPr>
-      </w:r>
-    </w:p>
-    <w:p>
-      <w:pPr>
-        <w:pStyle w:val="BodyText"/>
-        <w:jc w:val="center"/>
-        <w:rPr>
-          <w:rFonts w:eastAsia="Noto Serif CJK SC" w:cs="Noto Sans Devanagari"/>
-          <w:b/>
-          <w:bCs/>
-          <w:color w:val="auto"/>
-          <w:kern w:val="2"/>
-          <w:sz w:val="80"/>
-          <w:szCs w:val="80"/>
-          <w:lang w:val="fr-FR" w:eastAsia="zh-CN" w:bidi="hi-IN"/>
-        </w:rPr>
-      </w:pPr>
-      <w:r>
-        <w:rPr>
-          <w:rFonts w:eastAsia="Noto Serif CJK SC" w:cs="Noto Sans Devanagari"/>
-          <w:b/>
-          <w:bCs/>
-          <w:color w:val="auto"/>
-          <w:kern w:val="2"/>
-          <w:sz w:val="80"/>
-          <w:szCs w:val="80"/>
-          <w:lang w:val="fr-FR" w:eastAsia="zh-CN" w:bidi="hi-IN"/>
-        </w:rPr>
-      </w:r>
-    </w:p>
-    <w:p>
-      <w:pPr>
-        <w:pStyle w:val="BodyText"/>
-        <w:jc w:val="center"/>
-        <w:rPr>
-          <w:rFonts w:eastAsia="Noto Serif CJK SC" w:cs="Noto Sans Devanagari"/>
-          <w:b/>
-          <w:bCs/>
-          <w:color w:val="auto"/>
-          <w:kern w:val="2"/>
-          <w:sz w:val="80"/>
-          <w:szCs w:val="80"/>
-          <w:lang w:val="fr-FR" w:eastAsia="zh-CN" w:bidi="hi-IN"/>
-        </w:rPr>
-      </w:pPr>
-      <w:r>
-        <w:rPr>
-          <w:rFonts w:eastAsia="Noto Serif CJK SC" w:cs="Noto Sans Devanagari"/>
-          <w:b/>
-          <w:bCs/>
-          <w:color w:val="auto"/>
-          <w:kern w:val="2"/>
-          <w:sz w:val="80"/>
-          <w:szCs w:val="80"/>
-          <w:lang w:val="fr-FR" w:eastAsia="zh-CN" w:bidi="hi-IN"/>
-        </w:rPr>
-        <w:t>Work in progress...</w:t>
-      </w:r>
-    </w:p>
-    <w:p>
-      <w:pPr>
-        <w:pStyle w:val="BodyText"/>
-        <w:rPr>
-          <w:rFonts w:eastAsia="Noto Serif CJK SC" w:cs="Noto Sans Devanagari"/>
-          <w:color w:val="auto"/>
-          <w:kern w:val="2"/>
-          <w:sz w:val="32"/>
-          <w:szCs w:val="32"/>
-          <w:lang w:val="fr-FR" w:eastAsia="zh-CN" w:bidi="hi-IN"/>
-        </w:rPr>
-      </w:pPr>
-      <w:r>
-        <w:rPr>
-          <w:rFonts w:eastAsia="Noto Serif CJK SC" w:cs="Noto Sans Devanagari"/>
-          <w:color w:val="auto"/>
-          <w:kern w:val="2"/>
-          <w:sz w:val="32"/>
-          <w:szCs w:val="32"/>
-          <w:lang w:val="fr-FR" w:eastAsia="zh-CN" w:bidi="hi-IN"/>
-        </w:rPr>
-      </w:r>
-    </w:p>
-    <w:p>
-      <w:pPr>
-        <w:pStyle w:val="BodyText"/>
-        <w:rPr>
-          <w:rFonts w:eastAsia="Noto Serif CJK SC" w:cs="Noto Sans Devanagari"/>
-          <w:color w:val="auto"/>
-          <w:kern w:val="2"/>
-          <w:sz w:val="32"/>
-          <w:szCs w:val="32"/>
-          <w:lang w:val="fr-FR" w:eastAsia="zh-CN" w:bidi="hi-IN"/>
-        </w:rPr>
-      </w:pPr>
-      <w:r>
-        <w:rPr>
-          <w:rFonts w:eastAsia="Noto Serif CJK SC" w:cs="Noto Sans Devanagari"/>
-          <w:color w:val="auto"/>
-          <w:kern w:val="2"/>
-          <w:sz w:val="32"/>
-          <w:szCs w:val="32"/>
-          <w:lang w:val="fr-FR" w:eastAsia="zh-CN" w:bidi="hi-IN"/>
-        </w:rPr>
-      </w:r>
-    </w:p>
-    <w:p>
-      <w:pPr>
-        <w:pStyle w:val="BodyText"/>
-        <w:rPr>
-          <w:rFonts w:eastAsia="Noto Serif CJK SC" w:cs="Noto Sans Devanagari"/>
-          <w:color w:val="auto"/>
-          <w:kern w:val="2"/>
-          <w:sz w:val="32"/>
-          <w:szCs w:val="32"/>
-          <w:lang w:val="fr-FR" w:eastAsia="zh-CN" w:bidi="hi-IN"/>
-        </w:rPr>
-      </w:pPr>
-      <w:r>
-        <w:rPr>
-          <w:rFonts w:eastAsia="Noto Serif CJK SC" w:cs="Noto Sans Devanagari"/>
-          <w:color w:val="auto"/>
-          <w:kern w:val="2"/>
-          <w:sz w:val="32"/>
-          <w:szCs w:val="32"/>
-          <w:lang w:val="fr-FR" w:eastAsia="zh-CN" w:bidi="hi-IN"/>
-        </w:rPr>
-      </w:r>
-    </w:p>
-    <w:p>
-      <w:pPr>
-        <w:pStyle w:val="BodyText"/>
-        <w:rPr>
-          <w:rFonts w:eastAsia="Noto Serif CJK SC" w:cs="Noto Sans Devanagari"/>
-          <w:color w:val="auto"/>
-          <w:kern w:val="2"/>
-          <w:sz w:val="32"/>
-          <w:szCs w:val="32"/>
-          <w:lang w:val="fr-FR" w:eastAsia="zh-CN" w:bidi="hi-IN"/>
-        </w:rPr>
-      </w:pPr>
-      <w:r>
-        <w:rPr>
-          <w:rFonts w:eastAsia="Noto Serif CJK SC" w:cs="Noto Sans Devanagari"/>
-          <w:color w:val="auto"/>
-          <w:kern w:val="2"/>
-          <w:sz w:val="32"/>
-          <w:szCs w:val="32"/>
-          <w:lang w:val="fr-FR" w:eastAsia="zh-CN" w:bidi="hi-IN"/>
-        </w:rPr>
-      </w:r>
-    </w:p>
-    <w:p>
-      <w:pPr>
-        <w:pStyle w:val="BodyText"/>
-        <w:rPr>
-          <w:rFonts w:eastAsia="Noto Serif CJK SC" w:cs="Noto Sans Devanagari"/>
-          <w:color w:val="auto"/>
-          <w:kern w:val="2"/>
-          <w:sz w:val="32"/>
-          <w:szCs w:val="32"/>
-          <w:lang w:val="fr-FR" w:eastAsia="zh-CN" w:bidi="hi-IN"/>
-        </w:rPr>
-      </w:pPr>
-      <w:r>
-        <w:rPr>
-          <w:rFonts w:eastAsia="Noto Serif CJK SC" w:cs="Noto Sans Devanagari"/>
-          <w:color w:val="auto"/>
-          <w:kern w:val="2"/>
-          <w:sz w:val="32"/>
-          <w:szCs w:val="32"/>
-          <w:lang w:val="fr-FR" w:eastAsia="zh-CN" w:bidi="hi-IN"/>
-        </w:rPr>
-      </w:r>
-    </w:p>
-    <w:p>
-      <w:pPr>
-        <w:pStyle w:val="BodyText"/>
-        <w:rPr>
-          <w:rFonts w:eastAsia="Noto Serif CJK SC" w:cs="Noto Sans Devanagari"/>
-          <w:color w:val="auto"/>
-          <w:kern w:val="2"/>
-          <w:sz w:val="32"/>
-          <w:szCs w:val="32"/>
-          <w:lang w:val="fr-FR" w:eastAsia="zh-CN" w:bidi="hi-IN"/>
-        </w:rPr>
-      </w:pPr>
-      <w:r>
-        <w:rPr>
-          <w:rFonts w:eastAsia="Noto Serif CJK SC" w:cs="Noto Sans Devanagari"/>
-          <w:color w:val="auto"/>
-          <w:kern w:val="2"/>
-          <w:sz w:val="32"/>
-          <w:szCs w:val="32"/>
-          <w:lang w:val="fr-FR" w:eastAsia="zh-CN" w:bidi="hi-IN"/>
-        </w:rPr>
-      </w:r>
-    </w:p>
-    <w:p>
-      <w:pPr>
-        <w:pStyle w:val="BodyText"/>
-        <w:rPr>
-          <w:rFonts w:eastAsia="Noto Serif CJK SC" w:cs="Noto Sans Devanagari"/>
-          <w:color w:val="auto"/>
-          <w:kern w:val="2"/>
-          <w:sz w:val="32"/>
-          <w:szCs w:val="32"/>
-          <w:lang w:val="fr-FR" w:eastAsia="zh-CN" w:bidi="hi-IN"/>
-        </w:rPr>
-      </w:pPr>
-      <w:r>
-        <w:rPr>
-          <w:rFonts w:eastAsia="Noto Serif CJK SC" w:cs="Noto Sans Devanagari"/>
-          <w:color w:val="auto"/>
-          <w:kern w:val="2"/>
-          <w:sz w:val="32"/>
-          <w:szCs w:val="32"/>
-          <w:lang w:val="fr-FR" w:eastAsia="zh-CN" w:bidi="hi-IN"/>
-        </w:rPr>
-      </w:r>
-    </w:p>
-    <w:p>
-      <w:pPr>
-        <w:pStyle w:val="BodyText"/>
-        <w:rPr>
-          <w:rFonts w:eastAsia="Noto Serif CJK SC" w:cs="Noto Sans Devanagari"/>
-          <w:color w:val="auto"/>
-          <w:kern w:val="2"/>
-          <w:sz w:val="32"/>
-          <w:szCs w:val="32"/>
-          <w:lang w:val="fr-FR" w:eastAsia="zh-CN" w:bidi="hi-IN"/>
-        </w:rPr>
-      </w:pPr>
-      <w:r>
-        <w:rPr>
-          <w:rFonts w:eastAsia="Noto Serif CJK SC" w:cs="Noto Sans Devanagari"/>
-          <w:color w:val="auto"/>
-          <w:kern w:val="2"/>
-          <w:sz w:val="32"/>
-          <w:szCs w:val="32"/>
-          <w:lang w:val="fr-FR" w:eastAsia="zh-CN" w:bidi="hi-IN"/>
-        </w:rPr>
-      </w:r>
-    </w:p>
-    <w:p>
-      <w:pPr>
-        <w:pStyle w:val="BodyText"/>
-        <w:rPr>
-          <w:rFonts w:eastAsia="Noto Serif CJK SC" w:cs="Noto Sans Devanagari"/>
-          <w:color w:val="auto"/>
-          <w:kern w:val="2"/>
-          <w:sz w:val="32"/>
-          <w:szCs w:val="32"/>
-          <w:lang w:val="fr-FR" w:eastAsia="zh-CN" w:bidi="hi-IN"/>
-        </w:rPr>
-      </w:pPr>
-      <w:r>
-        <w:rPr>
-          <w:rFonts w:eastAsia="Noto Serif CJK SC" w:cs="Noto Sans Devanagari"/>
-          <w:color w:val="auto"/>
-          <w:kern w:val="2"/>
-          <w:sz w:val="32"/>
-          <w:szCs w:val="32"/>
-          <w:lang w:val="fr-FR" w:eastAsia="zh-CN" w:bidi="hi-IN"/>
-        </w:rPr>
-      </w:r>
-    </w:p>
-    <w:p>
-      <w:pPr>
-        <w:pStyle w:val="BodyText"/>
-        <w:rPr>
-          <w:rFonts w:eastAsia="Noto Serif CJK SC" w:cs="Noto Sans Devanagari"/>
-          <w:color w:val="auto"/>
-          <w:kern w:val="2"/>
-          <w:sz w:val="32"/>
-          <w:szCs w:val="32"/>
-          <w:lang w:val="fr-FR" w:eastAsia="zh-CN" w:bidi="hi-IN"/>
-        </w:rPr>
-      </w:pPr>
-      <w:r>
-        <w:rPr>
-          <w:rFonts w:eastAsia="Noto Serif CJK SC" w:cs="Noto Sans Devanagari"/>
-          <w:color w:val="auto"/>
-          <w:kern w:val="2"/>
-          <w:sz w:val="32"/>
-          <w:szCs w:val="32"/>
-          <w:lang w:val="fr-FR" w:eastAsia="zh-CN" w:bidi="hi-IN"/>
-        </w:rPr>
-      </w:r>
-    </w:p>
-    <w:p>
-      <w:pPr>
-        <w:pStyle w:val="BodyText"/>
-        <w:rPr>
-          <w:rFonts w:eastAsia="Noto Serif CJK SC" w:cs="Noto Sans Devanagari"/>
-          <w:color w:val="auto"/>
-          <w:kern w:val="2"/>
-          <w:sz w:val="32"/>
-          <w:szCs w:val="32"/>
-          <w:lang w:val="fr-FR" w:eastAsia="zh-CN" w:bidi="hi-IN"/>
-        </w:rPr>
-      </w:pPr>
-      <w:r>
-        <w:rPr>
-          <w:rFonts w:eastAsia="Noto Serif CJK SC" w:cs="Noto Sans Devanagari"/>
-          <w:color w:val="auto"/>
-          <w:kern w:val="2"/>
-          <w:sz w:val="32"/>
-          <w:szCs w:val="32"/>
-          <w:lang w:val="fr-FR" w:eastAsia="zh-CN" w:bidi="hi-IN"/>
-        </w:rPr>
-      </w:r>
-    </w:p>
-    <w:p>
-      <w:pPr>
-        <w:pStyle w:val="BodyText"/>
-        <w:rPr>
-          <w:rFonts w:eastAsia="Noto Serif CJK SC" w:cs="Noto Sans Devanagari"/>
-          <w:color w:val="auto"/>
-          <w:kern w:val="2"/>
-          <w:sz w:val="32"/>
-          <w:szCs w:val="32"/>
-          <w:lang w:val="fr-FR" w:eastAsia="zh-CN" w:bidi="hi-IN"/>
-        </w:rPr>
-      </w:pPr>
-      <w:r>
-        <w:rPr>
-          <w:rFonts w:eastAsia="Noto Serif CJK SC" w:cs="Noto Sans Devanagari"/>
-          <w:color w:val="auto"/>
-          <w:kern w:val="2"/>
-          <w:sz w:val="32"/>
-          <w:szCs w:val="32"/>
-          <w:lang w:val="fr-FR" w:eastAsia="zh-CN" w:bidi="hi-IN"/>
-        </w:rPr>
-      </w:r>
-    </w:p>
-    <w:p>
-      <w:pPr>
-        <w:pStyle w:val="BodyText"/>
-        <w:rPr>
-          <w:rFonts w:eastAsia="Noto Serif CJK SC" w:cs="Noto Sans Devanagari"/>
-          <w:color w:val="auto"/>
-          <w:kern w:val="2"/>
-          <w:sz w:val="32"/>
-          <w:szCs w:val="32"/>
-          <w:lang w:val="fr-FR" w:eastAsia="zh-CN" w:bidi="hi-IN"/>
-        </w:rPr>
-      </w:pPr>
-      <w:r>
-        <w:rPr>
-          <w:rFonts w:eastAsia="Noto Serif CJK SC" w:cs="Noto Sans Devanagari"/>
-          <w:color w:val="auto"/>
-          <w:kern w:val="2"/>
-          <w:sz w:val="32"/>
-          <w:szCs w:val="32"/>
-          <w:lang w:val="fr-FR" w:eastAsia="zh-CN" w:bidi="hi-IN"/>
-        </w:rPr>
-      </w:r>
-    </w:p>
-    <w:p>
-      <w:pPr>
-        <w:pStyle w:val="BodyText"/>
-        <w:rPr>
-          <w:rFonts w:eastAsia="Noto Serif CJK SC" w:cs="Noto Sans Devanagari"/>
-          <w:color w:val="auto"/>
-          <w:kern w:val="2"/>
-          <w:sz w:val="32"/>
-          <w:szCs w:val="32"/>
-          <w:lang w:val="fr-FR" w:eastAsia="zh-CN" w:bidi="hi-IN"/>
-        </w:rPr>
-      </w:pPr>
-      <w:r>
-        <w:rPr>
-          <w:rFonts w:eastAsia="Noto Serif CJK SC" w:cs="Noto Sans Devanagari"/>
-          <w:color w:val="auto"/>
-          <w:kern w:val="2"/>
-          <w:sz w:val="32"/>
-          <w:szCs w:val="32"/>
-          <w:lang w:val="fr-FR" w:eastAsia="zh-CN" w:bidi="hi-IN"/>
-        </w:rPr>
-      </w:r>
-    </w:p>
-    <w:p>
-      <w:pPr>
-        <w:pStyle w:val="BodyText"/>
-        <w:rPr>
-          <w:rFonts w:eastAsia="Noto Serif CJK SC" w:cs="Noto Sans Devanagari"/>
-          <w:color w:val="auto"/>
-          <w:kern w:val="2"/>
-          <w:sz w:val="32"/>
-          <w:szCs w:val="32"/>
-          <w:lang w:val="fr-FR" w:eastAsia="zh-CN" w:bidi="hi-IN"/>
-        </w:rPr>
-      </w:pPr>
-      <w:r>
-        <w:rPr>
-          <w:rFonts w:eastAsia="Noto Serif CJK SC" w:cs="Noto Sans Devanagari"/>
-          <w:color w:val="auto"/>
-          <w:kern w:val="2"/>
-          <w:sz w:val="32"/>
-          <w:szCs w:val="32"/>
-          <w:lang w:val="fr-FR" w:eastAsia="zh-CN" w:bidi="hi-IN"/>
-        </w:rPr>
-      </w:r>
-    </w:p>
-    <w:p>
-      <w:pPr>
-        <w:pStyle w:val="BodyText"/>
-        <w:rPr>
-          <w:rFonts w:eastAsia="Noto Serif CJK SC" w:cs="Noto Sans Devanagari"/>
-          <w:color w:val="auto"/>
-          <w:kern w:val="2"/>
-          <w:sz w:val="32"/>
-          <w:szCs w:val="32"/>
-          <w:lang w:val="fr-FR" w:eastAsia="zh-CN" w:bidi="hi-IN"/>
-        </w:rPr>
-      </w:pPr>
-      <w:r>
-        <w:rPr>
-          <w:rFonts w:eastAsia="Noto Serif CJK SC" w:cs="Noto Sans Devanagari"/>
-          <w:color w:val="auto"/>
-          <w:kern w:val="2"/>
-          <w:sz w:val="32"/>
-          <w:szCs w:val="32"/>
-          <w:lang w:val="fr-FR" w:eastAsia="zh-CN" w:bidi="hi-IN"/>
-        </w:rPr>
-      </w:r>
-    </w:p>
-    <w:p>
-      <w:pPr>
-        <w:pStyle w:val="BodyText"/>
-        <w:rPr>
-          <w:rFonts w:eastAsia="Noto Serif CJK SC" w:cs="Noto Sans Devanagari"/>
-          <w:color w:val="auto"/>
-          <w:kern w:val="2"/>
-          <w:sz w:val="32"/>
-          <w:szCs w:val="32"/>
-          <w:lang w:val="fr-FR" w:eastAsia="zh-CN" w:bidi="hi-IN"/>
-        </w:rPr>
-      </w:pPr>
-      <w:r>
-        <w:rPr>
-          <w:rFonts w:eastAsia="Noto Serif CJK SC" w:cs="Noto Sans Devanagari"/>
-          <w:color w:val="auto"/>
-          <w:kern w:val="2"/>
-          <w:sz w:val="32"/>
-          <w:szCs w:val="32"/>
-          <w:lang w:val="fr-FR" w:eastAsia="zh-CN" w:bidi="hi-IN"/>
-        </w:rPr>
-      </w:r>
-    </w:p>
-    <w:p>
-      <w:pPr>
-        <w:pStyle w:val="BodyText"/>
-        <w:rPr>
-          <w:rFonts w:eastAsia="Noto Serif CJK SC" w:cs="Noto Sans Devanagari"/>
-          <w:color w:val="auto"/>
-          <w:kern w:val="2"/>
-          <w:sz w:val="32"/>
-          <w:szCs w:val="32"/>
-          <w:lang w:val="fr-FR" w:eastAsia="zh-CN" w:bidi="hi-IN"/>
-        </w:rPr>
-      </w:pPr>
-      <w:r>
-        <w:rPr>
-          <w:rFonts w:eastAsia="Noto Serif CJK SC" w:cs="Noto Sans Devanagari"/>
-          <w:color w:val="auto"/>
-          <w:kern w:val="2"/>
-          <w:sz w:val="32"/>
-          <w:szCs w:val="32"/>
-          <w:lang w:val="fr-FR" w:eastAsia="zh-CN" w:bidi="hi-IN"/>
-        </w:rPr>
+        <w:rPr/>
+      </w:pPr>
+      <w:r>
+        <w:rPr/>
+      </w:r>
+    </w:p>
+    <w:p>
+      <w:pPr>
+        <w:pStyle w:val="BodyText"/>
+        <w:rPr/>
+      </w:pPr>
+      <w:r>
+        <w:rPr/>
       </w:r>
     </w:p>
     <w:p>
@@ -2629,21 +1874,68 @@
     </w:p>
     <w:p>
       <w:pPr>
-        <w:pStyle w:val="HorizontalLine"/>
-        <w:bidi w:val="0"/>
-        <w:spacing w:before="140" w:after="120"/>
-        <w:ind w:hanging="0" w:start="0"/>
-        <w:jc w:val="start"/>
-        <w:rPr>
-          <w:b/>
-          <w:bCs/>
-        </w:rPr>
-      </w:pPr>
-      <w:r>
-        <w:rPr>
-          <w:b/>
-          <w:bCs/>
-        </w:rPr>
+        <w:pStyle w:val="Normal"/>
+        <w:rPr/>
+      </w:pPr>
+      <w:r>
+        <w:rPr/>
+      </w:r>
+    </w:p>
+    <w:p>
+      <w:pPr>
+        <w:pStyle w:val="Normal"/>
+        <w:rPr/>
+      </w:pPr>
+      <w:bookmarkStart w:id="3" w:name="__RefHeading___Toc910_332147322_Copy_1_C"/>
+      <w:bookmarkEnd w:id="3"/>
+      <w:r>
+        <w:rPr/>
+        <w:br/>
+      </w:r>
+    </w:p>
+    <w:p>
+      <w:pPr>
+        <w:pStyle w:val="Normal"/>
+        <w:rPr/>
+      </w:pPr>
+      <w:r>
+        <w:rPr/>
+      </w:r>
+    </w:p>
+    <w:p>
+      <w:pPr>
+        <w:pStyle w:val="Normal"/>
+        <w:rPr/>
+      </w:pPr>
+      <w:r>
+        <w:rPr/>
+      </w:r>
+    </w:p>
+    <w:p>
+      <w:pPr>
+        <w:pStyle w:val="Normal"/>
+        <w:rPr/>
+      </w:pPr>
+      <w:r>
+        <w:rPr/>
+      </w:r>
+    </w:p>
+    <w:p>
+      <w:pPr>
+        <w:pStyle w:val="Normal"/>
+        <w:rPr/>
+      </w:pPr>
+      <w:r>
+        <w:rPr/>
+      </w:r>
+    </w:p>
+    <w:p>
+      <w:pPr>
+        <w:pStyle w:val="Normal"/>
+        <w:rPr/>
+      </w:pPr>
+      <w:r>
+        <w:rPr/>
       </w:r>
     </w:p>
     <w:p>
@@ -2661,16 +1953,3229 @@
         <w:ind w:hanging="0" w:start="0" w:end="0"/>
         <w:jc w:val="start"/>
         <w:rPr>
+          <w:sz w:val="28"/>
+          <w:szCs w:val="28"/>
+        </w:rPr>
+      </w:pPr>
+      <w:bookmarkStart w:id="4" w:name="__RefHeading___Toc910_332147322"/>
+      <w:bookmarkEnd w:id="4"/>
+      <w:r>
+        <w:rPr>
+          <w:sz w:val="36"/>
+          <w:szCs w:val="36"/>
+        </w:rPr>
+        <w:t xml:space="preserve">1. Install the Pedro Program </w:t>
+        <w:br/>
+      </w:r>
+      <w:r>
+        <w:rPr>
+          <w:sz w:val="36"/>
+          <w:szCs w:val="36"/>
+        </w:rPr>
+        <w:t>(</w:t>
+      </w:r>
+      <w:r>
+        <w:rPr>
+          <w:b w:val="false"/>
+          <w:bCs w:val="false"/>
+          <w:sz w:val="36"/>
+          <w:szCs w:val="36"/>
+        </w:rPr>
+        <w:t>Skip this step if already completed in Lesson n°3)</w:t>
+      </w:r>
+    </w:p>
+    <w:p>
+      <w:pPr>
+        <w:pStyle w:val="BodyText"/>
+        <w:widowControl/>
+        <w:tabs>
+          <w:tab w:val="clear" w:pos="720"/>
+          <w:tab w:val="left" w:pos="0" w:leader="none"/>
+        </w:tabs>
+        <w:suppressAutoHyphens w:val="true"/>
+        <w:overflowPunct w:val="false"/>
+        <w:bidi w:val="0"/>
+        <w:spacing w:before="0" w:after="26"/>
+        <w:ind w:hanging="0" w:start="0" w:end="0"/>
+        <w:jc w:val="start"/>
+        <w:rPr>
+          <w:sz w:val="28"/>
+          <w:szCs w:val="28"/>
+        </w:rPr>
+      </w:pPr>
+      <w:r>
+        <w:rPr>
+          <w:sz w:val="28"/>
+          <w:szCs w:val="28"/>
+        </w:rPr>
+      </w:r>
+    </w:p>
+    <w:p>
+      <w:pPr>
+        <w:pStyle w:val="BodyText"/>
+        <w:rPr/>
+      </w:pPr>
+      <w:r>
+        <w:rPr>
+          <w:rFonts w:eastAsia="Noto Serif CJK SC" w:cs="Noto Sans Devanagari"/>
+          <w:color w:val="auto"/>
+          <w:kern w:val="2"/>
+          <w:sz w:val="24"/>
+          <w:szCs w:val="24"/>
+          <w:lang w:val="fr-FR" w:eastAsia="zh-CN" w:bidi="hi-IN"/>
+        </w:rPr>
+        <w:t xml:space="preserve">The </w:t>
+      </w:r>
+      <w:r>
+        <w:rPr>
+          <w:rStyle w:val="Strong"/>
+          <w:rFonts w:eastAsia="Noto Serif CJK SC" w:cs="Noto Sans Devanagari"/>
+          <w:color w:val="auto"/>
+          <w:kern w:val="2"/>
+          <w:sz w:val="24"/>
+          <w:szCs w:val="24"/>
+          <w:lang w:val="fr-FR" w:eastAsia="zh-CN" w:bidi="hi-IN"/>
+        </w:rPr>
+        <w:t>Pedro Program</w:t>
+      </w:r>
+      <w:r>
+        <w:rPr>
+          <w:rFonts w:eastAsia="Noto Serif CJK SC" w:cs="Noto Sans Devanagari"/>
+          <w:color w:val="auto"/>
+          <w:kern w:val="2"/>
+          <w:sz w:val="24"/>
+          <w:szCs w:val="24"/>
+          <w:lang w:val="fr-FR" w:eastAsia="zh-CN" w:bidi="hi-IN"/>
+        </w:rPr>
+        <w:t xml:space="preserve"> is the core software that powers and controls the robot. It acts as the robot’s “brain,” managing all behaviors and interactions. </w:t>
+        <w:br/>
+      </w:r>
+      <w:r>
+        <w:rPr/>
+        <w:t>Through this single program, students can access and explore multiple control modes, allowing them to understand how a robot receives instructions, processes them, and translates them into physical actions.</w:t>
+      </w:r>
+    </w:p>
+    <w:p>
+      <w:pPr>
+        <w:pStyle w:val="BodyText"/>
+        <w:numPr>
+          <w:ilvl w:val="0"/>
+          <w:numId w:val="2"/>
+        </w:numPr>
+        <w:tabs>
+          <w:tab w:val="clear" w:pos="720"/>
+          <w:tab w:val="left" w:pos="0" w:leader="none"/>
+        </w:tabs>
+        <w:spacing w:before="0" w:after="0"/>
+        <w:ind w:hanging="283" w:start="709" w:end="0"/>
+        <w:rPr/>
+      </w:pPr>
+      <w:bookmarkStart w:id="5" w:name="user-content-️-installing-and-uploading-"/>
+      <w:bookmarkEnd w:id="5"/>
+      <w:r>
+        <w:rPr>
+          <w:rStyle w:val="Strong"/>
+        </w:rPr>
+        <w:t>Download and install</w:t>
+      </w:r>
+      <w:r>
+        <w:rPr/>
+        <w:t xml:space="preserve"> the latest version of the </w:t>
+      </w:r>
+      <w:hyperlink r:id="rId4">
+        <w:r>
+          <w:rPr>
+            <w:rStyle w:val="Hyperlink"/>
+          </w:rPr>
+          <w:t>Arduino IDE</w:t>
+        </w:r>
+      </w:hyperlink>
+      <w:r>
+        <w:rPr/>
+        <w:t xml:space="preserve">. </w:t>
+      </w:r>
+    </w:p>
+    <w:p>
+      <w:pPr>
+        <w:pStyle w:val="BodyText"/>
+        <w:numPr>
+          <w:ilvl w:val="0"/>
+          <w:numId w:val="2"/>
+        </w:numPr>
+        <w:tabs>
+          <w:tab w:val="clear" w:pos="720"/>
+          <w:tab w:val="left" w:pos="0" w:leader="none"/>
+        </w:tabs>
+        <w:spacing w:before="0" w:after="0"/>
+        <w:ind w:hanging="283" w:start="709"/>
+        <w:rPr/>
+      </w:pPr>
+      <w:r>
+        <w:rPr>
+          <w:rStyle w:val="Strong"/>
+        </w:rPr>
+        <w:t>Install the required libraries</w:t>
+      </w:r>
+      <w:r>
+        <w:rPr/>
+        <w:t xml:space="preserve"> from the Library Manager: </w:t>
+      </w:r>
+    </w:p>
+    <w:p>
+      <w:pPr>
+        <w:pStyle w:val="BodyText"/>
+        <w:widowControl/>
+        <w:numPr>
+          <w:ilvl w:val="1"/>
+          <w:numId w:val="15"/>
+        </w:numPr>
+        <w:tabs>
+          <w:tab w:val="clear" w:pos="720"/>
+          <w:tab w:val="left" w:pos="0" w:leader="none"/>
+        </w:tabs>
+        <w:suppressAutoHyphens w:val="true"/>
+        <w:overflowPunct w:val="false"/>
+        <w:bidi w:val="0"/>
+        <w:spacing w:before="0" w:after="0"/>
+        <w:ind w:hanging="283" w:start="1418"/>
+        <w:jc w:val="start"/>
+        <w:rPr/>
+      </w:pPr>
+      <w:r>
+        <w:rPr>
+          <w:rStyle w:val="Strong"/>
+          <w:rFonts w:eastAsia="Noto Serif CJK SC" w:cs="Noto Sans Devanagari"/>
+          <w:b w:val="false"/>
+          <w:bCs w:val="false"/>
+          <w:color w:val="auto"/>
+          <w:kern w:val="2"/>
+          <w:sz w:val="24"/>
+          <w:szCs w:val="24"/>
+          <w:lang w:val="fr-FR" w:eastAsia="zh-CN" w:bidi="hi-IN"/>
+        </w:rPr>
+        <w:t xml:space="preserve">PedroRobot: Tools → Manage Libraries → search PedroRobot → Install </w:t>
+      </w:r>
+    </w:p>
+    <w:p>
+      <w:pPr>
+        <w:pStyle w:val="BodyText"/>
+        <w:widowControl/>
+        <w:numPr>
+          <w:ilvl w:val="1"/>
+          <w:numId w:val="16"/>
+        </w:numPr>
+        <w:tabs>
+          <w:tab w:val="clear" w:pos="720"/>
+          <w:tab w:val="left" w:pos="0" w:leader="none"/>
+        </w:tabs>
+        <w:suppressAutoHyphens w:val="true"/>
+        <w:overflowPunct w:val="false"/>
+        <w:bidi w:val="0"/>
+        <w:spacing w:before="0" w:after="0"/>
+        <w:ind w:hanging="283" w:start="1418"/>
+        <w:jc w:val="start"/>
+        <w:rPr/>
+      </w:pPr>
+      <w:r>
+        <w:rPr>
+          <w:rStyle w:val="Strong"/>
+          <w:rFonts w:eastAsia="Noto Serif CJK SC" w:cs="Noto Sans Devanagari"/>
+          <w:b w:val="false"/>
+          <w:bCs w:val="false"/>
+          <w:color w:val="auto"/>
+          <w:kern w:val="2"/>
+          <w:sz w:val="24"/>
+          <w:szCs w:val="24"/>
+          <w:lang w:val="fr-FR" w:eastAsia="zh-CN" w:bidi="hi-IN"/>
+        </w:rPr>
+        <w:t xml:space="preserve">U8glib: Tools → Manage Libraries → search U8glib → Install </w:t>
+      </w:r>
+    </w:p>
+    <w:p>
+      <w:pPr>
+        <w:pStyle w:val="BodyText"/>
+        <w:widowControl/>
+        <w:numPr>
+          <w:ilvl w:val="1"/>
+          <w:numId w:val="17"/>
+        </w:numPr>
+        <w:tabs>
+          <w:tab w:val="clear" w:pos="720"/>
+          <w:tab w:val="left" w:pos="0" w:leader="none"/>
+        </w:tabs>
+        <w:suppressAutoHyphens w:val="true"/>
+        <w:overflowPunct w:val="false"/>
+        <w:bidi w:val="0"/>
+        <w:spacing w:before="0" w:after="0"/>
+        <w:ind w:hanging="283" w:start="1418"/>
+        <w:jc w:val="start"/>
+        <w:rPr/>
+      </w:pPr>
+      <w:r>
+        <w:rPr>
+          <w:rStyle w:val="Strong"/>
+          <w:rFonts w:eastAsia="Noto Serif CJK SC" w:cs="Noto Sans Devanagari"/>
+          <w:b w:val="false"/>
+          <w:bCs w:val="false"/>
+          <w:color w:val="auto"/>
+          <w:kern w:val="2"/>
+          <w:sz w:val="24"/>
+          <w:szCs w:val="24"/>
+          <w:lang w:val="fr-FR" w:eastAsia="zh-CN" w:bidi="hi-IN"/>
+        </w:rPr>
+        <w:t>RF24</w:t>
+      </w:r>
+      <w:r>
+        <w:rPr>
+          <w:rFonts w:ascii="Liberation Mono" w:hAnsi="Liberation Mono"/>
+          <w:sz w:val="21"/>
+          <w:szCs w:val="21"/>
+        </w:rPr>
+        <w:t xml:space="preserve">: Tools → Manage Libraries → search </w:t>
+      </w:r>
+      <w:r>
+        <w:rPr>
+          <w:rStyle w:val="Strong"/>
+          <w:rFonts w:ascii="Liberation Mono" w:hAnsi="Liberation Mono"/>
+          <w:sz w:val="21"/>
+          <w:szCs w:val="21"/>
+        </w:rPr>
+        <w:t>RF24</w:t>
+      </w:r>
+      <w:r>
+        <w:rPr>
+          <w:rFonts w:ascii="Liberation Mono" w:hAnsi="Liberation Mono"/>
+          <w:sz w:val="21"/>
+          <w:szCs w:val="21"/>
+        </w:rPr>
+        <w:t xml:space="preserve"> → Install</w:t>
+      </w:r>
+      <w:r>
+        <w:rPr/>
+        <w:t xml:space="preserve"> </w:t>
+      </w:r>
+    </w:p>
+    <w:p>
+      <w:pPr>
+        <w:pStyle w:val="BodyText"/>
+        <w:numPr>
+          <w:ilvl w:val="0"/>
+          <w:numId w:val="2"/>
+        </w:numPr>
+        <w:tabs>
+          <w:tab w:val="clear" w:pos="720"/>
+          <w:tab w:val="left" w:pos="0" w:leader="none"/>
+        </w:tabs>
+        <w:spacing w:before="0" w:after="0"/>
+        <w:ind w:hanging="283" w:start="709"/>
+        <w:rPr/>
+      </w:pPr>
+      <w:r>
+        <w:rPr>
+          <w:rStyle w:val="Strong"/>
+        </w:rPr>
+        <w:t xml:space="preserve">Insert </w:t>
+      </w:r>
+      <w:r>
+        <w:rPr>
+          <w:rStyle w:val="Strong"/>
+          <w:b w:val="false"/>
+          <w:bCs w:val="false"/>
+        </w:rPr>
+        <w:t>the Oled Screen into the Pedro board and</w:t>
+      </w:r>
+      <w:r>
+        <w:rPr>
+          <w:rStyle w:val="Strong"/>
+        </w:rPr>
+        <w:t xml:space="preserve"> Connect</w:t>
+      </w:r>
+      <w:r>
+        <w:rPr/>
+        <w:t xml:space="preserve"> the board to your computer via USB. </w:t>
+      </w:r>
+    </w:p>
+    <w:p>
+      <w:pPr>
+        <w:pStyle w:val="BodyText"/>
+        <w:numPr>
+          <w:ilvl w:val="0"/>
+          <w:numId w:val="2"/>
+        </w:numPr>
+        <w:tabs>
+          <w:tab w:val="clear" w:pos="720"/>
+          <w:tab w:val="left" w:pos="0" w:leader="none"/>
+        </w:tabs>
+        <w:spacing w:before="0" w:after="0"/>
+        <w:ind w:hanging="283" w:start="709"/>
+        <w:rPr/>
+      </w:pPr>
+      <w:r>
+        <w:rPr>
+          <w:rStyle w:val="Strong"/>
+        </w:rPr>
+        <w:t>Select the correct port</w:t>
+      </w:r>
+      <w:r>
+        <w:drawing>
+          <wp:anchor behindDoc="0" distT="0" distB="0" distL="0" distR="0" simplePos="0" locked="0" layoutInCell="0" allowOverlap="1" relativeHeight="6">
+            <wp:simplePos x="0" y="0"/>
+            <wp:positionH relativeFrom="column">
+              <wp:posOffset>5083175</wp:posOffset>
+            </wp:positionH>
+            <wp:positionV relativeFrom="paragraph">
+              <wp:posOffset>101600</wp:posOffset>
+            </wp:positionV>
+            <wp:extent cx="1183005" cy="1245870"/>
+            <wp:effectExtent l="0" t="0" r="0" b="0"/>
+            <wp:wrapSquare wrapText="largest"/>
+            <wp:docPr id="3" name="Image25" descr="" title=""/>
+            <wp:cNvGraphicFramePr>
+              <a:graphicFrameLocks xmlns:a="http://schemas.openxmlformats.org/drawingml/2006/main" noChangeAspect="1"/>
+            </wp:cNvGraphicFramePr>
+            <a:graphic xmlns:a="http://schemas.openxmlformats.org/drawingml/2006/main">
+              <a:graphicData uri="http://schemas.openxmlformats.org/drawingml/2006/picture">
+                <pic:pic xmlns:pic="http://schemas.openxmlformats.org/drawingml/2006/picture">
+                  <pic:nvPicPr>
+                    <pic:cNvPr id="3" name="Image25" descr="" title=""/>
+                    <pic:cNvPicPr>
+                      <a:picLocks noChangeAspect="1" noChangeArrowheads="1"/>
+                    </pic:cNvPicPr>
+                  </pic:nvPicPr>
+                  <pic:blipFill>
+                    <a:blip r:embed="rId5"/>
+                    <a:stretch>
+                      <a:fillRect/>
+                    </a:stretch>
+                  </pic:blipFill>
+                  <pic:spPr bwMode="auto">
+                    <a:xfrm>
+                      <a:off x="0" y="0"/>
+                      <a:ext cx="1183005" cy="1245870"/>
+                    </a:xfrm>
+                    <a:prstGeom prst="rect">
+                      <a:avLst/>
+                    </a:prstGeom>
+                  </pic:spPr>
+                </pic:pic>
+              </a:graphicData>
+            </a:graphic>
+          </wp:anchor>
+        </w:drawing>
+      </w:r>
+      <w:r>
+        <w:rPr/>
+        <w:t xml:space="preserve">: </w:t>
+      </w:r>
+    </w:p>
+    <w:p>
+      <w:pPr>
+        <w:pStyle w:val="BodyText"/>
+        <w:numPr>
+          <w:ilvl w:val="1"/>
+          <w:numId w:val="2"/>
+        </w:numPr>
+        <w:tabs>
+          <w:tab w:val="clear" w:pos="720"/>
+          <w:tab w:val="left" w:pos="0" w:leader="none"/>
+        </w:tabs>
+        <w:spacing w:before="0" w:after="0"/>
+        <w:ind w:hanging="283" w:start="1418"/>
+        <w:rPr/>
+      </w:pPr>
+      <w:r>
+        <w:rPr>
+          <w:rStyle w:val="Strong"/>
+          <w:rFonts w:eastAsia="Noto Serif CJK SC" w:cs="Noto Sans Devanagari"/>
+          <w:b w:val="false"/>
+          <w:bCs w:val="false"/>
+          <w:color w:val="auto"/>
+          <w:kern w:val="2"/>
+          <w:sz w:val="24"/>
+          <w:szCs w:val="24"/>
+          <w:lang w:val="fr-FR" w:eastAsia="zh-CN" w:bidi="hi-IN"/>
+        </w:rPr>
+        <w:t>Tools → Select the p</w:t>
+      </w:r>
+      <w:r>
+        <w:rPr/>
+        <w:t xml:space="preserve">ort that appear when you connect Pedro robot </w:t>
+      </w:r>
+    </w:p>
+    <w:p>
+      <w:pPr>
+        <w:pStyle w:val="BodyText"/>
+        <w:numPr>
+          <w:ilvl w:val="0"/>
+          <w:numId w:val="2"/>
+        </w:numPr>
+        <w:tabs>
+          <w:tab w:val="clear" w:pos="720"/>
+          <w:tab w:val="left" w:pos="0" w:leader="none"/>
+        </w:tabs>
+        <w:spacing w:before="0" w:after="0"/>
+        <w:ind w:hanging="283" w:start="709"/>
+        <w:rPr/>
+      </w:pPr>
+      <w:r>
+        <w:rPr>
+          <w:rStyle w:val="Strong"/>
+        </w:rPr>
+        <w:t>Select the board type</w:t>
+      </w:r>
+      <w:r>
+        <w:rPr/>
+        <w:t xml:space="preserve">: </w:t>
+      </w:r>
+    </w:p>
+    <w:p>
+      <w:pPr>
+        <w:pStyle w:val="BodyText"/>
+        <w:numPr>
+          <w:ilvl w:val="1"/>
+          <w:numId w:val="2"/>
+        </w:numPr>
+        <w:tabs>
+          <w:tab w:val="clear" w:pos="720"/>
+          <w:tab w:val="left" w:pos="0" w:leader="none"/>
+        </w:tabs>
+        <w:spacing w:before="0" w:after="0"/>
+        <w:ind w:hanging="283" w:start="1418"/>
+        <w:rPr/>
+      </w:pPr>
+      <w:r>
+        <w:rPr/>
+        <w:t xml:space="preserve">Tools → Board → Arduino Micro </w:t>
+      </w:r>
+    </w:p>
+    <w:p>
+      <w:pPr>
+        <w:pStyle w:val="BodyText"/>
+        <w:numPr>
+          <w:ilvl w:val="0"/>
+          <w:numId w:val="2"/>
+        </w:numPr>
+        <w:tabs>
+          <w:tab w:val="clear" w:pos="720"/>
+          <w:tab w:val="left" w:pos="0" w:leader="none"/>
+        </w:tabs>
+        <w:spacing w:before="0" w:after="0"/>
+        <w:ind w:hanging="283" w:start="709"/>
+        <w:rPr/>
+      </w:pPr>
+      <w:r>
+        <w:rPr>
+          <w:rStyle w:val="Strong"/>
+        </w:rPr>
+        <w:t>Open the example sketch</w:t>
+      </w:r>
+      <w:r>
+        <w:rPr/>
+        <w:t xml:space="preserve">: </w:t>
+      </w:r>
+    </w:p>
+    <w:p>
+      <w:pPr>
+        <w:pStyle w:val="BodyText"/>
+        <w:numPr>
+          <w:ilvl w:val="1"/>
+          <w:numId w:val="2"/>
+        </w:numPr>
+        <w:tabs>
+          <w:tab w:val="clear" w:pos="720"/>
+          <w:tab w:val="left" w:pos="0" w:leader="none"/>
+        </w:tabs>
+        <w:spacing w:before="0" w:after="0"/>
+        <w:ind w:hanging="283" w:start="1418"/>
+        <w:rPr/>
+      </w:pPr>
+      <w:r>
+        <w:rPr/>
+        <w:t xml:space="preserve">File → Examples → PedroRobot → Pedro </w:t>
+      </w:r>
+    </w:p>
+    <w:p>
+      <w:pPr>
+        <w:pStyle w:val="BodyText"/>
+        <w:numPr>
+          <w:ilvl w:val="0"/>
+          <w:numId w:val="2"/>
+        </w:numPr>
+        <w:tabs>
+          <w:tab w:val="clear" w:pos="720"/>
+          <w:tab w:val="left" w:pos="0" w:leader="none"/>
+        </w:tabs>
+        <w:ind w:hanging="283" w:start="709"/>
+        <w:rPr/>
+      </w:pPr>
+      <w:r>
+        <w:rPr>
+          <w:rStyle w:val="Strong"/>
+        </w:rPr>
+        <w:t>Compile and upload</w:t>
+      </w:r>
+      <w:r>
+        <w:rPr/>
+        <w:t xml:space="preserve"> the sketch to your Pedro board. </w:t>
+      </w:r>
+    </w:p>
+    <w:p>
+      <w:pPr>
+        <w:pStyle w:val="BodyText"/>
+        <w:tabs>
+          <w:tab w:val="clear" w:pos="720"/>
+          <w:tab w:val="left" w:pos="0" w:leader="none"/>
+        </w:tabs>
+        <w:ind w:hanging="0" w:start="709"/>
+        <w:rPr/>
+      </w:pPr>
+      <w:r>
+        <w:rPr/>
+        <w:t xml:space="preserve">✅ </w:t>
+      </w:r>
+      <w:r>
+        <w:rPr>
+          <w:rStyle w:val="Emphasis"/>
+        </w:rPr>
+        <w:t>If everything is correct, Pedro’s OLED screen will display “MANUAL MODE”.</w:t>
+      </w:r>
+    </w:p>
+    <w:p>
+      <w:pPr>
+        <w:pStyle w:val="BodyText"/>
+        <w:numPr>
+          <w:ilvl w:val="0"/>
+          <w:numId w:val="2"/>
+        </w:numPr>
+        <w:tabs>
+          <w:tab w:val="clear" w:pos="720"/>
+          <w:tab w:val="left" w:pos="0" w:leader="none"/>
+        </w:tabs>
+        <w:ind w:hanging="283" w:start="709"/>
+        <w:rPr/>
+      </w:pPr>
+      <w:r>
+        <w:rPr>
+          <w:i w:val="false"/>
+          <w:iCs w:val="false"/>
+          <w:u w:val="none"/>
+        </w:rPr>
+        <w:t xml:space="preserve">Press the button </w:t>
+      </w:r>
+      <w:r>
+        <w:rPr>
+          <w:rStyle w:val="Strong"/>
+          <w:i w:val="false"/>
+          <w:iCs w:val="false"/>
+          <w:u w:val="none"/>
+        </w:rPr>
+        <w:t>A0</w:t>
+      </w:r>
+      <w:r>
+        <w:rPr>
+          <w:i w:val="false"/>
+          <w:iCs w:val="false"/>
+          <w:u w:val="none"/>
+        </w:rPr>
+        <w:t xml:space="preserve"> and observe what happen.</w:t>
+        <w:br/>
+        <w:t>The LED corresponding to the selected servo light on. That button allows you to control each part of the robot. Here is the mapping between the LED ID and the servo ID</w:t>
+      </w:r>
+    </w:p>
+    <w:p>
+      <w:pPr>
+        <w:pStyle w:val="BodyText"/>
+        <w:numPr>
+          <w:ilvl w:val="1"/>
+          <w:numId w:val="2"/>
+        </w:numPr>
+        <w:tabs>
+          <w:tab w:val="clear" w:pos="720"/>
+          <w:tab w:val="left" w:pos="0" w:leader="none"/>
+        </w:tabs>
+        <w:spacing w:before="0" w:after="0"/>
+        <w:jc w:val="start"/>
+        <w:rPr/>
+      </w:pPr>
+      <w:r>
+        <w:rPr>
+          <w:rFonts w:ascii="Liberation Mono" w:hAnsi="Liberation Mono"/>
+          <w:i w:val="false"/>
+          <w:iCs w:val="false"/>
+          <w:u w:val="none"/>
+        </w:rPr>
+        <w:t>LED D13 → servo D5 (Base)</w:t>
+      </w:r>
+    </w:p>
+    <w:p>
+      <w:pPr>
+        <w:pStyle w:val="BodyText"/>
+        <w:numPr>
+          <w:ilvl w:val="1"/>
+          <w:numId w:val="2"/>
+        </w:numPr>
+        <w:tabs>
+          <w:tab w:val="clear" w:pos="720"/>
+          <w:tab w:val="left" w:pos="0" w:leader="none"/>
+        </w:tabs>
+        <w:spacing w:before="0" w:after="0"/>
+        <w:jc w:val="start"/>
+        <w:rPr/>
+      </w:pPr>
+      <w:r>
+        <w:rPr>
+          <w:rFonts w:ascii="Liberation Mono" w:hAnsi="Liberation Mono"/>
+          <w:i w:val="false"/>
+          <w:iCs w:val="false"/>
+          <w:u w:val="none"/>
+        </w:rPr>
+        <w:t>LED D11 → servo D6 (Shoulder)</w:t>
+      </w:r>
+    </w:p>
+    <w:p>
+      <w:pPr>
+        <w:pStyle w:val="BodyText"/>
+        <w:numPr>
+          <w:ilvl w:val="1"/>
+          <w:numId w:val="2"/>
+        </w:numPr>
+        <w:tabs>
+          <w:tab w:val="clear" w:pos="720"/>
+          <w:tab w:val="left" w:pos="0" w:leader="none"/>
+        </w:tabs>
+        <w:spacing w:before="0" w:after="0"/>
+        <w:jc w:val="start"/>
+        <w:rPr/>
+      </w:pPr>
+      <w:r>
+        <w:rPr>
+          <w:rFonts w:ascii="Liberation Mono" w:hAnsi="Liberation Mono"/>
+          <w:i w:val="false"/>
+          <w:iCs w:val="false"/>
+          <w:u w:val="none"/>
+        </w:rPr>
+        <w:t>LED D8  → servo D9 (Elbow)</w:t>
+      </w:r>
+    </w:p>
+    <w:p>
+      <w:pPr>
+        <w:pStyle w:val="BodyText"/>
+        <w:numPr>
+          <w:ilvl w:val="1"/>
+          <w:numId w:val="2"/>
+        </w:numPr>
+        <w:tabs>
+          <w:tab w:val="clear" w:pos="720"/>
+          <w:tab w:val="left" w:pos="0" w:leader="none"/>
+        </w:tabs>
+        <w:spacing w:before="0" w:after="0"/>
+        <w:jc w:val="start"/>
+        <w:rPr/>
+      </w:pPr>
+      <w:r>
+        <w:rPr>
+          <w:rFonts w:ascii="Liberation Mono" w:hAnsi="Liberation Mono"/>
+          <w:i w:val="false"/>
+          <w:iCs w:val="false"/>
+        </w:rPr>
+        <w:t>LED D7  → servo D10 (Gripper)</w:t>
+      </w:r>
+    </w:p>
+    <w:p>
+      <w:pPr>
+        <w:pStyle w:val="BodyText"/>
+        <w:rPr/>
+      </w:pPr>
+      <w:r>
+        <w:rPr/>
+        <w:drawing>
+          <wp:anchor behindDoc="0" distT="0" distB="0" distL="0" distR="0" simplePos="0" locked="0" layoutInCell="0" allowOverlap="1" relativeHeight="7">
+            <wp:simplePos x="0" y="0"/>
+            <wp:positionH relativeFrom="column">
+              <wp:posOffset>1645285</wp:posOffset>
+            </wp:positionH>
+            <wp:positionV relativeFrom="paragraph">
+              <wp:posOffset>130175</wp:posOffset>
+            </wp:positionV>
+            <wp:extent cx="3040380" cy="2604770"/>
+            <wp:effectExtent l="0" t="0" r="0" b="0"/>
+            <wp:wrapSquare wrapText="left"/>
+            <wp:docPr id="4" name="Image35 Copy 1" descr="" title=""/>
+            <wp:cNvGraphicFramePr>
+              <a:graphicFrameLocks xmlns:a="http://schemas.openxmlformats.org/drawingml/2006/main" noChangeAspect="1"/>
+            </wp:cNvGraphicFramePr>
+            <a:graphic xmlns:a="http://schemas.openxmlformats.org/drawingml/2006/main">
+              <a:graphicData uri="http://schemas.openxmlformats.org/drawingml/2006/picture">
+                <pic:pic xmlns:pic="http://schemas.openxmlformats.org/drawingml/2006/picture">
+                  <pic:nvPicPr>
+                    <pic:cNvPr id="4" name="Image35 Copy 1" descr="" title=""/>
+                    <pic:cNvPicPr>
+                      <a:picLocks noChangeAspect="1" noChangeArrowheads="1"/>
+                    </pic:cNvPicPr>
+                  </pic:nvPicPr>
+                  <pic:blipFill>
+                    <a:blip r:embed="rId6"/>
+                    <a:stretch>
+                      <a:fillRect/>
+                    </a:stretch>
+                  </pic:blipFill>
+                  <pic:spPr bwMode="auto">
+                    <a:xfrm>
+                      <a:off x="0" y="0"/>
+                      <a:ext cx="3040380" cy="2604770"/>
+                    </a:xfrm>
+                    <a:prstGeom prst="rect">
+                      <a:avLst/>
+                    </a:prstGeom>
+                  </pic:spPr>
+                </pic:pic>
+              </a:graphicData>
+            </a:graphic>
+          </wp:anchor>
+        </w:drawing>
+      </w:r>
+    </w:p>
+    <w:p>
+      <w:pPr>
+        <w:pStyle w:val="Normal"/>
+        <w:rPr/>
+      </w:pPr>
+      <w:r>
+        <w:rPr/>
+        <w:br/>
+        <w:br/>
+        <w:br/>
+        <w:br/>
+        <w:br/>
+        <w:br/>
+        <w:br/>
+        <w:br/>
+        <w:br/>
+      </w:r>
+    </w:p>
+    <w:p>
+      <w:pPr>
+        <w:pStyle w:val="Normal"/>
+        <w:rPr>
+          <w:color w:val="auto"/>
+          <w:kern w:val="2"/>
+          <w:lang w:val="fr-FR" w:eastAsia="zh-CN" w:bidi="hi-IN"/>
+        </w:rPr>
+      </w:pPr>
+      <w:r>
+        <w:rPr>
+          <w:color w:val="auto"/>
+          <w:kern w:val="2"/>
+          <w:lang w:val="fr-FR" w:eastAsia="zh-CN" w:bidi="hi-IN"/>
+        </w:rPr>
+      </w:r>
+    </w:p>
+    <w:p>
+      <w:pPr>
+        <w:pStyle w:val="Normal"/>
+        <w:rPr>
+          <w:color w:val="auto"/>
+          <w:kern w:val="2"/>
+          <w:lang w:val="fr-FR" w:eastAsia="zh-CN" w:bidi="hi-IN"/>
+        </w:rPr>
+      </w:pPr>
+      <w:r>
+        <w:rPr>
+          <w:color w:val="auto"/>
+          <w:kern w:val="2"/>
+          <w:lang w:val="fr-FR" w:eastAsia="zh-CN" w:bidi="hi-IN"/>
+        </w:rPr>
+      </w:r>
+    </w:p>
+    <w:p>
+      <w:pPr>
+        <w:pStyle w:val="BodyText"/>
+        <w:rPr/>
+      </w:pPr>
+      <w:r>
+        <w:rPr/>
+      </w:r>
+    </w:p>
+    <w:p>
+      <w:pPr>
+        <w:pStyle w:val="Heading2"/>
+        <w:keepNext w:val="true"/>
+        <w:widowControl/>
+        <w:tabs>
+          <w:tab w:val="clear" w:pos="720"/>
+          <w:tab w:val="left" w:pos="0" w:leader="none"/>
+        </w:tabs>
+        <w:suppressAutoHyphens w:val="true"/>
+        <w:overflowPunct w:val="false"/>
+        <w:bidi w:val="0"/>
+        <w:spacing w:before="0" w:after="26"/>
+        <w:ind w:hanging="0" w:start="0" w:end="0"/>
+        <w:jc w:val="start"/>
+        <w:rPr>
+          <w:color w:val="auto"/>
+          <w:kern w:val="2"/>
+          <w:lang w:val="fr-FR" w:eastAsia="zh-CN" w:bidi="hi-IN"/>
+        </w:rPr>
+      </w:pPr>
+      <w:bookmarkStart w:id="6" w:name="__RefHeading___Toc17298_2390671122"/>
+      <w:bookmarkEnd w:id="6"/>
+      <w:r>
+        <w:rPr>
+          <w:color w:val="auto"/>
+          <w:kern w:val="2"/>
+          <w:lang w:val="fr-FR" w:eastAsia="zh-CN" w:bidi="hi-IN"/>
+        </w:rPr>
+        <w:t>2. Control Modes Overview</w:t>
+      </w:r>
+    </w:p>
+    <w:p>
+      <w:pPr>
+        <w:pStyle w:val="BodyText"/>
+        <w:rPr/>
+      </w:pPr>
+      <w:r>
+        <w:rPr>
+          <w:rFonts w:eastAsia="Noto Serif CJK SC" w:cs="Noto Sans Devanagari"/>
+          <w:color w:val="auto"/>
+          <w:kern w:val="2"/>
+          <w:sz w:val="24"/>
+          <w:szCs w:val="24"/>
+          <w:lang w:val="fr-FR" w:eastAsia="zh-CN" w:bidi="hi-IN"/>
+        </w:rPr>
+        <w:br/>
+      </w:r>
+      <w:r>
+        <w:rPr/>
+        <w:t xml:space="preserve">Using the </w:t>
+      </w:r>
+      <w:r>
+        <w:rPr>
+          <w:rStyle w:val="Strong"/>
+        </w:rPr>
+        <w:t>128x64 OLED display</w:t>
+      </w:r>
+      <w:r>
+        <w:rPr/>
+        <w:t xml:space="preserve">, users can easily navigate through the menu to </w:t>
+      </w:r>
+      <w:r>
+        <w:rPr>
+          <w:rStyle w:val="Strong"/>
+        </w:rPr>
+        <w:t>select and configure</w:t>
+      </w:r>
+      <w:r>
+        <w:rPr/>
+        <w:t xml:space="preserve"> different modes of operation. The available control modes are:</w:t>
+      </w:r>
+    </w:p>
+    <w:p>
+      <w:pPr>
+        <w:pStyle w:val="BodyText"/>
+        <w:widowControl/>
+        <w:numPr>
+          <w:ilvl w:val="0"/>
+          <w:numId w:val="5"/>
+        </w:numPr>
+        <w:suppressAutoHyphens w:val="true"/>
+        <w:overflowPunct w:val="false"/>
+        <w:bidi w:val="0"/>
+        <w:spacing w:before="0" w:after="26"/>
+        <w:jc w:val="start"/>
+        <w:rPr/>
+      </w:pPr>
+      <w:r>
+        <w:rPr>
+          <w:rStyle w:val="Strong"/>
+          <w:rFonts w:eastAsia="Noto Serif CJK SC" w:cs="Noto Sans Devanagari"/>
           <w:b/>
           <w:bCs/>
+          <w:color w:val="auto"/>
+          <w:kern w:val="2"/>
+          <w:sz w:val="24"/>
+          <w:szCs w:val="24"/>
+          <w:lang w:val="fr-FR" w:eastAsia="zh-CN" w:bidi="hi-IN"/>
+        </w:rPr>
+        <w:t>Manual Mode</w:t>
+      </w:r>
+      <w:r>
+        <w:rPr>
+          <w:rStyle w:val="Strong"/>
+          <w:rFonts w:eastAsia="Noto Serif CJK SC" w:cs="Noto Sans Devanagari"/>
+          <w:b w:val="false"/>
+          <w:bCs w:val="false"/>
+          <w:color w:val="auto"/>
+          <w:kern w:val="2"/>
+          <w:sz w:val="24"/>
+          <w:szCs w:val="24"/>
+          <w:lang w:val="fr-FR" w:eastAsia="zh-CN" w:bidi="hi-IN"/>
+        </w:rPr>
+        <w:t xml:space="preserve"> – direct control using onboard buttons</w:t>
+      </w:r>
+    </w:p>
+    <w:p>
+      <w:pPr>
+        <w:pStyle w:val="BodyText"/>
+        <w:widowControl/>
+        <w:numPr>
+          <w:ilvl w:val="0"/>
+          <w:numId w:val="5"/>
+        </w:numPr>
+        <w:suppressAutoHyphens w:val="true"/>
+        <w:overflowPunct w:val="false"/>
+        <w:bidi w:val="0"/>
+        <w:spacing w:before="0" w:after="26"/>
+        <w:jc w:val="start"/>
+        <w:rPr/>
+      </w:pPr>
+      <w:r>
+        <w:rPr>
+          <w:rStyle w:val="Strong"/>
+          <w:rFonts w:eastAsia="Noto Serif CJK SC" w:cs="Noto Sans Devanagari"/>
+          <w:b/>
+          <w:bCs/>
+          <w:color w:val="auto"/>
+          <w:kern w:val="2"/>
+          <w:sz w:val="24"/>
+          <w:szCs w:val="24"/>
+          <w:lang w:val="fr-FR" w:eastAsia="zh-CN" w:bidi="hi-IN"/>
+        </w:rPr>
+        <w:t>Record &amp; Replay Mode</w:t>
+      </w:r>
+      <w:r>
+        <w:rPr>
+          <w:rStyle w:val="Strong"/>
+          <w:rFonts w:eastAsia="Noto Serif CJK SC" w:cs="Noto Sans Devanagari"/>
+          <w:b w:val="false"/>
+          <w:bCs w:val="false"/>
+          <w:color w:val="auto"/>
+          <w:kern w:val="2"/>
+          <w:sz w:val="24"/>
+          <w:szCs w:val="24"/>
+          <w:lang w:val="fr-FR" w:eastAsia="zh-CN" w:bidi="hi-IN"/>
+        </w:rPr>
+        <w:t xml:space="preserve"> – record and replay movements</w:t>
+      </w:r>
+    </w:p>
+    <w:p>
+      <w:pPr>
+        <w:pStyle w:val="BodyText"/>
+        <w:widowControl/>
+        <w:numPr>
+          <w:ilvl w:val="0"/>
+          <w:numId w:val="5"/>
+        </w:numPr>
+        <w:suppressAutoHyphens w:val="true"/>
+        <w:overflowPunct w:val="false"/>
+        <w:bidi w:val="0"/>
+        <w:spacing w:before="0" w:after="26"/>
+        <w:jc w:val="start"/>
+        <w:rPr/>
+      </w:pPr>
+      <w:r>
+        <w:rPr>
+          <w:rStyle w:val="Strong"/>
+          <w:rFonts w:eastAsia="Noto Serif CJK SC" w:cs="Noto Sans Devanagari"/>
+          <w:b/>
+          <w:bCs/>
+          <w:color w:val="auto"/>
+          <w:kern w:val="2"/>
+          <w:sz w:val="24"/>
+          <w:szCs w:val="24"/>
+          <w:lang w:val="fr-FR" w:eastAsia="zh-CN" w:bidi="hi-IN"/>
+        </w:rPr>
+        <w:t>Bluetooth Mode</w:t>
+      </w:r>
+      <w:r>
+        <w:rPr>
+          <w:rStyle w:val="Strong"/>
+          <w:rFonts w:eastAsia="Noto Serif CJK SC" w:cs="Noto Sans Devanagari"/>
+          <w:b w:val="false"/>
+          <w:bCs w:val="false"/>
+          <w:color w:val="auto"/>
+          <w:kern w:val="2"/>
+          <w:sz w:val="24"/>
+          <w:szCs w:val="24"/>
+          <w:lang w:val="fr-FR" w:eastAsia="zh-CN" w:bidi="hi-IN"/>
+        </w:rPr>
+        <w:t xml:space="preserve"> – control Pedro via smartphone or PC</w:t>
+      </w:r>
+    </w:p>
+    <w:p>
+      <w:pPr>
+        <w:pStyle w:val="BodyText"/>
+        <w:widowControl/>
+        <w:numPr>
+          <w:ilvl w:val="0"/>
+          <w:numId w:val="5"/>
+        </w:numPr>
+        <w:suppressAutoHyphens w:val="true"/>
+        <w:overflowPunct w:val="false"/>
+        <w:bidi w:val="0"/>
+        <w:spacing w:before="0" w:after="26"/>
+        <w:jc w:val="start"/>
+        <w:rPr/>
+      </w:pPr>
+      <w:r>
+        <w:rPr>
+          <w:rStyle w:val="Strong"/>
+          <w:rFonts w:eastAsia="Noto Serif CJK SC" w:cs="Noto Sans Devanagari"/>
+          <w:b/>
+          <w:bCs/>
+          <w:color w:val="auto"/>
+          <w:kern w:val="2"/>
+          <w:sz w:val="24"/>
+          <w:szCs w:val="24"/>
+          <w:lang w:val="fr-FR" w:eastAsia="zh-CN" w:bidi="hi-IN"/>
+        </w:rPr>
+        <w:t>Radio Mode</w:t>
+      </w:r>
+      <w:r>
+        <w:rPr>
+          <w:rStyle w:val="Strong"/>
+          <w:rFonts w:eastAsia="Noto Serif CJK SC" w:cs="Noto Sans Devanagari"/>
+          <w:b w:val="false"/>
+          <w:bCs w:val="false"/>
+          <w:color w:val="auto"/>
+          <w:kern w:val="2"/>
+          <w:sz w:val="24"/>
+          <w:szCs w:val="24"/>
+          <w:lang w:val="fr-FR" w:eastAsia="zh-CN" w:bidi="hi-IN"/>
+        </w:rPr>
+        <w:t xml:space="preserve"> – remote communication between robots</w:t>
+      </w:r>
+    </w:p>
+    <w:p>
+      <w:pPr>
+        <w:pStyle w:val="BodyText"/>
+        <w:widowControl/>
+        <w:numPr>
+          <w:ilvl w:val="0"/>
+          <w:numId w:val="5"/>
+        </w:numPr>
+        <w:suppressAutoHyphens w:val="true"/>
+        <w:overflowPunct w:val="false"/>
+        <w:bidi w:val="0"/>
+        <w:spacing w:before="0" w:after="26"/>
+        <w:jc w:val="start"/>
+        <w:rPr/>
+      </w:pPr>
+      <w:r>
+        <w:rPr>
+          <w:rStyle w:val="Strong"/>
+          <w:rFonts w:eastAsia="Noto Serif CJK SC" w:cs="Noto Sans Devanagari"/>
+          <w:b/>
+          <w:bCs/>
+          <w:color w:val="auto"/>
+          <w:kern w:val="2"/>
+          <w:sz w:val="24"/>
+          <w:szCs w:val="24"/>
+          <w:lang w:val="fr-FR" w:eastAsia="zh-CN" w:bidi="hi-IN"/>
+        </w:rPr>
+        <w:t xml:space="preserve">USB Serial Mode </w:t>
+      </w:r>
+      <w:r>
+        <w:rPr>
+          <w:rStyle w:val="Strong"/>
+          <w:rFonts w:eastAsia="Noto Serif CJK SC" w:cs="Noto Sans Devanagari"/>
+          <w:b w:val="false"/>
+          <w:bCs w:val="false"/>
+          <w:color w:val="auto"/>
+          <w:kern w:val="2"/>
+          <w:sz w:val="24"/>
+          <w:szCs w:val="24"/>
+          <w:lang w:val="fr-FR" w:eastAsia="zh-CN" w:bidi="hi-IN"/>
+        </w:rPr>
+        <w:t>– contr</w:t>
+      </w:r>
+      <w:r>
+        <w:rPr/>
+        <w:t>ol Pedro directly from a computer</w:t>
+      </w:r>
+    </w:p>
+    <w:p>
+      <w:pPr>
+        <w:pStyle w:val="BodyText"/>
+        <w:rPr/>
+      </w:pPr>
+      <w:r>
+        <w:rPr/>
+        <w:t>Through this firmware, students discover how software can define robotic behavior and how multiple communication interfaces can coexist within one system. The picture below described how to navigate through the multiple control modes.</w:t>
+      </w:r>
+    </w:p>
+    <w:p>
+      <w:pPr>
+        <w:pStyle w:val="BodyText"/>
+        <w:widowControl/>
+        <w:tabs>
+          <w:tab w:val="clear" w:pos="720"/>
+          <w:tab w:val="left" w:pos="0" w:leader="none"/>
+        </w:tabs>
+        <w:suppressAutoHyphens w:val="true"/>
+        <w:overflowPunct w:val="false"/>
+        <w:bidi w:val="0"/>
+        <w:spacing w:before="0" w:after="26"/>
+        <w:ind w:hanging="0" w:start="0" w:end="0"/>
+        <w:jc w:val="start"/>
+        <w:rPr/>
+      </w:pPr>
+      <w:r>
+        <w:rPr/>
+        <w:drawing>
+          <wp:anchor behindDoc="0" distT="0" distB="0" distL="0" distR="0" simplePos="0" locked="0" layoutInCell="0" allowOverlap="1" relativeHeight="5">
+            <wp:simplePos x="0" y="0"/>
+            <wp:positionH relativeFrom="column">
+              <wp:posOffset>867410</wp:posOffset>
+            </wp:positionH>
+            <wp:positionV relativeFrom="paragraph">
+              <wp:posOffset>27940</wp:posOffset>
+            </wp:positionV>
+            <wp:extent cx="4549775" cy="5687060"/>
+            <wp:effectExtent l="0" t="0" r="0" b="0"/>
+            <wp:wrapSquare wrapText="largest"/>
+            <wp:docPr id="5" name="Image1 Copy 1" descr="" title=""/>
+            <wp:cNvGraphicFramePr>
+              <a:graphicFrameLocks xmlns:a="http://schemas.openxmlformats.org/drawingml/2006/main" noChangeAspect="1"/>
+            </wp:cNvGraphicFramePr>
+            <a:graphic xmlns:a="http://schemas.openxmlformats.org/drawingml/2006/main">
+              <a:graphicData uri="http://schemas.openxmlformats.org/drawingml/2006/picture">
+                <pic:pic xmlns:pic="http://schemas.openxmlformats.org/drawingml/2006/picture">
+                  <pic:nvPicPr>
+                    <pic:cNvPr id="5" name="Image1 Copy 1" descr="" title=""/>
+                    <pic:cNvPicPr>
+                      <a:picLocks noChangeAspect="1" noChangeArrowheads="1"/>
+                    </pic:cNvPicPr>
+                  </pic:nvPicPr>
+                  <pic:blipFill>
+                    <a:blip r:embed="rId7"/>
+                    <a:stretch>
+                      <a:fillRect/>
+                    </a:stretch>
+                  </pic:blipFill>
+                  <pic:spPr bwMode="auto">
+                    <a:xfrm>
+                      <a:off x="0" y="0"/>
+                      <a:ext cx="4549775" cy="5687060"/>
+                    </a:xfrm>
+                    <a:prstGeom prst="rect">
+                      <a:avLst/>
+                    </a:prstGeom>
+                  </pic:spPr>
+                </pic:pic>
+              </a:graphicData>
+            </a:graphic>
+          </wp:anchor>
+        </w:drawing>
+      </w:r>
+    </w:p>
+    <w:p>
+      <w:pPr>
+        <w:pStyle w:val="BodyText"/>
+        <w:widowControl/>
+        <w:tabs>
+          <w:tab w:val="clear" w:pos="720"/>
+          <w:tab w:val="left" w:pos="0" w:leader="none"/>
+        </w:tabs>
+        <w:suppressAutoHyphens w:val="true"/>
+        <w:overflowPunct w:val="false"/>
+        <w:bidi w:val="0"/>
+        <w:spacing w:before="0" w:after="26"/>
+        <w:ind w:hanging="0" w:start="0" w:end="0"/>
+        <w:jc w:val="start"/>
+        <w:rPr>
           <w:sz w:val="36"/>
           <w:szCs w:val="36"/>
         </w:rPr>
       </w:pPr>
       <w:r>
         <w:rPr>
+          <w:sz w:val="36"/>
+          <w:szCs w:val="36"/>
+        </w:rPr>
+      </w:r>
+    </w:p>
+    <w:p>
+      <w:pPr>
+        <w:pStyle w:val="Heading2"/>
+        <w:widowControl/>
+        <w:tabs>
+          <w:tab w:val="clear" w:pos="720"/>
+          <w:tab w:val="left" w:pos="0" w:leader="none"/>
+        </w:tabs>
+        <w:suppressAutoHyphens w:val="true"/>
+        <w:overflowPunct w:val="false"/>
+        <w:bidi w:val="0"/>
+        <w:spacing w:before="0" w:after="26"/>
+        <w:ind w:hanging="0" w:start="0" w:end="0"/>
+        <w:jc w:val="start"/>
+        <w:rPr>
+          <w:sz w:val="36"/>
+          <w:szCs w:val="36"/>
+        </w:rPr>
+      </w:pPr>
+      <w:r>
+        <w:rPr>
+          <w:sz w:val="36"/>
+          <w:szCs w:val="36"/>
+        </w:rPr>
+      </w:r>
+    </w:p>
+    <w:p>
+      <w:pPr>
+        <w:pStyle w:val="BodyText"/>
+        <w:widowControl/>
+        <w:tabs>
+          <w:tab w:val="clear" w:pos="720"/>
+          <w:tab w:val="left" w:pos="0" w:leader="none"/>
+        </w:tabs>
+        <w:suppressAutoHyphens w:val="true"/>
+        <w:overflowPunct w:val="false"/>
+        <w:bidi w:val="0"/>
+        <w:spacing w:before="0" w:after="26"/>
+        <w:ind w:hanging="0" w:start="0" w:end="0"/>
+        <w:jc w:val="start"/>
+        <w:rPr>
+          <w:sz w:val="36"/>
+          <w:szCs w:val="36"/>
+        </w:rPr>
+      </w:pPr>
+      <w:r>
+        <w:rPr>
+          <w:sz w:val="36"/>
+          <w:szCs w:val="36"/>
+        </w:rPr>
+      </w:r>
+    </w:p>
+    <w:p>
+      <w:pPr>
+        <w:pStyle w:val="BodyText"/>
+        <w:widowControl/>
+        <w:tabs>
+          <w:tab w:val="clear" w:pos="720"/>
+          <w:tab w:val="left" w:pos="0" w:leader="none"/>
+        </w:tabs>
+        <w:suppressAutoHyphens w:val="true"/>
+        <w:overflowPunct w:val="false"/>
+        <w:bidi w:val="0"/>
+        <w:spacing w:before="0" w:after="26"/>
+        <w:ind w:hanging="0" w:start="0" w:end="0"/>
+        <w:jc w:val="start"/>
+        <w:rPr>
+          <w:sz w:val="36"/>
+          <w:szCs w:val="36"/>
+        </w:rPr>
+      </w:pPr>
+      <w:r>
+        <w:rPr>
+          <w:sz w:val="36"/>
+          <w:szCs w:val="36"/>
+        </w:rPr>
+      </w:r>
+    </w:p>
+    <w:p>
+      <w:pPr>
+        <w:pStyle w:val="BodyText"/>
+        <w:widowControl/>
+        <w:tabs>
+          <w:tab w:val="clear" w:pos="720"/>
+          <w:tab w:val="left" w:pos="0" w:leader="none"/>
+        </w:tabs>
+        <w:suppressAutoHyphens w:val="true"/>
+        <w:overflowPunct w:val="false"/>
+        <w:bidi w:val="0"/>
+        <w:spacing w:before="0" w:after="26"/>
+        <w:ind w:hanging="0" w:start="0" w:end="0"/>
+        <w:jc w:val="start"/>
+        <w:rPr>
+          <w:sz w:val="36"/>
+          <w:szCs w:val="36"/>
+        </w:rPr>
+      </w:pPr>
+      <w:r>
+        <w:rPr>
+          <w:sz w:val="36"/>
+          <w:szCs w:val="36"/>
+        </w:rPr>
+      </w:r>
+    </w:p>
+    <w:p>
+      <w:pPr>
+        <w:pStyle w:val="BodyText"/>
+        <w:widowControl/>
+        <w:tabs>
+          <w:tab w:val="clear" w:pos="720"/>
+          <w:tab w:val="left" w:pos="0" w:leader="none"/>
+        </w:tabs>
+        <w:suppressAutoHyphens w:val="true"/>
+        <w:overflowPunct w:val="false"/>
+        <w:bidi w:val="0"/>
+        <w:spacing w:before="0" w:after="26"/>
+        <w:ind w:hanging="0" w:start="0" w:end="0"/>
+        <w:jc w:val="start"/>
+        <w:rPr>
+          <w:sz w:val="36"/>
+          <w:szCs w:val="36"/>
+        </w:rPr>
+      </w:pPr>
+      <w:r>
+        <w:rPr>
+          <w:sz w:val="36"/>
+          <w:szCs w:val="36"/>
+        </w:rPr>
+      </w:r>
+    </w:p>
+    <w:p>
+      <w:pPr>
+        <w:pStyle w:val="BodyText"/>
+        <w:widowControl/>
+        <w:tabs>
+          <w:tab w:val="clear" w:pos="720"/>
+          <w:tab w:val="left" w:pos="0" w:leader="none"/>
+        </w:tabs>
+        <w:suppressAutoHyphens w:val="true"/>
+        <w:overflowPunct w:val="false"/>
+        <w:bidi w:val="0"/>
+        <w:spacing w:before="0" w:after="26"/>
+        <w:ind w:hanging="0" w:start="0" w:end="0"/>
+        <w:jc w:val="start"/>
+        <w:rPr>
+          <w:sz w:val="36"/>
+          <w:szCs w:val="36"/>
+        </w:rPr>
+      </w:pPr>
+      <w:r>
+        <w:rPr>
+          <w:sz w:val="36"/>
+          <w:szCs w:val="36"/>
+        </w:rPr>
+      </w:r>
+    </w:p>
+    <w:p>
+      <w:pPr>
+        <w:pStyle w:val="BodyText"/>
+        <w:widowControl/>
+        <w:tabs>
+          <w:tab w:val="clear" w:pos="720"/>
+          <w:tab w:val="left" w:pos="0" w:leader="none"/>
+        </w:tabs>
+        <w:suppressAutoHyphens w:val="true"/>
+        <w:overflowPunct w:val="false"/>
+        <w:bidi w:val="0"/>
+        <w:spacing w:before="0" w:after="26"/>
+        <w:ind w:hanging="0" w:start="0" w:end="0"/>
+        <w:jc w:val="start"/>
+        <w:rPr>
+          <w:sz w:val="36"/>
+          <w:szCs w:val="36"/>
+        </w:rPr>
+      </w:pPr>
+      <w:r>
+        <w:rPr>
+          <w:sz w:val="36"/>
+          <w:szCs w:val="36"/>
+        </w:rPr>
+      </w:r>
+    </w:p>
+    <w:p>
+      <w:pPr>
+        <w:pStyle w:val="BodyText"/>
+        <w:widowControl/>
+        <w:tabs>
+          <w:tab w:val="clear" w:pos="720"/>
+          <w:tab w:val="left" w:pos="0" w:leader="none"/>
+        </w:tabs>
+        <w:suppressAutoHyphens w:val="true"/>
+        <w:overflowPunct w:val="false"/>
+        <w:bidi w:val="0"/>
+        <w:spacing w:before="0" w:after="26"/>
+        <w:ind w:hanging="0" w:start="0" w:end="0"/>
+        <w:jc w:val="start"/>
+        <w:rPr>
+          <w:sz w:val="36"/>
+          <w:szCs w:val="36"/>
+        </w:rPr>
+      </w:pPr>
+      <w:r>
+        <w:rPr>
+          <w:sz w:val="36"/>
+          <w:szCs w:val="36"/>
+        </w:rPr>
+      </w:r>
+    </w:p>
+    <w:p>
+      <w:pPr>
+        <w:pStyle w:val="BodyText"/>
+        <w:widowControl/>
+        <w:tabs>
+          <w:tab w:val="clear" w:pos="720"/>
+          <w:tab w:val="left" w:pos="0" w:leader="none"/>
+        </w:tabs>
+        <w:suppressAutoHyphens w:val="true"/>
+        <w:overflowPunct w:val="false"/>
+        <w:bidi w:val="0"/>
+        <w:spacing w:before="0" w:after="26"/>
+        <w:ind w:hanging="0" w:start="0" w:end="0"/>
+        <w:jc w:val="start"/>
+        <w:rPr>
+          <w:sz w:val="36"/>
+          <w:szCs w:val="36"/>
+        </w:rPr>
+      </w:pPr>
+      <w:r>
+        <w:rPr>
+          <w:sz w:val="36"/>
+          <w:szCs w:val="36"/>
+        </w:rPr>
+      </w:r>
+    </w:p>
+    <w:p>
+      <w:pPr>
+        <w:pStyle w:val="BodyText"/>
+        <w:widowControl/>
+        <w:tabs>
+          <w:tab w:val="clear" w:pos="720"/>
+          <w:tab w:val="left" w:pos="0" w:leader="none"/>
+        </w:tabs>
+        <w:suppressAutoHyphens w:val="true"/>
+        <w:overflowPunct w:val="false"/>
+        <w:bidi w:val="0"/>
+        <w:spacing w:before="0" w:after="26"/>
+        <w:ind w:hanging="0" w:start="0" w:end="0"/>
+        <w:jc w:val="start"/>
+        <w:rPr>
+          <w:sz w:val="36"/>
+          <w:szCs w:val="36"/>
+        </w:rPr>
+      </w:pPr>
+      <w:r>
+        <w:rPr>
+          <w:sz w:val="36"/>
+          <w:szCs w:val="36"/>
+        </w:rPr>
+      </w:r>
+    </w:p>
+    <w:p>
+      <w:pPr>
+        <w:pStyle w:val="BodyText"/>
+        <w:widowControl/>
+        <w:tabs>
+          <w:tab w:val="clear" w:pos="720"/>
+          <w:tab w:val="left" w:pos="0" w:leader="none"/>
+        </w:tabs>
+        <w:suppressAutoHyphens w:val="true"/>
+        <w:overflowPunct w:val="false"/>
+        <w:bidi w:val="0"/>
+        <w:spacing w:before="0" w:after="26"/>
+        <w:ind w:hanging="0" w:start="0" w:end="0"/>
+        <w:jc w:val="start"/>
+        <w:rPr>
+          <w:sz w:val="36"/>
+          <w:szCs w:val="36"/>
+        </w:rPr>
+      </w:pPr>
+      <w:r>
+        <w:rPr>
+          <w:sz w:val="36"/>
+          <w:szCs w:val="36"/>
+        </w:rPr>
+      </w:r>
+    </w:p>
+    <w:p>
+      <w:pPr>
+        <w:pStyle w:val="BodyText"/>
+        <w:widowControl/>
+        <w:tabs>
+          <w:tab w:val="clear" w:pos="720"/>
+          <w:tab w:val="left" w:pos="0" w:leader="none"/>
+        </w:tabs>
+        <w:suppressAutoHyphens w:val="true"/>
+        <w:overflowPunct w:val="false"/>
+        <w:bidi w:val="0"/>
+        <w:spacing w:before="0" w:after="26"/>
+        <w:ind w:hanging="0" w:start="0" w:end="0"/>
+        <w:jc w:val="start"/>
+        <w:rPr>
+          <w:sz w:val="36"/>
+          <w:szCs w:val="36"/>
+        </w:rPr>
+      </w:pPr>
+      <w:r>
+        <w:rPr>
+          <w:sz w:val="36"/>
+          <w:szCs w:val="36"/>
+        </w:rPr>
+      </w:r>
+    </w:p>
+    <w:p>
+      <w:pPr>
+        <w:pStyle w:val="BodyText"/>
+        <w:widowControl/>
+        <w:tabs>
+          <w:tab w:val="clear" w:pos="720"/>
+          <w:tab w:val="left" w:pos="0" w:leader="none"/>
+        </w:tabs>
+        <w:suppressAutoHyphens w:val="true"/>
+        <w:overflowPunct w:val="false"/>
+        <w:bidi w:val="0"/>
+        <w:spacing w:before="0" w:after="26"/>
+        <w:ind w:hanging="0" w:start="0" w:end="0"/>
+        <w:jc w:val="start"/>
+        <w:rPr>
+          <w:sz w:val="36"/>
+          <w:szCs w:val="36"/>
+        </w:rPr>
+      </w:pPr>
+      <w:r>
+        <w:rPr>
+          <w:sz w:val="36"/>
+          <w:szCs w:val="36"/>
+        </w:rPr>
+      </w:r>
+    </w:p>
+    <w:p>
+      <w:pPr>
+        <w:pStyle w:val="BodyText"/>
+        <w:widowControl/>
+        <w:tabs>
+          <w:tab w:val="clear" w:pos="720"/>
+          <w:tab w:val="left" w:pos="0" w:leader="none"/>
+        </w:tabs>
+        <w:suppressAutoHyphens w:val="true"/>
+        <w:overflowPunct w:val="false"/>
+        <w:bidi w:val="0"/>
+        <w:spacing w:before="0" w:after="26"/>
+        <w:ind w:hanging="0" w:start="0" w:end="0"/>
+        <w:jc w:val="start"/>
+        <w:rPr>
+          <w:sz w:val="36"/>
+          <w:szCs w:val="36"/>
+        </w:rPr>
+      </w:pPr>
+      <w:r>
+        <w:rPr>
+          <w:sz w:val="36"/>
+          <w:szCs w:val="36"/>
+        </w:rPr>
+      </w:r>
+    </w:p>
+    <w:p>
+      <w:pPr>
+        <w:pStyle w:val="BodyText"/>
+        <w:widowControl/>
+        <w:tabs>
+          <w:tab w:val="clear" w:pos="720"/>
+          <w:tab w:val="left" w:pos="0" w:leader="none"/>
+        </w:tabs>
+        <w:suppressAutoHyphens w:val="true"/>
+        <w:overflowPunct w:val="false"/>
+        <w:bidi w:val="0"/>
+        <w:spacing w:before="0" w:after="26"/>
+        <w:ind w:hanging="0" w:start="0" w:end="0"/>
+        <w:jc w:val="start"/>
+        <w:rPr>
+          <w:sz w:val="36"/>
+          <w:szCs w:val="36"/>
+        </w:rPr>
+      </w:pPr>
+      <w:r>
+        <w:rPr>
+          <w:sz w:val="36"/>
+          <w:szCs w:val="36"/>
+        </w:rPr>
+      </w:r>
+    </w:p>
+    <w:p>
+      <w:pPr>
+        <w:pStyle w:val="BodyText"/>
+        <w:widowControl/>
+        <w:tabs>
+          <w:tab w:val="clear" w:pos="720"/>
+          <w:tab w:val="left" w:pos="0" w:leader="none"/>
+        </w:tabs>
+        <w:suppressAutoHyphens w:val="true"/>
+        <w:overflowPunct w:val="false"/>
+        <w:bidi w:val="0"/>
+        <w:spacing w:before="0" w:after="26"/>
+        <w:ind w:hanging="0" w:start="0" w:end="0"/>
+        <w:jc w:val="start"/>
+        <w:rPr>
+          <w:sz w:val="36"/>
+          <w:szCs w:val="36"/>
+        </w:rPr>
+      </w:pPr>
+      <w:r>
+        <w:rPr>
+          <w:sz w:val="36"/>
+          <w:szCs w:val="36"/>
+        </w:rPr>
+      </w:r>
+    </w:p>
+    <w:p>
+      <w:pPr>
+        <w:pStyle w:val="Heading2"/>
+        <w:ind w:hanging="0" w:start="0"/>
+        <w:rPr/>
+      </w:pPr>
+      <w:bookmarkStart w:id="7" w:name="__RefHeading___Toc910_332147322_Copy_1"/>
+      <w:bookmarkEnd w:id="7"/>
+      <w:r>
+        <w:rPr>
+          <w:rStyle w:val="Strong"/>
           <w:b/>
           <w:bCs/>
+          <w:color w:val="auto"/>
+          <w:kern w:val="2"/>
+          <w:sz w:val="36"/>
+          <w:szCs w:val="36"/>
+          <w:u w:val="none"/>
+          <w:lang w:val="fr-FR" w:eastAsia="zh-CN" w:bidi="hi-IN"/>
+        </w:rPr>
+        <w:t>3. Manual Mode</w:t>
+      </w:r>
+    </w:p>
+    <w:p>
+      <w:pPr>
+        <w:pStyle w:val="BodyText"/>
+        <w:widowControl/>
+        <w:tabs>
+          <w:tab w:val="clear" w:pos="720"/>
+          <w:tab w:val="left" w:pos="0" w:leader="none"/>
+        </w:tabs>
+        <w:suppressAutoHyphens w:val="true"/>
+        <w:overflowPunct w:val="false"/>
+        <w:bidi w:val="0"/>
+        <w:spacing w:before="0" w:after="26"/>
+        <w:ind w:hanging="0" w:start="0" w:end="0"/>
+        <w:jc w:val="start"/>
+        <w:rPr>
+          <w:sz w:val="36"/>
+          <w:szCs w:val="36"/>
+        </w:rPr>
+      </w:pPr>
+      <w:r>
+        <w:rPr>
+          <w:sz w:val="36"/>
+          <w:szCs w:val="36"/>
+        </w:rPr>
+      </w:r>
+    </w:p>
+    <w:p>
+      <w:pPr>
+        <w:pStyle w:val="BodyText"/>
+        <w:widowControl/>
+        <w:tabs>
+          <w:tab w:val="clear" w:pos="720"/>
+          <w:tab w:val="left" w:pos="0" w:leader="none"/>
+        </w:tabs>
+        <w:suppressAutoHyphens w:val="true"/>
+        <w:overflowPunct w:val="false"/>
+        <w:bidi w:val="0"/>
+        <w:spacing w:before="0" w:after="26"/>
+        <w:ind w:hanging="0" w:start="0" w:end="0"/>
+        <w:jc w:val="start"/>
+        <w:rPr/>
+      </w:pPr>
+      <w:r>
+        <w:rPr>
+          <w:rStyle w:val="Strong"/>
+          <w:sz w:val="24"/>
+          <w:szCs w:val="24"/>
+        </w:rPr>
+        <w:t>What it does:</w:t>
+      </w:r>
+      <w:r>
+        <w:rPr>
+          <w:sz w:val="24"/>
+          <w:szCs w:val="24"/>
+        </w:rPr>
+        <w:t xml:space="preserve"> Direct control of servo motors using onboard buttons.</w:t>
+      </w:r>
+    </w:p>
+    <w:p>
+      <w:pPr>
+        <w:pStyle w:val="BodyText"/>
+        <w:rPr/>
+      </w:pPr>
+      <w:r>
+        <w:rPr>
+          <w:rStyle w:val="Strong"/>
+        </w:rPr>
+        <w:t>How to use:</w:t>
+      </w:r>
+    </w:p>
+    <w:p>
+      <w:pPr>
+        <w:pStyle w:val="BodyText"/>
+        <w:numPr>
+          <w:ilvl w:val="0"/>
+          <w:numId w:val="3"/>
+        </w:numPr>
+        <w:tabs>
+          <w:tab w:val="clear" w:pos="720"/>
+          <w:tab w:val="left" w:pos="0" w:leader="none"/>
+        </w:tabs>
+        <w:spacing w:before="0" w:after="0"/>
+        <w:ind w:hanging="283" w:start="709"/>
+        <w:rPr/>
+      </w:pPr>
+      <w:r>
+        <w:rPr/>
+        <w:t xml:space="preserve">Power </w:t>
+      </w:r>
+      <w:r>
+        <w:rPr>
+          <w:rStyle w:val="Strong"/>
+        </w:rPr>
+        <w:t>ON</w:t>
+      </w:r>
+      <w:r>
+        <w:rPr/>
+        <w:t xml:space="preserve"> Pedro (default mode </w:t>
+      </w:r>
+      <w:r>
+        <w:rPr>
+          <w:rStyle w:val="Strong"/>
+        </w:rPr>
+        <w:t>Manual</w:t>
+      </w:r>
+      <w:r>
+        <w:rPr/>
+        <w:t xml:space="preserve">). </w:t>
+      </w:r>
+    </w:p>
+    <w:p>
+      <w:pPr>
+        <w:pStyle w:val="BodyText"/>
+        <w:numPr>
+          <w:ilvl w:val="0"/>
+          <w:numId w:val="3"/>
+        </w:numPr>
+        <w:tabs>
+          <w:tab w:val="clear" w:pos="720"/>
+          <w:tab w:val="left" w:pos="0" w:leader="none"/>
+        </w:tabs>
+        <w:spacing w:before="0" w:after="0"/>
+        <w:ind w:hanging="283" w:start="709"/>
+        <w:rPr/>
+      </w:pPr>
+      <w:r>
+        <w:rPr>
+          <w:i w:val="false"/>
+          <w:iCs w:val="false"/>
+          <w:u w:val="none"/>
+        </w:rPr>
+        <w:t xml:space="preserve">Press the button </w:t>
+      </w:r>
+      <w:r>
+        <w:rPr>
+          <w:rStyle w:val="Strong"/>
+          <w:i w:val="false"/>
+          <w:iCs w:val="false"/>
+          <w:u w:val="none"/>
+        </w:rPr>
+        <w:t>A0</w:t>
+      </w:r>
+      <w:r>
+        <w:rPr>
+          <w:i w:val="false"/>
+          <w:iCs w:val="false"/>
+          <w:u w:val="none"/>
+        </w:rPr>
+        <w:t xml:space="preserve"> to select the servo.</w:t>
+        <w:br/>
+        <w:t>The LED corresponding to the selected servo light on. That button allows you to control each part of the robot. Here is the mapping between the LED ID and the servo ID :</w:t>
+      </w:r>
+    </w:p>
+    <w:p>
+      <w:pPr>
+        <w:pStyle w:val="BodyText"/>
+        <w:numPr>
+          <w:ilvl w:val="1"/>
+          <w:numId w:val="4"/>
+        </w:numPr>
+        <w:spacing w:before="0" w:after="0"/>
+        <w:rPr>
+          <w:rFonts w:ascii="Liberation Mono" w:hAnsi="Liberation Mono"/>
+          <w:i w:val="false"/>
+          <w:i w:val="false"/>
+          <w:iCs w:val="false"/>
+          <w:sz w:val="20"/>
+          <w:szCs w:val="20"/>
+          <w:u w:val="none"/>
+        </w:rPr>
+      </w:pPr>
+      <w:r>
+        <w:rPr>
+          <w:rFonts w:ascii="Liberation Mono" w:hAnsi="Liberation Mono"/>
+          <w:i w:val="false"/>
+          <w:iCs w:val="false"/>
+          <w:sz w:val="20"/>
+          <w:szCs w:val="20"/>
+          <w:u w:val="none"/>
+        </w:rPr>
+        <w:t>LED D13 → servo D5 (</w:t>
+      </w:r>
+      <w:r>
+        <w:rPr>
+          <w:rFonts w:ascii="Liberation Mono" w:hAnsi="Liberation Mono"/>
+          <w:b/>
+          <w:bCs/>
+          <w:i w:val="false"/>
+          <w:iCs w:val="false"/>
+          <w:sz w:val="20"/>
+          <w:szCs w:val="20"/>
+          <w:u w:val="none"/>
+        </w:rPr>
+        <w:t>Base</w:t>
+      </w:r>
+      <w:r>
+        <w:rPr>
+          <w:rFonts w:ascii="Liberation Mono" w:hAnsi="Liberation Mono"/>
+          <w:i w:val="false"/>
+          <w:iCs w:val="false"/>
+          <w:sz w:val="20"/>
+          <w:szCs w:val="20"/>
+          <w:u w:val="none"/>
+        </w:rPr>
+        <w:t>)</w:t>
+      </w:r>
+    </w:p>
+    <w:p>
+      <w:pPr>
+        <w:pStyle w:val="BodyText"/>
+        <w:numPr>
+          <w:ilvl w:val="1"/>
+          <w:numId w:val="4"/>
+        </w:numPr>
+        <w:spacing w:before="0" w:after="0"/>
+        <w:rPr>
+          <w:rFonts w:ascii="Liberation Mono" w:hAnsi="Liberation Mono"/>
+          <w:i w:val="false"/>
+          <w:i w:val="false"/>
+          <w:iCs w:val="false"/>
+          <w:sz w:val="20"/>
+          <w:szCs w:val="20"/>
+          <w:u w:val="none"/>
+        </w:rPr>
+      </w:pPr>
+      <w:r>
+        <w:rPr>
+          <w:rFonts w:ascii="Liberation Mono" w:hAnsi="Liberation Mono"/>
+          <w:i w:val="false"/>
+          <w:iCs w:val="false"/>
+          <w:sz w:val="20"/>
+          <w:szCs w:val="20"/>
+          <w:u w:val="none"/>
+        </w:rPr>
+        <w:t>LED D11 → servo D6 (</w:t>
+      </w:r>
+      <w:r>
+        <w:rPr>
+          <w:rFonts w:ascii="Liberation Mono" w:hAnsi="Liberation Mono"/>
+          <w:b/>
+          <w:bCs/>
+          <w:i w:val="false"/>
+          <w:iCs w:val="false"/>
+          <w:sz w:val="20"/>
+          <w:szCs w:val="20"/>
+          <w:u w:val="none"/>
+        </w:rPr>
+        <w:t>Shoulder</w:t>
+      </w:r>
+      <w:r>
+        <w:rPr>
+          <w:rFonts w:ascii="Liberation Mono" w:hAnsi="Liberation Mono"/>
+          <w:i w:val="false"/>
+          <w:iCs w:val="false"/>
+          <w:sz w:val="20"/>
+          <w:szCs w:val="20"/>
+          <w:u w:val="none"/>
+        </w:rPr>
+        <w:t>)</w:t>
+      </w:r>
+    </w:p>
+    <w:p>
+      <w:pPr>
+        <w:pStyle w:val="BodyText"/>
+        <w:numPr>
+          <w:ilvl w:val="1"/>
+          <w:numId w:val="4"/>
+        </w:numPr>
+        <w:spacing w:before="0" w:after="0"/>
+        <w:rPr>
+          <w:rFonts w:ascii="Liberation Mono" w:hAnsi="Liberation Mono"/>
+          <w:i w:val="false"/>
+          <w:i w:val="false"/>
+          <w:iCs w:val="false"/>
+          <w:sz w:val="20"/>
+          <w:szCs w:val="20"/>
+          <w:u w:val="none"/>
+        </w:rPr>
+      </w:pPr>
+      <w:r>
+        <w:rPr>
+          <w:rFonts w:ascii="Liberation Mono" w:hAnsi="Liberation Mono"/>
+          <w:i w:val="false"/>
+          <w:iCs w:val="false"/>
+          <w:sz w:val="20"/>
+          <w:szCs w:val="20"/>
+          <w:u w:val="none"/>
+        </w:rPr>
+        <w:t>LED D8  → servo D9 (</w:t>
+      </w:r>
+      <w:r>
+        <w:rPr>
+          <w:rFonts w:ascii="Liberation Mono" w:hAnsi="Liberation Mono"/>
+          <w:b/>
+          <w:bCs/>
+          <w:i w:val="false"/>
+          <w:iCs w:val="false"/>
+          <w:sz w:val="20"/>
+          <w:szCs w:val="20"/>
+          <w:u w:val="none"/>
+        </w:rPr>
+        <w:t>Elbow</w:t>
+      </w:r>
+      <w:r>
+        <w:rPr>
+          <w:rFonts w:ascii="Liberation Mono" w:hAnsi="Liberation Mono"/>
+          <w:i w:val="false"/>
+          <w:iCs w:val="false"/>
+          <w:sz w:val="20"/>
+          <w:szCs w:val="20"/>
+          <w:u w:val="none"/>
+        </w:rPr>
+        <w:t>)</w:t>
+      </w:r>
+    </w:p>
+    <w:p>
+      <w:pPr>
+        <w:pStyle w:val="BodyText"/>
+        <w:numPr>
+          <w:ilvl w:val="1"/>
+          <w:numId w:val="4"/>
+        </w:numPr>
+        <w:spacing w:before="0" w:after="0"/>
+        <w:rPr>
+          <w:rFonts w:ascii="Liberation Mono" w:hAnsi="Liberation Mono"/>
+          <w:i w:val="false"/>
+          <w:i w:val="false"/>
+          <w:iCs w:val="false"/>
+          <w:sz w:val="20"/>
+          <w:szCs w:val="20"/>
+          <w:u w:val="none"/>
+        </w:rPr>
+      </w:pPr>
+      <w:r>
+        <w:rPr>
+          <w:rFonts w:ascii="Liberation Mono" w:hAnsi="Liberation Mono"/>
+          <w:i w:val="false"/>
+          <w:iCs w:val="false"/>
+          <w:sz w:val="20"/>
+          <w:szCs w:val="20"/>
+          <w:u w:val="none"/>
+        </w:rPr>
+        <w:t>LED D7  → servo D10 (</w:t>
+      </w:r>
+      <w:r>
+        <w:rPr>
+          <w:rFonts w:ascii="Liberation Mono" w:hAnsi="Liberation Mono"/>
+          <w:b/>
+          <w:bCs/>
+          <w:i w:val="false"/>
+          <w:iCs w:val="false"/>
+          <w:sz w:val="20"/>
+          <w:szCs w:val="20"/>
+          <w:u w:val="none"/>
+        </w:rPr>
+        <w:t>Gripper</w:t>
+      </w:r>
+      <w:r>
+        <w:rPr>
+          <w:rFonts w:ascii="Liberation Mono" w:hAnsi="Liberation Mono"/>
+          <w:i w:val="false"/>
+          <w:iCs w:val="false"/>
+          <w:sz w:val="20"/>
+          <w:szCs w:val="20"/>
+          <w:u w:val="none"/>
+        </w:rPr>
+        <w:t>)</w:t>
+      </w:r>
+    </w:p>
+    <w:p>
+      <w:pPr>
+        <w:pStyle w:val="BodyText"/>
+        <w:numPr>
+          <w:ilvl w:val="0"/>
+          <w:numId w:val="3"/>
+        </w:numPr>
+        <w:tabs>
+          <w:tab w:val="clear" w:pos="720"/>
+          <w:tab w:val="left" w:pos="0" w:leader="none"/>
+        </w:tabs>
+        <w:spacing w:before="0" w:after="0"/>
+        <w:ind w:hanging="283" w:start="709"/>
+        <w:rPr/>
+      </w:pPr>
+      <w:r>
+        <w:rPr/>
+        <w:t xml:space="preserve">Use button </w:t>
+      </w:r>
+      <w:r>
+        <w:rPr>
+          <w:rStyle w:val="Strong"/>
+        </w:rPr>
+        <w:t>A1</w:t>
+      </w:r>
+      <w:r>
+        <w:rPr/>
+        <w:t xml:space="preserve"> to Move Servo to Left. </w:t>
+      </w:r>
+    </w:p>
+    <w:p>
+      <w:pPr>
+        <w:pStyle w:val="BodyText"/>
+        <w:numPr>
+          <w:ilvl w:val="0"/>
+          <w:numId w:val="3"/>
+        </w:numPr>
+        <w:tabs>
+          <w:tab w:val="clear" w:pos="720"/>
+          <w:tab w:val="left" w:pos="0" w:leader="none"/>
+        </w:tabs>
+        <w:ind w:hanging="283" w:start="709"/>
+        <w:rPr/>
+      </w:pPr>
+      <w:r>
+        <w:rPr/>
+        <w:t xml:space="preserve">Use button </w:t>
+      </w:r>
+      <w:r>
+        <w:rPr>
+          <w:rStyle w:val="Strong"/>
+        </w:rPr>
+        <w:t>A2</w:t>
+      </w:r>
+      <w:r>
+        <w:rPr/>
+        <w:t xml:space="preserve"> to Move Servo to Right. </w:t>
+      </w:r>
+    </w:p>
+    <w:p>
+      <w:pPr>
+        <w:pStyle w:val="BodyText"/>
+        <w:widowControl/>
+        <w:tabs>
+          <w:tab w:val="clear" w:pos="720"/>
+          <w:tab w:val="left" w:pos="0" w:leader="none"/>
+        </w:tabs>
+        <w:suppressAutoHyphens w:val="true"/>
+        <w:overflowPunct w:val="false"/>
+        <w:bidi w:val="0"/>
+        <w:spacing w:before="0" w:after="26"/>
+        <w:ind w:hanging="0" w:start="0" w:end="0"/>
+        <w:jc w:val="start"/>
+        <w:rPr/>
+      </w:pPr>
+      <w:r>
+        <w:drawing>
+          <wp:anchor behindDoc="0" distT="0" distB="0" distL="0" distR="0" simplePos="0" locked="0" layoutInCell="0" allowOverlap="1" relativeHeight="4">
+            <wp:simplePos x="0" y="0"/>
+            <wp:positionH relativeFrom="column">
+              <wp:posOffset>-128270</wp:posOffset>
+            </wp:positionH>
+            <wp:positionV relativeFrom="paragraph">
+              <wp:posOffset>113030</wp:posOffset>
+            </wp:positionV>
+            <wp:extent cx="6555740" cy="3295015"/>
+            <wp:effectExtent l="0" t="0" r="0" b="0"/>
+            <wp:wrapSquare wrapText="largest"/>
+            <wp:docPr id="6" name="Image3 Copy 1" descr="" title=""/>
+            <wp:cNvGraphicFramePr>
+              <a:graphicFrameLocks xmlns:a="http://schemas.openxmlformats.org/drawingml/2006/main" noChangeAspect="1"/>
+            </wp:cNvGraphicFramePr>
+            <a:graphic xmlns:a="http://schemas.openxmlformats.org/drawingml/2006/main">
+              <a:graphicData uri="http://schemas.openxmlformats.org/drawingml/2006/picture">
+                <pic:pic xmlns:pic="http://schemas.openxmlformats.org/drawingml/2006/picture">
+                  <pic:nvPicPr>
+                    <pic:cNvPr id="6" name="Image3 Copy 1" descr="" title=""/>
+                    <pic:cNvPicPr>
+                      <a:picLocks noChangeAspect="1" noChangeArrowheads="1"/>
+                    </pic:cNvPicPr>
+                  </pic:nvPicPr>
+                  <pic:blipFill>
+                    <a:blip r:embed="rId8"/>
+                    <a:stretch>
+                      <a:fillRect/>
+                    </a:stretch>
+                  </pic:blipFill>
+                  <pic:spPr bwMode="auto">
+                    <a:xfrm>
+                      <a:off x="0" y="0"/>
+                      <a:ext cx="6555740" cy="3295015"/>
+                    </a:xfrm>
+                    <a:prstGeom prst="rect">
+                      <a:avLst/>
+                    </a:prstGeom>
+                  </pic:spPr>
+                </pic:pic>
+              </a:graphicData>
+            </a:graphic>
+          </wp:anchor>
+        </w:drawing>
+      </w:r>
+      <w:r>
+        <w:rPr>
+          <w:sz w:val="36"/>
+          <w:szCs w:val="36"/>
+        </w:rPr>
+        <w:t xml:space="preserve">                         </w:t>
+      </w:r>
+    </w:p>
+    <w:p>
+      <w:pPr>
+        <w:pStyle w:val="Heading2"/>
+        <w:ind w:hanging="0" w:start="0"/>
+        <w:rPr/>
+      </w:pPr>
+      <w:bookmarkStart w:id="8" w:name="__RefHeading___Toc17300_2390671122"/>
+      <w:bookmarkEnd w:id="8"/>
+      <w:r>
+        <w:rPr/>
+        <w:t xml:space="preserve">4. Understanding Manual Mode </w:t>
+      </w:r>
+      <w:r>
+        <w:rPr>
+          <w:b w:val="false"/>
+          <w:bCs w:val="false"/>
+        </w:rPr>
+        <w:t>(From Button Press to Robot Movement)</w:t>
+      </w:r>
+      <w:r>
+        <w:rPr/>
+        <w:br/>
+      </w:r>
+    </w:p>
+    <w:p>
+      <w:pPr>
+        <w:pStyle w:val="Heading3"/>
+        <w:ind w:hanging="0" w:start="0"/>
+        <w:rPr/>
+      </w:pPr>
+      <w:bookmarkStart w:id="9" w:name="__RefHeading___Toc17153_2390671122"/>
+      <w:bookmarkEnd w:id="9"/>
+      <w:r>
+        <w:rPr/>
+        <w:t>3.1 Concept Overview</w:t>
+      </w:r>
+    </w:p>
+    <w:p>
+      <w:pPr>
+        <w:pStyle w:val="BodyText"/>
+        <w:rPr/>
+      </w:pPr>
+      <w:r>
+        <w:rPr/>
+        <w:t>When you press a button on Pedro, the robot does not move instantly by magic.</w:t>
+      </w:r>
+    </w:p>
+    <w:p>
+      <w:pPr>
+        <w:pStyle w:val="BodyText"/>
+        <w:rPr/>
+      </w:pPr>
+      <w:r>
+        <w:rPr/>
+        <w:t>There is a complete chain of actions inside the system:</w:t>
+      </w:r>
+    </w:p>
+    <w:p>
+      <w:pPr>
+        <w:pStyle w:val="BodyText"/>
+        <w:rPr/>
+      </w:pPr>
+      <w:r>
+        <w:rPr>
+          <w:rStyle w:val="Strong"/>
+        </w:rPr>
+        <w:t>Button → Program → Microcontroller → Signal → Servo → Movement</w:t>
+        <w:br/>
+      </w:r>
+      <w:r>
+        <w:rPr/>
+        <w:t>Understanding this chain is essential to learning how robots work.</w:t>
+        <w:br/>
+      </w:r>
+    </w:p>
+    <w:p>
+      <w:pPr>
+        <w:pStyle w:val="Heading3"/>
+        <w:ind w:hanging="0" w:start="0"/>
+        <w:rPr/>
+      </w:pPr>
+      <w:bookmarkStart w:id="10" w:name="__RefHeading___Toc17155_2390671122"/>
+      <w:bookmarkEnd w:id="10"/>
+      <w:r>
+        <w:rPr/>
+        <w:t>3.2 Step-by-Step Explanation</w:t>
+        <w:br/>
+      </w:r>
+    </w:p>
+    <w:p>
+      <w:pPr>
+        <w:pStyle w:val="BodyText"/>
+        <w:rPr>
+          <w:b/>
+          <w:bCs/>
+        </w:rPr>
+      </w:pPr>
+      <w:bookmarkStart w:id="11" w:name="__RefHeading___Toc17157_2390671122"/>
+      <w:bookmarkEnd w:id="11"/>
+      <w:r>
+        <w:rPr>
+          <w:b/>
+          <w:bCs/>
+        </w:rPr>
+        <w:t xml:space="preserve">① </w:t>
+      </w:r>
+      <w:r>
+        <w:rPr>
+          <w:b/>
+          <w:bCs/>
+        </w:rPr>
+        <w:t>Button Press (User Input)</w:t>
+      </w:r>
+    </w:p>
+    <w:p>
+      <w:pPr>
+        <w:pStyle w:val="BodyText"/>
+        <w:rPr/>
+      </w:pPr>
+      <w:r>
+        <w:rPr/>
+        <w:t>When you press a button (for example A1):</w:t>
+      </w:r>
+    </w:p>
+    <w:p>
+      <w:pPr>
+        <w:pStyle w:val="BodyText"/>
+        <w:numPr>
+          <w:ilvl w:val="0"/>
+          <w:numId w:val="6"/>
+        </w:numPr>
+        <w:tabs>
+          <w:tab w:val="clear" w:pos="720"/>
+          <w:tab w:val="left" w:pos="0" w:leader="none"/>
+        </w:tabs>
+        <w:spacing w:before="0" w:after="0"/>
+        <w:ind w:hanging="283" w:start="709"/>
+        <w:rPr/>
+      </w:pPr>
+      <w:r>
+        <w:rPr/>
+        <w:t>The button sends an electrical signal</w:t>
+      </w:r>
+    </w:p>
+    <w:p>
+      <w:pPr>
+        <w:pStyle w:val="BodyText"/>
+        <w:numPr>
+          <w:ilvl w:val="0"/>
+          <w:numId w:val="6"/>
+        </w:numPr>
+        <w:tabs>
+          <w:tab w:val="clear" w:pos="720"/>
+          <w:tab w:val="left" w:pos="0" w:leader="none"/>
+        </w:tabs>
+        <w:spacing w:before="0" w:after="0"/>
+        <w:ind w:hanging="283" w:start="709"/>
+        <w:rPr/>
+      </w:pPr>
+      <w:r>
+        <w:rPr/>
+        <w:t>ON (HIGH) → button pressed</w:t>
+      </w:r>
+    </w:p>
+    <w:p>
+      <w:pPr>
+        <w:pStyle w:val="BodyText"/>
+        <w:numPr>
+          <w:ilvl w:val="0"/>
+          <w:numId w:val="6"/>
+        </w:numPr>
+        <w:tabs>
+          <w:tab w:val="clear" w:pos="720"/>
+          <w:tab w:val="left" w:pos="0" w:leader="none"/>
+        </w:tabs>
+        <w:spacing w:before="0" w:after="0"/>
+        <w:ind w:hanging="283" w:start="709"/>
+        <w:rPr/>
+      </w:pPr>
+      <w:r>
+        <w:rPr/>
+        <w:t>OFF (LOW) → button released</w:t>
+      </w:r>
+    </w:p>
+    <w:p>
+      <w:pPr>
+        <w:pStyle w:val="BodyText"/>
+        <w:rPr/>
+      </w:pPr>
+      <w:r>
+        <w:rPr/>
+        <w:t xml:space="preserve">👉 </w:t>
+      </w:r>
+      <w:r>
+        <w:rPr/>
+        <w:t>This is how the robot receives input from the user.</w:t>
+      </w:r>
+    </w:p>
+    <w:p>
+      <w:pPr>
+        <w:pStyle w:val="BodyText"/>
+        <w:rPr/>
+      </w:pPr>
+      <w:bookmarkStart w:id="12" w:name="__RefHeading___Toc17159_2390671122"/>
+      <w:bookmarkEnd w:id="12"/>
+      <w:r>
+        <w:rPr>
+          <w:b/>
+          <w:bCs/>
+        </w:rPr>
+        <w:t xml:space="preserve">② </w:t>
+      </w:r>
+      <w:r>
+        <w:rPr>
+          <w:b/>
+          <w:bCs/>
+        </w:rPr>
+        <w:t>Microcontroller Reads the Button</w:t>
+      </w:r>
+    </w:p>
+    <w:p>
+      <w:pPr>
+        <w:pStyle w:val="BodyText"/>
+        <w:rPr/>
+      </w:pPr>
+      <w:r>
+        <w:rPr/>
+        <w:t>The microcontroller (the “brain” of Pedro) continuously checks the buttons.</w:t>
+      </w:r>
+    </w:p>
+    <w:p>
+      <w:pPr>
+        <w:pStyle w:val="BodyText"/>
+        <w:rPr/>
+      </w:pPr>
+      <w:r>
+        <w:rPr/>
+        <w:t>In Arduino, this looks like:</w:t>
+      </w:r>
+    </w:p>
+    <w:p>
+      <w:pPr>
+        <w:sectPr>
+          <w:footerReference w:type="even" r:id="rId9"/>
+          <w:footerReference w:type="default" r:id="rId10"/>
+          <w:footerReference w:type="first" r:id="rId11"/>
+          <w:type w:val="nextPage"/>
+          <w:pgSz w:w="11906" w:h="16838"/>
+          <w:pgMar w:left="954" w:right="1031" w:gutter="0" w:header="0" w:top="1134" w:footer="287" w:bottom="1020"/>
+          <w:pgNumType w:fmt="decimal"/>
+          <w:formProt w:val="false"/>
+          <w:textDirection w:val="lrTb"/>
+          <w:docGrid w:type="default" w:linePitch="600" w:charSpace="32768"/>
+        </w:sectPr>
+      </w:pPr>
+    </w:p>
+    <w:p>
+      <w:pPr>
+        <w:pStyle w:val="PreformattedText"/>
+        <w:ind w:hanging="0" w:start="0" w:end="0"/>
+        <w:rPr/>
+      </w:pPr>
+      <w:r>
+        <w:rPr/>
+        <w:t>if (digitalRead(A1) == HIGH) {</w:t>
+      </w:r>
+    </w:p>
+    <w:p>
+      <w:pPr>
+        <w:pStyle w:val="PreformattedText"/>
+        <w:rPr/>
+      </w:pPr>
+      <w:r>
+        <w:rPr/>
+        <w:t xml:space="preserve">    </w:t>
+      </w:r>
+      <w:r>
+        <w:rPr/>
+        <w:t>// button is pressed</w:t>
+      </w:r>
+    </w:p>
+    <w:p>
+      <w:pPr>
+        <w:pStyle w:val="PreformattedText"/>
+        <w:rPr/>
+      </w:pPr>
+      <w:r>
+        <w:rPr/>
+        <w:t>}</w:t>
+      </w:r>
+    </w:p>
+    <w:p>
+      <w:pPr>
+        <w:sectPr>
+          <w:type w:val="continuous"/>
+          <w:pgSz w:w="11906" w:h="16838"/>
+          <w:pgMar w:left="954" w:right="1031" w:gutter="0" w:header="0" w:top="1134" w:footer="287" w:bottom="1020"/>
+          <w:formProt w:val="false"/>
+          <w:textDirection w:val="lrTb"/>
+          <w:docGrid w:type="default" w:linePitch="600" w:charSpace="32768"/>
+        </w:sectPr>
+      </w:pPr>
+    </w:p>
+    <w:p>
+      <w:pPr>
+        <w:pStyle w:val="BodyText"/>
+        <w:rPr/>
+      </w:pPr>
+      <w:r>
+        <w:rPr/>
+        <w:t xml:space="preserve">👉 </w:t>
+      </w:r>
+      <w:r>
+        <w:rPr/>
+        <w:t>Meaning:</w:t>
+        <w:br/>
+        <w:t>“If the button is pressed, then execute an action.”</w:t>
+        <w:br/>
+      </w:r>
+    </w:p>
+    <w:p>
+      <w:pPr>
+        <w:pStyle w:val="BodyText"/>
+        <w:rPr>
+          <w:b/>
+          <w:bCs/>
+        </w:rPr>
+      </w:pPr>
+      <w:bookmarkStart w:id="15" w:name="__RefHeading___Toc17161_2390671122"/>
+      <w:bookmarkEnd w:id="15"/>
+      <w:r>
+        <w:rPr>
+          <w:b/>
+          <w:bCs/>
+        </w:rPr>
+        <w:t xml:space="preserve">③ </w:t>
+      </w:r>
+      <w:r>
+        <w:rPr>
+          <w:b/>
+          <w:bCs/>
+        </w:rPr>
+        <w:t>Program Decision</w:t>
+      </w:r>
+    </w:p>
+    <w:p>
+      <w:pPr>
+        <w:pStyle w:val="BodyText"/>
+        <w:rPr/>
+      </w:pPr>
+      <w:r>
+        <w:rPr/>
+        <w:t>The program decides what to do.</w:t>
+      </w:r>
+    </w:p>
+    <w:p>
+      <w:pPr>
+        <w:pStyle w:val="BodyText"/>
+        <w:rPr/>
+      </w:pPr>
+      <w:r>
+        <w:rPr/>
+        <w:t>In Manual Mode, it changes the servo position:</w:t>
+      </w:r>
+    </w:p>
+    <w:p>
+      <w:pPr>
+        <w:sectPr>
+          <w:type w:val="continuous"/>
+          <w:pgSz w:w="11906" w:h="16838"/>
+          <w:pgMar w:left="954" w:right="1031" w:gutter="0" w:header="0" w:top="1134" w:footer="287" w:bottom="1020"/>
+          <w:formProt w:val="false"/>
+          <w:textDirection w:val="lrTb"/>
+          <w:docGrid w:type="default" w:linePitch="600" w:charSpace="32768"/>
+        </w:sectPr>
+      </w:pPr>
+    </w:p>
+    <w:p>
+      <w:pPr>
+        <w:pStyle w:val="PreformattedText"/>
+        <w:ind w:hanging="0" w:start="0" w:end="0"/>
+        <w:rPr/>
+      </w:pPr>
+      <w:bookmarkStart w:id="16" w:name="code-block-viewer"/>
+      <w:bookmarkEnd w:id="16"/>
+      <w:r>
+        <w:rPr/>
+        <w:t>angle = angle + 1;</w:t>
+      </w:r>
+    </w:p>
+    <w:p>
+      <w:pPr>
+        <w:pStyle w:val="PreformattedText"/>
+        <w:rPr/>
+      </w:pPr>
+      <w:r>
+        <w:rPr/>
+        <w:t>servo.write(angle);</w:t>
+      </w:r>
+    </w:p>
+    <w:p>
+      <w:pPr>
+        <w:sectPr>
+          <w:type w:val="continuous"/>
+          <w:pgSz w:w="11906" w:h="16838"/>
+          <w:pgMar w:left="954" w:right="1031" w:gutter="0" w:header="0" w:top="1134" w:footer="287" w:bottom="1020"/>
+          <w:formProt w:val="false"/>
+          <w:textDirection w:val="lrTb"/>
+          <w:docGrid w:type="default" w:linePitch="600" w:charSpace="32768"/>
+        </w:sectPr>
+      </w:pPr>
+    </w:p>
+    <w:p>
+      <w:pPr>
+        <w:pStyle w:val="BodyText"/>
+        <w:rPr/>
+      </w:pPr>
+      <w:r>
+        <w:rPr/>
+        <w:t xml:space="preserve">👉 </w:t>
+      </w:r>
+      <w:r>
+        <w:rPr/>
+        <w:t>Meaning:</w:t>
+      </w:r>
+    </w:p>
+    <w:p>
+      <w:pPr>
+        <w:pStyle w:val="BodyText"/>
+        <w:numPr>
+          <w:ilvl w:val="0"/>
+          <w:numId w:val="7"/>
+        </w:numPr>
+        <w:tabs>
+          <w:tab w:val="clear" w:pos="720"/>
+          <w:tab w:val="left" w:pos="0" w:leader="none"/>
+        </w:tabs>
+        <w:spacing w:before="0" w:after="26"/>
+        <w:ind w:hanging="283" w:start="709"/>
+        <w:rPr/>
+      </w:pPr>
+      <w:r>
+        <w:rPr/>
+        <w:t>Increase the angle</w:t>
+      </w:r>
+    </w:p>
+    <w:p>
+      <w:pPr>
+        <w:pStyle w:val="BodyText"/>
+        <w:numPr>
+          <w:ilvl w:val="0"/>
+          <w:numId w:val="7"/>
+        </w:numPr>
+        <w:tabs>
+          <w:tab w:val="clear" w:pos="720"/>
+          <w:tab w:val="left" w:pos="0" w:leader="none"/>
+        </w:tabs>
+        <w:spacing w:before="0" w:after="26"/>
+        <w:ind w:hanging="283" w:start="709"/>
+        <w:rPr/>
+      </w:pPr>
+      <w:r>
+        <w:rPr/>
+        <w:t>Send the new position to the servo</w:t>
+        <w:br/>
+      </w:r>
+    </w:p>
+    <w:p>
+      <w:pPr>
+        <w:pStyle w:val="BodyText"/>
+        <w:rPr>
+          <w:b/>
+          <w:bCs/>
+        </w:rPr>
+      </w:pPr>
+      <w:bookmarkStart w:id="17" w:name="__RefHeading___Toc17163_2390671122"/>
+      <w:bookmarkEnd w:id="17"/>
+      <w:r>
+        <w:rPr>
+          <w:b/>
+          <w:bCs/>
+        </w:rPr>
+        <w:t xml:space="preserve">④ </w:t>
+      </w:r>
+      <w:r>
+        <w:rPr>
+          <w:b/>
+          <w:bCs/>
+        </w:rPr>
+        <w:t>Signal Sent to the Servo</w:t>
+      </w:r>
+    </w:p>
+    <w:p>
+      <w:pPr>
+        <w:pStyle w:val="BodyText"/>
+        <w:rPr/>
+      </w:pPr>
+      <w:r>
+        <w:rPr/>
+        <w:t>The microcontroller sends a special signal called:</w:t>
+      </w:r>
+    </w:p>
+    <w:p>
+      <w:pPr>
+        <w:pStyle w:val="BodyText"/>
+        <w:rPr/>
+      </w:pPr>
+      <w:r>
+        <w:rPr/>
+        <w:t xml:space="preserve">👉 </w:t>
+      </w:r>
+      <w:r>
+        <w:rPr>
+          <w:rStyle w:val="Strong"/>
+        </w:rPr>
+        <w:t>PWM (Pulse Width Modulation)</w:t>
+      </w:r>
+    </w:p>
+    <w:p>
+      <w:pPr>
+        <w:pStyle w:val="BodyText"/>
+        <w:rPr/>
+      </w:pPr>
+      <w:r>
+        <w:rPr/>
+        <w:t>This signal tells the servo: “Move to this position”</w:t>
+      </w:r>
+    </w:p>
+    <w:p>
+      <w:pPr>
+        <w:pStyle w:val="BodyText"/>
+        <w:rPr>
+          <w:b/>
+          <w:bCs/>
+        </w:rPr>
+      </w:pPr>
+      <w:bookmarkStart w:id="18" w:name="__RefHeading___Toc17165_2390671122"/>
+      <w:bookmarkEnd w:id="18"/>
+      <w:r>
+        <w:rPr>
+          <w:b/>
+          <w:bCs/>
+        </w:rPr>
+        <w:t xml:space="preserve">⑤ </w:t>
+      </w:r>
+      <w:r>
+        <w:rPr>
+          <w:b/>
+          <w:bCs/>
+        </w:rPr>
+        <w:t>Servo Movement</w:t>
+      </w:r>
+    </w:p>
+    <w:p>
+      <w:pPr>
+        <w:pStyle w:val="BodyText"/>
+        <w:rPr/>
+      </w:pPr>
+      <w:r>
+        <w:rPr/>
+        <w:t>The servo receives the signal and rotates.</w:t>
+      </w:r>
+    </w:p>
+    <w:p>
+      <w:pPr>
+        <w:pStyle w:val="BodyText"/>
+        <w:rPr/>
+      </w:pPr>
+      <w:r>
+        <w:rPr/>
+        <w:t xml:space="preserve">👉 </w:t>
+      </w:r>
+      <w:r>
+        <w:rPr/>
+        <w:t>Result:</w:t>
+      </w:r>
+    </w:p>
+    <w:p>
+      <w:pPr>
+        <w:pStyle w:val="BodyText"/>
+        <w:numPr>
+          <w:ilvl w:val="0"/>
+          <w:numId w:val="8"/>
+        </w:numPr>
+        <w:tabs>
+          <w:tab w:val="clear" w:pos="720"/>
+          <w:tab w:val="left" w:pos="0" w:leader="none"/>
+        </w:tabs>
+        <w:spacing w:before="0" w:after="0"/>
+        <w:ind w:hanging="283" w:start="709"/>
+        <w:rPr/>
+      </w:pPr>
+      <w:r>
+        <w:rPr/>
+        <w:t>Button A1 → move left</w:t>
+      </w:r>
+    </w:p>
+    <w:p>
+      <w:pPr>
+        <w:pStyle w:val="BodyText"/>
+        <w:numPr>
+          <w:ilvl w:val="0"/>
+          <w:numId w:val="8"/>
+        </w:numPr>
+        <w:tabs>
+          <w:tab w:val="clear" w:pos="720"/>
+          <w:tab w:val="left" w:pos="0" w:leader="none"/>
+        </w:tabs>
+        <w:ind w:hanging="283" w:start="709"/>
+        <w:rPr/>
+      </w:pPr>
+      <w:r>
+        <w:rPr/>
+        <w:t>Button A2 → move right</w:t>
+      </w:r>
+    </w:p>
+    <w:p>
+      <w:pPr>
+        <w:pStyle w:val="BodyText"/>
+        <w:rPr/>
+      </w:pPr>
+      <w:r>
+        <w:rPr/>
+      </w:r>
+    </w:p>
+    <w:p>
+      <w:pPr>
+        <w:pStyle w:val="BodyText"/>
+        <w:widowControl/>
+        <w:suppressAutoHyphens w:val="true"/>
+        <w:overflowPunct w:val="false"/>
+        <w:bidi w:val="0"/>
+        <w:jc w:val="start"/>
+        <w:rPr/>
+      </w:pPr>
+      <w:r>
+        <w:rPr>
+          <w:rFonts w:eastAsia="Noto Serif CJK SC" w:cs="Noto Sans Devanagari"/>
+          <w:b/>
+          <w:bCs/>
+          <w:color w:val="auto"/>
+          <w:kern w:val="2"/>
+          <w:sz w:val="28"/>
+          <w:szCs w:val="28"/>
+          <w:lang w:val="fr-FR" w:eastAsia="zh-CN" w:bidi="hi-IN"/>
+        </w:rPr>
+        <w:t>3.3 Continuous Loop (Important Concept)</w:t>
+      </w:r>
+      <w:r>
+        <w:rPr/>
+        <w:br/>
+        <w:br/>
+        <w:t>All of this happens inside a loop:</w:t>
+      </w:r>
+    </w:p>
+    <w:p>
+      <w:pPr>
+        <w:sectPr>
+          <w:type w:val="continuous"/>
+          <w:pgSz w:w="11906" w:h="16838"/>
+          <w:pgMar w:left="954" w:right="1031" w:gutter="0" w:header="0" w:top="1134" w:footer="287" w:bottom="1020"/>
+          <w:formProt w:val="false"/>
+          <w:textDirection w:val="lrTb"/>
+          <w:docGrid w:type="default" w:linePitch="600" w:charSpace="32768"/>
+        </w:sectPr>
+      </w:pPr>
+    </w:p>
+    <w:p>
+      <w:pPr>
+        <w:pStyle w:val="PreformattedText"/>
+        <w:ind w:hanging="0" w:start="0" w:end="0"/>
+        <w:rPr/>
+      </w:pPr>
+      <w:bookmarkStart w:id="19" w:name="code-block-viewer_Copy_1"/>
+      <w:bookmarkEnd w:id="19"/>
+      <w:r>
+        <w:rPr/>
+        <w:t>void loop() {</w:t>
+      </w:r>
+    </w:p>
+    <w:p>
+      <w:pPr>
+        <w:pStyle w:val="PreformattedText"/>
+        <w:rPr/>
+      </w:pPr>
+      <w:r>
+        <w:rPr/>
+        <w:t xml:space="preserve">   </w:t>
+      </w:r>
+      <w:r>
+        <w:rPr/>
+        <w:t>read button</w:t>
+      </w:r>
+    </w:p>
+    <w:p>
+      <w:pPr>
+        <w:pStyle w:val="PreformattedText"/>
+        <w:rPr/>
+      </w:pPr>
+      <w:r>
+        <w:rPr/>
+        <w:t xml:space="preserve">   </w:t>
+      </w:r>
+      <w:r>
+        <w:rPr/>
+        <w:t>decide action</w:t>
+      </w:r>
+    </w:p>
+    <w:p>
+      <w:pPr>
+        <w:pStyle w:val="PreformattedText"/>
+        <w:rPr/>
+      </w:pPr>
+      <w:r>
+        <w:rPr/>
+        <w:t xml:space="preserve">   </w:t>
+      </w:r>
+      <w:r>
+        <w:rPr/>
+        <w:t>send signal</w:t>
+      </w:r>
+    </w:p>
+    <w:p>
+      <w:pPr>
+        <w:pStyle w:val="PreformattedText"/>
+        <w:rPr/>
+      </w:pPr>
+      <w:r>
+        <w:rPr/>
+        <w:t>}</w:t>
+      </w:r>
+    </w:p>
+    <w:p>
+      <w:pPr>
+        <w:sectPr>
+          <w:type w:val="continuous"/>
+          <w:pgSz w:w="11906" w:h="16838"/>
+          <w:pgMar w:left="954" w:right="1031" w:gutter="0" w:header="0" w:top="1134" w:footer="287" w:bottom="1020"/>
+          <w:formProt w:val="false"/>
+          <w:textDirection w:val="lrTb"/>
+          <w:docGrid w:type="default" w:linePitch="600" w:charSpace="32768"/>
+        </w:sectPr>
+      </w:pPr>
+    </w:p>
+    <w:p>
+      <w:pPr>
+        <w:pStyle w:val="BodyText"/>
+        <w:rPr/>
+      </w:pPr>
+      <w:r>
+        <w:rPr/>
+        <w:t xml:space="preserve">👉 </w:t>
+      </w:r>
+      <w:r>
+        <w:rPr/>
+        <w:t xml:space="preserve">This loop runs </w:t>
+      </w:r>
+      <w:r>
+        <w:rPr>
+          <w:rStyle w:val="Strong"/>
+        </w:rPr>
+        <w:t>hundreds of times per second</w:t>
+      </w:r>
+      <w:r>
+        <w:rPr/>
+        <w:t>.</w:t>
+      </w:r>
+    </w:p>
+    <w:p>
+      <w:pPr>
+        <w:pStyle w:val="BodyText"/>
+        <w:rPr/>
+      </w:pPr>
+      <w:r>
+        <w:rPr/>
+        <w:t>That is why the robot reacts instantly.</w:t>
+      </w:r>
+    </w:p>
+    <w:p>
+      <w:pPr>
+        <w:pStyle w:val="Heading2"/>
+        <w:ind w:hanging="0" w:start="0"/>
+        <w:rPr/>
+      </w:pPr>
+      <w:bookmarkStart w:id="20" w:name="__RefHeading___Toc17173_2390671122"/>
+      <w:bookmarkEnd w:id="20"/>
+      <w:r>
+        <w:rPr/>
+        <w:t>5 Classroom Analogy</w:t>
+      </w:r>
+    </w:p>
+    <w:p>
+      <w:pPr>
+        <w:pStyle w:val="BodyText"/>
+        <w:rPr/>
+      </w:pPr>
+      <w:r>
+        <w:rPr/>
+        <w:t>Think of the system like this:</w:t>
+      </w:r>
+    </w:p>
+    <w:p>
+      <w:pPr>
+        <w:pStyle w:val="BodyText"/>
+        <w:numPr>
+          <w:ilvl w:val="0"/>
+          <w:numId w:val="9"/>
+        </w:numPr>
+        <w:tabs>
+          <w:tab w:val="clear" w:pos="720"/>
+          <w:tab w:val="left" w:pos="0" w:leader="none"/>
+        </w:tabs>
+        <w:ind w:hanging="283" w:start="709"/>
+        <w:rPr/>
+      </w:pPr>
+      <w:r>
+        <w:rPr/>
+        <w:t xml:space="preserve">The </w:t>
+      </w:r>
+      <w:r>
+        <w:rPr>
+          <w:rStyle w:val="Strong"/>
+        </w:rPr>
+        <w:t>button</w:t>
+      </w:r>
+      <w:r>
+        <w:rPr/>
+        <w:t xml:space="preserve"> is the messenger</w:t>
+      </w:r>
+    </w:p>
+    <w:p>
+      <w:pPr>
+        <w:pStyle w:val="BodyText"/>
+        <w:numPr>
+          <w:ilvl w:val="0"/>
+          <w:numId w:val="9"/>
+        </w:numPr>
+        <w:tabs>
+          <w:tab w:val="clear" w:pos="720"/>
+          <w:tab w:val="left" w:pos="0" w:leader="none"/>
+        </w:tabs>
+        <w:ind w:hanging="283" w:start="709"/>
+        <w:rPr/>
+      </w:pPr>
+      <w:r>
+        <w:rPr/>
+        <w:t xml:space="preserve">The </w:t>
+      </w:r>
+      <w:r>
+        <w:rPr>
+          <w:rStyle w:val="Strong"/>
+        </w:rPr>
+        <w:t>program</w:t>
+      </w:r>
+      <w:r>
+        <w:rPr/>
+        <w:t xml:space="preserve"> is the brain</w:t>
+      </w:r>
+    </w:p>
+    <w:p>
+      <w:pPr>
+        <w:pStyle w:val="BodyText"/>
+        <w:numPr>
+          <w:ilvl w:val="0"/>
+          <w:numId w:val="9"/>
+        </w:numPr>
+        <w:tabs>
+          <w:tab w:val="clear" w:pos="720"/>
+          <w:tab w:val="left" w:pos="0" w:leader="none"/>
+        </w:tabs>
+        <w:ind w:hanging="283" w:start="709"/>
+        <w:rPr/>
+      </w:pPr>
+      <w:r>
+        <w:rPr/>
+        <w:t xml:space="preserve">The </w:t>
+      </w:r>
+      <w:r>
+        <w:rPr>
+          <w:rStyle w:val="Strong"/>
+        </w:rPr>
+        <w:t>servo</w:t>
+      </w:r>
+      <w:r>
+        <w:rPr/>
+        <w:t xml:space="preserve"> is the muscle</w:t>
+      </w:r>
+    </w:p>
+    <w:p>
+      <w:pPr>
+        <w:pStyle w:val="Heading2"/>
+        <w:ind w:hanging="0" w:start="0"/>
+        <w:rPr/>
+      </w:pPr>
+      <w:bookmarkStart w:id="21" w:name="__RefHeading___Toc17175_2390671122"/>
+      <w:bookmarkEnd w:id="21"/>
+      <w:r>
+        <w:rPr/>
+        <w:t>6 Hands-On Experiment</w:t>
+      </w:r>
+    </w:p>
+    <w:p>
+      <w:pPr>
+        <w:pStyle w:val="BodyText"/>
+        <w:rPr/>
+      </w:pPr>
+      <w:r>
+        <w:rPr/>
+        <w:t>Try this:</w:t>
+      </w:r>
+    </w:p>
+    <w:p>
+      <w:pPr>
+        <w:pStyle w:val="BodyText"/>
+        <w:numPr>
+          <w:ilvl w:val="0"/>
+          <w:numId w:val="10"/>
+        </w:numPr>
+        <w:tabs>
+          <w:tab w:val="clear" w:pos="720"/>
+          <w:tab w:val="left" w:pos="0" w:leader="none"/>
+        </w:tabs>
+        <w:ind w:hanging="283" w:start="709"/>
+        <w:rPr/>
+      </w:pPr>
+      <w:r>
+        <w:rPr/>
+        <w:t>Hold button A1 → servo moves continuously</w:t>
+      </w:r>
+    </w:p>
+    <w:p>
+      <w:pPr>
+        <w:pStyle w:val="BodyText"/>
+        <w:numPr>
+          <w:ilvl w:val="0"/>
+          <w:numId w:val="10"/>
+        </w:numPr>
+        <w:tabs>
+          <w:tab w:val="clear" w:pos="720"/>
+          <w:tab w:val="left" w:pos="0" w:leader="none"/>
+        </w:tabs>
+        <w:ind w:hanging="283" w:start="709"/>
+        <w:rPr/>
+      </w:pPr>
+      <w:r>
+        <w:rPr/>
+        <w:t>Release the button → movement stops</w:t>
+      </w:r>
+    </w:p>
+    <w:p>
+      <w:pPr>
+        <w:pStyle w:val="BodyText"/>
+        <w:numPr>
+          <w:ilvl w:val="0"/>
+          <w:numId w:val="10"/>
+        </w:numPr>
+        <w:tabs>
+          <w:tab w:val="clear" w:pos="720"/>
+          <w:tab w:val="left" w:pos="0" w:leader="none"/>
+        </w:tabs>
+        <w:ind w:hanging="283" w:start="709"/>
+        <w:rPr/>
+      </w:pPr>
+      <w:r>
+        <w:rPr/>
+        <w:t>Alternate A1 and A2 → servo oscillates</w:t>
+      </w:r>
+    </w:p>
+    <w:p>
+      <w:pPr>
+        <w:pStyle w:val="BodyText"/>
+        <w:rPr/>
+      </w:pPr>
+      <w:r>
+        <w:rPr/>
+        <w:t xml:space="preserve">👉 </w:t>
+      </w:r>
+      <w:r>
+        <w:rPr/>
+        <w:t>Question for students:</w:t>
+        <w:br/>
+        <w:t>Why does the servo stop when you release the button?</w:t>
+      </w:r>
+    </w:p>
+    <w:p>
+      <w:pPr>
+        <w:pStyle w:val="BodyText"/>
+        <w:rPr/>
+      </w:pPr>
+      <w:r>
+        <w:rPr>
+          <w:rStyle w:val="Strong"/>
+        </w:rPr>
+        <w:t>Answer:</w:t>
+      </w:r>
+      <w:r>
+        <w:rPr/>
+        <w:br/>
+        <w:t>Because the program no longer receives an instruction. ( digitalRead(A1) == LOW)</w:t>
+      </w:r>
+    </w:p>
+    <w:p>
+      <w:pPr>
+        <w:pStyle w:val="BodyText"/>
+        <w:rPr>
+          <w:rFonts w:eastAsia="Noto Serif CJK SC" w:cs="Noto Sans Devanagari"/>
+          <w:color w:val="auto"/>
+          <w:kern w:val="2"/>
+          <w:sz w:val="32"/>
+          <w:szCs w:val="32"/>
+          <w:lang w:val="fr-FR" w:eastAsia="zh-CN" w:bidi="hi-IN"/>
+        </w:rPr>
+      </w:pPr>
+      <w:r>
+        <w:rPr>
+          <w:rFonts w:eastAsia="Noto Serif CJK SC" w:cs="Noto Sans Devanagari"/>
+          <w:color w:val="auto"/>
+          <w:kern w:val="2"/>
+          <w:sz w:val="32"/>
+          <w:szCs w:val="32"/>
+          <w:lang w:val="fr-FR" w:eastAsia="zh-CN" w:bidi="hi-IN"/>
+        </w:rPr>
+      </w:r>
+    </w:p>
+    <w:p>
+      <w:pPr>
+        <w:pStyle w:val="BodyText"/>
+        <w:rPr>
+          <w:rFonts w:eastAsia="Noto Serif CJK SC" w:cs="Noto Sans Devanagari"/>
+          <w:color w:val="auto"/>
+          <w:kern w:val="2"/>
+          <w:sz w:val="32"/>
+          <w:szCs w:val="32"/>
+          <w:lang w:val="fr-FR" w:eastAsia="zh-CN" w:bidi="hi-IN"/>
+        </w:rPr>
+      </w:pPr>
+      <w:r>
+        <w:rPr>
+          <w:rFonts w:eastAsia="Noto Serif CJK SC" w:cs="Noto Sans Devanagari"/>
+          <w:color w:val="auto"/>
+          <w:kern w:val="2"/>
+          <w:sz w:val="32"/>
+          <w:szCs w:val="32"/>
+          <w:lang w:val="fr-FR" w:eastAsia="zh-CN" w:bidi="hi-IN"/>
         </w:rPr>
       </w:r>
     </w:p>
@@ -2702,29 +5207,13 @@
         </w:rPr>
         <w:t>END</w:t>
         <w:br/>
-        <w:t>Pedro STEM Lesson n°</w:t>
-      </w:r>
-      <w:r>
-        <w:rPr>
-          <w:rStyle w:val="Strong"/>
-          <w:rFonts w:eastAsia="Noto Serif CJK SC" w:cs="Noto Sans Devanagari"/>
-          <w:color w:val="auto"/>
-          <w:kern w:val="2"/>
-          <w:sz w:val="56"/>
-          <w:szCs w:val="56"/>
-          <w:lang w:val="fr-FR" w:eastAsia="zh-CN" w:bidi="hi-IN"/>
-        </w:rPr>
-        <w:t>4</w:t>
+        <w:t>Pedro Lesson n°4</w:t>
       </w:r>
     </w:p>
     <w:sectPr>
-      <w:footerReference w:type="even" r:id="rId3"/>
-      <w:footerReference w:type="default" r:id="rId4"/>
-      <w:footerReference w:type="first" r:id="rId5"/>
-      <w:type w:val="nextPage"/>
+      <w:type w:val="continuous"/>
       <w:pgSz w:w="11906" w:h="16838"/>
       <w:pgMar w:left="954" w:right="1031" w:gutter="0" w:header="0" w:top="1134" w:footer="287" w:bottom="1020"/>
-      <w:pgNumType w:fmt="decimal"/>
       <w:formProt w:val="false"/>
       <w:textDirection w:val="lrTb"/>
       <w:docGrid w:type="default" w:linePitch="600" w:charSpace="32768"/>
@@ -2755,8 +5244,8 @@
       <w:jc w:val="center"/>
       <w:rPr/>
     </w:pPr>
-    <w:bookmarkStart w:id="4" w:name="PageNumWizard_FOOTER_Default_Page_Style1"/>
-    <w:bookmarkEnd w:id="4"/>
+    <w:bookmarkStart w:id="13" w:name="PageNumWizard_FOOTER_Default_Page_Style1"/>
+    <w:bookmarkEnd w:id="13"/>
     <w:r>
       <w:rPr>
         <w:sz w:val="20"/>
@@ -2783,7 +5272,7 @@
         <w:sz w:val="20"/>
         <w:szCs w:val="20"/>
       </w:rPr>
-      <w:t>5</w:t>
+      <w:t>8</w:t>
     </w:r>
     <w:r>
       <w:rPr>
@@ -2832,7 +5321,7 @@
         <w:sz w:val="20"/>
         <w:szCs w:val="20"/>
       </w:rPr>
-      <w:t>5</w:t>
+      <w:t>8</w:t>
     </w:r>
     <w:r>
       <w:rPr>
@@ -2847,21 +5336,7 @@
         <w:szCs w:val="20"/>
       </w:rPr>
       <w:br/>
-      <w:t>Pedro STEM Lesson n°</w:t>
-    </w:r>
-    <w:r>
-      <w:rPr>
-        <w:sz w:val="20"/>
-        <w:szCs w:val="20"/>
-      </w:rPr>
-      <w:t>4</w:t>
-    </w:r>
-    <w:r>
-      <w:rPr>
-        <w:sz w:val="20"/>
-        <w:szCs w:val="20"/>
-      </w:rPr>
-      <w:t xml:space="preserve">                                                                                                                   </w:t>
+      <w:t xml:space="preserve">Pedro STEM Lesson n°4                                                                                                                   </w:t>
     </w:r>
     <w:hyperlink r:id="rId1">
       <w:r>
@@ -2891,8 +5366,8 @@
       <w:jc w:val="center"/>
       <w:rPr/>
     </w:pPr>
-    <w:bookmarkStart w:id="5" w:name="PageNumWizard_FOOTER_Default_Page_Style1"/>
-    <w:bookmarkEnd w:id="5"/>
+    <w:bookmarkStart w:id="14" w:name="PageNumWizard_FOOTER_Default_Page_Style1"/>
+    <w:bookmarkEnd w:id="14"/>
     <w:r>
       <w:rPr>
         <w:sz w:val="20"/>
@@ -2919,7 +5394,7 @@
         <w:sz w:val="20"/>
         <w:szCs w:val="20"/>
       </w:rPr>
-      <w:t>5</w:t>
+      <w:t>8</w:t>
     </w:r>
     <w:r>
       <w:rPr>
@@ -2968,7 +5443,7 @@
         <w:sz w:val="20"/>
         <w:szCs w:val="20"/>
       </w:rPr>
-      <w:t>5</w:t>
+      <w:t>8</w:t>
     </w:r>
     <w:r>
       <w:rPr>
@@ -2983,21 +5458,7 @@
         <w:szCs w:val="20"/>
       </w:rPr>
       <w:br/>
-      <w:t>Pedro STEM Lesson n°</w:t>
-    </w:r>
-    <w:r>
-      <w:rPr>
-        <w:sz w:val="20"/>
-        <w:szCs w:val="20"/>
-      </w:rPr>
-      <w:t>4</w:t>
-    </w:r>
-    <w:r>
-      <w:rPr>
-        <w:sz w:val="20"/>
-        <w:szCs w:val="20"/>
-      </w:rPr>
-      <w:t xml:space="preserve">                                                                                                                   </w:t>
+      <w:t xml:space="preserve">Pedro STEM Lesson n°4                                                                                                                   </w:t>
     </w:r>
     <w:hyperlink r:id="rId1">
       <w:r>
@@ -3152,8 +5613,8 @@
   <w:abstractNum w:abstractNumId="2">
     <w:lvl w:ilvl="0">
       <w:start w:val="1"/>
-      <w:numFmt w:val="bullet"/>
-      <w:lvlText w:val=""/>
+      <w:numFmt w:val="decimal"/>
+      <w:lvlText w:val="%1."/>
       <w:lvlJc w:val="start"/>
       <w:pPr>
         <w:tabs>
@@ -3161,9 +5622,7 @@
         </w:tabs>
         <w:ind w:start="709" w:hanging="283"/>
       </w:pPr>
-      <w:rPr>
-        <w:rFonts w:ascii="Symbol" w:hAnsi="Symbol" w:cs="Symbol" w:hint="default"/>
-      </w:rPr>
+      <w:rPr/>
     </w:lvl>
     <w:lvl w:ilvl="1">
       <w:start w:val="1"/>
@@ -3289,8 +5748,8 @@
   <w:abstractNum w:abstractNumId="3">
     <w:lvl w:ilvl="0">
       <w:start w:val="1"/>
-      <w:numFmt w:val="bullet"/>
-      <w:lvlText w:val=""/>
+      <w:numFmt w:val="decimal"/>
+      <w:lvlText w:val="%1."/>
       <w:lvlJc w:val="start"/>
       <w:pPr>
         <w:tabs>
@@ -3298,14 +5757,12 @@
         </w:tabs>
         <w:ind w:start="709" w:hanging="283"/>
       </w:pPr>
-      <w:rPr>
-        <w:rFonts w:ascii="Symbol" w:hAnsi="Symbol" w:cs="Symbol" w:hint="default"/>
-      </w:rPr>
+      <w:rPr/>
     </w:lvl>
     <w:lvl w:ilvl="1">
       <w:start w:val="1"/>
-      <w:numFmt w:val="bullet"/>
-      <w:lvlText w:val=""/>
+      <w:numFmt w:val="decimal"/>
+      <w:lvlText w:val="%2."/>
       <w:lvlJc w:val="start"/>
       <w:pPr>
         <w:tabs>
@@ -3313,14 +5770,12 @@
         </w:tabs>
         <w:ind w:start="1418" w:hanging="283"/>
       </w:pPr>
-      <w:rPr>
-        <w:rFonts w:ascii="Symbol" w:hAnsi="Symbol" w:cs="Symbol" w:hint="default"/>
-      </w:rPr>
+      <w:rPr/>
     </w:lvl>
     <w:lvl w:ilvl="2">
       <w:start w:val="1"/>
-      <w:numFmt w:val="bullet"/>
-      <w:lvlText w:val=""/>
+      <w:numFmt w:val="decimal"/>
+      <w:lvlText w:val="%3."/>
       <w:lvlJc w:val="start"/>
       <w:pPr>
         <w:tabs>
@@ -3328,14 +5783,12 @@
         </w:tabs>
         <w:ind w:start="2127" w:hanging="283"/>
       </w:pPr>
-      <w:rPr>
-        <w:rFonts w:ascii="Symbol" w:hAnsi="Symbol" w:cs="Symbol" w:hint="default"/>
-      </w:rPr>
+      <w:rPr/>
     </w:lvl>
     <w:lvl w:ilvl="3">
       <w:start w:val="1"/>
-      <w:numFmt w:val="bullet"/>
-      <w:lvlText w:val=""/>
+      <w:numFmt w:val="decimal"/>
+      <w:lvlText w:val="%4."/>
       <w:lvlJc w:val="start"/>
       <w:pPr>
         <w:tabs>
@@ -3343,14 +5796,12 @@
         </w:tabs>
         <w:ind w:start="2836" w:hanging="283"/>
       </w:pPr>
-      <w:rPr>
-        <w:rFonts w:ascii="Symbol" w:hAnsi="Symbol" w:cs="Symbol" w:hint="default"/>
-      </w:rPr>
+      <w:rPr/>
     </w:lvl>
     <w:lvl w:ilvl="4">
       <w:start w:val="1"/>
-      <w:numFmt w:val="bullet"/>
-      <w:lvlText w:val=""/>
+      <w:numFmt w:val="decimal"/>
+      <w:lvlText w:val="%5."/>
       <w:lvlJc w:val="start"/>
       <w:pPr>
         <w:tabs>
@@ -3358,14 +5809,12 @@
         </w:tabs>
         <w:ind w:start="3545" w:hanging="283"/>
       </w:pPr>
-      <w:rPr>
-        <w:rFonts w:ascii="Symbol" w:hAnsi="Symbol" w:cs="Symbol" w:hint="default"/>
-      </w:rPr>
+      <w:rPr/>
     </w:lvl>
     <w:lvl w:ilvl="5">
       <w:start w:val="1"/>
-      <w:numFmt w:val="bullet"/>
-      <w:lvlText w:val=""/>
+      <w:numFmt w:val="decimal"/>
+      <w:lvlText w:val="%6."/>
       <w:lvlJc w:val="start"/>
       <w:pPr>
         <w:tabs>
@@ -3373,14 +5822,12 @@
         </w:tabs>
         <w:ind w:start="4254" w:hanging="283"/>
       </w:pPr>
-      <w:rPr>
-        <w:rFonts w:ascii="Symbol" w:hAnsi="Symbol" w:cs="Symbol" w:hint="default"/>
-      </w:rPr>
+      <w:rPr/>
     </w:lvl>
     <w:lvl w:ilvl="6">
       <w:start w:val="1"/>
-      <w:numFmt w:val="bullet"/>
-      <w:lvlText w:val=""/>
+      <w:numFmt w:val="decimal"/>
+      <w:lvlText w:val="%7."/>
       <w:lvlJc w:val="start"/>
       <w:pPr>
         <w:tabs>
@@ -3388,14 +5835,12 @@
         </w:tabs>
         <w:ind w:start="4963" w:hanging="283"/>
       </w:pPr>
-      <w:rPr>
-        <w:rFonts w:ascii="Symbol" w:hAnsi="Symbol" w:cs="Symbol" w:hint="default"/>
-      </w:rPr>
+      <w:rPr/>
     </w:lvl>
     <w:lvl w:ilvl="7">
       <w:start w:val="1"/>
-      <w:numFmt w:val="bullet"/>
-      <w:lvlText w:val=""/>
+      <w:numFmt w:val="decimal"/>
+      <w:lvlText w:val="%8."/>
       <w:lvlJc w:val="start"/>
       <w:pPr>
         <w:tabs>
@@ -3403,14 +5848,12 @@
         </w:tabs>
         <w:ind w:start="5672" w:hanging="283"/>
       </w:pPr>
-      <w:rPr>
-        <w:rFonts w:ascii="Symbol" w:hAnsi="Symbol" w:cs="Symbol" w:hint="default"/>
-      </w:rPr>
+      <w:rPr/>
     </w:lvl>
     <w:lvl w:ilvl="8">
       <w:start w:val="1"/>
-      <w:numFmt w:val="bullet"/>
-      <w:lvlText w:val=""/>
+      <w:numFmt w:val="decimal"/>
+      <w:lvlText w:val="%9."/>
       <w:lvlJc w:val="start"/>
       <w:pPr>
         <w:tabs>
@@ -3418,12 +5861,1362 @@
         </w:tabs>
         <w:ind w:start="6381" w:hanging="283"/>
       </w:pPr>
-      <w:rPr>
-        <w:rFonts w:ascii="Symbol" w:hAnsi="Symbol" w:cs="Symbol" w:hint="default"/>
-      </w:rPr>
+      <w:rPr/>
     </w:lvl>
   </w:abstractNum>
   <w:abstractNum w:abstractNumId="4">
+    <w:lvl w:ilvl="0">
+      <w:start w:val="1"/>
+      <w:numFmt w:val="bullet"/>
+      <w:lvlText w:val=""/>
+      <w:lvlJc w:val="start"/>
+      <w:pPr>
+        <w:tabs>
+          <w:tab w:val="num" w:pos="720"/>
+        </w:tabs>
+        <w:ind w:start="720" w:hanging="360"/>
+      </w:pPr>
+      <w:rPr>
+        <w:rFonts w:ascii="Symbol" w:hAnsi="Symbol" w:cs="Symbol" w:hint="default"/>
+      </w:rPr>
+    </w:lvl>
+    <w:lvl w:ilvl="1">
+      <w:start w:val="1"/>
+      <w:numFmt w:val="bullet"/>
+      <w:lvlText w:val=""/>
+      <w:lvlJc w:val="start"/>
+      <w:pPr>
+        <w:tabs>
+          <w:tab w:val="num" w:pos="1080"/>
+        </w:tabs>
+        <w:ind w:start="1080" w:hanging="360"/>
+      </w:pPr>
+      <w:rPr>
+        <w:rFonts w:ascii="Wingdings" w:hAnsi="Wingdings" w:cs="Wingdings" w:hint="default"/>
+      </w:rPr>
+    </w:lvl>
+    <w:lvl w:ilvl="2">
+      <w:start w:val="1"/>
+      <w:numFmt w:val="bullet"/>
+      <w:lvlText w:val="▪"/>
+      <w:lvlJc w:val="start"/>
+      <w:pPr>
+        <w:tabs>
+          <w:tab w:val="num" w:pos="1440"/>
+        </w:tabs>
+        <w:ind w:start="1440" w:hanging="360"/>
+      </w:pPr>
+      <w:rPr>
+        <w:rFonts w:ascii="OpenSymbol" w:hAnsi="OpenSymbol" w:cs="OpenSymbol" w:hint="default"/>
+      </w:rPr>
+    </w:lvl>
+    <w:lvl w:ilvl="3">
+      <w:start w:val="1"/>
+      <w:numFmt w:val="bullet"/>
+      <w:lvlText w:val=""/>
+      <w:lvlJc w:val="start"/>
+      <w:pPr>
+        <w:tabs>
+          <w:tab w:val="num" w:pos="1800"/>
+        </w:tabs>
+        <w:ind w:start="1800" w:hanging="360"/>
+      </w:pPr>
+      <w:rPr>
+        <w:rFonts w:ascii="Symbol" w:hAnsi="Symbol" w:cs="Symbol" w:hint="default"/>
+      </w:rPr>
+    </w:lvl>
+    <w:lvl w:ilvl="4">
+      <w:start w:val="1"/>
+      <w:numFmt w:val="bullet"/>
+      <w:lvlText w:val="◦"/>
+      <w:lvlJc w:val="start"/>
+      <w:pPr>
+        <w:tabs>
+          <w:tab w:val="num" w:pos="2160"/>
+        </w:tabs>
+        <w:ind w:start="2160" w:hanging="360"/>
+      </w:pPr>
+      <w:rPr>
+        <w:rFonts w:ascii="OpenSymbol" w:hAnsi="OpenSymbol" w:cs="OpenSymbol" w:hint="default"/>
+      </w:rPr>
+    </w:lvl>
+    <w:lvl w:ilvl="5">
+      <w:start w:val="1"/>
+      <w:numFmt w:val="bullet"/>
+      <w:lvlText w:val="▪"/>
+      <w:lvlJc w:val="start"/>
+      <w:pPr>
+        <w:tabs>
+          <w:tab w:val="num" w:pos="2520"/>
+        </w:tabs>
+        <w:ind w:start="2520" w:hanging="360"/>
+      </w:pPr>
+      <w:rPr>
+        <w:rFonts w:ascii="OpenSymbol" w:hAnsi="OpenSymbol" w:cs="OpenSymbol" w:hint="default"/>
+      </w:rPr>
+    </w:lvl>
+    <w:lvl w:ilvl="6">
+      <w:start w:val="1"/>
+      <w:numFmt w:val="bullet"/>
+      <w:lvlText w:val=""/>
+      <w:lvlJc w:val="start"/>
+      <w:pPr>
+        <w:tabs>
+          <w:tab w:val="num" w:pos="2880"/>
+        </w:tabs>
+        <w:ind w:start="2880" w:hanging="360"/>
+      </w:pPr>
+      <w:rPr>
+        <w:rFonts w:ascii="Symbol" w:hAnsi="Symbol" w:cs="Symbol" w:hint="default"/>
+      </w:rPr>
+    </w:lvl>
+    <w:lvl w:ilvl="7">
+      <w:start w:val="1"/>
+      <w:numFmt w:val="bullet"/>
+      <w:lvlText w:val="◦"/>
+      <w:lvlJc w:val="start"/>
+      <w:pPr>
+        <w:tabs>
+          <w:tab w:val="num" w:pos="3240"/>
+        </w:tabs>
+        <w:ind w:start="3240" w:hanging="360"/>
+      </w:pPr>
+      <w:rPr>
+        <w:rFonts w:ascii="OpenSymbol" w:hAnsi="OpenSymbol" w:cs="OpenSymbol" w:hint="default"/>
+      </w:rPr>
+    </w:lvl>
+    <w:lvl w:ilvl="8">
+      <w:start w:val="1"/>
+      <w:numFmt w:val="bullet"/>
+      <w:lvlText w:val="▪"/>
+      <w:lvlJc w:val="start"/>
+      <w:pPr>
+        <w:tabs>
+          <w:tab w:val="num" w:pos="3600"/>
+        </w:tabs>
+        <w:ind w:start="3600" w:hanging="360"/>
+      </w:pPr>
+      <w:rPr>
+        <w:rFonts w:ascii="OpenSymbol" w:hAnsi="OpenSymbol" w:cs="OpenSymbol" w:hint="default"/>
+      </w:rPr>
+    </w:lvl>
+  </w:abstractNum>
+  <w:abstractNum w:abstractNumId="5">
+    <w:lvl w:ilvl="0">
+      <w:start w:val="1"/>
+      <w:numFmt w:val="bullet"/>
+      <w:lvlText w:val=""/>
+      <w:lvlJc w:val="start"/>
+      <w:pPr>
+        <w:tabs>
+          <w:tab w:val="num" w:pos="720"/>
+        </w:tabs>
+        <w:ind w:start="720" w:hanging="360"/>
+      </w:pPr>
+      <w:rPr>
+        <w:rFonts w:ascii="Symbol" w:hAnsi="Symbol" w:cs="Symbol" w:hint="default"/>
+      </w:rPr>
+    </w:lvl>
+    <w:lvl w:ilvl="1">
+      <w:start w:val="1"/>
+      <w:numFmt w:val="bullet"/>
+      <w:lvlText w:val="◦"/>
+      <w:lvlJc w:val="start"/>
+      <w:pPr>
+        <w:tabs>
+          <w:tab w:val="num" w:pos="1080"/>
+        </w:tabs>
+        <w:ind w:start="1080" w:hanging="360"/>
+      </w:pPr>
+      <w:rPr>
+        <w:rFonts w:ascii="OpenSymbol" w:hAnsi="OpenSymbol" w:cs="OpenSymbol" w:hint="default"/>
+      </w:rPr>
+    </w:lvl>
+    <w:lvl w:ilvl="2">
+      <w:start w:val="1"/>
+      <w:numFmt w:val="bullet"/>
+      <w:lvlText w:val="▪"/>
+      <w:lvlJc w:val="start"/>
+      <w:pPr>
+        <w:tabs>
+          <w:tab w:val="num" w:pos="1440"/>
+        </w:tabs>
+        <w:ind w:start="1440" w:hanging="360"/>
+      </w:pPr>
+      <w:rPr>
+        <w:rFonts w:ascii="OpenSymbol" w:hAnsi="OpenSymbol" w:cs="OpenSymbol" w:hint="default"/>
+      </w:rPr>
+    </w:lvl>
+    <w:lvl w:ilvl="3">
+      <w:start w:val="1"/>
+      <w:numFmt w:val="bullet"/>
+      <w:lvlText w:val=""/>
+      <w:lvlJc w:val="start"/>
+      <w:pPr>
+        <w:tabs>
+          <w:tab w:val="num" w:pos="1800"/>
+        </w:tabs>
+        <w:ind w:start="1800" w:hanging="360"/>
+      </w:pPr>
+      <w:rPr>
+        <w:rFonts w:ascii="Symbol" w:hAnsi="Symbol" w:cs="Symbol" w:hint="default"/>
+      </w:rPr>
+    </w:lvl>
+    <w:lvl w:ilvl="4">
+      <w:start w:val="1"/>
+      <w:numFmt w:val="bullet"/>
+      <w:lvlText w:val="◦"/>
+      <w:lvlJc w:val="start"/>
+      <w:pPr>
+        <w:tabs>
+          <w:tab w:val="num" w:pos="2160"/>
+        </w:tabs>
+        <w:ind w:start="2160" w:hanging="360"/>
+      </w:pPr>
+      <w:rPr>
+        <w:rFonts w:ascii="OpenSymbol" w:hAnsi="OpenSymbol" w:cs="OpenSymbol" w:hint="default"/>
+      </w:rPr>
+    </w:lvl>
+    <w:lvl w:ilvl="5">
+      <w:start w:val="1"/>
+      <w:numFmt w:val="bullet"/>
+      <w:lvlText w:val="▪"/>
+      <w:lvlJc w:val="start"/>
+      <w:pPr>
+        <w:tabs>
+          <w:tab w:val="num" w:pos="2520"/>
+        </w:tabs>
+        <w:ind w:start="2520" w:hanging="360"/>
+      </w:pPr>
+      <w:rPr>
+        <w:rFonts w:ascii="OpenSymbol" w:hAnsi="OpenSymbol" w:cs="OpenSymbol" w:hint="default"/>
+      </w:rPr>
+    </w:lvl>
+    <w:lvl w:ilvl="6">
+      <w:start w:val="1"/>
+      <w:numFmt w:val="bullet"/>
+      <w:lvlText w:val=""/>
+      <w:lvlJc w:val="start"/>
+      <w:pPr>
+        <w:tabs>
+          <w:tab w:val="num" w:pos="2880"/>
+        </w:tabs>
+        <w:ind w:start="2880" w:hanging="360"/>
+      </w:pPr>
+      <w:rPr>
+        <w:rFonts w:ascii="Symbol" w:hAnsi="Symbol" w:cs="Symbol" w:hint="default"/>
+      </w:rPr>
+    </w:lvl>
+    <w:lvl w:ilvl="7">
+      <w:start w:val="1"/>
+      <w:numFmt w:val="bullet"/>
+      <w:lvlText w:val="◦"/>
+      <w:lvlJc w:val="start"/>
+      <w:pPr>
+        <w:tabs>
+          <w:tab w:val="num" w:pos="3240"/>
+        </w:tabs>
+        <w:ind w:start="3240" w:hanging="360"/>
+      </w:pPr>
+      <w:rPr>
+        <w:rFonts w:ascii="OpenSymbol" w:hAnsi="OpenSymbol" w:cs="OpenSymbol" w:hint="default"/>
+      </w:rPr>
+    </w:lvl>
+    <w:lvl w:ilvl="8">
+      <w:start w:val="1"/>
+      <w:numFmt w:val="bullet"/>
+      <w:lvlText w:val="▪"/>
+      <w:lvlJc w:val="start"/>
+      <w:pPr>
+        <w:tabs>
+          <w:tab w:val="num" w:pos="3600"/>
+        </w:tabs>
+        <w:ind w:start="3600" w:hanging="360"/>
+      </w:pPr>
+      <w:rPr>
+        <w:rFonts w:ascii="OpenSymbol" w:hAnsi="OpenSymbol" w:cs="OpenSymbol" w:hint="default"/>
+      </w:rPr>
+    </w:lvl>
+  </w:abstractNum>
+  <w:abstractNum w:abstractNumId="6">
+    <w:lvl w:ilvl="0">
+      <w:start w:val="1"/>
+      <w:numFmt w:val="bullet"/>
+      <w:lvlText w:val=""/>
+      <w:lvlJc w:val="start"/>
+      <w:pPr>
+        <w:tabs>
+          <w:tab w:val="num" w:pos="709"/>
+        </w:tabs>
+        <w:ind w:start="709" w:hanging="283"/>
+      </w:pPr>
+      <w:rPr>
+        <w:rFonts w:ascii="Symbol" w:hAnsi="Symbol" w:cs="Symbol" w:hint="default"/>
+      </w:rPr>
+    </w:lvl>
+    <w:lvl w:ilvl="1">
+      <w:start w:val="1"/>
+      <w:numFmt w:val="bullet"/>
+      <w:lvlText w:val=""/>
+      <w:lvlJc w:val="start"/>
+      <w:pPr>
+        <w:tabs>
+          <w:tab w:val="num" w:pos="1418"/>
+        </w:tabs>
+        <w:ind w:start="1418" w:hanging="283"/>
+      </w:pPr>
+      <w:rPr>
+        <w:rFonts w:ascii="Symbol" w:hAnsi="Symbol" w:cs="Symbol" w:hint="default"/>
+      </w:rPr>
+    </w:lvl>
+    <w:lvl w:ilvl="2">
+      <w:start w:val="1"/>
+      <w:numFmt w:val="bullet"/>
+      <w:lvlText w:val=""/>
+      <w:lvlJc w:val="start"/>
+      <w:pPr>
+        <w:tabs>
+          <w:tab w:val="num" w:pos="2127"/>
+        </w:tabs>
+        <w:ind w:start="2127" w:hanging="283"/>
+      </w:pPr>
+      <w:rPr>
+        <w:rFonts w:ascii="Symbol" w:hAnsi="Symbol" w:cs="Symbol" w:hint="default"/>
+      </w:rPr>
+    </w:lvl>
+    <w:lvl w:ilvl="3">
+      <w:start w:val="1"/>
+      <w:numFmt w:val="bullet"/>
+      <w:lvlText w:val=""/>
+      <w:lvlJc w:val="start"/>
+      <w:pPr>
+        <w:tabs>
+          <w:tab w:val="num" w:pos="2836"/>
+        </w:tabs>
+        <w:ind w:start="2836" w:hanging="283"/>
+      </w:pPr>
+      <w:rPr>
+        <w:rFonts w:ascii="Symbol" w:hAnsi="Symbol" w:cs="Symbol" w:hint="default"/>
+      </w:rPr>
+    </w:lvl>
+    <w:lvl w:ilvl="4">
+      <w:start w:val="1"/>
+      <w:numFmt w:val="bullet"/>
+      <w:lvlText w:val=""/>
+      <w:lvlJc w:val="start"/>
+      <w:pPr>
+        <w:tabs>
+          <w:tab w:val="num" w:pos="3545"/>
+        </w:tabs>
+        <w:ind w:start="3545" w:hanging="283"/>
+      </w:pPr>
+      <w:rPr>
+        <w:rFonts w:ascii="Symbol" w:hAnsi="Symbol" w:cs="Symbol" w:hint="default"/>
+      </w:rPr>
+    </w:lvl>
+    <w:lvl w:ilvl="5">
+      <w:start w:val="1"/>
+      <w:numFmt w:val="bullet"/>
+      <w:lvlText w:val=""/>
+      <w:lvlJc w:val="start"/>
+      <w:pPr>
+        <w:tabs>
+          <w:tab w:val="num" w:pos="4254"/>
+        </w:tabs>
+        <w:ind w:start="4254" w:hanging="283"/>
+      </w:pPr>
+      <w:rPr>
+        <w:rFonts w:ascii="Symbol" w:hAnsi="Symbol" w:cs="Symbol" w:hint="default"/>
+      </w:rPr>
+    </w:lvl>
+    <w:lvl w:ilvl="6">
+      <w:start w:val="1"/>
+      <w:numFmt w:val="bullet"/>
+      <w:lvlText w:val=""/>
+      <w:lvlJc w:val="start"/>
+      <w:pPr>
+        <w:tabs>
+          <w:tab w:val="num" w:pos="4963"/>
+        </w:tabs>
+        <w:ind w:start="4963" w:hanging="283"/>
+      </w:pPr>
+      <w:rPr>
+        <w:rFonts w:ascii="Symbol" w:hAnsi="Symbol" w:cs="Symbol" w:hint="default"/>
+      </w:rPr>
+    </w:lvl>
+    <w:lvl w:ilvl="7">
+      <w:start w:val="1"/>
+      <w:numFmt w:val="bullet"/>
+      <w:lvlText w:val=""/>
+      <w:lvlJc w:val="start"/>
+      <w:pPr>
+        <w:tabs>
+          <w:tab w:val="num" w:pos="5672"/>
+        </w:tabs>
+        <w:ind w:start="5672" w:hanging="283"/>
+      </w:pPr>
+      <w:rPr>
+        <w:rFonts w:ascii="Symbol" w:hAnsi="Symbol" w:cs="Symbol" w:hint="default"/>
+      </w:rPr>
+    </w:lvl>
+    <w:lvl w:ilvl="8">
+      <w:start w:val="1"/>
+      <w:numFmt w:val="bullet"/>
+      <w:lvlText w:val=""/>
+      <w:lvlJc w:val="start"/>
+      <w:pPr>
+        <w:tabs>
+          <w:tab w:val="num" w:pos="6381"/>
+        </w:tabs>
+        <w:ind w:start="6381" w:hanging="283"/>
+      </w:pPr>
+      <w:rPr>
+        <w:rFonts w:ascii="Symbol" w:hAnsi="Symbol" w:cs="Symbol" w:hint="default"/>
+      </w:rPr>
+    </w:lvl>
+  </w:abstractNum>
+  <w:abstractNum w:abstractNumId="7">
+    <w:lvl w:ilvl="0">
+      <w:start w:val="1"/>
+      <w:numFmt w:val="bullet"/>
+      <w:lvlText w:val=""/>
+      <w:lvlJc w:val="start"/>
+      <w:pPr>
+        <w:tabs>
+          <w:tab w:val="num" w:pos="709"/>
+        </w:tabs>
+        <w:ind w:start="709" w:hanging="283"/>
+      </w:pPr>
+      <w:rPr>
+        <w:rFonts w:ascii="Symbol" w:hAnsi="Symbol" w:cs="Symbol" w:hint="default"/>
+      </w:rPr>
+    </w:lvl>
+    <w:lvl w:ilvl="1">
+      <w:start w:val="1"/>
+      <w:numFmt w:val="bullet"/>
+      <w:lvlText w:val=""/>
+      <w:lvlJc w:val="start"/>
+      <w:pPr>
+        <w:tabs>
+          <w:tab w:val="num" w:pos="1418"/>
+        </w:tabs>
+        <w:ind w:start="1418" w:hanging="283"/>
+      </w:pPr>
+      <w:rPr>
+        <w:rFonts w:ascii="Symbol" w:hAnsi="Symbol" w:cs="Symbol" w:hint="default"/>
+      </w:rPr>
+    </w:lvl>
+    <w:lvl w:ilvl="2">
+      <w:start w:val="1"/>
+      <w:numFmt w:val="bullet"/>
+      <w:lvlText w:val=""/>
+      <w:lvlJc w:val="start"/>
+      <w:pPr>
+        <w:tabs>
+          <w:tab w:val="num" w:pos="2127"/>
+        </w:tabs>
+        <w:ind w:start="2127" w:hanging="283"/>
+      </w:pPr>
+      <w:rPr>
+        <w:rFonts w:ascii="Symbol" w:hAnsi="Symbol" w:cs="Symbol" w:hint="default"/>
+      </w:rPr>
+    </w:lvl>
+    <w:lvl w:ilvl="3">
+      <w:start w:val="1"/>
+      <w:numFmt w:val="bullet"/>
+      <w:lvlText w:val=""/>
+      <w:lvlJc w:val="start"/>
+      <w:pPr>
+        <w:tabs>
+          <w:tab w:val="num" w:pos="2836"/>
+        </w:tabs>
+        <w:ind w:start="2836" w:hanging="283"/>
+      </w:pPr>
+      <w:rPr>
+        <w:rFonts w:ascii="Symbol" w:hAnsi="Symbol" w:cs="Symbol" w:hint="default"/>
+      </w:rPr>
+    </w:lvl>
+    <w:lvl w:ilvl="4">
+      <w:start w:val="1"/>
+      <w:numFmt w:val="bullet"/>
+      <w:lvlText w:val=""/>
+      <w:lvlJc w:val="start"/>
+      <w:pPr>
+        <w:tabs>
+          <w:tab w:val="num" w:pos="3545"/>
+        </w:tabs>
+        <w:ind w:start="3545" w:hanging="283"/>
+      </w:pPr>
+      <w:rPr>
+        <w:rFonts w:ascii="Symbol" w:hAnsi="Symbol" w:cs="Symbol" w:hint="default"/>
+      </w:rPr>
+    </w:lvl>
+    <w:lvl w:ilvl="5">
+      <w:start w:val="1"/>
+      <w:numFmt w:val="bullet"/>
+      <w:lvlText w:val=""/>
+      <w:lvlJc w:val="start"/>
+      <w:pPr>
+        <w:tabs>
+          <w:tab w:val="num" w:pos="4254"/>
+        </w:tabs>
+        <w:ind w:start="4254" w:hanging="283"/>
+      </w:pPr>
+      <w:rPr>
+        <w:rFonts w:ascii="Symbol" w:hAnsi="Symbol" w:cs="Symbol" w:hint="default"/>
+      </w:rPr>
+    </w:lvl>
+    <w:lvl w:ilvl="6">
+      <w:start w:val="1"/>
+      <w:numFmt w:val="bullet"/>
+      <w:lvlText w:val=""/>
+      <w:lvlJc w:val="start"/>
+      <w:pPr>
+        <w:tabs>
+          <w:tab w:val="num" w:pos="4963"/>
+        </w:tabs>
+        <w:ind w:start="4963" w:hanging="283"/>
+      </w:pPr>
+      <w:rPr>
+        <w:rFonts w:ascii="Symbol" w:hAnsi="Symbol" w:cs="Symbol" w:hint="default"/>
+      </w:rPr>
+    </w:lvl>
+    <w:lvl w:ilvl="7">
+      <w:start w:val="1"/>
+      <w:numFmt w:val="bullet"/>
+      <w:lvlText w:val=""/>
+      <w:lvlJc w:val="start"/>
+      <w:pPr>
+        <w:tabs>
+          <w:tab w:val="num" w:pos="5672"/>
+        </w:tabs>
+        <w:ind w:start="5672" w:hanging="283"/>
+      </w:pPr>
+      <w:rPr>
+        <w:rFonts w:ascii="Symbol" w:hAnsi="Symbol" w:cs="Symbol" w:hint="default"/>
+      </w:rPr>
+    </w:lvl>
+    <w:lvl w:ilvl="8">
+      <w:start w:val="1"/>
+      <w:numFmt w:val="bullet"/>
+      <w:lvlText w:val=""/>
+      <w:lvlJc w:val="start"/>
+      <w:pPr>
+        <w:tabs>
+          <w:tab w:val="num" w:pos="6381"/>
+        </w:tabs>
+        <w:ind w:start="6381" w:hanging="283"/>
+      </w:pPr>
+      <w:rPr>
+        <w:rFonts w:ascii="Symbol" w:hAnsi="Symbol" w:cs="Symbol" w:hint="default"/>
+      </w:rPr>
+    </w:lvl>
+  </w:abstractNum>
+  <w:abstractNum w:abstractNumId="8">
+    <w:lvl w:ilvl="0">
+      <w:start w:val="1"/>
+      <w:numFmt w:val="bullet"/>
+      <w:lvlText w:val=""/>
+      <w:lvlJc w:val="start"/>
+      <w:pPr>
+        <w:tabs>
+          <w:tab w:val="num" w:pos="709"/>
+        </w:tabs>
+        <w:ind w:start="709" w:hanging="283"/>
+      </w:pPr>
+      <w:rPr>
+        <w:rFonts w:ascii="Symbol" w:hAnsi="Symbol" w:cs="Symbol" w:hint="default"/>
+      </w:rPr>
+    </w:lvl>
+    <w:lvl w:ilvl="1">
+      <w:start w:val="1"/>
+      <w:numFmt w:val="bullet"/>
+      <w:lvlText w:val=""/>
+      <w:lvlJc w:val="start"/>
+      <w:pPr>
+        <w:tabs>
+          <w:tab w:val="num" w:pos="1418"/>
+        </w:tabs>
+        <w:ind w:start="1418" w:hanging="283"/>
+      </w:pPr>
+      <w:rPr>
+        <w:rFonts w:ascii="Symbol" w:hAnsi="Symbol" w:cs="Symbol" w:hint="default"/>
+      </w:rPr>
+    </w:lvl>
+    <w:lvl w:ilvl="2">
+      <w:start w:val="1"/>
+      <w:numFmt w:val="bullet"/>
+      <w:lvlText w:val=""/>
+      <w:lvlJc w:val="start"/>
+      <w:pPr>
+        <w:tabs>
+          <w:tab w:val="num" w:pos="2127"/>
+        </w:tabs>
+        <w:ind w:start="2127" w:hanging="283"/>
+      </w:pPr>
+      <w:rPr>
+        <w:rFonts w:ascii="Symbol" w:hAnsi="Symbol" w:cs="Symbol" w:hint="default"/>
+      </w:rPr>
+    </w:lvl>
+    <w:lvl w:ilvl="3">
+      <w:start w:val="1"/>
+      <w:numFmt w:val="bullet"/>
+      <w:lvlText w:val=""/>
+      <w:lvlJc w:val="start"/>
+      <w:pPr>
+        <w:tabs>
+          <w:tab w:val="num" w:pos="2836"/>
+        </w:tabs>
+        <w:ind w:start="2836" w:hanging="283"/>
+      </w:pPr>
+      <w:rPr>
+        <w:rFonts w:ascii="Symbol" w:hAnsi="Symbol" w:cs="Symbol" w:hint="default"/>
+      </w:rPr>
+    </w:lvl>
+    <w:lvl w:ilvl="4">
+      <w:start w:val="1"/>
+      <w:numFmt w:val="bullet"/>
+      <w:lvlText w:val=""/>
+      <w:lvlJc w:val="start"/>
+      <w:pPr>
+        <w:tabs>
+          <w:tab w:val="num" w:pos="3545"/>
+        </w:tabs>
+        <w:ind w:start="3545" w:hanging="283"/>
+      </w:pPr>
+      <w:rPr>
+        <w:rFonts w:ascii="Symbol" w:hAnsi="Symbol" w:cs="Symbol" w:hint="default"/>
+      </w:rPr>
+    </w:lvl>
+    <w:lvl w:ilvl="5">
+      <w:start w:val="1"/>
+      <w:numFmt w:val="bullet"/>
+      <w:lvlText w:val=""/>
+      <w:lvlJc w:val="start"/>
+      <w:pPr>
+        <w:tabs>
+          <w:tab w:val="num" w:pos="4254"/>
+        </w:tabs>
+        <w:ind w:start="4254" w:hanging="283"/>
+      </w:pPr>
+      <w:rPr>
+        <w:rFonts w:ascii="Symbol" w:hAnsi="Symbol" w:cs="Symbol" w:hint="default"/>
+      </w:rPr>
+    </w:lvl>
+    <w:lvl w:ilvl="6">
+      <w:start w:val="1"/>
+      <w:numFmt w:val="bullet"/>
+      <w:lvlText w:val=""/>
+      <w:lvlJc w:val="start"/>
+      <w:pPr>
+        <w:tabs>
+          <w:tab w:val="num" w:pos="4963"/>
+        </w:tabs>
+        <w:ind w:start="4963" w:hanging="283"/>
+      </w:pPr>
+      <w:rPr>
+        <w:rFonts w:ascii="Symbol" w:hAnsi="Symbol" w:cs="Symbol" w:hint="default"/>
+      </w:rPr>
+    </w:lvl>
+    <w:lvl w:ilvl="7">
+      <w:start w:val="1"/>
+      <w:numFmt w:val="bullet"/>
+      <w:lvlText w:val=""/>
+      <w:lvlJc w:val="start"/>
+      <w:pPr>
+        <w:tabs>
+          <w:tab w:val="num" w:pos="5672"/>
+        </w:tabs>
+        <w:ind w:start="5672" w:hanging="283"/>
+      </w:pPr>
+      <w:rPr>
+        <w:rFonts w:ascii="Symbol" w:hAnsi="Symbol" w:cs="Symbol" w:hint="default"/>
+      </w:rPr>
+    </w:lvl>
+    <w:lvl w:ilvl="8">
+      <w:start w:val="1"/>
+      <w:numFmt w:val="bullet"/>
+      <w:lvlText w:val=""/>
+      <w:lvlJc w:val="start"/>
+      <w:pPr>
+        <w:tabs>
+          <w:tab w:val="num" w:pos="6381"/>
+        </w:tabs>
+        <w:ind w:start="6381" w:hanging="283"/>
+      </w:pPr>
+      <w:rPr>
+        <w:rFonts w:ascii="Symbol" w:hAnsi="Symbol" w:cs="Symbol" w:hint="default"/>
+      </w:rPr>
+    </w:lvl>
+  </w:abstractNum>
+  <w:abstractNum w:abstractNumId="9">
+    <w:lvl w:ilvl="0">
+      <w:start w:val="1"/>
+      <w:numFmt w:val="bullet"/>
+      <w:lvlText w:val=""/>
+      <w:lvlJc w:val="start"/>
+      <w:pPr>
+        <w:tabs>
+          <w:tab w:val="num" w:pos="709"/>
+        </w:tabs>
+        <w:ind w:start="709" w:hanging="283"/>
+      </w:pPr>
+      <w:rPr>
+        <w:rFonts w:ascii="Symbol" w:hAnsi="Symbol" w:cs="Symbol" w:hint="default"/>
+      </w:rPr>
+    </w:lvl>
+    <w:lvl w:ilvl="1">
+      <w:start w:val="1"/>
+      <w:numFmt w:val="bullet"/>
+      <w:lvlText w:val=""/>
+      <w:lvlJc w:val="start"/>
+      <w:pPr>
+        <w:tabs>
+          <w:tab w:val="num" w:pos="1418"/>
+        </w:tabs>
+        <w:ind w:start="1418" w:hanging="283"/>
+      </w:pPr>
+      <w:rPr>
+        <w:rFonts w:ascii="Symbol" w:hAnsi="Symbol" w:cs="Symbol" w:hint="default"/>
+      </w:rPr>
+    </w:lvl>
+    <w:lvl w:ilvl="2">
+      <w:start w:val="1"/>
+      <w:numFmt w:val="bullet"/>
+      <w:lvlText w:val=""/>
+      <w:lvlJc w:val="start"/>
+      <w:pPr>
+        <w:tabs>
+          <w:tab w:val="num" w:pos="2127"/>
+        </w:tabs>
+        <w:ind w:start="2127" w:hanging="283"/>
+      </w:pPr>
+      <w:rPr>
+        <w:rFonts w:ascii="Symbol" w:hAnsi="Symbol" w:cs="Symbol" w:hint="default"/>
+      </w:rPr>
+    </w:lvl>
+    <w:lvl w:ilvl="3">
+      <w:start w:val="1"/>
+      <w:numFmt w:val="bullet"/>
+      <w:lvlText w:val=""/>
+      <w:lvlJc w:val="start"/>
+      <w:pPr>
+        <w:tabs>
+          <w:tab w:val="num" w:pos="2836"/>
+        </w:tabs>
+        <w:ind w:start="2836" w:hanging="283"/>
+      </w:pPr>
+      <w:rPr>
+        <w:rFonts w:ascii="Symbol" w:hAnsi="Symbol" w:cs="Symbol" w:hint="default"/>
+      </w:rPr>
+    </w:lvl>
+    <w:lvl w:ilvl="4">
+      <w:start w:val="1"/>
+      <w:numFmt w:val="bullet"/>
+      <w:lvlText w:val=""/>
+      <w:lvlJc w:val="start"/>
+      <w:pPr>
+        <w:tabs>
+          <w:tab w:val="num" w:pos="3545"/>
+        </w:tabs>
+        <w:ind w:start="3545" w:hanging="283"/>
+      </w:pPr>
+      <w:rPr>
+        <w:rFonts w:ascii="Symbol" w:hAnsi="Symbol" w:cs="Symbol" w:hint="default"/>
+      </w:rPr>
+    </w:lvl>
+    <w:lvl w:ilvl="5">
+      <w:start w:val="1"/>
+      <w:numFmt w:val="bullet"/>
+      <w:lvlText w:val=""/>
+      <w:lvlJc w:val="start"/>
+      <w:pPr>
+        <w:tabs>
+          <w:tab w:val="num" w:pos="4254"/>
+        </w:tabs>
+        <w:ind w:start="4254" w:hanging="283"/>
+      </w:pPr>
+      <w:rPr>
+        <w:rFonts w:ascii="Symbol" w:hAnsi="Symbol" w:cs="Symbol" w:hint="default"/>
+      </w:rPr>
+    </w:lvl>
+    <w:lvl w:ilvl="6">
+      <w:start w:val="1"/>
+      <w:numFmt w:val="bullet"/>
+      <w:lvlText w:val=""/>
+      <w:lvlJc w:val="start"/>
+      <w:pPr>
+        <w:tabs>
+          <w:tab w:val="num" w:pos="4963"/>
+        </w:tabs>
+        <w:ind w:start="4963" w:hanging="283"/>
+      </w:pPr>
+      <w:rPr>
+        <w:rFonts w:ascii="Symbol" w:hAnsi="Symbol" w:cs="Symbol" w:hint="default"/>
+      </w:rPr>
+    </w:lvl>
+    <w:lvl w:ilvl="7">
+      <w:start w:val="1"/>
+      <w:numFmt w:val="bullet"/>
+      <w:lvlText w:val=""/>
+      <w:lvlJc w:val="start"/>
+      <w:pPr>
+        <w:tabs>
+          <w:tab w:val="num" w:pos="5672"/>
+        </w:tabs>
+        <w:ind w:start="5672" w:hanging="283"/>
+      </w:pPr>
+      <w:rPr>
+        <w:rFonts w:ascii="Symbol" w:hAnsi="Symbol" w:cs="Symbol" w:hint="default"/>
+      </w:rPr>
+    </w:lvl>
+    <w:lvl w:ilvl="8">
+      <w:start w:val="1"/>
+      <w:numFmt w:val="bullet"/>
+      <w:lvlText w:val=""/>
+      <w:lvlJc w:val="start"/>
+      <w:pPr>
+        <w:tabs>
+          <w:tab w:val="num" w:pos="6381"/>
+        </w:tabs>
+        <w:ind w:start="6381" w:hanging="283"/>
+      </w:pPr>
+      <w:rPr>
+        <w:rFonts w:ascii="Symbol" w:hAnsi="Symbol" w:cs="Symbol" w:hint="default"/>
+      </w:rPr>
+    </w:lvl>
+  </w:abstractNum>
+  <w:abstractNum w:abstractNumId="10">
+    <w:lvl w:ilvl="0">
+      <w:start w:val="1"/>
+      <w:numFmt w:val="decimal"/>
+      <w:lvlText w:val="%1."/>
+      <w:lvlJc w:val="start"/>
+      <w:pPr>
+        <w:tabs>
+          <w:tab w:val="num" w:pos="709"/>
+        </w:tabs>
+        <w:ind w:start="709" w:hanging="283"/>
+      </w:pPr>
+      <w:rPr/>
+    </w:lvl>
+    <w:lvl w:ilvl="1">
+      <w:start w:val="1"/>
+      <w:numFmt w:val="decimal"/>
+      <w:lvlText w:val="%2."/>
+      <w:lvlJc w:val="start"/>
+      <w:pPr>
+        <w:tabs>
+          <w:tab w:val="num" w:pos="1418"/>
+        </w:tabs>
+        <w:ind w:start="1418" w:hanging="283"/>
+      </w:pPr>
+      <w:rPr/>
+    </w:lvl>
+    <w:lvl w:ilvl="2">
+      <w:start w:val="1"/>
+      <w:numFmt w:val="decimal"/>
+      <w:lvlText w:val="%3."/>
+      <w:lvlJc w:val="start"/>
+      <w:pPr>
+        <w:tabs>
+          <w:tab w:val="num" w:pos="2127"/>
+        </w:tabs>
+        <w:ind w:start="2127" w:hanging="283"/>
+      </w:pPr>
+      <w:rPr/>
+    </w:lvl>
+    <w:lvl w:ilvl="3">
+      <w:start w:val="1"/>
+      <w:numFmt w:val="decimal"/>
+      <w:lvlText w:val="%4."/>
+      <w:lvlJc w:val="start"/>
+      <w:pPr>
+        <w:tabs>
+          <w:tab w:val="num" w:pos="2836"/>
+        </w:tabs>
+        <w:ind w:start="2836" w:hanging="283"/>
+      </w:pPr>
+      <w:rPr/>
+    </w:lvl>
+    <w:lvl w:ilvl="4">
+      <w:start w:val="1"/>
+      <w:numFmt w:val="decimal"/>
+      <w:lvlText w:val="%5."/>
+      <w:lvlJc w:val="start"/>
+      <w:pPr>
+        <w:tabs>
+          <w:tab w:val="num" w:pos="3545"/>
+        </w:tabs>
+        <w:ind w:start="3545" w:hanging="283"/>
+      </w:pPr>
+      <w:rPr/>
+    </w:lvl>
+    <w:lvl w:ilvl="5">
+      <w:start w:val="1"/>
+      <w:numFmt w:val="decimal"/>
+      <w:lvlText w:val="%6."/>
+      <w:lvlJc w:val="start"/>
+      <w:pPr>
+        <w:tabs>
+          <w:tab w:val="num" w:pos="4254"/>
+        </w:tabs>
+        <w:ind w:start="4254" w:hanging="283"/>
+      </w:pPr>
+      <w:rPr/>
+    </w:lvl>
+    <w:lvl w:ilvl="6">
+      <w:start w:val="1"/>
+      <w:numFmt w:val="decimal"/>
+      <w:lvlText w:val="%7."/>
+      <w:lvlJc w:val="start"/>
+      <w:pPr>
+        <w:tabs>
+          <w:tab w:val="num" w:pos="4963"/>
+        </w:tabs>
+        <w:ind w:start="4963" w:hanging="283"/>
+      </w:pPr>
+      <w:rPr/>
+    </w:lvl>
+    <w:lvl w:ilvl="7">
+      <w:start w:val="1"/>
+      <w:numFmt w:val="decimal"/>
+      <w:lvlText w:val="%8."/>
+      <w:lvlJc w:val="start"/>
+      <w:pPr>
+        <w:tabs>
+          <w:tab w:val="num" w:pos="5672"/>
+        </w:tabs>
+        <w:ind w:start="5672" w:hanging="283"/>
+      </w:pPr>
+      <w:rPr/>
+    </w:lvl>
+    <w:lvl w:ilvl="8">
+      <w:start w:val="1"/>
+      <w:numFmt w:val="decimal"/>
+      <w:lvlText w:val="%9."/>
+      <w:lvlJc w:val="start"/>
+      <w:pPr>
+        <w:tabs>
+          <w:tab w:val="num" w:pos="6381"/>
+        </w:tabs>
+        <w:ind w:start="6381" w:hanging="283"/>
+      </w:pPr>
+      <w:rPr/>
+    </w:lvl>
+  </w:abstractNum>
+  <w:abstractNum w:abstractNumId="11">
+    <w:lvl w:ilvl="0">
+      <w:start w:val="1"/>
+      <w:numFmt w:val="decimal"/>
+      <w:lvlText w:val="%1."/>
+      <w:lvlJc w:val="start"/>
+      <w:pPr>
+        <w:tabs>
+          <w:tab w:val="num" w:pos="709"/>
+        </w:tabs>
+        <w:ind w:start="709" w:hanging="283"/>
+      </w:pPr>
+      <w:rPr>
+        <w:rFonts w:cs="Symbol"/>
+      </w:rPr>
+    </w:lvl>
+    <w:lvl w:ilvl="1">
+      <w:start w:val="1"/>
+      <w:numFmt w:val="bullet"/>
+      <w:lvlText w:val=""/>
+      <w:lvlJc w:val="start"/>
+      <w:pPr>
+        <w:tabs>
+          <w:tab w:val="num" w:pos="1418"/>
+        </w:tabs>
+        <w:ind w:start="1418" w:hanging="283"/>
+      </w:pPr>
+      <w:rPr>
+        <w:rFonts w:ascii="Symbol" w:hAnsi="Symbol" w:cs="Symbol" w:hint="default"/>
+      </w:rPr>
+    </w:lvl>
+    <w:lvl w:ilvl="2">
+      <w:start w:val="1"/>
+      <w:numFmt w:val="bullet"/>
+      <w:lvlText w:val=""/>
+      <w:lvlJc w:val="start"/>
+      <w:pPr>
+        <w:tabs>
+          <w:tab w:val="num" w:pos="2127"/>
+        </w:tabs>
+        <w:ind w:start="2127" w:hanging="283"/>
+      </w:pPr>
+      <w:rPr>
+        <w:rFonts w:ascii="Symbol" w:hAnsi="Symbol" w:cs="Symbol" w:hint="default"/>
+      </w:rPr>
+    </w:lvl>
+    <w:lvl w:ilvl="3">
+      <w:start w:val="1"/>
+      <w:numFmt w:val="bullet"/>
+      <w:lvlText w:val=""/>
+      <w:lvlJc w:val="start"/>
+      <w:pPr>
+        <w:tabs>
+          <w:tab w:val="num" w:pos="2836"/>
+        </w:tabs>
+        <w:ind w:start="2836" w:hanging="283"/>
+      </w:pPr>
+      <w:rPr>
+        <w:rFonts w:ascii="Symbol" w:hAnsi="Symbol" w:cs="Symbol" w:hint="default"/>
+      </w:rPr>
+    </w:lvl>
+    <w:lvl w:ilvl="4">
+      <w:start w:val="1"/>
+      <w:numFmt w:val="bullet"/>
+      <w:lvlText w:val=""/>
+      <w:lvlJc w:val="start"/>
+      <w:pPr>
+        <w:tabs>
+          <w:tab w:val="num" w:pos="3545"/>
+        </w:tabs>
+        <w:ind w:start="3545" w:hanging="283"/>
+      </w:pPr>
+      <w:rPr>
+        <w:rFonts w:ascii="Symbol" w:hAnsi="Symbol" w:cs="Symbol" w:hint="default"/>
+      </w:rPr>
+    </w:lvl>
+    <w:lvl w:ilvl="5">
+      <w:start w:val="1"/>
+      <w:numFmt w:val="bullet"/>
+      <w:lvlText w:val=""/>
+      <w:lvlJc w:val="start"/>
+      <w:pPr>
+        <w:tabs>
+          <w:tab w:val="num" w:pos="4254"/>
+        </w:tabs>
+        <w:ind w:start="4254" w:hanging="283"/>
+      </w:pPr>
+      <w:rPr>
+        <w:rFonts w:ascii="Symbol" w:hAnsi="Symbol" w:cs="Symbol" w:hint="default"/>
+      </w:rPr>
+    </w:lvl>
+    <w:lvl w:ilvl="6">
+      <w:start w:val="1"/>
+      <w:numFmt w:val="bullet"/>
+      <w:lvlText w:val=""/>
+      <w:lvlJc w:val="start"/>
+      <w:pPr>
+        <w:tabs>
+          <w:tab w:val="num" w:pos="4963"/>
+        </w:tabs>
+        <w:ind w:start="4963" w:hanging="283"/>
+      </w:pPr>
+      <w:rPr>
+        <w:rFonts w:ascii="Symbol" w:hAnsi="Symbol" w:cs="Symbol" w:hint="default"/>
+      </w:rPr>
+    </w:lvl>
+    <w:lvl w:ilvl="7">
+      <w:start w:val="1"/>
+      <w:numFmt w:val="bullet"/>
+      <w:lvlText w:val=""/>
+      <w:lvlJc w:val="start"/>
+      <w:pPr>
+        <w:tabs>
+          <w:tab w:val="num" w:pos="5672"/>
+        </w:tabs>
+        <w:ind w:start="5672" w:hanging="283"/>
+      </w:pPr>
+      <w:rPr>
+        <w:rFonts w:ascii="Symbol" w:hAnsi="Symbol" w:cs="Symbol" w:hint="default"/>
+      </w:rPr>
+    </w:lvl>
+    <w:lvl w:ilvl="8">
+      <w:start w:val="1"/>
+      <w:numFmt w:val="bullet"/>
+      <w:lvlText w:val=""/>
+      <w:lvlJc w:val="start"/>
+      <w:pPr>
+        <w:tabs>
+          <w:tab w:val="num" w:pos="6381"/>
+        </w:tabs>
+        <w:ind w:start="6381" w:hanging="283"/>
+      </w:pPr>
+      <w:rPr>
+        <w:rFonts w:ascii="Symbol" w:hAnsi="Symbol" w:cs="Symbol" w:hint="default"/>
+      </w:rPr>
+    </w:lvl>
+  </w:abstractNum>
+  <w:abstractNum w:abstractNumId="12">
+    <w:lvl w:ilvl="0">
+      <w:start w:val="1"/>
+      <w:numFmt w:val="decimal"/>
+      <w:lvlText w:val="%1."/>
+      <w:lvlJc w:val="start"/>
+      <w:pPr>
+        <w:tabs>
+          <w:tab w:val="num" w:pos="709"/>
+        </w:tabs>
+        <w:ind w:start="709" w:hanging="283"/>
+      </w:pPr>
+      <w:rPr>
+        <w:rFonts w:cs="Symbol"/>
+      </w:rPr>
+    </w:lvl>
+    <w:lvl w:ilvl="1">
+      <w:start w:val="1"/>
+      <w:numFmt w:val="bullet"/>
+      <w:lvlText w:val=""/>
+      <w:lvlJc w:val="start"/>
+      <w:pPr>
+        <w:tabs>
+          <w:tab w:val="num" w:pos="1418"/>
+        </w:tabs>
+        <w:ind w:start="1418" w:hanging="283"/>
+      </w:pPr>
+      <w:rPr>
+        <w:rFonts w:ascii="Symbol" w:hAnsi="Symbol" w:cs="Symbol" w:hint="default"/>
+      </w:rPr>
+    </w:lvl>
+    <w:lvl w:ilvl="2">
+      <w:start w:val="1"/>
+      <w:numFmt w:val="bullet"/>
+      <w:lvlText w:val=""/>
+      <w:lvlJc w:val="start"/>
+      <w:pPr>
+        <w:tabs>
+          <w:tab w:val="num" w:pos="2127"/>
+        </w:tabs>
+        <w:ind w:start="2127" w:hanging="283"/>
+      </w:pPr>
+      <w:rPr>
+        <w:rFonts w:ascii="Symbol" w:hAnsi="Symbol" w:cs="Symbol" w:hint="default"/>
+      </w:rPr>
+    </w:lvl>
+    <w:lvl w:ilvl="3">
+      <w:start w:val="1"/>
+      <w:numFmt w:val="bullet"/>
+      <w:lvlText w:val=""/>
+      <w:lvlJc w:val="start"/>
+      <w:pPr>
+        <w:tabs>
+          <w:tab w:val="num" w:pos="2836"/>
+        </w:tabs>
+        <w:ind w:start="2836" w:hanging="283"/>
+      </w:pPr>
+      <w:rPr>
+        <w:rFonts w:ascii="Symbol" w:hAnsi="Symbol" w:cs="Symbol" w:hint="default"/>
+      </w:rPr>
+    </w:lvl>
+    <w:lvl w:ilvl="4">
+      <w:start w:val="1"/>
+      <w:numFmt w:val="bullet"/>
+      <w:lvlText w:val=""/>
+      <w:lvlJc w:val="start"/>
+      <w:pPr>
+        <w:tabs>
+          <w:tab w:val="num" w:pos="3545"/>
+        </w:tabs>
+        <w:ind w:start="3545" w:hanging="283"/>
+      </w:pPr>
+      <w:rPr>
+        <w:rFonts w:ascii="Symbol" w:hAnsi="Symbol" w:cs="Symbol" w:hint="default"/>
+      </w:rPr>
+    </w:lvl>
+    <w:lvl w:ilvl="5">
+      <w:start w:val="1"/>
+      <w:numFmt w:val="bullet"/>
+      <w:lvlText w:val=""/>
+      <w:lvlJc w:val="start"/>
+      <w:pPr>
+        <w:tabs>
+          <w:tab w:val="num" w:pos="4254"/>
+        </w:tabs>
+        <w:ind w:start="4254" w:hanging="283"/>
+      </w:pPr>
+      <w:rPr>
+        <w:rFonts w:ascii="Symbol" w:hAnsi="Symbol" w:cs="Symbol" w:hint="default"/>
+      </w:rPr>
+    </w:lvl>
+    <w:lvl w:ilvl="6">
+      <w:start w:val="1"/>
+      <w:numFmt w:val="bullet"/>
+      <w:lvlText w:val=""/>
+      <w:lvlJc w:val="start"/>
+      <w:pPr>
+        <w:tabs>
+          <w:tab w:val="num" w:pos="4963"/>
+        </w:tabs>
+        <w:ind w:start="4963" w:hanging="283"/>
+      </w:pPr>
+      <w:rPr>
+        <w:rFonts w:ascii="Symbol" w:hAnsi="Symbol" w:cs="Symbol" w:hint="default"/>
+      </w:rPr>
+    </w:lvl>
+    <w:lvl w:ilvl="7">
+      <w:start w:val="1"/>
+      <w:numFmt w:val="bullet"/>
+      <w:lvlText w:val=""/>
+      <w:lvlJc w:val="start"/>
+      <w:pPr>
+        <w:tabs>
+          <w:tab w:val="num" w:pos="5672"/>
+        </w:tabs>
+        <w:ind w:start="5672" w:hanging="283"/>
+      </w:pPr>
+      <w:rPr>
+        <w:rFonts w:ascii="Symbol" w:hAnsi="Symbol" w:cs="Symbol" w:hint="default"/>
+      </w:rPr>
+    </w:lvl>
+    <w:lvl w:ilvl="8">
+      <w:start w:val="1"/>
+      <w:numFmt w:val="bullet"/>
+      <w:lvlText w:val=""/>
+      <w:lvlJc w:val="start"/>
+      <w:pPr>
+        <w:tabs>
+          <w:tab w:val="num" w:pos="6381"/>
+        </w:tabs>
+        <w:ind w:start="6381" w:hanging="283"/>
+      </w:pPr>
+      <w:rPr>
+        <w:rFonts w:ascii="Symbol" w:hAnsi="Symbol" w:cs="Symbol" w:hint="default"/>
+      </w:rPr>
+    </w:lvl>
+  </w:abstractNum>
+  <w:abstractNum w:abstractNumId="13">
+    <w:lvl w:ilvl="0">
+      <w:start w:val="1"/>
+      <w:numFmt w:val="decimal"/>
+      <w:lvlText w:val="%1."/>
+      <w:lvlJc w:val="start"/>
+      <w:pPr>
+        <w:tabs>
+          <w:tab w:val="num" w:pos="709"/>
+        </w:tabs>
+        <w:ind w:start="709" w:hanging="283"/>
+      </w:pPr>
+      <w:rPr>
+        <w:rFonts w:cs="Symbol"/>
+      </w:rPr>
+    </w:lvl>
+    <w:lvl w:ilvl="1">
+      <w:start w:val="1"/>
+      <w:numFmt w:val="bullet"/>
+      <w:lvlText w:val=""/>
+      <w:lvlJc w:val="start"/>
+      <w:pPr>
+        <w:tabs>
+          <w:tab w:val="num" w:pos="1418"/>
+        </w:tabs>
+        <w:ind w:start="1418" w:hanging="283"/>
+      </w:pPr>
+      <w:rPr>
+        <w:rFonts w:ascii="Symbol" w:hAnsi="Symbol" w:cs="Symbol" w:hint="default"/>
+      </w:rPr>
+    </w:lvl>
+    <w:lvl w:ilvl="2">
+      <w:start w:val="1"/>
+      <w:numFmt w:val="bullet"/>
+      <w:lvlText w:val=""/>
+      <w:lvlJc w:val="start"/>
+      <w:pPr>
+        <w:tabs>
+          <w:tab w:val="num" w:pos="2127"/>
+        </w:tabs>
+        <w:ind w:start="2127" w:hanging="283"/>
+      </w:pPr>
+      <w:rPr>
+        <w:rFonts w:ascii="Symbol" w:hAnsi="Symbol" w:cs="Symbol" w:hint="default"/>
+      </w:rPr>
+    </w:lvl>
+    <w:lvl w:ilvl="3">
+      <w:start w:val="1"/>
+      <w:numFmt w:val="bullet"/>
+      <w:lvlText w:val=""/>
+      <w:lvlJc w:val="start"/>
+      <w:pPr>
+        <w:tabs>
+          <w:tab w:val="num" w:pos="2836"/>
+        </w:tabs>
+        <w:ind w:start="2836" w:hanging="283"/>
+      </w:pPr>
+      <w:rPr>
+        <w:rFonts w:ascii="Symbol" w:hAnsi="Symbol" w:cs="Symbol" w:hint="default"/>
+      </w:rPr>
+    </w:lvl>
+    <w:lvl w:ilvl="4">
+      <w:start w:val="1"/>
+      <w:numFmt w:val="bullet"/>
+      <w:lvlText w:val=""/>
+      <w:lvlJc w:val="start"/>
+      <w:pPr>
+        <w:tabs>
+          <w:tab w:val="num" w:pos="3545"/>
+        </w:tabs>
+        <w:ind w:start="3545" w:hanging="283"/>
+      </w:pPr>
+      <w:rPr>
+        <w:rFonts w:ascii="Symbol" w:hAnsi="Symbol" w:cs="Symbol" w:hint="default"/>
+      </w:rPr>
+    </w:lvl>
+    <w:lvl w:ilvl="5">
+      <w:start w:val="1"/>
+      <w:numFmt w:val="bullet"/>
+      <w:lvlText w:val=""/>
+      <w:lvlJc w:val="start"/>
+      <w:pPr>
+        <w:tabs>
+          <w:tab w:val="num" w:pos="4254"/>
+        </w:tabs>
+        <w:ind w:start="4254" w:hanging="283"/>
+      </w:pPr>
+      <w:rPr>
+        <w:rFonts w:ascii="Symbol" w:hAnsi="Symbol" w:cs="Symbol" w:hint="default"/>
+      </w:rPr>
+    </w:lvl>
+    <w:lvl w:ilvl="6">
+      <w:start w:val="1"/>
+      <w:numFmt w:val="bullet"/>
+      <w:lvlText w:val=""/>
+      <w:lvlJc w:val="start"/>
+      <w:pPr>
+        <w:tabs>
+          <w:tab w:val="num" w:pos="4963"/>
+        </w:tabs>
+        <w:ind w:start="4963" w:hanging="283"/>
+      </w:pPr>
+      <w:rPr>
+        <w:rFonts w:ascii="Symbol" w:hAnsi="Symbol" w:cs="Symbol" w:hint="default"/>
+      </w:rPr>
+    </w:lvl>
+    <w:lvl w:ilvl="7">
+      <w:start w:val="1"/>
+      <w:numFmt w:val="bullet"/>
+      <w:lvlText w:val=""/>
+      <w:lvlJc w:val="start"/>
+      <w:pPr>
+        <w:tabs>
+          <w:tab w:val="num" w:pos="5672"/>
+        </w:tabs>
+        <w:ind w:start="5672" w:hanging="283"/>
+      </w:pPr>
+      <w:rPr>
+        <w:rFonts w:ascii="Symbol" w:hAnsi="Symbol" w:cs="Symbol" w:hint="default"/>
+      </w:rPr>
+    </w:lvl>
+    <w:lvl w:ilvl="8">
+      <w:start w:val="1"/>
+      <w:numFmt w:val="bullet"/>
+      <w:lvlText w:val=""/>
+      <w:lvlJc w:val="start"/>
+      <w:pPr>
+        <w:tabs>
+          <w:tab w:val="num" w:pos="6381"/>
+        </w:tabs>
+        <w:ind w:start="6381" w:hanging="283"/>
+      </w:pPr>
+      <w:rPr>
+        <w:rFonts w:ascii="Symbol" w:hAnsi="Symbol" w:cs="Symbol" w:hint="default"/>
+      </w:rPr>
+    </w:lvl>
+  </w:abstractNum>
+  <w:abstractNum w:abstractNumId="14">
     <w:lvl w:ilvl="0">
       <w:start w:val="1"/>
       <w:numFmt w:val="none"/>
@@ -3553,6 +7346,579 @@
   </w:num>
   <w:num w:numId="4">
     <w:abstractNumId w:val="4"/>
+  </w:num>
+  <w:num w:numId="5">
+    <w:abstractNumId w:val="5"/>
+  </w:num>
+  <w:num w:numId="6">
+    <w:abstractNumId w:val="6"/>
+  </w:num>
+  <w:num w:numId="7">
+    <w:abstractNumId w:val="7"/>
+  </w:num>
+  <w:num w:numId="8">
+    <w:abstractNumId w:val="8"/>
+  </w:num>
+  <w:num w:numId="9">
+    <w:abstractNumId w:val="9"/>
+  </w:num>
+  <w:num w:numId="10">
+    <w:abstractNumId w:val="10"/>
+  </w:num>
+  <w:num w:numId="11">
+    <w:abstractNumId w:val="11"/>
+  </w:num>
+  <w:num w:numId="12">
+    <w:abstractNumId w:val="12"/>
+  </w:num>
+  <w:num w:numId="13">
+    <w:abstractNumId w:val="13"/>
+  </w:num>
+  <w:num w:numId="14">
+    <w:abstractNumId w:val="14"/>
+  </w:num>
+  <w:num w:numId="15">
+    <w:abstractNumId w:val="5"/>
+    <w:lvlOverride w:ilvl="0">
+      <w:lvl w:ilvl="0">
+        <w:start w:val="1"/>
+        <w:numFmt w:val="decimal"/>
+        <w:lvlText w:val="%1."/>
+        <w:lvlJc w:val="start"/>
+        <w:pPr>
+          <w:tabs>
+            <w:tab w:val="num" w:pos="709"/>
+          </w:tabs>
+          <w:ind w:start="709" w:hanging="283"/>
+        </w:pPr>
+        <w:rPr>
+          <w:rFonts w:cs="Symbol"/>
+        </w:rPr>
+      </w:lvl>
+    </w:lvlOverride>
+    <w:lvlOverride w:ilvl="0">
+      <w:startOverride w:val="1"/>
+    </w:lvlOverride>
+    <w:lvlOverride w:ilvl="1">
+      <w:lvl w:ilvl="1">
+        <w:start w:val="1"/>
+        <w:numFmt w:val="bullet"/>
+        <w:lvlText w:val=""/>
+        <w:lvlJc w:val="start"/>
+        <w:pPr>
+          <w:tabs>
+            <w:tab w:val="num" w:pos="1418"/>
+          </w:tabs>
+          <w:ind w:start="1418" w:hanging="283"/>
+        </w:pPr>
+        <w:rPr>
+          <w:rFonts w:ascii="Symbol" w:hAnsi="Symbol" w:cs="Symbol" w:hint="default"/>
+        </w:rPr>
+      </w:lvl>
+      <w:startOverride w:val="1"/>
+    </w:lvlOverride>
+    <w:lvlOverride w:ilvl="1">
+      <w:startOverride w:val="1"/>
+    </w:lvlOverride>
+    <w:lvlOverride w:ilvl="2">
+      <w:lvl w:ilvl="2">
+        <w:start w:val="1"/>
+        <w:numFmt w:val="bullet"/>
+        <w:lvlText w:val=""/>
+        <w:lvlJc w:val="start"/>
+        <w:pPr>
+          <w:tabs>
+            <w:tab w:val="num" w:pos="2127"/>
+          </w:tabs>
+          <w:ind w:start="2127" w:hanging="283"/>
+        </w:pPr>
+        <w:rPr>
+          <w:rFonts w:ascii="Symbol" w:hAnsi="Symbol" w:cs="Symbol" w:hint="default"/>
+        </w:rPr>
+      </w:lvl>
+    </w:lvlOverride>
+    <w:lvlOverride w:ilvl="2">
+      <w:startOverride w:val="1"/>
+    </w:lvlOverride>
+    <w:lvlOverride w:ilvl="3">
+      <w:lvl w:ilvl="3">
+        <w:start w:val="1"/>
+        <w:numFmt w:val="bullet"/>
+        <w:lvlText w:val=""/>
+        <w:lvlJc w:val="start"/>
+        <w:pPr>
+          <w:tabs>
+            <w:tab w:val="num" w:pos="2836"/>
+          </w:tabs>
+          <w:ind w:start="2836" w:hanging="283"/>
+        </w:pPr>
+        <w:rPr>
+          <w:rFonts w:ascii="Symbol" w:hAnsi="Symbol" w:cs="Symbol" w:hint="default"/>
+        </w:rPr>
+      </w:lvl>
+    </w:lvlOverride>
+    <w:lvlOverride w:ilvl="3">
+      <w:startOverride w:val="1"/>
+    </w:lvlOverride>
+    <w:lvlOverride w:ilvl="4">
+      <w:lvl w:ilvl="4">
+        <w:start w:val="1"/>
+        <w:numFmt w:val="bullet"/>
+        <w:lvlText w:val=""/>
+        <w:lvlJc w:val="start"/>
+        <w:pPr>
+          <w:tabs>
+            <w:tab w:val="num" w:pos="3545"/>
+          </w:tabs>
+          <w:ind w:start="3545" w:hanging="283"/>
+        </w:pPr>
+        <w:rPr>
+          <w:rFonts w:ascii="Symbol" w:hAnsi="Symbol" w:cs="Symbol" w:hint="default"/>
+        </w:rPr>
+      </w:lvl>
+    </w:lvlOverride>
+    <w:lvlOverride w:ilvl="4">
+      <w:startOverride w:val="1"/>
+    </w:lvlOverride>
+    <w:lvlOverride w:ilvl="5">
+      <w:lvl w:ilvl="5">
+        <w:start w:val="1"/>
+        <w:numFmt w:val="bullet"/>
+        <w:lvlText w:val=""/>
+        <w:lvlJc w:val="start"/>
+        <w:pPr>
+          <w:tabs>
+            <w:tab w:val="num" w:pos="4254"/>
+          </w:tabs>
+          <w:ind w:start="4254" w:hanging="283"/>
+        </w:pPr>
+        <w:rPr>
+          <w:rFonts w:ascii="Symbol" w:hAnsi="Symbol" w:cs="Symbol" w:hint="default"/>
+        </w:rPr>
+      </w:lvl>
+    </w:lvlOverride>
+    <w:lvlOverride w:ilvl="5">
+      <w:startOverride w:val="1"/>
+    </w:lvlOverride>
+    <w:lvlOverride w:ilvl="6">
+      <w:lvl w:ilvl="6">
+        <w:start w:val="1"/>
+        <w:numFmt w:val="bullet"/>
+        <w:lvlText w:val=""/>
+        <w:lvlJc w:val="start"/>
+        <w:pPr>
+          <w:tabs>
+            <w:tab w:val="num" w:pos="4963"/>
+          </w:tabs>
+          <w:ind w:start="4963" w:hanging="283"/>
+        </w:pPr>
+        <w:rPr>
+          <w:rFonts w:ascii="Symbol" w:hAnsi="Symbol" w:cs="Symbol" w:hint="default"/>
+        </w:rPr>
+      </w:lvl>
+    </w:lvlOverride>
+    <w:lvlOverride w:ilvl="6">
+      <w:startOverride w:val="1"/>
+    </w:lvlOverride>
+    <w:lvlOverride w:ilvl="7">
+      <w:lvl w:ilvl="7">
+        <w:start w:val="1"/>
+        <w:numFmt w:val="bullet"/>
+        <w:lvlText w:val=""/>
+        <w:lvlJc w:val="start"/>
+        <w:pPr>
+          <w:tabs>
+            <w:tab w:val="num" w:pos="5672"/>
+          </w:tabs>
+          <w:ind w:start="5672" w:hanging="283"/>
+        </w:pPr>
+        <w:rPr>
+          <w:rFonts w:ascii="Symbol" w:hAnsi="Symbol" w:cs="Symbol" w:hint="default"/>
+        </w:rPr>
+      </w:lvl>
+    </w:lvlOverride>
+    <w:lvlOverride w:ilvl="7">
+      <w:startOverride w:val="1"/>
+    </w:lvlOverride>
+    <w:lvlOverride w:ilvl="8">
+      <w:lvl w:ilvl="8">
+        <w:start w:val="1"/>
+        <w:numFmt w:val="bullet"/>
+        <w:lvlText w:val=""/>
+        <w:lvlJc w:val="start"/>
+        <w:pPr>
+          <w:tabs>
+            <w:tab w:val="num" w:pos="6381"/>
+          </w:tabs>
+          <w:ind w:start="6381" w:hanging="283"/>
+        </w:pPr>
+        <w:rPr>
+          <w:rFonts w:ascii="Symbol" w:hAnsi="Symbol" w:cs="Symbol" w:hint="default"/>
+        </w:rPr>
+      </w:lvl>
+    </w:lvlOverride>
+  </w:num>
+  <w:num w:numId="16">
+    <w:abstractNumId w:val="5"/>
+    <w:lvlOverride w:ilvl="0">
+      <w:lvl w:ilvl="0">
+        <w:start w:val="1"/>
+        <w:numFmt w:val="decimal"/>
+        <w:lvlText w:val="%1."/>
+        <w:lvlJc w:val="start"/>
+        <w:pPr>
+          <w:tabs>
+            <w:tab w:val="num" w:pos="709"/>
+          </w:tabs>
+          <w:ind w:start="709" w:hanging="283"/>
+        </w:pPr>
+        <w:rPr>
+          <w:rFonts w:cs="Symbol"/>
+        </w:rPr>
+      </w:lvl>
+    </w:lvlOverride>
+    <w:lvlOverride w:ilvl="0">
+      <w:startOverride w:val="1"/>
+    </w:lvlOverride>
+    <w:lvlOverride w:ilvl="1">
+      <w:lvl w:ilvl="1">
+        <w:start w:val="1"/>
+        <w:numFmt w:val="bullet"/>
+        <w:lvlText w:val=""/>
+        <w:lvlJc w:val="start"/>
+        <w:pPr>
+          <w:tabs>
+            <w:tab w:val="num" w:pos="1418"/>
+          </w:tabs>
+          <w:ind w:start="1418" w:hanging="283"/>
+        </w:pPr>
+        <w:rPr>
+          <w:rFonts w:ascii="Symbol" w:hAnsi="Symbol" w:cs="Symbol" w:hint="default"/>
+        </w:rPr>
+      </w:lvl>
+      <w:startOverride w:val="1"/>
+    </w:lvlOverride>
+    <w:lvlOverride w:ilvl="1">
+      <w:startOverride w:val="1"/>
+    </w:lvlOverride>
+    <w:lvlOverride w:ilvl="2">
+      <w:lvl w:ilvl="2">
+        <w:start w:val="1"/>
+        <w:numFmt w:val="bullet"/>
+        <w:lvlText w:val=""/>
+        <w:lvlJc w:val="start"/>
+        <w:pPr>
+          <w:tabs>
+            <w:tab w:val="num" w:pos="2127"/>
+          </w:tabs>
+          <w:ind w:start="2127" w:hanging="283"/>
+        </w:pPr>
+        <w:rPr>
+          <w:rFonts w:ascii="Symbol" w:hAnsi="Symbol" w:cs="Symbol" w:hint="default"/>
+        </w:rPr>
+      </w:lvl>
+    </w:lvlOverride>
+    <w:lvlOverride w:ilvl="2">
+      <w:startOverride w:val="1"/>
+    </w:lvlOverride>
+    <w:lvlOverride w:ilvl="3">
+      <w:lvl w:ilvl="3">
+        <w:start w:val="1"/>
+        <w:numFmt w:val="bullet"/>
+        <w:lvlText w:val=""/>
+        <w:lvlJc w:val="start"/>
+        <w:pPr>
+          <w:tabs>
+            <w:tab w:val="num" w:pos="2836"/>
+          </w:tabs>
+          <w:ind w:start="2836" w:hanging="283"/>
+        </w:pPr>
+        <w:rPr>
+          <w:rFonts w:ascii="Symbol" w:hAnsi="Symbol" w:cs="Symbol" w:hint="default"/>
+        </w:rPr>
+      </w:lvl>
+    </w:lvlOverride>
+    <w:lvlOverride w:ilvl="3">
+      <w:startOverride w:val="1"/>
+    </w:lvlOverride>
+    <w:lvlOverride w:ilvl="4">
+      <w:lvl w:ilvl="4">
+        <w:start w:val="1"/>
+        <w:numFmt w:val="bullet"/>
+        <w:lvlText w:val=""/>
+        <w:lvlJc w:val="start"/>
+        <w:pPr>
+          <w:tabs>
+            <w:tab w:val="num" w:pos="3545"/>
+          </w:tabs>
+          <w:ind w:start="3545" w:hanging="283"/>
+        </w:pPr>
+        <w:rPr>
+          <w:rFonts w:ascii="Symbol" w:hAnsi="Symbol" w:cs="Symbol" w:hint="default"/>
+        </w:rPr>
+      </w:lvl>
+    </w:lvlOverride>
+    <w:lvlOverride w:ilvl="4">
+      <w:startOverride w:val="1"/>
+    </w:lvlOverride>
+    <w:lvlOverride w:ilvl="5">
+      <w:lvl w:ilvl="5">
+        <w:start w:val="1"/>
+        <w:numFmt w:val="bullet"/>
+        <w:lvlText w:val=""/>
+        <w:lvlJc w:val="start"/>
+        <w:pPr>
+          <w:tabs>
+            <w:tab w:val="num" w:pos="4254"/>
+          </w:tabs>
+          <w:ind w:start="4254" w:hanging="283"/>
+        </w:pPr>
+        <w:rPr>
+          <w:rFonts w:ascii="Symbol" w:hAnsi="Symbol" w:cs="Symbol" w:hint="default"/>
+        </w:rPr>
+      </w:lvl>
+    </w:lvlOverride>
+    <w:lvlOverride w:ilvl="5">
+      <w:startOverride w:val="1"/>
+    </w:lvlOverride>
+    <w:lvlOverride w:ilvl="6">
+      <w:lvl w:ilvl="6">
+        <w:start w:val="1"/>
+        <w:numFmt w:val="bullet"/>
+        <w:lvlText w:val=""/>
+        <w:lvlJc w:val="start"/>
+        <w:pPr>
+          <w:tabs>
+            <w:tab w:val="num" w:pos="4963"/>
+          </w:tabs>
+          <w:ind w:start="4963" w:hanging="283"/>
+        </w:pPr>
+        <w:rPr>
+          <w:rFonts w:ascii="Symbol" w:hAnsi="Symbol" w:cs="Symbol" w:hint="default"/>
+        </w:rPr>
+      </w:lvl>
+    </w:lvlOverride>
+    <w:lvlOverride w:ilvl="6">
+      <w:startOverride w:val="1"/>
+    </w:lvlOverride>
+    <w:lvlOverride w:ilvl="7">
+      <w:lvl w:ilvl="7">
+        <w:start w:val="1"/>
+        <w:numFmt w:val="bullet"/>
+        <w:lvlText w:val=""/>
+        <w:lvlJc w:val="start"/>
+        <w:pPr>
+          <w:tabs>
+            <w:tab w:val="num" w:pos="5672"/>
+          </w:tabs>
+          <w:ind w:start="5672" w:hanging="283"/>
+        </w:pPr>
+        <w:rPr>
+          <w:rFonts w:ascii="Symbol" w:hAnsi="Symbol" w:cs="Symbol" w:hint="default"/>
+        </w:rPr>
+      </w:lvl>
+    </w:lvlOverride>
+    <w:lvlOverride w:ilvl="7">
+      <w:startOverride w:val="1"/>
+    </w:lvlOverride>
+    <w:lvlOverride w:ilvl="8">
+      <w:lvl w:ilvl="8">
+        <w:start w:val="1"/>
+        <w:numFmt w:val="bullet"/>
+        <w:lvlText w:val=""/>
+        <w:lvlJc w:val="start"/>
+        <w:pPr>
+          <w:tabs>
+            <w:tab w:val="num" w:pos="6381"/>
+          </w:tabs>
+          <w:ind w:start="6381" w:hanging="283"/>
+        </w:pPr>
+        <w:rPr>
+          <w:rFonts w:ascii="Symbol" w:hAnsi="Symbol" w:cs="Symbol" w:hint="default"/>
+        </w:rPr>
+      </w:lvl>
+    </w:lvlOverride>
+  </w:num>
+  <w:num w:numId="17">
+    <w:abstractNumId w:val="5"/>
+    <w:lvlOverride w:ilvl="0">
+      <w:lvl w:ilvl="0">
+        <w:start w:val="1"/>
+        <w:numFmt w:val="decimal"/>
+        <w:lvlText w:val="%1."/>
+        <w:lvlJc w:val="start"/>
+        <w:pPr>
+          <w:tabs>
+            <w:tab w:val="num" w:pos="709"/>
+          </w:tabs>
+          <w:ind w:start="709" w:hanging="283"/>
+        </w:pPr>
+        <w:rPr>
+          <w:rFonts w:cs="Symbol"/>
+        </w:rPr>
+      </w:lvl>
+    </w:lvlOverride>
+    <w:lvlOverride w:ilvl="0">
+      <w:startOverride w:val="1"/>
+    </w:lvlOverride>
+    <w:lvlOverride w:ilvl="1">
+      <w:lvl w:ilvl="1">
+        <w:start w:val="1"/>
+        <w:numFmt w:val="bullet"/>
+        <w:lvlText w:val=""/>
+        <w:lvlJc w:val="start"/>
+        <w:pPr>
+          <w:tabs>
+            <w:tab w:val="num" w:pos="1418"/>
+          </w:tabs>
+          <w:ind w:start="1418" w:hanging="283"/>
+        </w:pPr>
+        <w:rPr>
+          <w:rFonts w:ascii="Symbol" w:hAnsi="Symbol" w:cs="Symbol" w:hint="default"/>
+        </w:rPr>
+      </w:lvl>
+      <w:startOverride w:val="1"/>
+    </w:lvlOverride>
+    <w:lvlOverride w:ilvl="1">
+      <w:startOverride w:val="1"/>
+    </w:lvlOverride>
+    <w:lvlOverride w:ilvl="2">
+      <w:lvl w:ilvl="2">
+        <w:start w:val="1"/>
+        <w:numFmt w:val="bullet"/>
+        <w:lvlText w:val=""/>
+        <w:lvlJc w:val="start"/>
+        <w:pPr>
+          <w:tabs>
+            <w:tab w:val="num" w:pos="2127"/>
+          </w:tabs>
+          <w:ind w:start="2127" w:hanging="283"/>
+        </w:pPr>
+        <w:rPr>
+          <w:rFonts w:ascii="Symbol" w:hAnsi="Symbol" w:cs="Symbol" w:hint="default"/>
+        </w:rPr>
+      </w:lvl>
+    </w:lvlOverride>
+    <w:lvlOverride w:ilvl="2">
+      <w:startOverride w:val="1"/>
+    </w:lvlOverride>
+    <w:lvlOverride w:ilvl="3">
+      <w:lvl w:ilvl="3">
+        <w:start w:val="1"/>
+        <w:numFmt w:val="bullet"/>
+        <w:lvlText w:val=""/>
+        <w:lvlJc w:val="start"/>
+        <w:pPr>
+          <w:tabs>
+            <w:tab w:val="num" w:pos="2836"/>
+          </w:tabs>
+          <w:ind w:start="2836" w:hanging="283"/>
+        </w:pPr>
+        <w:rPr>
+          <w:rFonts w:ascii="Symbol" w:hAnsi="Symbol" w:cs="Symbol" w:hint="default"/>
+        </w:rPr>
+      </w:lvl>
+    </w:lvlOverride>
+    <w:lvlOverride w:ilvl="3">
+      <w:startOverride w:val="1"/>
+    </w:lvlOverride>
+    <w:lvlOverride w:ilvl="4">
+      <w:lvl w:ilvl="4">
+        <w:start w:val="1"/>
+        <w:numFmt w:val="bullet"/>
+        <w:lvlText w:val=""/>
+        <w:lvlJc w:val="start"/>
+        <w:pPr>
+          <w:tabs>
+            <w:tab w:val="num" w:pos="3545"/>
+          </w:tabs>
+          <w:ind w:start="3545" w:hanging="283"/>
+        </w:pPr>
+        <w:rPr>
+          <w:rFonts w:ascii="Symbol" w:hAnsi="Symbol" w:cs="Symbol" w:hint="default"/>
+        </w:rPr>
+      </w:lvl>
+    </w:lvlOverride>
+    <w:lvlOverride w:ilvl="4">
+      <w:startOverride w:val="1"/>
+    </w:lvlOverride>
+    <w:lvlOverride w:ilvl="5">
+      <w:lvl w:ilvl="5">
+        <w:start w:val="1"/>
+        <w:numFmt w:val="bullet"/>
+        <w:lvlText w:val=""/>
+        <w:lvlJc w:val="start"/>
+        <w:pPr>
+          <w:tabs>
+            <w:tab w:val="num" w:pos="4254"/>
+          </w:tabs>
+          <w:ind w:start="4254" w:hanging="283"/>
+        </w:pPr>
+        <w:rPr>
+          <w:rFonts w:ascii="Symbol" w:hAnsi="Symbol" w:cs="Symbol" w:hint="default"/>
+        </w:rPr>
+      </w:lvl>
+    </w:lvlOverride>
+    <w:lvlOverride w:ilvl="5">
+      <w:startOverride w:val="1"/>
+    </w:lvlOverride>
+    <w:lvlOverride w:ilvl="6">
+      <w:lvl w:ilvl="6">
+        <w:start w:val="1"/>
+        <w:numFmt w:val="bullet"/>
+        <w:lvlText w:val=""/>
+        <w:lvlJc w:val="start"/>
+        <w:pPr>
+          <w:tabs>
+            <w:tab w:val="num" w:pos="4963"/>
+          </w:tabs>
+          <w:ind w:start="4963" w:hanging="283"/>
+        </w:pPr>
+        <w:rPr>
+          <w:rFonts w:ascii="Symbol" w:hAnsi="Symbol" w:cs="Symbol" w:hint="default"/>
+        </w:rPr>
+      </w:lvl>
+    </w:lvlOverride>
+    <w:lvlOverride w:ilvl="6">
+      <w:startOverride w:val="1"/>
+    </w:lvlOverride>
+    <w:lvlOverride w:ilvl="7">
+      <w:lvl w:ilvl="7">
+        <w:start w:val="1"/>
+        <w:numFmt w:val="bullet"/>
+        <w:lvlText w:val=""/>
+        <w:lvlJc w:val="start"/>
+        <w:pPr>
+          <w:tabs>
+            <w:tab w:val="num" w:pos="5672"/>
+          </w:tabs>
+          <w:ind w:start="5672" w:hanging="283"/>
+        </w:pPr>
+        <w:rPr>
+          <w:rFonts w:ascii="Symbol" w:hAnsi="Symbol" w:cs="Symbol" w:hint="default"/>
+        </w:rPr>
+      </w:lvl>
+    </w:lvlOverride>
+    <w:lvlOverride w:ilvl="7">
+      <w:startOverride w:val="1"/>
+    </w:lvlOverride>
+    <w:lvlOverride w:ilvl="8">
+      <w:lvl w:ilvl="8">
+        <w:start w:val="1"/>
+        <w:numFmt w:val="bullet"/>
+        <w:lvlText w:val=""/>
+        <w:lvlJc w:val="start"/>
+        <w:pPr>
+          <w:tabs>
+            <w:tab w:val="num" w:pos="6381"/>
+          </w:tabs>
+          <w:ind w:start="6381" w:hanging="283"/>
+        </w:pPr>
+        <w:rPr>
+          <w:rFonts w:ascii="Symbol" w:hAnsi="Symbol" w:cs="Symbol" w:hint="default"/>
+        </w:rPr>
+      </w:lvl>
+    </w:lvlOverride>
   </w:num>
 </w:numbering>
 </file>
@@ -3738,6 +8104,13 @@
     <w:name w:val="Index Link"/>
     <w:qFormat/>
     <w:rPr/>
+  </w:style>
+  <w:style w:type="character" w:styleId="FollowedHyperlink">
+    <w:name w:val="FollowedHyperlink"/>
+    <w:rPr>
+      <w:color w:val="800000"/>
+      <w:u w:val="single"/>
+    </w:rPr>
   </w:style>
   <w:style w:type="paragraph" w:styleId="Heading">
     <w:name w:val="Heading"/>
@@ -3945,6 +8318,19 @@
     </w:pPr>
     <w:rPr/>
   </w:style>
+  <w:style w:type="paragraph" w:styleId="PreformattedText">
+    <w:name w:val="Preformatted Text"/>
+    <w:basedOn w:val="Normal"/>
+    <w:qFormat/>
+    <w:pPr>
+      <w:spacing w:before="0" w:after="0"/>
+    </w:pPr>
+    <w:rPr>
+      <w:rFonts w:ascii="Liberation Mono" w:hAnsi="Liberation Mono" w:eastAsia="Noto Sans Mono CJK SC" w:cs="Liberation Mono"/>
+      <w:sz w:val="20"/>
+      <w:szCs w:val="20"/>
+    </w:rPr>
+  </w:style>
 </w:styles>
 </file>
 

--- a/stem_lessons/Pedro_Lesson_4.docx
+++ b/stem_lessons/Pedro_Lesson_4.docx
@@ -575,7 +575,7 @@
           <w:numId w:val="5"/>
         </w:numPr>
         <w:suppressAutoHyphens w:val="true"/>
-        <w:overflowPunct w:val="false"/>
+        <w:overflowPunct w:val="true"/>
         <w:bidi w:val="0"/>
         <w:spacing w:before="0" w:after="26"/>
         <w:jc w:val="start"/>
@@ -613,7 +613,7 @@
           <w:numId w:val="5"/>
         </w:numPr>
         <w:suppressAutoHyphens w:val="true"/>
-        <w:overflowPunct w:val="false"/>
+        <w:overflowPunct w:val="true"/>
         <w:bidi w:val="0"/>
         <w:spacing w:before="0" w:after="26"/>
         <w:jc w:val="start"/>
@@ -651,7 +651,7 @@
           <w:numId w:val="5"/>
         </w:numPr>
         <w:suppressAutoHyphens w:val="true"/>
-        <w:overflowPunct w:val="false"/>
+        <w:overflowPunct w:val="true"/>
         <w:bidi w:val="0"/>
         <w:spacing w:before="0" w:after="26"/>
         <w:jc w:val="start"/>
@@ -689,7 +689,7 @@
           <w:numId w:val="5"/>
         </w:numPr>
         <w:suppressAutoHyphens w:val="true"/>
-        <w:overflowPunct w:val="false"/>
+        <w:overflowPunct w:val="true"/>
         <w:bidi w:val="0"/>
         <w:spacing w:before="0" w:after="26"/>
         <w:jc w:val="start"/>
@@ -784,7 +784,7 @@
           <w:numId w:val="5"/>
         </w:numPr>
         <w:suppressAutoHyphens w:val="true"/>
-        <w:overflowPunct w:val="false"/>
+        <w:overflowPunct w:val="true"/>
         <w:bidi w:val="0"/>
         <w:spacing w:before="0" w:after="26"/>
         <w:jc w:val="start"/>
@@ -814,7 +814,7 @@
           <w:numId w:val="5"/>
         </w:numPr>
         <w:suppressAutoHyphens w:val="true"/>
-        <w:overflowPunct w:val="false"/>
+        <w:overflowPunct w:val="true"/>
         <w:bidi w:val="0"/>
         <w:spacing w:before="0" w:after="26"/>
         <w:jc w:val="start"/>
@@ -844,7 +844,7 @@
           <w:numId w:val="5"/>
         </w:numPr>
         <w:suppressAutoHyphens w:val="true"/>
-        <w:overflowPunct w:val="false"/>
+        <w:overflowPunct w:val="true"/>
         <w:bidi w:val="0"/>
         <w:spacing w:before="0" w:after="26"/>
         <w:jc w:val="start"/>
@@ -874,7 +874,7 @@
           <w:numId w:val="5"/>
         </w:numPr>
         <w:suppressAutoHyphens w:val="true"/>
-        <w:overflowPunct w:val="false"/>
+        <w:overflowPunct w:val="true"/>
         <w:bidi w:val="0"/>
         <w:spacing w:before="0" w:after="26"/>
         <w:jc w:val="start"/>
@@ -947,7 +947,7 @@
         <w:pStyle w:val="BodyText"/>
         <w:widowControl/>
         <w:suppressAutoHyphens w:val="true"/>
-        <w:overflowPunct w:val="false"/>
+        <w:overflowPunct w:val="true"/>
         <w:bidi w:val="0"/>
         <w:jc w:val="start"/>
         <w:rPr/>
@@ -974,7 +974,7 @@
           <w:numId w:val="5"/>
         </w:numPr>
         <w:suppressAutoHyphens w:val="true"/>
-        <w:overflowPunct w:val="false"/>
+        <w:overflowPunct w:val="true"/>
         <w:bidi w:val="0"/>
         <w:spacing w:before="0" w:after="26"/>
         <w:jc w:val="start"/>
@@ -1004,7 +1004,7 @@
           <w:numId w:val="5"/>
         </w:numPr>
         <w:suppressAutoHyphens w:val="true"/>
-        <w:overflowPunct w:val="false"/>
+        <w:overflowPunct w:val="true"/>
         <w:bidi w:val="0"/>
         <w:spacing w:before="0" w:after="26"/>
         <w:jc w:val="start"/>
@@ -1034,7 +1034,7 @@
           <w:numId w:val="5"/>
         </w:numPr>
         <w:suppressAutoHyphens w:val="true"/>
-        <w:overflowPunct w:val="false"/>
+        <w:overflowPunct w:val="true"/>
         <w:bidi w:val="0"/>
         <w:spacing w:before="0" w:after="26"/>
         <w:jc w:val="start"/>
@@ -1068,7 +1068,7 @@
           <w:tab w:val="left" w:pos="0" w:leader="none"/>
         </w:tabs>
         <w:suppressAutoHyphens w:val="true"/>
-        <w:overflowPunct w:val="false"/>
+        <w:overflowPunct w:val="true"/>
         <w:bidi w:val="0"/>
         <w:spacing w:before="0" w:after="26"/>
         <w:ind w:hanging="0" w:start="709"/>
@@ -1215,26 +1215,6 @@
           <w:b/>
           <w:bCs/>
         </w:rPr>
-      </w:r>
-    </w:p>
-    <w:p>
-      <w:pPr>
-        <w:pStyle w:val="BodyText"/>
-        <w:spacing w:before="0" w:after="0"/>
-        <w:rPr/>
-      </w:pPr>
-      <w:r>
-        <w:rPr/>
-      </w:r>
-    </w:p>
-    <w:p>
-      <w:pPr>
-        <w:pStyle w:val="BodyText"/>
-        <w:spacing w:before="0" w:after="0"/>
-        <w:rPr/>
-      </w:pPr>
-      <w:r>
-        <w:rPr/>
       </w:r>
     </w:p>
     <w:p>
@@ -1414,7 +1394,7 @@
               <w:rPr>
                 <w:rStyle w:val="IndexLink"/>
               </w:rPr>
-              <w:t>1. Install the Pedro Program</w:t>
+              <w:t>1. Install the Pedro Program (Skip this step if already completed in Lesson n°3)</w:t>
               <w:tab/>
               <w:t>4</w:t>
             </w:r>
@@ -1494,7 +1474,7 @@
               <w:rPr>
                 <w:rStyle w:val="IndexLink"/>
               </w:rPr>
-              <w:t>3.1 Concept Overview</w:t>
+              <w:t>4.1 Concept Overview</w:t>
               <w:tab/>
               <w:t>6</w:t>
             </w:r>
@@ -1514,9 +1494,29 @@
               <w:rPr>
                 <w:rStyle w:val="IndexLink"/>
               </w:rPr>
-              <w:t>3.2 Step-by-Step Explanation</w:t>
+              <w:t>4.2 Step-by-Step Explanation</w:t>
               <w:tab/>
               <w:t>7</w:t>
+            </w:r>
+          </w:hyperlink>
+        </w:p>
+        <w:p>
+          <w:pPr>
+            <w:pStyle w:val="TOC3"/>
+            <w:tabs>
+              <w:tab w:val="clear" w:pos="9354"/>
+              <w:tab w:val="right" w:pos="9920" w:leader="dot"/>
+            </w:tabs>
+            <w:rPr/>
+          </w:pPr>
+          <w:hyperlink w:anchor="__RefHeading___Toc490_314263189">
+            <w:r>
+              <w:rPr>
+                <w:rStyle w:val="IndexLink"/>
+              </w:rPr>
+              <w:t>4.3 Continuous Loop (Important Concept)</w:t>
+              <w:tab/>
+              <w:t>8</w:t>
             </w:r>
           </w:hyperlink>
         </w:p>
@@ -1947,7 +1947,7 @@
           <w:tab w:val="left" w:pos="0" w:leader="none"/>
         </w:tabs>
         <w:suppressAutoHyphens w:val="true"/>
-        <w:overflowPunct w:val="false"/>
+        <w:overflowPunct w:val="true"/>
         <w:bidi w:val="0"/>
         <w:spacing w:before="0" w:after="26"/>
         <w:ind w:hanging="0" w:start="0" w:end="0"/>
@@ -1966,12 +1966,6 @@
         </w:rPr>
         <w:t xml:space="preserve">1. Install the Pedro Program </w:t>
         <w:br/>
-      </w:r>
-      <w:r>
-        <w:rPr>
-          <w:sz w:val="36"/>
-          <w:szCs w:val="36"/>
-        </w:rPr>
         <w:t>(</w:t>
       </w:r>
       <w:r>
@@ -1993,7 +1987,7 @@
           <w:tab w:val="left" w:pos="0" w:leader="none"/>
         </w:tabs>
         <w:suppressAutoHyphens w:val="true"/>
-        <w:overflowPunct w:val="false"/>
+        <w:overflowPunct w:val="true"/>
         <w:bidi w:val="0"/>
         <w:spacing w:before="0" w:after="26"/>
         <w:ind w:hanging="0" w:start="0" w:end="0"/>
@@ -2134,7 +2128,7 @@
           <w:tab w:val="left" w:pos="0" w:leader="none"/>
         </w:tabs>
         <w:suppressAutoHyphens w:val="true"/>
-        <w:overflowPunct w:val="false"/>
+        <w:overflowPunct w:val="true"/>
         <w:bidi w:val="0"/>
         <w:spacing w:before="0" w:after="0"/>
         <w:ind w:hanging="283" w:start="1418"/>
@@ -2169,7 +2163,7 @@
           <w:tab w:val="left" w:pos="0" w:leader="none"/>
         </w:tabs>
         <w:suppressAutoHyphens w:val="true"/>
-        <w:overflowPunct w:val="false"/>
+        <w:overflowPunct w:val="true"/>
         <w:bidi w:val="0"/>
         <w:spacing w:before="0" w:after="0"/>
         <w:ind w:hanging="283" w:start="1418"/>
@@ -2204,7 +2198,7 @@
           <w:tab w:val="left" w:pos="0" w:leader="none"/>
         </w:tabs>
         <w:suppressAutoHyphens w:val="true"/>
-        <w:overflowPunct w:val="false"/>
+        <w:overflowPunct w:val="true"/>
         <w:bidi w:val="0"/>
         <w:spacing w:before="0" w:after="0"/>
         <w:ind w:hanging="283" w:start="1418"/>
@@ -2806,7 +2800,7 @@
           <w:tab w:val="left" w:pos="0" w:leader="none"/>
         </w:tabs>
         <w:suppressAutoHyphens w:val="true"/>
-        <w:overflowPunct w:val="false"/>
+        <w:overflowPunct w:val="true"/>
         <w:bidi w:val="0"/>
         <w:spacing w:before="0" w:after="26"/>
         <w:ind w:hanging="0" w:start="0" w:end="0"/>
@@ -2878,7 +2872,7 @@
           <w:numId w:val="5"/>
         </w:numPr>
         <w:suppressAutoHyphens w:val="true"/>
-        <w:overflowPunct w:val="false"/>
+        <w:overflowPunct w:val="true"/>
         <w:bidi w:val="0"/>
         <w:spacing w:before="0" w:after="26"/>
         <w:jc w:val="start"/>
@@ -2922,7 +2916,7 @@
           <w:numId w:val="5"/>
         </w:numPr>
         <w:suppressAutoHyphens w:val="true"/>
-        <w:overflowPunct w:val="false"/>
+        <w:overflowPunct w:val="true"/>
         <w:bidi w:val="0"/>
         <w:spacing w:before="0" w:after="26"/>
         <w:jc w:val="start"/>
@@ -2966,7 +2960,7 @@
           <w:numId w:val="5"/>
         </w:numPr>
         <w:suppressAutoHyphens w:val="true"/>
-        <w:overflowPunct w:val="false"/>
+        <w:overflowPunct w:val="true"/>
         <w:bidi w:val="0"/>
         <w:spacing w:before="0" w:after="26"/>
         <w:jc w:val="start"/>
@@ -3010,7 +3004,7 @@
           <w:numId w:val="5"/>
         </w:numPr>
         <w:suppressAutoHyphens w:val="true"/>
-        <w:overflowPunct w:val="false"/>
+        <w:overflowPunct w:val="true"/>
         <w:bidi w:val="0"/>
         <w:spacing w:before="0" w:after="26"/>
         <w:jc w:val="start"/>
@@ -3054,7 +3048,7 @@
           <w:numId w:val="5"/>
         </w:numPr>
         <w:suppressAutoHyphens w:val="true"/>
-        <w:overflowPunct w:val="false"/>
+        <w:overflowPunct w:val="true"/>
         <w:bidi w:val="0"/>
         <w:spacing w:before="0" w:after="26"/>
         <w:jc w:val="start"/>
@@ -3112,7 +3106,7 @@
           <w:tab w:val="left" w:pos="0" w:leader="none"/>
         </w:tabs>
         <w:suppressAutoHyphens w:val="true"/>
-        <w:overflowPunct w:val="false"/>
+        <w:overflowPunct w:val="true"/>
         <w:bidi w:val="0"/>
         <w:spacing w:before="0" w:after="26"/>
         <w:ind w:hanging="0" w:start="0" w:end="0"/>
@@ -3177,7 +3171,7 @@
           <w:tab w:val="left" w:pos="0" w:leader="none"/>
         </w:tabs>
         <w:suppressAutoHyphens w:val="true"/>
-        <w:overflowPunct w:val="false"/>
+        <w:overflowPunct w:val="true"/>
         <w:bidi w:val="0"/>
         <w:spacing w:before="0" w:after="26"/>
         <w:ind w:hanging="0" w:start="0" w:end="0"/>
@@ -3203,7 +3197,7 @@
           <w:tab w:val="left" w:pos="0" w:leader="none"/>
         </w:tabs>
         <w:suppressAutoHyphens w:val="true"/>
-        <w:overflowPunct w:val="false"/>
+        <w:overflowPunct w:val="true"/>
         <w:bidi w:val="0"/>
         <w:spacing w:before="0" w:after="26"/>
         <w:ind w:hanging="0" w:start="0" w:end="0"/>
@@ -3229,7 +3223,7 @@
           <w:tab w:val="left" w:pos="0" w:leader="none"/>
         </w:tabs>
         <w:suppressAutoHyphens w:val="true"/>
-        <w:overflowPunct w:val="false"/>
+        <w:overflowPunct w:val="true"/>
         <w:bidi w:val="0"/>
         <w:spacing w:before="0" w:after="26"/>
         <w:ind w:hanging="0" w:start="0" w:end="0"/>
@@ -3255,7 +3249,7 @@
           <w:tab w:val="left" w:pos="0" w:leader="none"/>
         </w:tabs>
         <w:suppressAutoHyphens w:val="true"/>
-        <w:overflowPunct w:val="false"/>
+        <w:overflowPunct w:val="true"/>
         <w:bidi w:val="0"/>
         <w:spacing w:before="0" w:after="26"/>
         <w:ind w:hanging="0" w:start="0" w:end="0"/>
@@ -3281,7 +3275,7 @@
           <w:tab w:val="left" w:pos="0" w:leader="none"/>
         </w:tabs>
         <w:suppressAutoHyphens w:val="true"/>
-        <w:overflowPunct w:val="false"/>
+        <w:overflowPunct w:val="true"/>
         <w:bidi w:val="0"/>
         <w:spacing w:before="0" w:after="26"/>
         <w:ind w:hanging="0" w:start="0" w:end="0"/>
@@ -3307,7 +3301,7 @@
           <w:tab w:val="left" w:pos="0" w:leader="none"/>
         </w:tabs>
         <w:suppressAutoHyphens w:val="true"/>
-        <w:overflowPunct w:val="false"/>
+        <w:overflowPunct w:val="true"/>
         <w:bidi w:val="0"/>
         <w:spacing w:before="0" w:after="26"/>
         <w:ind w:hanging="0" w:start="0" w:end="0"/>
@@ -3333,7 +3327,7 @@
           <w:tab w:val="left" w:pos="0" w:leader="none"/>
         </w:tabs>
         <w:suppressAutoHyphens w:val="true"/>
-        <w:overflowPunct w:val="false"/>
+        <w:overflowPunct w:val="true"/>
         <w:bidi w:val="0"/>
         <w:spacing w:before="0" w:after="26"/>
         <w:ind w:hanging="0" w:start="0" w:end="0"/>
@@ -3359,7 +3353,7 @@
           <w:tab w:val="left" w:pos="0" w:leader="none"/>
         </w:tabs>
         <w:suppressAutoHyphens w:val="true"/>
-        <w:overflowPunct w:val="false"/>
+        <w:overflowPunct w:val="true"/>
         <w:bidi w:val="0"/>
         <w:spacing w:before="0" w:after="26"/>
         <w:ind w:hanging="0" w:start="0" w:end="0"/>
@@ -3385,7 +3379,7 @@
           <w:tab w:val="left" w:pos="0" w:leader="none"/>
         </w:tabs>
         <w:suppressAutoHyphens w:val="true"/>
-        <w:overflowPunct w:val="false"/>
+        <w:overflowPunct w:val="true"/>
         <w:bidi w:val="0"/>
         <w:spacing w:before="0" w:after="26"/>
         <w:ind w:hanging="0" w:start="0" w:end="0"/>
@@ -3411,7 +3405,7 @@
           <w:tab w:val="left" w:pos="0" w:leader="none"/>
         </w:tabs>
         <w:suppressAutoHyphens w:val="true"/>
-        <w:overflowPunct w:val="false"/>
+        <w:overflowPunct w:val="true"/>
         <w:bidi w:val="0"/>
         <w:spacing w:before="0" w:after="26"/>
         <w:ind w:hanging="0" w:start="0" w:end="0"/>
@@ -3437,7 +3431,7 @@
           <w:tab w:val="left" w:pos="0" w:leader="none"/>
         </w:tabs>
         <w:suppressAutoHyphens w:val="true"/>
-        <w:overflowPunct w:val="false"/>
+        <w:overflowPunct w:val="true"/>
         <w:bidi w:val="0"/>
         <w:spacing w:before="0" w:after="26"/>
         <w:ind w:hanging="0" w:start="0" w:end="0"/>
@@ -3463,7 +3457,7 @@
           <w:tab w:val="left" w:pos="0" w:leader="none"/>
         </w:tabs>
         <w:suppressAutoHyphens w:val="true"/>
-        <w:overflowPunct w:val="false"/>
+        <w:overflowPunct w:val="true"/>
         <w:bidi w:val="0"/>
         <w:spacing w:before="0" w:after="26"/>
         <w:ind w:hanging="0" w:start="0" w:end="0"/>
@@ -3489,7 +3483,7 @@
           <w:tab w:val="left" w:pos="0" w:leader="none"/>
         </w:tabs>
         <w:suppressAutoHyphens w:val="true"/>
-        <w:overflowPunct w:val="false"/>
+        <w:overflowPunct w:val="true"/>
         <w:bidi w:val="0"/>
         <w:spacing w:before="0" w:after="26"/>
         <w:ind w:hanging="0" w:start="0" w:end="0"/>
@@ -3515,7 +3509,7 @@
           <w:tab w:val="left" w:pos="0" w:leader="none"/>
         </w:tabs>
         <w:suppressAutoHyphens w:val="true"/>
-        <w:overflowPunct w:val="false"/>
+        <w:overflowPunct w:val="true"/>
         <w:bidi w:val="0"/>
         <w:spacing w:before="0" w:after="26"/>
         <w:ind w:hanging="0" w:start="0" w:end="0"/>
@@ -3541,7 +3535,7 @@
           <w:tab w:val="left" w:pos="0" w:leader="none"/>
         </w:tabs>
         <w:suppressAutoHyphens w:val="true"/>
-        <w:overflowPunct w:val="false"/>
+        <w:overflowPunct w:val="true"/>
         <w:bidi w:val="0"/>
         <w:spacing w:before="0" w:after="26"/>
         <w:ind w:hanging="0" w:start="0" w:end="0"/>
@@ -3567,7 +3561,7 @@
           <w:tab w:val="left" w:pos="0" w:leader="none"/>
         </w:tabs>
         <w:suppressAutoHyphens w:val="true"/>
-        <w:overflowPunct w:val="false"/>
+        <w:overflowPunct w:val="true"/>
         <w:bidi w:val="0"/>
         <w:spacing w:before="0" w:after="26"/>
         <w:ind w:hanging="0" w:start="0" w:end="0"/>
@@ -3593,7 +3587,7 @@
           <w:tab w:val="left" w:pos="0" w:leader="none"/>
         </w:tabs>
         <w:suppressAutoHyphens w:val="true"/>
-        <w:overflowPunct w:val="false"/>
+        <w:overflowPunct w:val="true"/>
         <w:bidi w:val="0"/>
         <w:spacing w:before="0" w:after="26"/>
         <w:ind w:hanging="0" w:start="0" w:end="0"/>
@@ -3642,7 +3636,7 @@
           <w:tab w:val="left" w:pos="0" w:leader="none"/>
         </w:tabs>
         <w:suppressAutoHyphens w:val="true"/>
-        <w:overflowPunct w:val="false"/>
+        <w:overflowPunct w:val="true"/>
         <w:bidi w:val="0"/>
         <w:spacing w:before="0" w:after="26"/>
         <w:ind w:hanging="0" w:start="0" w:end="0"/>
@@ -3668,7 +3662,7 @@
           <w:tab w:val="left" w:pos="0" w:leader="none"/>
         </w:tabs>
         <w:suppressAutoHyphens w:val="true"/>
-        <w:overflowPunct w:val="false"/>
+        <w:overflowPunct w:val="true"/>
         <w:bidi w:val="0"/>
         <w:spacing w:before="0" w:after="26"/>
         <w:ind w:hanging="0" w:start="0" w:end="0"/>
@@ -4070,7 +4064,7 @@
           <w:tab w:val="left" w:pos="0" w:leader="none"/>
         </w:tabs>
         <w:suppressAutoHyphens w:val="true"/>
-        <w:overflowPunct w:val="false"/>
+        <w:overflowPunct w:val="true"/>
         <w:bidi w:val="0"/>
         <w:spacing w:before="0" w:after="26"/>
         <w:ind w:hanging="0" w:start="0" w:end="0"/>
@@ -4166,7 +4160,11 @@
       <w:bookmarkEnd w:id="9"/>
       <w:r>
         <w:rPr/>
-        <w:t>3.1 Concept Overview</w:t>
+        <w:t>4</w:t>
+      </w:r>
+      <w:r>
+        <w:rPr/>
+        <w:t>.1 Concept Overview</w:t>
       </w:r>
     </w:p>
     <w:p>
@@ -4217,7 +4215,11 @@
       <w:bookmarkEnd w:id="10"/>
       <w:r>
         <w:rPr/>
-        <w:t>3.2 Step-by-Step Explanation</w:t>
+        <w:t>4</w:t>
+      </w:r>
+      <w:r>
+        <w:rPr/>
+        <w:t>.2 Step-by-Step Explanation</w:t>
         <w:br/>
       </w:r>
     </w:p>
@@ -4759,14 +4761,11 @@
     </w:p>
     <w:p>
       <w:pPr>
-        <w:pStyle w:val="BodyText"/>
-        <w:widowControl/>
-        <w:suppressAutoHyphens w:val="true"/>
-        <w:overflowPunct w:val="false"/>
-        <w:bidi w:val="0"/>
-        <w:jc w:val="start"/>
-        <w:rPr/>
-      </w:pPr>
+        <w:pStyle w:val="Heading3"/>
+        <w:rPr/>
+      </w:pPr>
+      <w:bookmarkStart w:id="19" w:name="__RefHeading___Toc490_314263189"/>
+      <w:bookmarkEnd w:id="19"/>
       <w:r>
         <w:rPr>
           <w:rFonts w:eastAsia="Noto Serif CJK SC" w:cs="Noto Sans Devanagari"/>
@@ -4778,12 +4777,33 @@
           <w:szCs w:val="28"/>
           <w:lang w:val="fr-FR" w:eastAsia="zh-CN" w:bidi="hi-IN"/>
         </w:rPr>
-        <w:t>3.3 Continuous Loop (Important Concept)</w:t>
+        <w:t>4</w:t>
+      </w:r>
+      <w:r>
+        <w:rPr>
+          <w:rFonts w:eastAsia="Noto Serif CJK SC" w:cs="Noto Sans Devanagari"/>
+          <w:b/>
+          <w:bCs/>
+          <w:color w:val="auto"/>
+          <w:kern w:val="2"/>
+          <w:sz w:val="28"/>
+          <w:szCs w:val="28"/>
+          <w:lang w:val="fr-FR" w:eastAsia="zh-CN" w:bidi="hi-IN"/>
+        </w:rPr>
+        <w:t>.3 Continuous Loop (Important Concept)</w:t>
       </w:r>
       <w:r>
         <w:rPr/>
         <w:br/>
-        <w:br/>
+      </w:r>
+    </w:p>
+    <w:p>
+      <w:pPr>
+        <w:pStyle w:val="BodyText"/>
+        <w:rPr/>
+      </w:pPr>
+      <w:r>
+        <w:rPr/>
         <w:t>All of this happens inside a loop:</w:t>
       </w:r>
     </w:p>
@@ -4805,8 +4825,8 @@
         <w:ind w:hanging="0" w:start="0" w:end="0"/>
         <w:rPr/>
       </w:pPr>
-      <w:bookmarkStart w:id="19" w:name="code-block-viewer_Copy_1"/>
-      <w:bookmarkEnd w:id="19"/>
+      <w:bookmarkStart w:id="20" w:name="code-block-viewer_Copy_1"/>
+      <w:bookmarkEnd w:id="20"/>
       <w:r>
         <w:rPr/>
         <w:t>void loop() {</w:t>
@@ -4916,8 +4936,8 @@
         <w:ind w:hanging="0" w:start="0"/>
         <w:rPr/>
       </w:pPr>
-      <w:bookmarkStart w:id="20" w:name="__RefHeading___Toc17173_2390671122"/>
-      <w:bookmarkEnd w:id="20"/>
+      <w:bookmarkStart w:id="21" w:name="__RefHeading___Toc17173_2390671122"/>
+      <w:bookmarkEnd w:id="21"/>
       <w:r>
         <w:rPr/>
         <w:t>5 Classroom Analogy</w:t>
@@ -5026,8 +5046,8 @@
         <w:ind w:hanging="0" w:start="0"/>
         <w:rPr/>
       </w:pPr>
-      <w:bookmarkStart w:id="21" w:name="__RefHeading___Toc17175_2390671122"/>
-      <w:bookmarkEnd w:id="21"/>
+      <w:bookmarkStart w:id="22" w:name="__RefHeading___Toc17175_2390671122"/>
+      <w:bookmarkEnd w:id="22"/>
       <w:r>
         <w:rPr/>
         <w:t>6 Hands-On Experiment</w:t>
@@ -7947,7 +7967,7 @@
     <w:pPr>
       <w:widowControl/>
       <w:suppressAutoHyphens w:val="true"/>
-      <w:overflowPunct w:val="false"/>
+      <w:overflowPunct w:val="true"/>
       <w:bidi w:val="0"/>
       <w:spacing w:before="0" w:after="0"/>
       <w:jc w:val="start"/>

--- a/stem_lessons/Pedro_Lesson_4.docx
+++ b/stem_lessons/Pedro_Lesson_4.docx
@@ -371,8 +371,6 @@
           <w:szCs w:val="36"/>
           <w:lang w:val="fr-FR" w:eastAsia="zh-CN" w:bidi="hi-IN"/>
         </w:rPr>
-        <w:br/>
-        <w:br/>
         <w:t>v1.0.0</w:t>
         <w:br/>
       </w:r>
@@ -575,7 +573,7 @@
           <w:numId w:val="5"/>
         </w:numPr>
         <w:suppressAutoHyphens w:val="true"/>
-        <w:overflowPunct w:val="true"/>
+        <w:overflowPunct w:val="false"/>
         <w:bidi w:val="0"/>
         <w:spacing w:before="0" w:after="26"/>
         <w:jc w:val="start"/>
@@ -613,7 +611,7 @@
           <w:numId w:val="5"/>
         </w:numPr>
         <w:suppressAutoHyphens w:val="true"/>
-        <w:overflowPunct w:val="true"/>
+        <w:overflowPunct w:val="false"/>
         <w:bidi w:val="0"/>
         <w:spacing w:before="0" w:after="26"/>
         <w:jc w:val="start"/>
@@ -651,7 +649,7 @@
           <w:numId w:val="5"/>
         </w:numPr>
         <w:suppressAutoHyphens w:val="true"/>
-        <w:overflowPunct w:val="true"/>
+        <w:overflowPunct w:val="false"/>
         <w:bidi w:val="0"/>
         <w:spacing w:before="0" w:after="26"/>
         <w:jc w:val="start"/>
@@ -689,7 +687,7 @@
           <w:numId w:val="5"/>
         </w:numPr>
         <w:suppressAutoHyphens w:val="true"/>
-        <w:overflowPunct w:val="true"/>
+        <w:overflowPunct w:val="false"/>
         <w:bidi w:val="0"/>
         <w:spacing w:before="0" w:after="26"/>
         <w:jc w:val="start"/>
@@ -784,7 +782,7 @@
           <w:numId w:val="5"/>
         </w:numPr>
         <w:suppressAutoHyphens w:val="true"/>
-        <w:overflowPunct w:val="true"/>
+        <w:overflowPunct w:val="false"/>
         <w:bidi w:val="0"/>
         <w:spacing w:before="0" w:after="26"/>
         <w:jc w:val="start"/>
@@ -814,7 +812,7 @@
           <w:numId w:val="5"/>
         </w:numPr>
         <w:suppressAutoHyphens w:val="true"/>
-        <w:overflowPunct w:val="true"/>
+        <w:overflowPunct w:val="false"/>
         <w:bidi w:val="0"/>
         <w:spacing w:before="0" w:after="26"/>
         <w:jc w:val="start"/>
@@ -844,7 +842,7 @@
           <w:numId w:val="5"/>
         </w:numPr>
         <w:suppressAutoHyphens w:val="true"/>
-        <w:overflowPunct w:val="true"/>
+        <w:overflowPunct w:val="false"/>
         <w:bidi w:val="0"/>
         <w:spacing w:before="0" w:after="26"/>
         <w:jc w:val="start"/>
@@ -874,7 +872,7 @@
           <w:numId w:val="5"/>
         </w:numPr>
         <w:suppressAutoHyphens w:val="true"/>
-        <w:overflowPunct w:val="true"/>
+        <w:overflowPunct w:val="false"/>
         <w:bidi w:val="0"/>
         <w:spacing w:before="0" w:after="26"/>
         <w:jc w:val="start"/>
@@ -947,7 +945,7 @@
         <w:pStyle w:val="BodyText"/>
         <w:widowControl/>
         <w:suppressAutoHyphens w:val="true"/>
-        <w:overflowPunct w:val="true"/>
+        <w:overflowPunct w:val="false"/>
         <w:bidi w:val="0"/>
         <w:jc w:val="start"/>
         <w:rPr/>
@@ -974,7 +972,7 @@
           <w:numId w:val="5"/>
         </w:numPr>
         <w:suppressAutoHyphens w:val="true"/>
-        <w:overflowPunct w:val="true"/>
+        <w:overflowPunct w:val="false"/>
         <w:bidi w:val="0"/>
         <w:spacing w:before="0" w:after="26"/>
         <w:jc w:val="start"/>
@@ -1004,7 +1002,7 @@
           <w:numId w:val="5"/>
         </w:numPr>
         <w:suppressAutoHyphens w:val="true"/>
-        <w:overflowPunct w:val="true"/>
+        <w:overflowPunct w:val="false"/>
         <w:bidi w:val="0"/>
         <w:spacing w:before="0" w:after="26"/>
         <w:jc w:val="start"/>
@@ -1034,7 +1032,7 @@
           <w:numId w:val="5"/>
         </w:numPr>
         <w:suppressAutoHyphens w:val="true"/>
-        <w:overflowPunct w:val="true"/>
+        <w:overflowPunct w:val="false"/>
         <w:bidi w:val="0"/>
         <w:spacing w:before="0" w:after="26"/>
         <w:jc w:val="start"/>
@@ -1068,7 +1066,7 @@
           <w:tab w:val="left" w:pos="0" w:leader="none"/>
         </w:tabs>
         <w:suppressAutoHyphens w:val="true"/>
-        <w:overflowPunct w:val="true"/>
+        <w:overflowPunct w:val="false"/>
         <w:bidi w:val="0"/>
         <w:spacing w:before="0" w:after="26"/>
         <w:ind w:hanging="0" w:start="709"/>
@@ -1947,7 +1945,7 @@
           <w:tab w:val="left" w:pos="0" w:leader="none"/>
         </w:tabs>
         <w:suppressAutoHyphens w:val="true"/>
-        <w:overflowPunct w:val="true"/>
+        <w:overflowPunct w:val="false"/>
         <w:bidi w:val="0"/>
         <w:spacing w:before="0" w:after="26"/>
         <w:ind w:hanging="0" w:start="0" w:end="0"/>
@@ -1987,7 +1985,7 @@
           <w:tab w:val="left" w:pos="0" w:leader="none"/>
         </w:tabs>
         <w:suppressAutoHyphens w:val="true"/>
-        <w:overflowPunct w:val="true"/>
+        <w:overflowPunct w:val="false"/>
         <w:bidi w:val="0"/>
         <w:spacing w:before="0" w:after="26"/>
         <w:ind w:hanging="0" w:start="0" w:end="0"/>
@@ -2128,7 +2126,7 @@
           <w:tab w:val="left" w:pos="0" w:leader="none"/>
         </w:tabs>
         <w:suppressAutoHyphens w:val="true"/>
-        <w:overflowPunct w:val="true"/>
+        <w:overflowPunct w:val="false"/>
         <w:bidi w:val="0"/>
         <w:spacing w:before="0" w:after="0"/>
         <w:ind w:hanging="283" w:start="1418"/>
@@ -2163,7 +2161,7 @@
           <w:tab w:val="left" w:pos="0" w:leader="none"/>
         </w:tabs>
         <w:suppressAutoHyphens w:val="true"/>
-        <w:overflowPunct w:val="true"/>
+        <w:overflowPunct w:val="false"/>
         <w:bidi w:val="0"/>
         <w:spacing w:before="0" w:after="0"/>
         <w:ind w:hanging="283" w:start="1418"/>
@@ -2198,7 +2196,7 @@
           <w:tab w:val="left" w:pos="0" w:leader="none"/>
         </w:tabs>
         <w:suppressAutoHyphens w:val="true"/>
-        <w:overflowPunct w:val="true"/>
+        <w:overflowPunct w:val="false"/>
         <w:bidi w:val="0"/>
         <w:spacing w:before="0" w:after="0"/>
         <w:ind w:hanging="283" w:start="1418"/>
@@ -2800,7 +2798,7 @@
           <w:tab w:val="left" w:pos="0" w:leader="none"/>
         </w:tabs>
         <w:suppressAutoHyphens w:val="true"/>
-        <w:overflowPunct w:val="true"/>
+        <w:overflowPunct w:val="false"/>
         <w:bidi w:val="0"/>
         <w:spacing w:before="0" w:after="26"/>
         <w:ind w:hanging="0" w:start="0" w:end="0"/>
@@ -2872,7 +2870,7 @@
           <w:numId w:val="5"/>
         </w:numPr>
         <w:suppressAutoHyphens w:val="true"/>
-        <w:overflowPunct w:val="true"/>
+        <w:overflowPunct w:val="false"/>
         <w:bidi w:val="0"/>
         <w:spacing w:before="0" w:after="26"/>
         <w:jc w:val="start"/>
@@ -2916,7 +2914,7 @@
           <w:numId w:val="5"/>
         </w:numPr>
         <w:suppressAutoHyphens w:val="true"/>
-        <w:overflowPunct w:val="true"/>
+        <w:overflowPunct w:val="false"/>
         <w:bidi w:val="0"/>
         <w:spacing w:before="0" w:after="26"/>
         <w:jc w:val="start"/>
@@ -2960,7 +2958,7 @@
           <w:numId w:val="5"/>
         </w:numPr>
         <w:suppressAutoHyphens w:val="true"/>
-        <w:overflowPunct w:val="true"/>
+        <w:overflowPunct w:val="false"/>
         <w:bidi w:val="0"/>
         <w:spacing w:before="0" w:after="26"/>
         <w:jc w:val="start"/>
@@ -3004,7 +3002,7 @@
           <w:numId w:val="5"/>
         </w:numPr>
         <w:suppressAutoHyphens w:val="true"/>
-        <w:overflowPunct w:val="true"/>
+        <w:overflowPunct w:val="false"/>
         <w:bidi w:val="0"/>
         <w:spacing w:before="0" w:after="26"/>
         <w:jc w:val="start"/>
@@ -3048,7 +3046,7 @@
           <w:numId w:val="5"/>
         </w:numPr>
         <w:suppressAutoHyphens w:val="true"/>
-        <w:overflowPunct w:val="true"/>
+        <w:overflowPunct w:val="false"/>
         <w:bidi w:val="0"/>
         <w:spacing w:before="0" w:after="26"/>
         <w:jc w:val="start"/>
@@ -3106,7 +3104,7 @@
           <w:tab w:val="left" w:pos="0" w:leader="none"/>
         </w:tabs>
         <w:suppressAutoHyphens w:val="true"/>
-        <w:overflowPunct w:val="true"/>
+        <w:overflowPunct w:val="false"/>
         <w:bidi w:val="0"/>
         <w:spacing w:before="0" w:after="26"/>
         <w:ind w:hanging="0" w:start="0" w:end="0"/>
@@ -3171,7 +3169,7 @@
           <w:tab w:val="left" w:pos="0" w:leader="none"/>
         </w:tabs>
         <w:suppressAutoHyphens w:val="true"/>
-        <w:overflowPunct w:val="true"/>
+        <w:overflowPunct w:val="false"/>
         <w:bidi w:val="0"/>
         <w:spacing w:before="0" w:after="26"/>
         <w:ind w:hanging="0" w:start="0" w:end="0"/>
@@ -3197,7 +3195,7 @@
           <w:tab w:val="left" w:pos="0" w:leader="none"/>
         </w:tabs>
         <w:suppressAutoHyphens w:val="true"/>
-        <w:overflowPunct w:val="true"/>
+        <w:overflowPunct w:val="false"/>
         <w:bidi w:val="0"/>
         <w:spacing w:before="0" w:after="26"/>
         <w:ind w:hanging="0" w:start="0" w:end="0"/>
@@ -3223,7 +3221,7 @@
           <w:tab w:val="left" w:pos="0" w:leader="none"/>
         </w:tabs>
         <w:suppressAutoHyphens w:val="true"/>
-        <w:overflowPunct w:val="true"/>
+        <w:overflowPunct w:val="false"/>
         <w:bidi w:val="0"/>
         <w:spacing w:before="0" w:after="26"/>
         <w:ind w:hanging="0" w:start="0" w:end="0"/>
@@ -3249,7 +3247,7 @@
           <w:tab w:val="left" w:pos="0" w:leader="none"/>
         </w:tabs>
         <w:suppressAutoHyphens w:val="true"/>
-        <w:overflowPunct w:val="true"/>
+        <w:overflowPunct w:val="false"/>
         <w:bidi w:val="0"/>
         <w:spacing w:before="0" w:after="26"/>
         <w:ind w:hanging="0" w:start="0" w:end="0"/>
@@ -3275,7 +3273,7 @@
           <w:tab w:val="left" w:pos="0" w:leader="none"/>
         </w:tabs>
         <w:suppressAutoHyphens w:val="true"/>
-        <w:overflowPunct w:val="true"/>
+        <w:overflowPunct w:val="false"/>
         <w:bidi w:val="0"/>
         <w:spacing w:before="0" w:after="26"/>
         <w:ind w:hanging="0" w:start="0" w:end="0"/>
@@ -3301,7 +3299,7 @@
           <w:tab w:val="left" w:pos="0" w:leader="none"/>
         </w:tabs>
         <w:suppressAutoHyphens w:val="true"/>
-        <w:overflowPunct w:val="true"/>
+        <w:overflowPunct w:val="false"/>
         <w:bidi w:val="0"/>
         <w:spacing w:before="0" w:after="26"/>
         <w:ind w:hanging="0" w:start="0" w:end="0"/>
@@ -3327,7 +3325,7 @@
           <w:tab w:val="left" w:pos="0" w:leader="none"/>
         </w:tabs>
         <w:suppressAutoHyphens w:val="true"/>
-        <w:overflowPunct w:val="true"/>
+        <w:overflowPunct w:val="false"/>
         <w:bidi w:val="0"/>
         <w:spacing w:before="0" w:after="26"/>
         <w:ind w:hanging="0" w:start="0" w:end="0"/>
@@ -3353,7 +3351,7 @@
           <w:tab w:val="left" w:pos="0" w:leader="none"/>
         </w:tabs>
         <w:suppressAutoHyphens w:val="true"/>
-        <w:overflowPunct w:val="true"/>
+        <w:overflowPunct w:val="false"/>
         <w:bidi w:val="0"/>
         <w:spacing w:before="0" w:after="26"/>
         <w:ind w:hanging="0" w:start="0" w:end="0"/>
@@ -3379,7 +3377,7 @@
           <w:tab w:val="left" w:pos="0" w:leader="none"/>
         </w:tabs>
         <w:suppressAutoHyphens w:val="true"/>
-        <w:overflowPunct w:val="true"/>
+        <w:overflowPunct w:val="false"/>
         <w:bidi w:val="0"/>
         <w:spacing w:before="0" w:after="26"/>
         <w:ind w:hanging="0" w:start="0" w:end="0"/>
@@ -3405,7 +3403,7 @@
           <w:tab w:val="left" w:pos="0" w:leader="none"/>
         </w:tabs>
         <w:suppressAutoHyphens w:val="true"/>
-        <w:overflowPunct w:val="true"/>
+        <w:overflowPunct w:val="false"/>
         <w:bidi w:val="0"/>
         <w:spacing w:before="0" w:after="26"/>
         <w:ind w:hanging="0" w:start="0" w:end="0"/>
@@ -3431,7 +3429,7 @@
           <w:tab w:val="left" w:pos="0" w:leader="none"/>
         </w:tabs>
         <w:suppressAutoHyphens w:val="true"/>
-        <w:overflowPunct w:val="true"/>
+        <w:overflowPunct w:val="false"/>
         <w:bidi w:val="0"/>
         <w:spacing w:before="0" w:after="26"/>
         <w:ind w:hanging="0" w:start="0" w:end="0"/>
@@ -3457,7 +3455,7 @@
           <w:tab w:val="left" w:pos="0" w:leader="none"/>
         </w:tabs>
         <w:suppressAutoHyphens w:val="true"/>
-        <w:overflowPunct w:val="true"/>
+        <w:overflowPunct w:val="false"/>
         <w:bidi w:val="0"/>
         <w:spacing w:before="0" w:after="26"/>
         <w:ind w:hanging="0" w:start="0" w:end="0"/>
@@ -3483,7 +3481,7 @@
           <w:tab w:val="left" w:pos="0" w:leader="none"/>
         </w:tabs>
         <w:suppressAutoHyphens w:val="true"/>
-        <w:overflowPunct w:val="true"/>
+        <w:overflowPunct w:val="false"/>
         <w:bidi w:val="0"/>
         <w:spacing w:before="0" w:after="26"/>
         <w:ind w:hanging="0" w:start="0" w:end="0"/>
@@ -3509,7 +3507,7 @@
           <w:tab w:val="left" w:pos="0" w:leader="none"/>
         </w:tabs>
         <w:suppressAutoHyphens w:val="true"/>
-        <w:overflowPunct w:val="true"/>
+        <w:overflowPunct w:val="false"/>
         <w:bidi w:val="0"/>
         <w:spacing w:before="0" w:after="26"/>
         <w:ind w:hanging="0" w:start="0" w:end="0"/>
@@ -3535,7 +3533,7 @@
           <w:tab w:val="left" w:pos="0" w:leader="none"/>
         </w:tabs>
         <w:suppressAutoHyphens w:val="true"/>
-        <w:overflowPunct w:val="true"/>
+        <w:overflowPunct w:val="false"/>
         <w:bidi w:val="0"/>
         <w:spacing w:before="0" w:after="26"/>
         <w:ind w:hanging="0" w:start="0" w:end="0"/>
@@ -3561,7 +3559,7 @@
           <w:tab w:val="left" w:pos="0" w:leader="none"/>
         </w:tabs>
         <w:suppressAutoHyphens w:val="true"/>
-        <w:overflowPunct w:val="true"/>
+        <w:overflowPunct w:val="false"/>
         <w:bidi w:val="0"/>
         <w:spacing w:before="0" w:after="26"/>
         <w:ind w:hanging="0" w:start="0" w:end="0"/>
@@ -3587,7 +3585,7 @@
           <w:tab w:val="left" w:pos="0" w:leader="none"/>
         </w:tabs>
         <w:suppressAutoHyphens w:val="true"/>
-        <w:overflowPunct w:val="true"/>
+        <w:overflowPunct w:val="false"/>
         <w:bidi w:val="0"/>
         <w:spacing w:before="0" w:after="26"/>
         <w:ind w:hanging="0" w:start="0" w:end="0"/>
@@ -3636,7 +3634,7 @@
           <w:tab w:val="left" w:pos="0" w:leader="none"/>
         </w:tabs>
         <w:suppressAutoHyphens w:val="true"/>
-        <w:overflowPunct w:val="true"/>
+        <w:overflowPunct w:val="false"/>
         <w:bidi w:val="0"/>
         <w:spacing w:before="0" w:after="26"/>
         <w:ind w:hanging="0" w:start="0" w:end="0"/>
@@ -3662,7 +3660,7 @@
           <w:tab w:val="left" w:pos="0" w:leader="none"/>
         </w:tabs>
         <w:suppressAutoHyphens w:val="true"/>
-        <w:overflowPunct w:val="true"/>
+        <w:overflowPunct w:val="false"/>
         <w:bidi w:val="0"/>
         <w:spacing w:before="0" w:after="26"/>
         <w:ind w:hanging="0" w:start="0" w:end="0"/>
@@ -4064,7 +4062,7 @@
           <w:tab w:val="left" w:pos="0" w:leader="none"/>
         </w:tabs>
         <w:suppressAutoHyphens w:val="true"/>
-        <w:overflowPunct w:val="true"/>
+        <w:overflowPunct w:val="false"/>
         <w:bidi w:val="0"/>
         <w:spacing w:before="0" w:after="26"/>
         <w:ind w:hanging="0" w:start="0" w:end="0"/>
@@ -4160,11 +4158,7 @@
       <w:bookmarkEnd w:id="9"/>
       <w:r>
         <w:rPr/>
-        <w:t>4</w:t>
-      </w:r>
-      <w:r>
-        <w:rPr/>
-        <w:t>.1 Concept Overview</w:t>
+        <w:t>4.1 Concept Overview</w:t>
       </w:r>
     </w:p>
     <w:p>
@@ -4215,11 +4209,7 @@
       <w:bookmarkEnd w:id="10"/>
       <w:r>
         <w:rPr/>
-        <w:t>4</w:t>
-      </w:r>
-      <w:r>
-        <w:rPr/>
-        <w:t>.2 Step-by-Step Explanation</w:t>
+        <w:t>4.2 Step-by-Step Explanation</w:t>
         <w:br/>
       </w:r>
     </w:p>
@@ -4762,6 +4752,7 @@
     <w:p>
       <w:pPr>
         <w:pStyle w:val="Heading3"/>
+        <w:ind w:hanging="0" w:start="0"/>
         <w:rPr/>
       </w:pPr>
       <w:bookmarkStart w:id="19" w:name="__RefHeading___Toc490_314263189"/>
@@ -4777,20 +4768,7 @@
           <w:szCs w:val="28"/>
           <w:lang w:val="fr-FR" w:eastAsia="zh-CN" w:bidi="hi-IN"/>
         </w:rPr>
-        <w:t>4</w:t>
-      </w:r>
-      <w:r>
-        <w:rPr>
-          <w:rFonts w:eastAsia="Noto Serif CJK SC" w:cs="Noto Sans Devanagari"/>
-          <w:b/>
-          <w:bCs/>
-          <w:color w:val="auto"/>
-          <w:kern w:val="2"/>
-          <w:sz w:val="28"/>
-          <w:szCs w:val="28"/>
-          <w:lang w:val="fr-FR" w:eastAsia="zh-CN" w:bidi="hi-IN"/>
-        </w:rPr>
-        <w:t>.3 Continuous Loop (Important Concept)</w:t>
+        <w:t>4.3 Continuous Loop (Important Concept)</w:t>
       </w:r>
       <w:r>
         <w:rPr/>
@@ -7967,7 +7945,7 @@
     <w:pPr>
       <w:widowControl/>
       <w:suppressAutoHyphens w:val="true"/>
-      <w:overflowPunct w:val="true"/>
+      <w:overflowPunct w:val="false"/>
       <w:bidi w:val="0"/>
       <w:spacing w:before="0" w:after="0"/>
       <w:jc w:val="start"/>

--- a/stem_lessons/Pedro_Lesson_4.docx
+++ b/stem_lessons/Pedro_Lesson_4.docx
@@ -511,7 +511,20 @@
           <w:szCs w:val="24"/>
           <w:lang w:val="fr-FR" w:eastAsia="zh-CN" w:bidi="hi-IN"/>
         </w:rPr>
-        <w:t>simplest way to control a robot</w:t>
+        <w:t xml:space="preserve">simplest way to control </w:t>
+      </w:r>
+      <w:r>
+        <w:rPr>
+          <w:rStyle w:val="Strong"/>
+          <w:b w:val="false"/>
+          <w:bCs w:val="false"/>
+          <w:color w:val="auto"/>
+          <w:kern w:val="2"/>
+          <w:sz w:val="24"/>
+          <w:szCs w:val="24"/>
+          <w:lang w:val="fr-FR" w:eastAsia="zh-CN" w:bidi="hi-IN"/>
+        </w:rPr>
+        <w:t>the Pedro robot</w:t>
       </w:r>
       <w:r>
         <w:rPr>
@@ -573,7 +586,7 @@
           <w:numId w:val="5"/>
         </w:numPr>
         <w:suppressAutoHyphens w:val="true"/>
-        <w:overflowPunct w:val="false"/>
+        <w:overflowPunct w:val="true"/>
         <w:bidi w:val="0"/>
         <w:spacing w:before="0" w:after="26"/>
         <w:jc w:val="start"/>
@@ -611,7 +624,7 @@
           <w:numId w:val="5"/>
         </w:numPr>
         <w:suppressAutoHyphens w:val="true"/>
-        <w:overflowPunct w:val="false"/>
+        <w:overflowPunct w:val="true"/>
         <w:bidi w:val="0"/>
         <w:spacing w:before="0" w:after="26"/>
         <w:jc w:val="start"/>
@@ -649,7 +662,7 @@
           <w:numId w:val="5"/>
         </w:numPr>
         <w:suppressAutoHyphens w:val="true"/>
-        <w:overflowPunct w:val="false"/>
+        <w:overflowPunct w:val="true"/>
         <w:bidi w:val="0"/>
         <w:spacing w:before="0" w:after="26"/>
         <w:jc w:val="start"/>
@@ -687,7 +700,7 @@
           <w:numId w:val="5"/>
         </w:numPr>
         <w:suppressAutoHyphens w:val="true"/>
-        <w:overflowPunct w:val="false"/>
+        <w:overflowPunct w:val="true"/>
         <w:bidi w:val="0"/>
         <w:spacing w:before="0" w:after="26"/>
         <w:jc w:val="start"/>
@@ -782,7 +795,7 @@
           <w:numId w:val="5"/>
         </w:numPr>
         <w:suppressAutoHyphens w:val="true"/>
-        <w:overflowPunct w:val="false"/>
+        <w:overflowPunct w:val="true"/>
         <w:bidi w:val="0"/>
         <w:spacing w:before="0" w:after="26"/>
         <w:jc w:val="start"/>
@@ -812,7 +825,7 @@
           <w:numId w:val="5"/>
         </w:numPr>
         <w:suppressAutoHyphens w:val="true"/>
-        <w:overflowPunct w:val="false"/>
+        <w:overflowPunct w:val="true"/>
         <w:bidi w:val="0"/>
         <w:spacing w:before="0" w:after="26"/>
         <w:jc w:val="start"/>
@@ -842,7 +855,7 @@
           <w:numId w:val="5"/>
         </w:numPr>
         <w:suppressAutoHyphens w:val="true"/>
-        <w:overflowPunct w:val="false"/>
+        <w:overflowPunct w:val="true"/>
         <w:bidi w:val="0"/>
         <w:spacing w:before="0" w:after="26"/>
         <w:jc w:val="start"/>
@@ -872,7 +885,7 @@
           <w:numId w:val="5"/>
         </w:numPr>
         <w:suppressAutoHyphens w:val="true"/>
-        <w:overflowPunct w:val="false"/>
+        <w:overflowPunct w:val="true"/>
         <w:bidi w:val="0"/>
         <w:spacing w:before="0" w:after="26"/>
         <w:jc w:val="start"/>
@@ -945,7 +958,7 @@
         <w:pStyle w:val="BodyText"/>
         <w:widowControl/>
         <w:suppressAutoHyphens w:val="true"/>
-        <w:overflowPunct w:val="false"/>
+        <w:overflowPunct w:val="true"/>
         <w:bidi w:val="0"/>
         <w:jc w:val="start"/>
         <w:rPr/>
@@ -972,7 +985,7 @@
           <w:numId w:val="5"/>
         </w:numPr>
         <w:suppressAutoHyphens w:val="true"/>
-        <w:overflowPunct w:val="false"/>
+        <w:overflowPunct w:val="true"/>
         <w:bidi w:val="0"/>
         <w:spacing w:before="0" w:after="26"/>
         <w:jc w:val="start"/>
@@ -1002,7 +1015,7 @@
           <w:numId w:val="5"/>
         </w:numPr>
         <w:suppressAutoHyphens w:val="true"/>
-        <w:overflowPunct w:val="false"/>
+        <w:overflowPunct w:val="true"/>
         <w:bidi w:val="0"/>
         <w:spacing w:before="0" w:after="26"/>
         <w:jc w:val="start"/>
@@ -1032,7 +1045,7 @@
           <w:numId w:val="5"/>
         </w:numPr>
         <w:suppressAutoHyphens w:val="true"/>
-        <w:overflowPunct w:val="false"/>
+        <w:overflowPunct w:val="true"/>
         <w:bidi w:val="0"/>
         <w:spacing w:before="0" w:after="26"/>
         <w:jc w:val="start"/>
@@ -1066,7 +1079,7 @@
           <w:tab w:val="left" w:pos="0" w:leader="none"/>
         </w:tabs>
         <w:suppressAutoHyphens w:val="true"/>
-        <w:overflowPunct w:val="false"/>
+        <w:overflowPunct w:val="true"/>
         <w:bidi w:val="0"/>
         <w:spacing w:before="0" w:after="26"/>
         <w:ind w:hanging="0" w:start="709"/>
@@ -1945,7 +1958,7 @@
           <w:tab w:val="left" w:pos="0" w:leader="none"/>
         </w:tabs>
         <w:suppressAutoHyphens w:val="true"/>
-        <w:overflowPunct w:val="false"/>
+        <w:overflowPunct w:val="true"/>
         <w:bidi w:val="0"/>
         <w:spacing w:before="0" w:after="26"/>
         <w:ind w:hanging="0" w:start="0" w:end="0"/>
@@ -1985,7 +1998,7 @@
           <w:tab w:val="left" w:pos="0" w:leader="none"/>
         </w:tabs>
         <w:suppressAutoHyphens w:val="true"/>
-        <w:overflowPunct w:val="false"/>
+        <w:overflowPunct w:val="true"/>
         <w:bidi w:val="0"/>
         <w:spacing w:before="0" w:after="26"/>
         <w:ind w:hanging="0" w:start="0" w:end="0"/>
@@ -2126,7 +2139,7 @@
           <w:tab w:val="left" w:pos="0" w:leader="none"/>
         </w:tabs>
         <w:suppressAutoHyphens w:val="true"/>
-        <w:overflowPunct w:val="false"/>
+        <w:overflowPunct w:val="true"/>
         <w:bidi w:val="0"/>
         <w:spacing w:before="0" w:after="0"/>
         <w:ind w:hanging="283" w:start="1418"/>
@@ -2161,7 +2174,7 @@
           <w:tab w:val="left" w:pos="0" w:leader="none"/>
         </w:tabs>
         <w:suppressAutoHyphens w:val="true"/>
-        <w:overflowPunct w:val="false"/>
+        <w:overflowPunct w:val="true"/>
         <w:bidi w:val="0"/>
         <w:spacing w:before="0" w:after="0"/>
         <w:ind w:hanging="283" w:start="1418"/>
@@ -2196,7 +2209,7 @@
           <w:tab w:val="left" w:pos="0" w:leader="none"/>
         </w:tabs>
         <w:suppressAutoHyphens w:val="true"/>
-        <w:overflowPunct w:val="false"/>
+        <w:overflowPunct w:val="true"/>
         <w:bidi w:val="0"/>
         <w:spacing w:before="0" w:after="0"/>
         <w:ind w:hanging="283" w:start="1418"/>
@@ -2798,7 +2811,7 @@
           <w:tab w:val="left" w:pos="0" w:leader="none"/>
         </w:tabs>
         <w:suppressAutoHyphens w:val="true"/>
-        <w:overflowPunct w:val="false"/>
+        <w:overflowPunct w:val="true"/>
         <w:bidi w:val="0"/>
         <w:spacing w:before="0" w:after="26"/>
         <w:ind w:hanging="0" w:start="0" w:end="0"/>
@@ -2870,7 +2883,7 @@
           <w:numId w:val="5"/>
         </w:numPr>
         <w:suppressAutoHyphens w:val="true"/>
-        <w:overflowPunct w:val="false"/>
+        <w:overflowPunct w:val="true"/>
         <w:bidi w:val="0"/>
         <w:spacing w:before="0" w:after="26"/>
         <w:jc w:val="start"/>
@@ -2914,7 +2927,7 @@
           <w:numId w:val="5"/>
         </w:numPr>
         <w:suppressAutoHyphens w:val="true"/>
-        <w:overflowPunct w:val="false"/>
+        <w:overflowPunct w:val="true"/>
         <w:bidi w:val="0"/>
         <w:spacing w:before="0" w:after="26"/>
         <w:jc w:val="start"/>
@@ -2958,7 +2971,7 @@
           <w:numId w:val="5"/>
         </w:numPr>
         <w:suppressAutoHyphens w:val="true"/>
-        <w:overflowPunct w:val="false"/>
+        <w:overflowPunct w:val="true"/>
         <w:bidi w:val="0"/>
         <w:spacing w:before="0" w:after="26"/>
         <w:jc w:val="start"/>
@@ -3002,7 +3015,7 @@
           <w:numId w:val="5"/>
         </w:numPr>
         <w:suppressAutoHyphens w:val="true"/>
-        <w:overflowPunct w:val="false"/>
+        <w:overflowPunct w:val="true"/>
         <w:bidi w:val="0"/>
         <w:spacing w:before="0" w:after="26"/>
         <w:jc w:val="start"/>
@@ -3046,7 +3059,7 @@
           <w:numId w:val="5"/>
         </w:numPr>
         <w:suppressAutoHyphens w:val="true"/>
-        <w:overflowPunct w:val="false"/>
+        <w:overflowPunct w:val="true"/>
         <w:bidi w:val="0"/>
         <w:spacing w:before="0" w:after="26"/>
         <w:jc w:val="start"/>
@@ -3104,7 +3117,7 @@
           <w:tab w:val="left" w:pos="0" w:leader="none"/>
         </w:tabs>
         <w:suppressAutoHyphens w:val="true"/>
-        <w:overflowPunct w:val="false"/>
+        <w:overflowPunct w:val="true"/>
         <w:bidi w:val="0"/>
         <w:spacing w:before="0" w:after="26"/>
         <w:ind w:hanging="0" w:start="0" w:end="0"/>
@@ -3169,7 +3182,7 @@
           <w:tab w:val="left" w:pos="0" w:leader="none"/>
         </w:tabs>
         <w:suppressAutoHyphens w:val="true"/>
-        <w:overflowPunct w:val="false"/>
+        <w:overflowPunct w:val="true"/>
         <w:bidi w:val="0"/>
         <w:spacing w:before="0" w:after="26"/>
         <w:ind w:hanging="0" w:start="0" w:end="0"/>
@@ -3195,7 +3208,7 @@
           <w:tab w:val="left" w:pos="0" w:leader="none"/>
         </w:tabs>
         <w:suppressAutoHyphens w:val="true"/>
-        <w:overflowPunct w:val="false"/>
+        <w:overflowPunct w:val="true"/>
         <w:bidi w:val="0"/>
         <w:spacing w:before="0" w:after="26"/>
         <w:ind w:hanging="0" w:start="0" w:end="0"/>
@@ -3221,7 +3234,7 @@
           <w:tab w:val="left" w:pos="0" w:leader="none"/>
         </w:tabs>
         <w:suppressAutoHyphens w:val="true"/>
-        <w:overflowPunct w:val="false"/>
+        <w:overflowPunct w:val="true"/>
         <w:bidi w:val="0"/>
         <w:spacing w:before="0" w:after="26"/>
         <w:ind w:hanging="0" w:start="0" w:end="0"/>
@@ -3247,7 +3260,7 @@
           <w:tab w:val="left" w:pos="0" w:leader="none"/>
         </w:tabs>
         <w:suppressAutoHyphens w:val="true"/>
-        <w:overflowPunct w:val="false"/>
+        <w:overflowPunct w:val="true"/>
         <w:bidi w:val="0"/>
         <w:spacing w:before="0" w:after="26"/>
         <w:ind w:hanging="0" w:start="0" w:end="0"/>
@@ -3273,7 +3286,7 @@
           <w:tab w:val="left" w:pos="0" w:leader="none"/>
         </w:tabs>
         <w:suppressAutoHyphens w:val="true"/>
-        <w:overflowPunct w:val="false"/>
+        <w:overflowPunct w:val="true"/>
         <w:bidi w:val="0"/>
         <w:spacing w:before="0" w:after="26"/>
         <w:ind w:hanging="0" w:start="0" w:end="0"/>
@@ -3299,7 +3312,7 @@
           <w:tab w:val="left" w:pos="0" w:leader="none"/>
         </w:tabs>
         <w:suppressAutoHyphens w:val="true"/>
-        <w:overflowPunct w:val="false"/>
+        <w:overflowPunct w:val="true"/>
         <w:bidi w:val="0"/>
         <w:spacing w:before="0" w:after="26"/>
         <w:ind w:hanging="0" w:start="0" w:end="0"/>
@@ -3325,7 +3338,7 @@
           <w:tab w:val="left" w:pos="0" w:leader="none"/>
         </w:tabs>
         <w:suppressAutoHyphens w:val="true"/>
-        <w:overflowPunct w:val="false"/>
+        <w:overflowPunct w:val="true"/>
         <w:bidi w:val="0"/>
         <w:spacing w:before="0" w:after="26"/>
         <w:ind w:hanging="0" w:start="0" w:end="0"/>
@@ -3351,7 +3364,7 @@
           <w:tab w:val="left" w:pos="0" w:leader="none"/>
         </w:tabs>
         <w:suppressAutoHyphens w:val="true"/>
-        <w:overflowPunct w:val="false"/>
+        <w:overflowPunct w:val="true"/>
         <w:bidi w:val="0"/>
         <w:spacing w:before="0" w:after="26"/>
         <w:ind w:hanging="0" w:start="0" w:end="0"/>
@@ -3377,7 +3390,7 @@
           <w:tab w:val="left" w:pos="0" w:leader="none"/>
         </w:tabs>
         <w:suppressAutoHyphens w:val="true"/>
-        <w:overflowPunct w:val="false"/>
+        <w:overflowPunct w:val="true"/>
         <w:bidi w:val="0"/>
         <w:spacing w:before="0" w:after="26"/>
         <w:ind w:hanging="0" w:start="0" w:end="0"/>
@@ -3403,7 +3416,7 @@
           <w:tab w:val="left" w:pos="0" w:leader="none"/>
         </w:tabs>
         <w:suppressAutoHyphens w:val="true"/>
-        <w:overflowPunct w:val="false"/>
+        <w:overflowPunct w:val="true"/>
         <w:bidi w:val="0"/>
         <w:spacing w:before="0" w:after="26"/>
         <w:ind w:hanging="0" w:start="0" w:end="0"/>
@@ -3429,7 +3442,7 @@
           <w:tab w:val="left" w:pos="0" w:leader="none"/>
         </w:tabs>
         <w:suppressAutoHyphens w:val="true"/>
-        <w:overflowPunct w:val="false"/>
+        <w:overflowPunct w:val="true"/>
         <w:bidi w:val="0"/>
         <w:spacing w:before="0" w:after="26"/>
         <w:ind w:hanging="0" w:start="0" w:end="0"/>
@@ -3455,7 +3468,7 @@
           <w:tab w:val="left" w:pos="0" w:leader="none"/>
         </w:tabs>
         <w:suppressAutoHyphens w:val="true"/>
-        <w:overflowPunct w:val="false"/>
+        <w:overflowPunct w:val="true"/>
         <w:bidi w:val="0"/>
         <w:spacing w:before="0" w:after="26"/>
         <w:ind w:hanging="0" w:start="0" w:end="0"/>
@@ -3481,7 +3494,7 @@
           <w:tab w:val="left" w:pos="0" w:leader="none"/>
         </w:tabs>
         <w:suppressAutoHyphens w:val="true"/>
-        <w:overflowPunct w:val="false"/>
+        <w:overflowPunct w:val="true"/>
         <w:bidi w:val="0"/>
         <w:spacing w:before="0" w:after="26"/>
         <w:ind w:hanging="0" w:start="0" w:end="0"/>
@@ -3507,7 +3520,7 @@
           <w:tab w:val="left" w:pos="0" w:leader="none"/>
         </w:tabs>
         <w:suppressAutoHyphens w:val="true"/>
-        <w:overflowPunct w:val="false"/>
+        <w:overflowPunct w:val="true"/>
         <w:bidi w:val="0"/>
         <w:spacing w:before="0" w:after="26"/>
         <w:ind w:hanging="0" w:start="0" w:end="0"/>
@@ -3533,7 +3546,7 @@
           <w:tab w:val="left" w:pos="0" w:leader="none"/>
         </w:tabs>
         <w:suppressAutoHyphens w:val="true"/>
-        <w:overflowPunct w:val="false"/>
+        <w:overflowPunct w:val="true"/>
         <w:bidi w:val="0"/>
         <w:spacing w:before="0" w:after="26"/>
         <w:ind w:hanging="0" w:start="0" w:end="0"/>
@@ -3559,7 +3572,7 @@
           <w:tab w:val="left" w:pos="0" w:leader="none"/>
         </w:tabs>
         <w:suppressAutoHyphens w:val="true"/>
-        <w:overflowPunct w:val="false"/>
+        <w:overflowPunct w:val="true"/>
         <w:bidi w:val="0"/>
         <w:spacing w:before="0" w:after="26"/>
         <w:ind w:hanging="0" w:start="0" w:end="0"/>
@@ -3585,7 +3598,7 @@
           <w:tab w:val="left" w:pos="0" w:leader="none"/>
         </w:tabs>
         <w:suppressAutoHyphens w:val="true"/>
-        <w:overflowPunct w:val="false"/>
+        <w:overflowPunct w:val="true"/>
         <w:bidi w:val="0"/>
         <w:spacing w:before="0" w:after="26"/>
         <w:ind w:hanging="0" w:start="0" w:end="0"/>
@@ -3634,7 +3647,7 @@
           <w:tab w:val="left" w:pos="0" w:leader="none"/>
         </w:tabs>
         <w:suppressAutoHyphens w:val="true"/>
-        <w:overflowPunct w:val="false"/>
+        <w:overflowPunct w:val="true"/>
         <w:bidi w:val="0"/>
         <w:spacing w:before="0" w:after="26"/>
         <w:ind w:hanging="0" w:start="0" w:end="0"/>
@@ -3660,7 +3673,7 @@
           <w:tab w:val="left" w:pos="0" w:leader="none"/>
         </w:tabs>
         <w:suppressAutoHyphens w:val="true"/>
-        <w:overflowPunct w:val="false"/>
+        <w:overflowPunct w:val="true"/>
         <w:bidi w:val="0"/>
         <w:spacing w:before="0" w:after="26"/>
         <w:ind w:hanging="0" w:start="0" w:end="0"/>
@@ -4062,7 +4075,7 @@
           <w:tab w:val="left" w:pos="0" w:leader="none"/>
         </w:tabs>
         <w:suppressAutoHyphens w:val="true"/>
-        <w:overflowPunct w:val="false"/>
+        <w:overflowPunct w:val="true"/>
         <w:bidi w:val="0"/>
         <w:spacing w:before="0" w:after="26"/>
         <w:ind w:hanging="0" w:start="0" w:end="0"/>
@@ -7945,7 +7958,7 @@
     <w:pPr>
       <w:widowControl/>
       <w:suppressAutoHyphens w:val="true"/>
-      <w:overflowPunct w:val="false"/>
+      <w:overflowPunct w:val="true"/>
       <w:bidi w:val="0"/>
       <w:spacing w:before="0" w:after="0"/>
       <w:jc w:val="start"/>

--- a/stem_lessons/Pedro_Lesson_4.docx
+++ b/stem_lessons/Pedro_Lesson_4.docx
@@ -387,18 +387,6 @@
       <w:r>
         <w:rPr>
           <w:rStyle w:val="Strong"/>
-          <w:i/>
-          <w:iCs/>
-          <w:sz w:val="20"/>
-          <w:szCs w:val="20"/>
-        </w:rPr>
-        <w:t>PDF Tricks</w:t>
-        <w:br/>
-        <w:t>(</w:t>
-      </w:r>
-      <w:r>
-        <w:rPr>
-          <w:rStyle w:val="Strong"/>
           <w:b w:val="false"/>
           <w:bCs w:val="false"/>
           <w:i/>
@@ -406,35 +394,6 @@
           <w:sz w:val="20"/>
           <w:szCs w:val="20"/>
         </w:rPr>
-        <w:t xml:space="preserve">To make sure the PDF file that opens in your browser shows the most up-to-date version, </w:t>
-        <w:br/>
-        <w:t>add a version query to the URL, like this:</w:t>
-        <w:br/>
-        <w:t>https://almtzr.github.io/PedroSTEM/stem_lessons//Pedro_Lesson_4.pdf?</w:t>
-      </w:r>
-      <w:r>
-        <w:rPr>
-          <w:rStyle w:val="Strong"/>
-          <w:b/>
-          <w:bCs/>
-          <w:i/>
-          <w:iCs/>
-          <w:sz w:val="20"/>
-          <w:szCs w:val="20"/>
-        </w:rPr>
-        <w:t>v=2</w:t>
-      </w:r>
-      <w:r>
-        <w:rPr>
-          <w:rStyle w:val="Strong"/>
-          <w:b w:val="false"/>
-          <w:bCs w:val="false"/>
-          <w:i/>
-          <w:iCs/>
-          <w:sz w:val="20"/>
-          <w:szCs w:val="20"/>
-        </w:rPr>
-        <w:t>)</w:t>
         <w:br/>
       </w:r>
     </w:p>
@@ -511,20 +470,7 @@
           <w:szCs w:val="24"/>
           <w:lang w:val="fr-FR" w:eastAsia="zh-CN" w:bidi="hi-IN"/>
         </w:rPr>
-        <w:t xml:space="preserve">simplest way to control </w:t>
-      </w:r>
-      <w:r>
-        <w:rPr>
-          <w:rStyle w:val="Strong"/>
-          <w:b w:val="false"/>
-          <w:bCs w:val="false"/>
-          <w:color w:val="auto"/>
-          <w:kern w:val="2"/>
-          <w:sz w:val="24"/>
-          <w:szCs w:val="24"/>
-          <w:lang w:val="fr-FR" w:eastAsia="zh-CN" w:bidi="hi-IN"/>
-        </w:rPr>
-        <w:t>the Pedro robot</w:t>
+        <w:t>simplest way to control the Pedro robot</w:t>
       </w:r>
       <w:r>
         <w:rPr>
@@ -586,7 +532,7 @@
           <w:numId w:val="5"/>
         </w:numPr>
         <w:suppressAutoHyphens w:val="true"/>
-        <w:overflowPunct w:val="true"/>
+        <w:overflowPunct w:val="false"/>
         <w:bidi w:val="0"/>
         <w:spacing w:before="0" w:after="26"/>
         <w:jc w:val="start"/>
@@ -624,7 +570,7 @@
           <w:numId w:val="5"/>
         </w:numPr>
         <w:suppressAutoHyphens w:val="true"/>
-        <w:overflowPunct w:val="true"/>
+        <w:overflowPunct w:val="false"/>
         <w:bidi w:val="0"/>
         <w:spacing w:before="0" w:after="26"/>
         <w:jc w:val="start"/>
@@ -662,7 +608,7 @@
           <w:numId w:val="5"/>
         </w:numPr>
         <w:suppressAutoHyphens w:val="true"/>
-        <w:overflowPunct w:val="true"/>
+        <w:overflowPunct w:val="false"/>
         <w:bidi w:val="0"/>
         <w:spacing w:before="0" w:after="26"/>
         <w:jc w:val="start"/>
@@ -700,7 +646,7 @@
           <w:numId w:val="5"/>
         </w:numPr>
         <w:suppressAutoHyphens w:val="true"/>
-        <w:overflowPunct w:val="true"/>
+        <w:overflowPunct w:val="false"/>
         <w:bidi w:val="0"/>
         <w:spacing w:before="0" w:after="26"/>
         <w:jc w:val="start"/>
@@ -795,7 +741,7 @@
           <w:numId w:val="5"/>
         </w:numPr>
         <w:suppressAutoHyphens w:val="true"/>
-        <w:overflowPunct w:val="true"/>
+        <w:overflowPunct w:val="false"/>
         <w:bidi w:val="0"/>
         <w:spacing w:before="0" w:after="26"/>
         <w:jc w:val="start"/>
@@ -825,7 +771,7 @@
           <w:numId w:val="5"/>
         </w:numPr>
         <w:suppressAutoHyphens w:val="true"/>
-        <w:overflowPunct w:val="true"/>
+        <w:overflowPunct w:val="false"/>
         <w:bidi w:val="0"/>
         <w:spacing w:before="0" w:after="26"/>
         <w:jc w:val="start"/>
@@ -855,7 +801,7 @@
           <w:numId w:val="5"/>
         </w:numPr>
         <w:suppressAutoHyphens w:val="true"/>
-        <w:overflowPunct w:val="true"/>
+        <w:overflowPunct w:val="false"/>
         <w:bidi w:val="0"/>
         <w:spacing w:before="0" w:after="26"/>
         <w:jc w:val="start"/>
@@ -885,7 +831,7 @@
           <w:numId w:val="5"/>
         </w:numPr>
         <w:suppressAutoHyphens w:val="true"/>
-        <w:overflowPunct w:val="true"/>
+        <w:overflowPunct w:val="false"/>
         <w:bidi w:val="0"/>
         <w:spacing w:before="0" w:after="26"/>
         <w:jc w:val="start"/>
@@ -958,7 +904,7 @@
         <w:pStyle w:val="BodyText"/>
         <w:widowControl/>
         <w:suppressAutoHyphens w:val="true"/>
-        <w:overflowPunct w:val="true"/>
+        <w:overflowPunct w:val="false"/>
         <w:bidi w:val="0"/>
         <w:jc w:val="start"/>
         <w:rPr/>
@@ -985,7 +931,7 @@
           <w:numId w:val="5"/>
         </w:numPr>
         <w:suppressAutoHyphens w:val="true"/>
-        <w:overflowPunct w:val="true"/>
+        <w:overflowPunct w:val="false"/>
         <w:bidi w:val="0"/>
         <w:spacing w:before="0" w:after="26"/>
         <w:jc w:val="start"/>
@@ -1015,7 +961,7 @@
           <w:numId w:val="5"/>
         </w:numPr>
         <w:suppressAutoHyphens w:val="true"/>
-        <w:overflowPunct w:val="true"/>
+        <w:overflowPunct w:val="false"/>
         <w:bidi w:val="0"/>
         <w:spacing w:before="0" w:after="26"/>
         <w:jc w:val="start"/>
@@ -1045,7 +991,7 @@
           <w:numId w:val="5"/>
         </w:numPr>
         <w:suppressAutoHyphens w:val="true"/>
-        <w:overflowPunct w:val="true"/>
+        <w:overflowPunct w:val="false"/>
         <w:bidi w:val="0"/>
         <w:spacing w:before="0" w:after="26"/>
         <w:jc w:val="start"/>
@@ -1079,7 +1025,7 @@
           <w:tab w:val="left" w:pos="0" w:leader="none"/>
         </w:tabs>
         <w:suppressAutoHyphens w:val="true"/>
-        <w:overflowPunct w:val="true"/>
+        <w:overflowPunct w:val="false"/>
         <w:bidi w:val="0"/>
         <w:spacing w:before="0" w:after="26"/>
         <w:ind w:hanging="0" w:start="709"/>
@@ -1958,7 +1904,7 @@
           <w:tab w:val="left" w:pos="0" w:leader="none"/>
         </w:tabs>
         <w:suppressAutoHyphens w:val="true"/>
-        <w:overflowPunct w:val="true"/>
+        <w:overflowPunct w:val="false"/>
         <w:bidi w:val="0"/>
         <w:spacing w:before="0" w:after="26"/>
         <w:ind w:hanging="0" w:start="0" w:end="0"/>
@@ -1998,7 +1944,7 @@
           <w:tab w:val="left" w:pos="0" w:leader="none"/>
         </w:tabs>
         <w:suppressAutoHyphens w:val="true"/>
-        <w:overflowPunct w:val="true"/>
+        <w:overflowPunct w:val="false"/>
         <w:bidi w:val="0"/>
         <w:spacing w:before="0" w:after="26"/>
         <w:ind w:hanging="0" w:start="0" w:end="0"/>
@@ -2139,7 +2085,7 @@
           <w:tab w:val="left" w:pos="0" w:leader="none"/>
         </w:tabs>
         <w:suppressAutoHyphens w:val="true"/>
-        <w:overflowPunct w:val="true"/>
+        <w:overflowPunct w:val="false"/>
         <w:bidi w:val="0"/>
         <w:spacing w:before="0" w:after="0"/>
         <w:ind w:hanging="283" w:start="1418"/>
@@ -2174,7 +2120,7 @@
           <w:tab w:val="left" w:pos="0" w:leader="none"/>
         </w:tabs>
         <w:suppressAutoHyphens w:val="true"/>
-        <w:overflowPunct w:val="true"/>
+        <w:overflowPunct w:val="false"/>
         <w:bidi w:val="0"/>
         <w:spacing w:before="0" w:after="0"/>
         <w:ind w:hanging="283" w:start="1418"/>
@@ -2209,7 +2155,7 @@
           <w:tab w:val="left" w:pos="0" w:leader="none"/>
         </w:tabs>
         <w:suppressAutoHyphens w:val="true"/>
-        <w:overflowPunct w:val="true"/>
+        <w:overflowPunct w:val="false"/>
         <w:bidi w:val="0"/>
         <w:spacing w:before="0" w:after="0"/>
         <w:ind w:hanging="283" w:start="1418"/>
@@ -2811,7 +2757,7 @@
           <w:tab w:val="left" w:pos="0" w:leader="none"/>
         </w:tabs>
         <w:suppressAutoHyphens w:val="true"/>
-        <w:overflowPunct w:val="true"/>
+        <w:overflowPunct w:val="false"/>
         <w:bidi w:val="0"/>
         <w:spacing w:before="0" w:after="26"/>
         <w:ind w:hanging="0" w:start="0" w:end="0"/>
@@ -2883,7 +2829,7 @@
           <w:numId w:val="5"/>
         </w:numPr>
         <w:suppressAutoHyphens w:val="true"/>
-        <w:overflowPunct w:val="true"/>
+        <w:overflowPunct w:val="false"/>
         <w:bidi w:val="0"/>
         <w:spacing w:before="0" w:after="26"/>
         <w:jc w:val="start"/>
@@ -2927,7 +2873,7 @@
           <w:numId w:val="5"/>
         </w:numPr>
         <w:suppressAutoHyphens w:val="true"/>
-        <w:overflowPunct w:val="true"/>
+        <w:overflowPunct w:val="false"/>
         <w:bidi w:val="0"/>
         <w:spacing w:before="0" w:after="26"/>
         <w:jc w:val="start"/>
@@ -2971,7 +2917,7 @@
           <w:numId w:val="5"/>
         </w:numPr>
         <w:suppressAutoHyphens w:val="true"/>
-        <w:overflowPunct w:val="true"/>
+        <w:overflowPunct w:val="false"/>
         <w:bidi w:val="0"/>
         <w:spacing w:before="0" w:after="26"/>
         <w:jc w:val="start"/>
@@ -3015,7 +2961,7 @@
           <w:numId w:val="5"/>
         </w:numPr>
         <w:suppressAutoHyphens w:val="true"/>
-        <w:overflowPunct w:val="true"/>
+        <w:overflowPunct w:val="false"/>
         <w:bidi w:val="0"/>
         <w:spacing w:before="0" w:after="26"/>
         <w:jc w:val="start"/>
@@ -3059,7 +3005,7 @@
           <w:numId w:val="5"/>
         </w:numPr>
         <w:suppressAutoHyphens w:val="true"/>
-        <w:overflowPunct w:val="true"/>
+        <w:overflowPunct w:val="false"/>
         <w:bidi w:val="0"/>
         <w:spacing w:before="0" w:after="26"/>
         <w:jc w:val="start"/>
@@ -3117,7 +3063,7 @@
           <w:tab w:val="left" w:pos="0" w:leader="none"/>
         </w:tabs>
         <w:suppressAutoHyphens w:val="true"/>
-        <w:overflowPunct w:val="true"/>
+        <w:overflowPunct w:val="false"/>
         <w:bidi w:val="0"/>
         <w:spacing w:before="0" w:after="26"/>
         <w:ind w:hanging="0" w:start="0" w:end="0"/>
@@ -3182,7 +3128,7 @@
           <w:tab w:val="left" w:pos="0" w:leader="none"/>
         </w:tabs>
         <w:suppressAutoHyphens w:val="true"/>
-        <w:overflowPunct w:val="true"/>
+        <w:overflowPunct w:val="false"/>
         <w:bidi w:val="0"/>
         <w:spacing w:before="0" w:after="26"/>
         <w:ind w:hanging="0" w:start="0" w:end="0"/>
@@ -3208,7 +3154,7 @@
           <w:tab w:val="left" w:pos="0" w:leader="none"/>
         </w:tabs>
         <w:suppressAutoHyphens w:val="true"/>
-        <w:overflowPunct w:val="true"/>
+        <w:overflowPunct w:val="false"/>
         <w:bidi w:val="0"/>
         <w:spacing w:before="0" w:after="26"/>
         <w:ind w:hanging="0" w:start="0" w:end="0"/>
@@ -3234,7 +3180,7 @@
           <w:tab w:val="left" w:pos="0" w:leader="none"/>
         </w:tabs>
         <w:suppressAutoHyphens w:val="true"/>
-        <w:overflowPunct w:val="true"/>
+        <w:overflowPunct w:val="false"/>
         <w:bidi w:val="0"/>
         <w:spacing w:before="0" w:after="26"/>
         <w:ind w:hanging="0" w:start="0" w:end="0"/>
@@ -3260,7 +3206,7 @@
           <w:tab w:val="left" w:pos="0" w:leader="none"/>
         </w:tabs>
         <w:suppressAutoHyphens w:val="true"/>
-        <w:overflowPunct w:val="true"/>
+        <w:overflowPunct w:val="false"/>
         <w:bidi w:val="0"/>
         <w:spacing w:before="0" w:after="26"/>
         <w:ind w:hanging="0" w:start="0" w:end="0"/>
@@ -3286,7 +3232,7 @@
           <w:tab w:val="left" w:pos="0" w:leader="none"/>
         </w:tabs>
         <w:suppressAutoHyphens w:val="true"/>
-        <w:overflowPunct w:val="true"/>
+        <w:overflowPunct w:val="false"/>
         <w:bidi w:val="0"/>
         <w:spacing w:before="0" w:after="26"/>
         <w:ind w:hanging="0" w:start="0" w:end="0"/>
@@ -3312,7 +3258,7 @@
           <w:tab w:val="left" w:pos="0" w:leader="none"/>
         </w:tabs>
         <w:suppressAutoHyphens w:val="true"/>
-        <w:overflowPunct w:val="true"/>
+        <w:overflowPunct w:val="false"/>
         <w:bidi w:val="0"/>
         <w:spacing w:before="0" w:after="26"/>
         <w:ind w:hanging="0" w:start="0" w:end="0"/>
@@ -3338,7 +3284,7 @@
           <w:tab w:val="left" w:pos="0" w:leader="none"/>
         </w:tabs>
         <w:suppressAutoHyphens w:val="true"/>
-        <w:overflowPunct w:val="true"/>
+        <w:overflowPunct w:val="false"/>
         <w:bidi w:val="0"/>
         <w:spacing w:before="0" w:after="26"/>
         <w:ind w:hanging="0" w:start="0" w:end="0"/>
@@ -3364,7 +3310,7 @@
           <w:tab w:val="left" w:pos="0" w:leader="none"/>
         </w:tabs>
         <w:suppressAutoHyphens w:val="true"/>
-        <w:overflowPunct w:val="true"/>
+        <w:overflowPunct w:val="false"/>
         <w:bidi w:val="0"/>
         <w:spacing w:before="0" w:after="26"/>
         <w:ind w:hanging="0" w:start="0" w:end="0"/>
@@ -3390,7 +3336,7 @@
           <w:tab w:val="left" w:pos="0" w:leader="none"/>
         </w:tabs>
         <w:suppressAutoHyphens w:val="true"/>
-        <w:overflowPunct w:val="true"/>
+        <w:overflowPunct w:val="false"/>
         <w:bidi w:val="0"/>
         <w:spacing w:before="0" w:after="26"/>
         <w:ind w:hanging="0" w:start="0" w:end="0"/>
@@ -3416,7 +3362,7 @@
           <w:tab w:val="left" w:pos="0" w:leader="none"/>
         </w:tabs>
         <w:suppressAutoHyphens w:val="true"/>
-        <w:overflowPunct w:val="true"/>
+        <w:overflowPunct w:val="false"/>
         <w:bidi w:val="0"/>
         <w:spacing w:before="0" w:after="26"/>
         <w:ind w:hanging="0" w:start="0" w:end="0"/>
@@ -3442,7 +3388,7 @@
           <w:tab w:val="left" w:pos="0" w:leader="none"/>
         </w:tabs>
         <w:suppressAutoHyphens w:val="true"/>
-        <w:overflowPunct w:val="true"/>
+        <w:overflowPunct w:val="false"/>
         <w:bidi w:val="0"/>
         <w:spacing w:before="0" w:after="26"/>
         <w:ind w:hanging="0" w:start="0" w:end="0"/>
@@ -3468,7 +3414,7 @@
           <w:tab w:val="left" w:pos="0" w:leader="none"/>
         </w:tabs>
         <w:suppressAutoHyphens w:val="true"/>
-        <w:overflowPunct w:val="true"/>
+        <w:overflowPunct w:val="false"/>
         <w:bidi w:val="0"/>
         <w:spacing w:before="0" w:after="26"/>
         <w:ind w:hanging="0" w:start="0" w:end="0"/>
@@ -3494,7 +3440,7 @@
           <w:tab w:val="left" w:pos="0" w:leader="none"/>
         </w:tabs>
         <w:suppressAutoHyphens w:val="true"/>
-        <w:overflowPunct w:val="true"/>
+        <w:overflowPunct w:val="false"/>
         <w:bidi w:val="0"/>
         <w:spacing w:before="0" w:after="26"/>
         <w:ind w:hanging="0" w:start="0" w:end="0"/>
@@ -3520,7 +3466,7 @@
           <w:tab w:val="left" w:pos="0" w:leader="none"/>
         </w:tabs>
         <w:suppressAutoHyphens w:val="true"/>
-        <w:overflowPunct w:val="true"/>
+        <w:overflowPunct w:val="false"/>
         <w:bidi w:val="0"/>
         <w:spacing w:before="0" w:after="26"/>
         <w:ind w:hanging="0" w:start="0" w:end="0"/>
@@ -3546,7 +3492,7 @@
           <w:tab w:val="left" w:pos="0" w:leader="none"/>
         </w:tabs>
         <w:suppressAutoHyphens w:val="true"/>
-        <w:overflowPunct w:val="true"/>
+        <w:overflowPunct w:val="false"/>
         <w:bidi w:val="0"/>
         <w:spacing w:before="0" w:after="26"/>
         <w:ind w:hanging="0" w:start="0" w:end="0"/>
@@ -3572,7 +3518,7 @@
           <w:tab w:val="left" w:pos="0" w:leader="none"/>
         </w:tabs>
         <w:suppressAutoHyphens w:val="true"/>
-        <w:overflowPunct w:val="true"/>
+        <w:overflowPunct w:val="false"/>
         <w:bidi w:val="0"/>
         <w:spacing w:before="0" w:after="26"/>
         <w:ind w:hanging="0" w:start="0" w:end="0"/>
@@ -3598,7 +3544,7 @@
           <w:tab w:val="left" w:pos="0" w:leader="none"/>
         </w:tabs>
         <w:suppressAutoHyphens w:val="true"/>
-        <w:overflowPunct w:val="true"/>
+        <w:overflowPunct w:val="false"/>
         <w:bidi w:val="0"/>
         <w:spacing w:before="0" w:after="26"/>
         <w:ind w:hanging="0" w:start="0" w:end="0"/>
@@ -3647,7 +3593,7 @@
           <w:tab w:val="left" w:pos="0" w:leader="none"/>
         </w:tabs>
         <w:suppressAutoHyphens w:val="true"/>
-        <w:overflowPunct w:val="true"/>
+        <w:overflowPunct w:val="false"/>
         <w:bidi w:val="0"/>
         <w:spacing w:before="0" w:after="26"/>
         <w:ind w:hanging="0" w:start="0" w:end="0"/>
@@ -3673,7 +3619,7 @@
           <w:tab w:val="left" w:pos="0" w:leader="none"/>
         </w:tabs>
         <w:suppressAutoHyphens w:val="true"/>
-        <w:overflowPunct w:val="true"/>
+        <w:overflowPunct w:val="false"/>
         <w:bidi w:val="0"/>
         <w:spacing w:before="0" w:after="26"/>
         <w:ind w:hanging="0" w:start="0" w:end="0"/>
@@ -4075,7 +4021,7 @@
           <w:tab w:val="left" w:pos="0" w:leader="none"/>
         </w:tabs>
         <w:suppressAutoHyphens w:val="true"/>
-        <w:overflowPunct w:val="true"/>
+        <w:overflowPunct w:val="false"/>
         <w:bidi w:val="0"/>
         <w:spacing w:before="0" w:after="26"/>
         <w:ind w:hanging="0" w:start="0" w:end="0"/>
@@ -7958,7 +7904,7 @@
     <w:pPr>
       <w:widowControl/>
       <w:suppressAutoHyphens w:val="true"/>
-      <w:overflowPunct w:val="true"/>
+      <w:overflowPunct w:val="false"/>
       <w:bidi w:val="0"/>
       <w:spacing w:before="0" w:after="0"/>
       <w:jc w:val="start"/>

--- a/stem_lessons/Pedro_Lesson_4.docx
+++ b/stem_lessons/Pedro_Lesson_4.docx
@@ -27,6 +27,173 @@
           <w:szCs w:val="36"/>
           <w:lang w:val="fr-FR" w:eastAsia="zh-CN" w:bidi="hi-IN"/>
         </w:rPr>
+        <mc:AlternateContent>
+          <mc:Choice Requires="wps">
+            <w:drawing>
+              <wp:anchor behindDoc="0" distT="0" distB="0" distL="0" distR="0" simplePos="0" locked="0" layoutInCell="1" allowOverlap="1" relativeHeight="16">
+                <wp:simplePos x="0" y="0"/>
+                <wp:positionH relativeFrom="column">
+                  <wp:posOffset>-457200</wp:posOffset>
+                </wp:positionH>
+                <wp:positionV relativeFrom="paragraph">
+                  <wp:posOffset>-873760</wp:posOffset>
+                </wp:positionV>
+                <wp:extent cx="1407795" cy="1715770"/>
+                <wp:effectExtent l="1270" t="1270" r="635" b="635"/>
+                <wp:wrapNone/>
+                <wp:docPr id="1" name="Shape 2"/>
+                <a:graphic xmlns:a="http://schemas.openxmlformats.org/drawingml/2006/main">
+                  <a:graphicData uri="http://schemas.microsoft.com/office/word/2010/wordprocessingShape">
+                    <wps:wsp>
+                      <wps:cNvSpPr/>
+                      <wps:spPr>
+                        <a:xfrm rot="5400000">
+                          <a:off x="0" y="0"/>
+                          <a:ext cx="1407960" cy="1715760"/>
+                        </a:xfrm>
+                        <a:prstGeom prst="rtTriangle">
+                          <a:avLst/>
+                        </a:prstGeom>
+                        <a:solidFill>
+                          <a:srgbClr val="ff8000"/>
+                        </a:solidFill>
+                        <a:ln w="0">
+                          <a:solidFill>
+                            <a:srgbClr val="3465a4"/>
+                          </a:solidFill>
+                        </a:ln>
+                      </wps:spPr>
+                      <wps:style>
+                        <a:lnRef idx="0"/>
+                        <a:fillRef idx="0"/>
+                        <a:effectRef idx="0"/>
+                        <a:fontRef idx="minor"/>
+                      </wps:style>
+                      <wps:bodyPr/>
+                    </wps:wsp>
+                  </a:graphicData>
+                </a:graphic>
+              </wp:anchor>
+            </w:drawing>
+          </mc:Choice>
+          <mc:Fallback>
+            <w:pict>
+              <v:shapetype id="_x0000_t6" coordsize="21600,21600" o:spt="6" path="m,21600l,l21600,21600xe">
+                <v:stroke joinstyle="miter"/>
+                <v:formulas>
+                  <v:f eqn="prod height 7 12"/>
+                  <v:f eqn="prod width 7 12"/>
+                  <v:f eqn="prod height 11 12"/>
+                </v:formulas>
+                <v:path gradientshapeok="t" o:connecttype="rect" textboxrect="1800,@0,@1,@2"/>
+              </v:shapetype>
+              <v:shape id="shape_0" ID="Shape 2" fillcolor="#ff8000" stroked="t" o:allowincell="f" style="position:absolute;margin-left:-36.05pt;margin-top:-68.8pt;width:110.8pt;height:135.05pt;mso-wrap-style:none;v-text-anchor:middle;rotation:90" type="_x0000_t6">
+                <v:fill o:detectmouseclick="t" color2="#007fff"/>
+                <v:stroke color="#3465a4" joinstyle="round" endcap="flat"/>
+                <w10:wrap type="none"/>
+              </v:shape>
+            </w:pict>
+          </mc:Fallback>
+        </mc:AlternateContent>
+        <mc:AlternateContent>
+          <mc:Choice Requires="wps">
+            <w:drawing>
+              <wp:anchor behindDoc="0" distT="0" distB="0" distL="0" distR="0" simplePos="0" locked="0" layoutInCell="1" allowOverlap="1" relativeHeight="17">
+                <wp:simplePos x="0" y="0"/>
+                <wp:positionH relativeFrom="column">
+                  <wp:posOffset>-650875</wp:posOffset>
+                </wp:positionH>
+                <wp:positionV relativeFrom="paragraph">
+                  <wp:posOffset>-233680</wp:posOffset>
+                </wp:positionV>
+                <wp:extent cx="1398905" cy="219710"/>
+                <wp:effectExtent l="0" t="414020" r="0" b="414020"/>
+                <wp:wrapNone/>
+                <wp:docPr id="2" name="Text Frame 4"/>
+                <a:graphic xmlns:a="http://schemas.openxmlformats.org/drawingml/2006/main">
+                  <a:graphicData uri="http://schemas.microsoft.com/office/word/2010/wordprocessingShape">
+                    <wps:wsp>
+                      <wps:cNvSpPr txBox="1"/>
+                      <wps:spPr>
+                        <a:xfrm rot="19271400">
+                          <a:off x="0" y="0"/>
+                          <a:ext cx="1398960" cy="219600"/>
+                        </a:xfrm>
+                        <a:prstGeom prst="rect">
+                          <a:avLst/>
+                        </a:prstGeom>
+                        <a:noFill/>
+                        <a:ln w="0">
+                          <a:noFill/>
+                        </a:ln>
+                      </wps:spPr>
+                      <wps:txbx>
+                        <w:txbxContent>
+                          <w:p>
+                            <w:pPr>
+                              <w:overflowPunct w:val="false"/>
+                              <w:jc w:val="center"/>
+                              <w:rPr/>
+                            </w:pPr>
+                            <w:r>
+                              <w:rPr>
+                                <w:sz w:val="30"/>
+                                <w:b/>
+                                <w:szCs w:val="30"/>
+                                <w:bCs/>
+                                <w:rFonts w:ascii="Liberation Mono" w:hAnsi="Liberation Mono"/>
+                                <w:color w:val="FFFFFF"/>
+                              </w:rPr>
+                              <w:t>INTERMEDIATE</w:t>
+                            </w:r>
+                          </w:p>
+                        </w:txbxContent>
+                      </wps:txbx>
+                      <wps:bodyPr wrap="square" lIns="0" rIns="0" tIns="0" bIns="0" anchor="t">
+                        <a:noAutofit/>
+                      </wps:bodyPr>
+                    </wps:wsp>
+                  </a:graphicData>
+                </a:graphic>
+              </wp:anchor>
+            </w:drawing>
+          </mc:Choice>
+          <mc:Fallback>
+            <w:pict>
+              <v:shapetype id="_x0000_t202" coordsize="21600,21600" o:spt="202" path="m,l,21600l21600,21600l21600,xe">
+                <v:stroke joinstyle="miter"/>
+                <v:path gradientshapeok="t" o:connecttype="rect"/>
+              </v:shapetype>
+              <v:shape id="shape_0" ID="Text Frame 4" stroked="f" o:allowincell="f" style="position:absolute;margin-left:-51.25pt;margin-top:-18.45pt;width:110.1pt;height:17.25pt;mso-wrap-style:square;v-text-anchor:top;rotation:321" type="_x0000_t202">
+                <v:textbox>
+                  <w:txbxContent>
+                    <w:p>
+                      <w:pPr>
+                        <w:overflowPunct w:val="false"/>
+                        <w:jc w:val="center"/>
+                        <w:rPr/>
+                      </w:pPr>
+                      <w:r>
+                        <w:rPr>
+                          <w:sz w:val="30"/>
+                          <w:b/>
+                          <w:szCs w:val="30"/>
+                          <w:bCs/>
+                          <w:rFonts w:ascii="Liberation Mono" w:hAnsi="Liberation Mono"/>
+                          <w:color w:val="FFFFFF"/>
+                        </w:rPr>
+                        <w:t>INTERMEDIATE</w:t>
+                      </w:r>
+                    </w:p>
+                  </w:txbxContent>
+                </v:textbox>
+                <v:fill o:detectmouseclick="t" on="false"/>
+                <v:stroke color="black" joinstyle="round" endcap="flat"/>
+                <w10:wrap type="none"/>
+              </v:shape>
+            </w:pict>
+          </mc:Fallback>
+        </mc:AlternateContent>
         <w:drawing>
           <wp:anchor behindDoc="0" distT="0" distB="0" distL="0" distR="0" simplePos="0" locked="0" layoutInCell="0" allowOverlap="1" relativeHeight="2">
             <wp:simplePos x="0" y="0"/>
@@ -39,7 +206,7 @@
             <wp:extent cx="1588770" cy="760095"/>
             <wp:effectExtent l="0" t="0" r="0" b="0"/>
             <wp:wrapSquare wrapText="largest"/>
-            <wp:docPr id="1" name="Image26" descr="" title=""/>
+            <wp:docPr id="3" name="Image26" descr="" title=""/>
             <wp:cNvGraphicFramePr>
               <a:graphicFrameLocks xmlns:a="http://schemas.openxmlformats.org/drawingml/2006/main" noChangeAspect="1"/>
             </wp:cNvGraphicFramePr>
@@ -47,7 +214,7 @@
               <a:graphicData uri="http://schemas.openxmlformats.org/drawingml/2006/picture">
                 <pic:pic xmlns:pic="http://schemas.openxmlformats.org/drawingml/2006/picture">
                   <pic:nvPicPr>
-                    <pic:cNvPr id="1" name="Image26" descr="" title=""/>
+                    <pic:cNvPr id="3" name="Image26" descr="" title=""/>
                     <pic:cNvPicPr>
                       <a:picLocks noChangeAspect="1" noChangeArrowheads="1"/>
                     </pic:cNvPicPr>
@@ -72,262 +239,19 @@
             </a:graphic>
           </wp:anchor>
         </w:drawing>
-      </w:r>
-    </w:p>
-    <w:p>
-      <w:pPr>
-        <w:pStyle w:val="BodyText"/>
-        <w:bidi w:val="0"/>
-        <w:spacing w:before="200" w:after="120"/>
-        <w:ind w:hanging="0" w:start="0"/>
-        <w:jc w:val="center"/>
-        <w:rPr>
-          <w:rFonts w:eastAsia="Noto Serif CJK SC" w:cs="Noto Sans Devanagari"/>
-          <w:color w:val="auto"/>
-          <w:kern w:val="2"/>
-          <w:sz w:val="36"/>
-          <w:szCs w:val="36"/>
-          <w:lang w:val="fr-FR" w:eastAsia="zh-CN" w:bidi="hi-IN"/>
-        </w:rPr>
-      </w:pPr>
-      <w:r>
-        <w:rPr>
-          <w:rFonts w:eastAsia="Noto Serif CJK SC" w:cs="Noto Sans Devanagari"/>
-          <w:color w:val="auto"/>
-          <w:kern w:val="2"/>
-          <w:sz w:val="36"/>
-          <w:szCs w:val="36"/>
-          <w:lang w:val="fr-FR" w:eastAsia="zh-CN" w:bidi="hi-IN"/>
-        </w:rPr>
-      </w:r>
-    </w:p>
-    <w:p>
-      <w:pPr>
-        <w:pStyle w:val="BodyText"/>
-        <w:bidi w:val="0"/>
-        <w:spacing w:before="200" w:after="120"/>
-        <w:ind w:hanging="0" w:start="0"/>
-        <w:jc w:val="center"/>
-        <w:rPr>
-          <w:rFonts w:eastAsia="Noto Serif CJK SC" w:cs="Noto Sans Devanagari"/>
-          <w:color w:val="auto"/>
-          <w:kern w:val="2"/>
-          <w:sz w:val="36"/>
-          <w:szCs w:val="36"/>
-          <w:lang w:val="fr-FR" w:eastAsia="zh-CN" w:bidi="hi-IN"/>
-        </w:rPr>
-      </w:pPr>
-      <w:r>
-        <w:rPr>
-          <w:rFonts w:eastAsia="Noto Serif CJK SC" w:cs="Noto Sans Devanagari"/>
-          <w:color w:val="auto"/>
-          <w:kern w:val="2"/>
-          <w:sz w:val="36"/>
-          <w:szCs w:val="36"/>
-          <w:lang w:val="fr-FR" w:eastAsia="zh-CN" w:bidi="hi-IN"/>
-        </w:rPr>
-      </w:r>
-    </w:p>
-    <w:p>
-      <w:pPr>
-        <w:pStyle w:val="BodyText"/>
-        <w:bidi w:val="0"/>
-        <w:spacing w:before="200" w:after="120"/>
-        <w:ind w:hanging="0" w:start="0"/>
-        <w:jc w:val="center"/>
-        <w:rPr>
-          <w:rFonts w:eastAsia="Noto Serif CJK SC" w:cs="Noto Sans Devanagari"/>
-          <w:color w:val="auto"/>
-          <w:kern w:val="2"/>
-          <w:sz w:val="36"/>
-          <w:szCs w:val="36"/>
-          <w:lang w:val="fr-FR" w:eastAsia="zh-CN" w:bidi="hi-IN"/>
-        </w:rPr>
-      </w:pPr>
-      <w:r>
-        <w:rPr>
-          <w:rFonts w:eastAsia="Noto Serif CJK SC" w:cs="Noto Sans Devanagari"/>
-          <w:color w:val="auto"/>
-          <w:kern w:val="2"/>
-          <w:sz w:val="36"/>
-          <w:szCs w:val="36"/>
-          <w:lang w:val="fr-FR" w:eastAsia="zh-CN" w:bidi="hi-IN"/>
-        </w:rPr>
-      </w:r>
-    </w:p>
-    <w:p>
-      <w:pPr>
-        <w:pStyle w:val="BodyText"/>
-        <w:bidi w:val="0"/>
-        <w:spacing w:before="200" w:after="120"/>
-        <w:ind w:hanging="0" w:start="0"/>
-        <w:jc w:val="center"/>
-        <w:rPr/>
-      </w:pPr>
-      <w:r>
-        <w:rPr>
-          <w:rStyle w:val="Strong"/>
-          <w:rFonts w:eastAsia="Noto Serif CJK SC" w:cs="Noto Sans Devanagari"/>
-          <w:color w:val="auto"/>
-          <w:kern w:val="2"/>
-          <w:sz w:val="56"/>
-          <w:szCs w:val="56"/>
-          <w:lang w:val="fr-FR" w:eastAsia="zh-CN" w:bidi="hi-IN"/>
-        </w:rPr>
-        <w:t>STEM Lesson n°4</w:t>
-      </w:r>
-      <w:r>
-        <w:rPr>
-          <w:rStyle w:val="Strong"/>
-          <w:rFonts w:eastAsia="Noto Serif CJK SC" w:cs="Noto Sans Devanagari"/>
-          <w:color w:val="auto"/>
-          <w:kern w:val="2"/>
-          <w:sz w:val="36"/>
-          <w:szCs w:val="36"/>
-          <w:lang w:val="fr-FR" w:eastAsia="zh-CN" w:bidi="hi-IN"/>
-        </w:rPr>
-        <w:t xml:space="preserve"> </w:t>
-        <w:br/>
-      </w:r>
-    </w:p>
-    <w:p>
-      <w:pPr>
-        <w:pStyle w:val="BodyText"/>
-        <w:bidi w:val="0"/>
-        <w:spacing w:before="200" w:after="120"/>
-        <w:ind w:hanging="0" w:start="0"/>
-        <w:jc w:val="center"/>
-        <w:rPr>
-          <w:rStyle w:val="Strong"/>
-          <w:rFonts w:eastAsia="Noto Serif CJK SC" w:cs="Noto Sans Devanagari"/>
-          <w:b w:val="false"/>
-          <w:bCs w:val="false"/>
-          <w:i/>
-          <w:i/>
-          <w:iCs/>
-          <w:color w:val="auto"/>
-          <w:kern w:val="2"/>
-          <w:sz w:val="24"/>
-          <w:szCs w:val="24"/>
-          <w:lang w:val="fr-FR" w:eastAsia="zh-CN" w:bidi="hi-IN"/>
-        </w:rPr>
-      </w:pPr>
-      <w:r>
-        <w:rPr>
-          <w:rFonts w:eastAsia="Noto Serif CJK SC" w:cs="Noto Sans Devanagari"/>
-          <w:b w:val="false"/>
-          <w:bCs w:val="false"/>
-          <w:i/>
-          <w:iCs/>
-          <w:color w:val="auto"/>
-          <w:kern w:val="2"/>
-          <w:sz w:val="24"/>
-          <w:szCs w:val="24"/>
-          <w:lang w:val="fr-FR" w:eastAsia="zh-CN" w:bidi="hi-IN"/>
-        </w:rPr>
-      </w:r>
-    </w:p>
-    <w:p>
-      <w:pPr>
-        <w:pStyle w:val="BodyText"/>
-        <w:bidi w:val="0"/>
-        <w:spacing w:before="200" w:after="120"/>
-        <w:ind w:hanging="0" w:start="0"/>
-        <w:jc w:val="center"/>
-        <w:rPr/>
-      </w:pPr>
-      <w:r>
-        <w:rPr>
-          <w:rStyle w:val="Strong"/>
-          <w:rFonts w:eastAsia="Noto Serif CJK SC" w:cs="Noto Sans Devanagari"/>
-          <w:color w:val="auto"/>
-          <w:kern w:val="2"/>
-          <w:sz w:val="44"/>
-          <w:szCs w:val="44"/>
-          <w:lang w:val="fr-FR" w:eastAsia="zh-CN" w:bidi="hi-IN"/>
-        </w:rPr>
-        <w:t>Manual Mode</w:t>
-      </w:r>
-    </w:p>
-    <w:p>
-      <w:pPr>
-        <w:pStyle w:val="BodyText"/>
-        <w:bidi w:val="0"/>
-        <w:spacing w:before="200" w:after="120"/>
-        <w:ind w:hanging="0" w:start="0"/>
-        <w:jc w:val="center"/>
-        <w:rPr>
-          <w:rStyle w:val="Strong"/>
-          <w:rFonts w:eastAsia="Noto Serif CJK SC" w:cs="Noto Sans Devanagari"/>
-          <w:color w:val="auto"/>
-          <w:kern w:val="2"/>
-          <w:sz w:val="44"/>
-          <w:szCs w:val="44"/>
-          <w:lang w:val="fr-FR" w:eastAsia="zh-CN" w:bidi="hi-IN"/>
-        </w:rPr>
-      </w:pPr>
-      <w:r>
-        <w:rPr>
-          <w:rFonts w:eastAsia="Noto Serif CJK SC" w:cs="Noto Sans Devanagari"/>
-          <w:color w:val="auto"/>
-          <w:kern w:val="2"/>
-          <w:sz w:val="44"/>
-          <w:szCs w:val="44"/>
-          <w:lang w:val="fr-FR" w:eastAsia="zh-CN" w:bidi="hi-IN"/>
-        </w:rPr>
-      </w:r>
-    </w:p>
-    <w:p>
-      <w:pPr>
-        <w:pStyle w:val="BodyText"/>
-        <w:bidi w:val="0"/>
-        <w:spacing w:before="200" w:after="120"/>
-        <w:ind w:hanging="0" w:start="0"/>
-        <w:jc w:val="center"/>
-        <w:rPr>
-          <w:rStyle w:val="Strong"/>
-          <w:rFonts w:eastAsia="Noto Serif CJK SC" w:cs="Noto Sans Devanagari"/>
-          <w:color w:val="auto"/>
-          <w:kern w:val="2"/>
-          <w:sz w:val="44"/>
-          <w:szCs w:val="44"/>
-          <w:lang w:val="fr-FR" w:eastAsia="zh-CN" w:bidi="hi-IN"/>
-        </w:rPr>
-      </w:pPr>
-      <w:r>
-        <w:rPr>
-          <w:rFonts w:eastAsia="Noto Serif CJK SC" w:cs="Noto Sans Devanagari"/>
-          <w:color w:val="auto"/>
-          <w:kern w:val="2"/>
-          <w:sz w:val="44"/>
-          <w:szCs w:val="44"/>
-          <w:lang w:val="fr-FR" w:eastAsia="zh-CN" w:bidi="hi-IN"/>
-        </w:rPr>
-      </w:r>
-    </w:p>
-    <w:p>
-      <w:pPr>
-        <w:pStyle w:val="Normal"/>
-        <w:bidi w:val="0"/>
-        <w:spacing w:before="200" w:after="120"/>
-        <w:ind w:hanging="0" w:start="0"/>
-        <w:jc w:val="center"/>
-        <w:rPr/>
-      </w:pPr>
-      <w:r>
         <w:drawing>
-          <wp:anchor behindDoc="0" distT="0" distB="0" distL="0" distR="0" simplePos="0" locked="0" layoutInCell="0" allowOverlap="1" relativeHeight="3">
+          <wp:anchor behindDoc="0" distT="0" distB="0" distL="0" distR="0" simplePos="0" locked="0" layoutInCell="0" allowOverlap="1" relativeHeight="7">
             <wp:simplePos x="0" y="0"/>
             <wp:positionH relativeFrom="column">
-              <wp:align>center</wp:align>
+              <wp:posOffset>2475230</wp:posOffset>
             </wp:positionH>
             <wp:positionV relativeFrom="paragraph">
-              <wp:posOffset>635</wp:posOffset>
+              <wp:posOffset>-365760</wp:posOffset>
             </wp:positionV>
-            <wp:extent cx="6555740" cy="3295015"/>
+            <wp:extent cx="1588770" cy="760095"/>
             <wp:effectExtent l="0" t="0" r="0" b="0"/>
             <wp:wrapSquare wrapText="largest"/>
-            <wp:docPr id="2" name="Image3" descr="" title=""/>
+            <wp:docPr id="4" name="Image26 Copy 1" descr="" title=""/>
             <wp:cNvGraphicFramePr>
               <a:graphicFrameLocks xmlns:a="http://schemas.openxmlformats.org/drawingml/2006/main" noChangeAspect="1"/>
             </wp:cNvGraphicFramePr>
@@ -335,7 +259,7 @@
               <a:graphicData uri="http://schemas.openxmlformats.org/drawingml/2006/picture">
                 <pic:pic xmlns:pic="http://schemas.openxmlformats.org/drawingml/2006/picture">
                   <pic:nvPicPr>
-                    <pic:cNvPr id="2" name="Image3" descr="" title=""/>
+                    <pic:cNvPr id="4" name="Image26 Copy 1" descr="" title=""/>
                     <pic:cNvPicPr>
                       <a:picLocks noChangeAspect="1" noChangeArrowheads="1"/>
                     </pic:cNvPicPr>
@@ -349,7 +273,7 @@
                   <pic:spPr bwMode="auto">
                     <a:xfrm>
                       <a:off x="0" y="0"/>
-                      <a:ext cx="6555740" cy="3295015"/>
+                      <a:ext cx="1588770" cy="760095"/>
                     </a:xfrm>
                     <a:prstGeom prst="rect">
                       <a:avLst/>
@@ -360,19 +284,464 @@
             </a:graphic>
           </wp:anchor>
         </w:drawing>
-      </w:r>
-      <w:r>
-        <w:rPr>
-          <w:rStyle w:val="Strong"/>
-          <w:rFonts w:eastAsia="Noto Serif CJK SC" w:cs="Noto Sans Devanagari"/>
-          <w:color w:val="auto"/>
-          <w:kern w:val="2"/>
-          <w:sz w:val="36"/>
-          <w:szCs w:val="36"/>
-          <w:lang w:val="fr-FR" w:eastAsia="zh-CN" w:bidi="hi-IN"/>
-        </w:rPr>
-        <w:t>v1.0.0</w:t>
-        <w:br/>
+        <w:drawing>
+          <wp:anchor behindDoc="0" distT="0" distB="0" distL="0" distR="0" simplePos="0" locked="0" layoutInCell="0" allowOverlap="1" relativeHeight="8">
+            <wp:simplePos x="0" y="0"/>
+            <wp:positionH relativeFrom="column">
+              <wp:posOffset>2475230</wp:posOffset>
+            </wp:positionH>
+            <wp:positionV relativeFrom="paragraph">
+              <wp:posOffset>-365760</wp:posOffset>
+            </wp:positionV>
+            <wp:extent cx="1588770" cy="760095"/>
+            <wp:effectExtent l="0" t="0" r="0" b="0"/>
+            <wp:wrapSquare wrapText="largest"/>
+            <wp:docPr id="5" name="Image26 Copy 1 Copy 1" descr="" title=""/>
+            <wp:cNvGraphicFramePr>
+              <a:graphicFrameLocks xmlns:a="http://schemas.openxmlformats.org/drawingml/2006/main" noChangeAspect="1"/>
+            </wp:cNvGraphicFramePr>
+            <a:graphic xmlns:a="http://schemas.openxmlformats.org/drawingml/2006/main">
+              <a:graphicData uri="http://schemas.openxmlformats.org/drawingml/2006/picture">
+                <pic:pic xmlns:pic="http://schemas.openxmlformats.org/drawingml/2006/picture">
+                  <pic:nvPicPr>
+                    <pic:cNvPr id="5" name="Image26 Copy 1 Copy 1" descr="" title=""/>
+                    <pic:cNvPicPr>
+                      <a:picLocks noChangeAspect="1" noChangeArrowheads="1"/>
+                    </pic:cNvPicPr>
+                  </pic:nvPicPr>
+                  <pic:blipFill>
+                    <a:blip r:embed="rId4"/>
+                    <a:stretch>
+                      <a:fillRect/>
+                    </a:stretch>
+                  </pic:blipFill>
+                  <pic:spPr bwMode="auto">
+                    <a:xfrm>
+                      <a:off x="0" y="0"/>
+                      <a:ext cx="1588770" cy="760095"/>
+                    </a:xfrm>
+                    <a:prstGeom prst="rect">
+                      <a:avLst/>
+                    </a:prstGeom>
+                  </pic:spPr>
+                </pic:pic>
+              </a:graphicData>
+            </a:graphic>
+          </wp:anchor>
+        </w:drawing>
+        <w:drawing>
+          <wp:anchor behindDoc="0" distT="0" distB="0" distL="0" distR="0" simplePos="0" locked="0" layoutInCell="0" allowOverlap="1" relativeHeight="9">
+            <wp:simplePos x="0" y="0"/>
+            <wp:positionH relativeFrom="column">
+              <wp:posOffset>2475230</wp:posOffset>
+            </wp:positionH>
+            <wp:positionV relativeFrom="paragraph">
+              <wp:posOffset>-365760</wp:posOffset>
+            </wp:positionV>
+            <wp:extent cx="1588770" cy="760095"/>
+            <wp:effectExtent l="0" t="0" r="0" b="0"/>
+            <wp:wrapSquare wrapText="largest"/>
+            <wp:docPr id="6" name="Image26 Copy 1 Copy 1 Copy 1" descr="" title=""/>
+            <wp:cNvGraphicFramePr>
+              <a:graphicFrameLocks xmlns:a="http://schemas.openxmlformats.org/drawingml/2006/main" noChangeAspect="1"/>
+            </wp:cNvGraphicFramePr>
+            <a:graphic xmlns:a="http://schemas.openxmlformats.org/drawingml/2006/main">
+              <a:graphicData uri="http://schemas.openxmlformats.org/drawingml/2006/picture">
+                <pic:pic xmlns:pic="http://schemas.openxmlformats.org/drawingml/2006/picture">
+                  <pic:nvPicPr>
+                    <pic:cNvPr id="6" name="Image26 Copy 1 Copy 1 Copy 1" descr="" title=""/>
+                    <pic:cNvPicPr>
+                      <a:picLocks noChangeAspect="1" noChangeArrowheads="1"/>
+                    </pic:cNvPicPr>
+                  </pic:nvPicPr>
+                  <pic:blipFill>
+                    <a:blip r:embed="rId5"/>
+                    <a:stretch>
+                      <a:fillRect/>
+                    </a:stretch>
+                  </pic:blipFill>
+                  <pic:spPr bwMode="auto">
+                    <a:xfrm>
+                      <a:off x="0" y="0"/>
+                      <a:ext cx="1588770" cy="760095"/>
+                    </a:xfrm>
+                    <a:prstGeom prst="rect">
+                      <a:avLst/>
+                    </a:prstGeom>
+                  </pic:spPr>
+                </pic:pic>
+              </a:graphicData>
+            </a:graphic>
+          </wp:anchor>
+        </w:drawing>
+        <mc:AlternateContent>
+          <mc:Choice Requires="wps">
+            <w:drawing>
+              <wp:anchor behindDoc="0" distT="1270" distB="635" distL="1270" distR="635" simplePos="0" locked="0" layoutInCell="1" allowOverlap="1" relativeHeight="10">
+                <wp:simplePos x="0" y="0"/>
+                <wp:positionH relativeFrom="column">
+                  <wp:posOffset>-457200</wp:posOffset>
+                </wp:positionH>
+                <wp:positionV relativeFrom="paragraph">
+                  <wp:posOffset>-873125</wp:posOffset>
+                </wp:positionV>
+                <wp:extent cx="1407795" cy="1715770"/>
+                <wp:effectExtent l="1270" t="1270" r="635" b="635"/>
+                <wp:wrapNone/>
+                <wp:docPr id="7" name="Shape 1"/>
+                <a:graphic xmlns:a="http://schemas.openxmlformats.org/drawingml/2006/main">
+                  <a:graphicData uri="http://schemas.microsoft.com/office/word/2010/wordprocessingShape">
+                    <wps:wsp>
+                      <wps:cNvSpPr/>
+                      <wps:spPr>
+                        <a:xfrm rot="5400000">
+                          <a:off x="0" y="0"/>
+                          <a:ext cx="1407960" cy="1715760"/>
+                        </a:xfrm>
+                        <a:prstGeom prst="rtTriangle">
+                          <a:avLst/>
+                        </a:prstGeom>
+                        <a:solidFill>
+                          <a:srgbClr val="468a1a"/>
+                        </a:solidFill>
+                        <a:ln w="0">
+                          <a:solidFill>
+                            <a:srgbClr val="3465a4"/>
+                          </a:solidFill>
+                        </a:ln>
+                      </wps:spPr>
+                      <wps:style>
+                        <a:lnRef idx="0"/>
+                        <a:fillRef idx="0"/>
+                        <a:effectRef idx="0"/>
+                        <a:fontRef idx="minor"/>
+                      </wps:style>
+                      <wps:bodyPr/>
+                    </wps:wsp>
+                  </a:graphicData>
+                </a:graphic>
+              </wp:anchor>
+            </w:drawing>
+          </mc:Choice>
+          <mc:Fallback>
+            <w:pict>
+              <v:shape id="shape_0" ID="Shape 1" path="l0,0l-2147483639,-2147483641xe" fillcolor="#468a1a" stroked="t" o:allowincell="f" style="position:absolute;margin-left:-36.05pt;margin-top:-68.75pt;width:110.8pt;height:135.05pt;mso-wrap-style:none;v-text-anchor:middle;rotation:90" type="_x0000_t6">
+                <v:fill o:detectmouseclick="t" type="solid" color2="#b975e5"/>
+                <v:stroke color="#3465a4" joinstyle="round" endcap="flat"/>
+                <w10:wrap type="none"/>
+              </v:shape>
+            </w:pict>
+          </mc:Fallback>
+        </mc:AlternateContent>
+        <mc:AlternateContent>
+          <mc:Choice Requires="wps">
+            <w:drawing>
+              <wp:anchor behindDoc="0" distT="414020" distB="414020" distL="0" distR="0" simplePos="0" locked="0" layoutInCell="1" allowOverlap="1" relativeHeight="11">
+                <wp:simplePos x="0" y="0"/>
+                <wp:positionH relativeFrom="column">
+                  <wp:posOffset>-650240</wp:posOffset>
+                </wp:positionH>
+                <wp:positionV relativeFrom="paragraph">
+                  <wp:posOffset>-233680</wp:posOffset>
+                </wp:positionV>
+                <wp:extent cx="1398905" cy="219710"/>
+                <wp:effectExtent l="0" t="414020" r="0" b="414020"/>
+                <wp:wrapNone/>
+                <wp:docPr id="8" name="Text Frame 1"/>
+                <a:graphic xmlns:a="http://schemas.openxmlformats.org/drawingml/2006/main">
+                  <a:graphicData uri="http://schemas.microsoft.com/office/word/2010/wordprocessingShape">
+                    <wps:wsp>
+                      <wps:cNvSpPr/>
+                      <wps:spPr>
+                        <a:xfrm rot="19271400">
+                          <a:off x="0" y="0"/>
+                          <a:ext cx="1398960" cy="219600"/>
+                        </a:xfrm>
+                        <a:prstGeom prst="rect">
+                          <a:avLst/>
+                        </a:prstGeom>
+                        <a:noFill/>
+                        <a:ln w="0">
+                          <a:noFill/>
+                        </a:ln>
+                      </wps:spPr>
+                      <wps:style>
+                        <a:lnRef idx="0"/>
+                        <a:fillRef idx="0"/>
+                        <a:effectRef idx="0"/>
+                        <a:fontRef idx="minor"/>
+                      </wps:style>
+                      <wps:txbx>
+                        <w:txbxContent>
+                          <w:p>
+                            <w:pPr>
+                              <w:pStyle w:val="FrameContents"/>
+                              <w:jc w:val="center"/>
+                              <w:rPr/>
+                            </w:pPr>
+                            <w:r>
+                              <w:rPr>
+                                <w:rFonts w:ascii="Liberation Mono" w:hAnsi="Liberation Mono"/>
+                                <w:b/>
+                                <w:bCs/>
+                                <w:color w:val="FFFFFF"/>
+                                <w:sz w:val="30"/>
+                                <w:szCs w:val="30"/>
+                              </w:rPr>
+                              <w:t>BEGINNER</w:t>
+                            </w:r>
+                          </w:p>
+                        </w:txbxContent>
+                      </wps:txbx>
+                      <wps:bodyPr lIns="0" rIns="0" tIns="0" bIns="0" anchor="t">
+                        <a:noAutofit/>
+                      </wps:bodyPr>
+                    </wps:wsp>
+                  </a:graphicData>
+                </a:graphic>
+              </wp:anchor>
+            </w:drawing>
+          </mc:Choice>
+          <mc:Fallback>
+            <w:pict>
+              <v:rect id="shape_0" ID="Text Frame 1" path="m0,0l-2147483645,0l-2147483645,-2147483646l0,-2147483646xe" stroked="f" o:allowincell="f" style="position:absolute;margin-left:-51.2pt;margin-top:-18.45pt;width:110.1pt;height:17.25pt;mso-wrap-style:square;v-text-anchor:top;rotation:321">
+                <v:fill o:detectmouseclick="t" on="false"/>
+                <v:stroke color="#3465a4" joinstyle="round" endcap="flat"/>
+                <v:textbox>
+                  <w:txbxContent>
+                    <w:p>
+                      <w:pPr>
+                        <w:pStyle w:val="FrameContents"/>
+                        <w:jc w:val="center"/>
+                        <w:rPr/>
+                      </w:pPr>
+                      <w:r>
+                        <w:rPr>
+                          <w:rFonts w:ascii="Liberation Mono" w:hAnsi="Liberation Mono"/>
+                          <w:b/>
+                          <w:bCs/>
+                          <w:color w:val="FFFFFF"/>
+                          <w:sz w:val="30"/>
+                          <w:szCs w:val="30"/>
+                        </w:rPr>
+                        <w:t>BEGINNER</w:t>
+                      </w:r>
+                    </w:p>
+                  </w:txbxContent>
+                </v:textbox>
+                <w10:wrap type="none"/>
+              </v:rect>
+            </w:pict>
+          </mc:Fallback>
+        </mc:AlternateContent>
+        <mc:AlternateContent>
+          <mc:Choice Requires="wps">
+            <w:drawing>
+              <wp:anchor behindDoc="0" distT="148590" distB="148590" distL="182245" distR="182245" simplePos="0" locked="0" layoutInCell="1" allowOverlap="1" relativeHeight="13">
+                <wp:simplePos x="0" y="0"/>
+                <wp:positionH relativeFrom="column">
+                  <wp:posOffset>5920740</wp:posOffset>
+                </wp:positionH>
+                <wp:positionV relativeFrom="paragraph">
+                  <wp:posOffset>-569595</wp:posOffset>
+                </wp:positionV>
+                <wp:extent cx="852805" cy="958215"/>
+                <wp:effectExtent l="182245" t="148590" r="182245" b="148590"/>
+                <wp:wrapNone/>
+                <wp:docPr id="9" name="Image7"/>
+                <a:graphic xmlns:a="http://schemas.openxmlformats.org/drawingml/2006/main">
+                  <a:graphicData uri="http://schemas.openxmlformats.org/drawingml/2006/picture">
+                    <pic:pic xmlns:pic="http://schemas.openxmlformats.org/drawingml/2006/picture">
+                      <pic:nvPicPr>
+                        <pic:cNvPr id="10" name="Image7" descr=""/>
+                        <pic:cNvPicPr/>
+                      </pic:nvPicPr>
+                      <pic:blipFill>
+                        <a:blip r:embed="rId6"/>
+                        <a:stretch/>
+                      </pic:blipFill>
+                      <pic:spPr>
+                        <a:xfrm rot="1800000">
+                          <a:off x="0" y="0"/>
+                          <a:ext cx="852840" cy="958320"/>
+                        </a:xfrm>
+                        <a:prstGeom prst="rect">
+                          <a:avLst/>
+                        </a:prstGeom>
+                        <a:ln w="0">
+                          <a:noFill/>
+                        </a:ln>
+                      </pic:spPr>
+                    </pic:pic>
+                  </a:graphicData>
+                </a:graphic>
+              </wp:anchor>
+            </w:drawing>
+          </mc:Choice>
+          <mc:Fallback>
+            <w:pict>
+              <v:shapetype id="_x0000_t75" coordsize="21600,21600" o:spt="75" o:preferrelative="t" path="m@4@5l@4@11@9@11@9@5xe" filled="f" stroked="f">
+                <v:stroke joinstyle="miter"/>
+                <v:formulas>
+                  <v:f eqn="if lineDrawn pixelLineWidth 0"/>
+                  <v:f eqn="sum @0 1 0"/>
+                  <v:f eqn="sum 0 0 @1"/>
+                  <v:f eqn="prod @2 1 2"/>
+                  <v:f eqn="prod @3 21600 pixelWidth"/>
+                  <v:f eqn="prod @3 21600 pixelHeight"/>
+                  <v:f eqn="sum @0 0 1"/>
+                  <v:f eqn="prod @6 1 2"/>
+                  <v:f eqn="prod @7 21600 pixelWidth"/>
+                  <v:f eqn="sum @8 21600 0"/>
+                  <v:f eqn="prod @7 21600 pixelHeight"/>
+                  <v:f eqn="sum @10 21600 0"/>
+                </v:formulas>
+                <v:path o:extrusionok="f" gradientshapeok="t" o:connecttype="rect"/>
+                <o:lock v:ext="edit" aspectratio="t"/>
+              </v:shapetype>
+              <v:shape id="shape_0" ID="Image7" stroked="f" o:allowincell="f" style="position:absolute;margin-left:466.2pt;margin-top:-44.95pt;width:67.1pt;height:75.4pt;mso-wrap-style:none;v-text-anchor:middle;rotation:30" type="_x0000_t75">
+                <v:imagedata r:id="rId7" o:detectmouseclick="t"/>
+                <v:stroke color="#3465a4" joinstyle="round" endcap="flat"/>
+                <w10:wrap type="none"/>
+              </v:shape>
+            </w:pict>
+          </mc:Fallback>
+        </mc:AlternateContent>
+        <w:drawing>
+          <wp:anchor behindDoc="0" distT="0" distB="0" distL="0" distR="0" simplePos="0" locked="0" layoutInCell="0" allowOverlap="1" relativeHeight="14">
+            <wp:simplePos x="0" y="0"/>
+            <wp:positionH relativeFrom="column">
+              <wp:posOffset>2475230</wp:posOffset>
+            </wp:positionH>
+            <wp:positionV relativeFrom="paragraph">
+              <wp:posOffset>-365760</wp:posOffset>
+            </wp:positionV>
+            <wp:extent cx="1588770" cy="760095"/>
+            <wp:effectExtent l="0" t="0" r="0" b="0"/>
+            <wp:wrapSquare wrapText="largest"/>
+            <wp:docPr id="11" name="Image26 Copy 2" descr="" title=""/>
+            <wp:cNvGraphicFramePr>
+              <a:graphicFrameLocks xmlns:a="http://schemas.openxmlformats.org/drawingml/2006/main" noChangeAspect="1"/>
+            </wp:cNvGraphicFramePr>
+            <a:graphic xmlns:a="http://schemas.openxmlformats.org/drawingml/2006/main">
+              <a:graphicData uri="http://schemas.openxmlformats.org/drawingml/2006/picture">
+                <pic:pic xmlns:pic="http://schemas.openxmlformats.org/drawingml/2006/picture">
+                  <pic:nvPicPr>
+                    <pic:cNvPr id="11" name="Image26 Copy 2" descr="" title=""/>
+                    <pic:cNvPicPr>
+                      <a:picLocks noChangeAspect="1" noChangeArrowheads="1"/>
+                    </pic:cNvPicPr>
+                  </pic:nvPicPr>
+                  <pic:blipFill>
+                    <a:blip r:embed="rId8"/>
+                    <a:stretch>
+                      <a:fillRect/>
+                    </a:stretch>
+                  </pic:blipFill>
+                  <pic:spPr bwMode="auto">
+                    <a:xfrm>
+                      <a:off x="0" y="0"/>
+                      <a:ext cx="1588770" cy="760095"/>
+                    </a:xfrm>
+                    <a:prstGeom prst="rect">
+                      <a:avLst/>
+                    </a:prstGeom>
+                  </pic:spPr>
+                </pic:pic>
+              </a:graphicData>
+            </a:graphic>
+          </wp:anchor>
+        </w:drawing>
+        <w:drawing>
+          <wp:anchor behindDoc="0" distT="0" distB="0" distL="0" distR="0" simplePos="0" locked="0" layoutInCell="0" allowOverlap="1" relativeHeight="15">
+            <wp:simplePos x="0" y="0"/>
+            <wp:positionH relativeFrom="column">
+              <wp:posOffset>2475230</wp:posOffset>
+            </wp:positionH>
+            <wp:positionV relativeFrom="paragraph">
+              <wp:posOffset>-365760</wp:posOffset>
+            </wp:positionV>
+            <wp:extent cx="1588770" cy="760095"/>
+            <wp:effectExtent l="0" t="0" r="0" b="0"/>
+            <wp:wrapSquare wrapText="largest"/>
+            <wp:docPr id="12" name="Image26 Copy 1 Copy 2" descr="" title=""/>
+            <wp:cNvGraphicFramePr>
+              <a:graphicFrameLocks xmlns:a="http://schemas.openxmlformats.org/drawingml/2006/main" noChangeAspect="1"/>
+            </wp:cNvGraphicFramePr>
+            <a:graphic xmlns:a="http://schemas.openxmlformats.org/drawingml/2006/main">
+              <a:graphicData uri="http://schemas.openxmlformats.org/drawingml/2006/picture">
+                <pic:pic xmlns:pic="http://schemas.openxmlformats.org/drawingml/2006/picture">
+                  <pic:nvPicPr>
+                    <pic:cNvPr id="12" name="Image26 Copy 1 Copy 2" descr="" title=""/>
+                    <pic:cNvPicPr>
+                      <a:picLocks noChangeAspect="1" noChangeArrowheads="1"/>
+                    </pic:cNvPicPr>
+                  </pic:nvPicPr>
+                  <pic:blipFill>
+                    <a:blip r:embed="rId9"/>
+                    <a:stretch>
+                      <a:fillRect/>
+                    </a:stretch>
+                  </pic:blipFill>
+                  <pic:spPr bwMode="auto">
+                    <a:xfrm>
+                      <a:off x="0" y="0"/>
+                      <a:ext cx="1588770" cy="760095"/>
+                    </a:xfrm>
+                    <a:prstGeom prst="rect">
+                      <a:avLst/>
+                    </a:prstGeom>
+                  </pic:spPr>
+                </pic:pic>
+              </a:graphicData>
+            </a:graphic>
+          </wp:anchor>
+        </w:drawing>
+        <w:drawing>
+          <wp:anchor behindDoc="0" distT="0" distB="0" distL="0" distR="0" simplePos="0" locked="0" layoutInCell="1" allowOverlap="1" relativeHeight="18">
+            <wp:simplePos x="0" y="0"/>
+            <wp:positionH relativeFrom="column">
+              <wp:posOffset>5920740</wp:posOffset>
+            </wp:positionH>
+            <wp:positionV relativeFrom="paragraph">
+              <wp:posOffset>-570865</wp:posOffset>
+            </wp:positionV>
+            <wp:extent cx="852805" cy="958215"/>
+            <wp:effectExtent l="182245" t="148590" r="182245" b="148590"/>
+            <wp:wrapNone/>
+            <wp:docPr id="13" name="Image7 Copy 1" descr="" title=""/>
+            <wp:cNvGraphicFramePr>
+              <a:graphicFrameLocks xmlns:a="http://schemas.openxmlformats.org/drawingml/2006/main" noChangeAspect="1"/>
+            </wp:cNvGraphicFramePr>
+            <a:graphic xmlns:a="http://schemas.openxmlformats.org/drawingml/2006/main">
+              <a:graphicData uri="http://schemas.openxmlformats.org/drawingml/2006/picture">
+                <pic:pic xmlns:pic="http://schemas.openxmlformats.org/drawingml/2006/picture">
+                  <pic:nvPicPr>
+                    <pic:cNvPr id="13" name="Image7 Copy 1" descr="" title=""/>
+                    <pic:cNvPicPr>
+                      <a:picLocks noChangeAspect="1" noChangeArrowheads="1"/>
+                    </pic:cNvPicPr>
+                  </pic:nvPicPr>
+                  <pic:blipFill>
+                    <a:blip r:embed="rId10"/>
+                    <a:stretch>
+                      <a:fillRect/>
+                    </a:stretch>
+                  </pic:blipFill>
+                  <pic:spPr bwMode="auto">
+                    <a:xfrm rot="1800000">
+                      <a:off x="0" y="0"/>
+                      <a:ext cx="852805" cy="958215"/>
+                    </a:xfrm>
+                    <a:prstGeom prst="rect">
+                      <a:avLst/>
+                    </a:prstGeom>
+                  </pic:spPr>
+                </pic:pic>
+              </a:graphicData>
+            </a:graphic>
+          </wp:anchor>
+        </w:drawing>
       </w:r>
     </w:p>
     <w:p>
@@ -387,16 +756,650 @@
       <w:r>
         <w:rPr>
           <w:rStyle w:val="Strong"/>
+          <w:rFonts w:eastAsia="Noto Serif CJK SC" w:cs="Noto Sans Devanagari"/>
+          <w:color w:val="auto"/>
+          <w:kern w:val="2"/>
+          <w:sz w:val="72"/>
+          <w:szCs w:val="72"/>
+          <w:lang w:val="fr-FR" w:eastAsia="zh-CN" w:bidi="hi-IN"/>
+        </w:rPr>
+        <w:t xml:space="preserve">STEM </w:t>
+      </w:r>
+      <w:r>
+        <w:rPr>
+          <w:rStyle w:val="Strong"/>
+          <w:rFonts w:eastAsia="Noto Serif CJK SC" w:cs="Noto Sans Devanagari"/>
+          <w:color w:val="auto"/>
+          <w:kern w:val="2"/>
+          <w:sz w:val="72"/>
+          <w:szCs w:val="72"/>
+          <w:lang w:val="fr-FR" w:eastAsia="zh-CN" w:bidi="hi-IN"/>
+        </w:rPr>
+        <w:t>Program</w:t>
+      </w:r>
+      <w:r>
+        <w:rPr>
+          <w:rStyle w:val="Strong"/>
+          <w:rFonts w:eastAsia="Noto Serif CJK SC" w:cs="Noto Sans Devanagari"/>
+          <w:color w:val="auto"/>
+          <w:kern w:val="2"/>
+          <w:sz w:val="32"/>
+          <w:szCs w:val="32"/>
+          <w:lang w:val="fr-FR" w:eastAsia="zh-CN" w:bidi="hi-IN"/>
+        </w:rPr>
+        <w:br/>
+      </w:r>
+      <w:r>
+        <w:rPr>
+          <w:rStyle w:val="Strong"/>
+          <w:rFonts w:eastAsia="Noto Serif CJK SC" w:cs="Noto Sans Devanagari"/>
+          <w:color w:val="auto"/>
+          <w:kern w:val="2"/>
+          <w:sz w:val="20"/>
+          <w:szCs w:val="20"/>
+          <w:lang w:val="fr-FR" w:eastAsia="zh-CN" w:bidi="hi-IN"/>
+        </w:rPr>
+        <w:br/>
+      </w:r>
+      <w:r>
+        <w:rPr>
+          <w:rStyle w:val="Strong"/>
+          <w:rFonts w:eastAsia="Noto Serif CJK SC" w:cs="Noto Sans Devanagari"/>
+          <w:color w:val="auto"/>
+          <w:kern w:val="2"/>
+          <w:sz w:val="52"/>
+          <w:szCs w:val="52"/>
+          <w:lang w:val="fr-FR" w:eastAsia="zh-CN" w:bidi="hi-IN"/>
+        </w:rPr>
+        <w:t>Lesson #</w:t>
+      </w:r>
+      <w:r>
+        <w:rPr>
+          <w:rStyle w:val="Strong"/>
+          <w:rFonts w:eastAsia="Noto Serif CJK SC" w:cs="Noto Sans Devanagari"/>
+          <w:color w:val="auto"/>
+          <w:kern w:val="2"/>
+          <w:sz w:val="52"/>
+          <w:szCs w:val="52"/>
+          <w:lang w:val="fr-FR" w:eastAsia="zh-CN" w:bidi="hi-IN"/>
+        </w:rPr>
+        <w:t>4</w:t>
+      </w:r>
+      <w:r>
+        <w:rPr>
+          <w:rStyle w:val="Strong"/>
+          <w:rFonts w:eastAsia="Noto Serif CJK SC" w:cs="Noto Sans Devanagari"/>
+          <w:color w:val="auto"/>
+          <w:kern w:val="2"/>
+          <w:sz w:val="52"/>
+          <w:szCs w:val="52"/>
+          <w:lang w:val="fr-FR" w:eastAsia="zh-CN" w:bidi="hi-IN"/>
+        </w:rPr>
+        <w:t xml:space="preserve">: </w:t>
+      </w:r>
+      <w:r>
+        <w:rPr>
+          <w:rStyle w:val="Strong"/>
+          <w:rFonts w:eastAsia="Noto Serif CJK SC" w:cs="Noto Sans Devanagari"/>
+          <w:color w:val="auto"/>
+          <w:kern w:val="2"/>
+          <w:sz w:val="52"/>
+          <w:szCs w:val="52"/>
+          <w:lang w:val="fr-FR" w:eastAsia="zh-CN" w:bidi="hi-IN"/>
+        </w:rPr>
+        <w:t>Manual Mode</w:t>
+      </w:r>
+    </w:p>
+    <w:p>
+      <w:pPr>
+        <w:pStyle w:val="BodyText"/>
+        <w:bidi w:val="0"/>
+        <w:spacing w:before="200" w:after="120"/>
+        <w:ind w:hanging="0" w:start="0"/>
+        <w:jc w:val="center"/>
+        <w:rPr>
+          <w:rFonts w:eastAsia="Noto Serif CJK SC" w:cs="Noto Sans Devanagari"/>
+          <w:color w:val="auto"/>
+          <w:kern w:val="2"/>
+          <w:sz w:val="56"/>
+          <w:szCs w:val="56"/>
+          <w:lang w:val="fr-FR" w:eastAsia="zh-CN" w:bidi="hi-IN"/>
+        </w:rPr>
+      </w:pPr>
+      <w:r>
+        <w:rPr/>
+      </w:r>
+    </w:p>
+    <w:p>
+      <w:pPr>
+        <w:pStyle w:val="BodyText"/>
+        <w:bidi w:val="0"/>
+        <w:spacing w:before="200" w:after="120"/>
+        <w:ind w:hanging="0" w:start="0"/>
+        <w:jc w:val="center"/>
+        <w:rPr>
+          <w:rFonts w:eastAsia="Noto Serif CJK SC" w:cs="Noto Sans Devanagari"/>
+          <w:color w:val="auto"/>
+          <w:kern w:val="2"/>
+          <w:sz w:val="56"/>
+          <w:szCs w:val="56"/>
+          <w:lang w:val="fr-FR" w:eastAsia="zh-CN" w:bidi="hi-IN"/>
+        </w:rPr>
+      </w:pPr>
+      <w:r>
+        <w:rPr/>
+        <w:drawing>
+          <wp:anchor behindDoc="0" distT="0" distB="0" distL="0" distR="0" simplePos="0" locked="0" layoutInCell="0" allowOverlap="1" relativeHeight="22">
+            <wp:simplePos x="0" y="0"/>
+            <wp:positionH relativeFrom="column">
+              <wp:posOffset>-58420</wp:posOffset>
+            </wp:positionH>
+            <wp:positionV relativeFrom="paragraph">
+              <wp:posOffset>131445</wp:posOffset>
+            </wp:positionV>
+            <wp:extent cx="6679565" cy="3085465"/>
+            <wp:effectExtent l="0" t="0" r="0" b="0"/>
+            <wp:wrapSquare wrapText="largest"/>
+            <wp:docPr id="14" name="Image2 Copy 1" descr="" title=""/>
+            <wp:cNvGraphicFramePr>
+              <a:graphicFrameLocks xmlns:a="http://schemas.openxmlformats.org/drawingml/2006/main" noChangeAspect="1"/>
+            </wp:cNvGraphicFramePr>
+            <a:graphic xmlns:a="http://schemas.openxmlformats.org/drawingml/2006/main">
+              <a:graphicData uri="http://schemas.openxmlformats.org/drawingml/2006/picture">
+                <pic:pic xmlns:pic="http://schemas.openxmlformats.org/drawingml/2006/picture">
+                  <pic:nvPicPr>
+                    <pic:cNvPr id="14" name="Image2 Copy 1" descr="" title=""/>
+                    <pic:cNvPicPr>
+                      <a:picLocks noChangeAspect="1" noChangeArrowheads="1"/>
+                    </pic:cNvPicPr>
+                  </pic:nvPicPr>
+                  <pic:blipFill>
+                    <a:blip r:embed="rId11"/>
+                    <a:srcRect l="5001" t="20020" r="3938" b="5009"/>
+                    <a:stretch>
+                      <a:fillRect/>
+                    </a:stretch>
+                  </pic:blipFill>
+                  <pic:spPr bwMode="auto">
+                    <a:xfrm>
+                      <a:off x="0" y="0"/>
+                      <a:ext cx="6679565" cy="3085465"/>
+                    </a:xfrm>
+                    <a:prstGeom prst="rect">
+                      <a:avLst/>
+                    </a:prstGeom>
+                  </pic:spPr>
+                </pic:pic>
+              </a:graphicData>
+            </a:graphic>
+          </wp:anchor>
+        </w:drawing>
+      </w:r>
+    </w:p>
+    <w:p>
+      <w:pPr>
+        <w:pStyle w:val="BodyText"/>
+        <w:bidi w:val="0"/>
+        <w:spacing w:before="200" w:after="120"/>
+        <w:ind w:hanging="0" w:start="0"/>
+        <w:jc w:val="center"/>
+        <w:rPr>
           <w:b w:val="false"/>
           <w:bCs w:val="false"/>
-          <w:i/>
-          <w:iCs/>
-          <w:sz w:val="20"/>
-          <w:szCs w:val="20"/>
-        </w:rPr>
-        <w:br/>
-      </w:r>
-    </w:p>
+        </w:rPr>
+      </w:pPr>
+      <w:r>
+        <w:rPr>
+          <w:b w:val="false"/>
+          <w:bCs w:val="false"/>
+        </w:rPr>
+        <w:drawing>
+          <wp:anchor behindDoc="0" distT="0" distB="0" distL="0" distR="0" simplePos="0" locked="0" layoutInCell="0" allowOverlap="1" relativeHeight="21">
+            <wp:simplePos x="0" y="0"/>
+            <wp:positionH relativeFrom="column">
+              <wp:posOffset>1915795</wp:posOffset>
+            </wp:positionH>
+            <wp:positionV relativeFrom="paragraph">
+              <wp:posOffset>-85090</wp:posOffset>
+            </wp:positionV>
+            <wp:extent cx="2422525" cy="2422525"/>
+            <wp:effectExtent l="0" t="0" r="0" b="0"/>
+            <wp:wrapSquare wrapText="largest"/>
+            <wp:docPr id="15" name="Image3 Copy 1 Copy 1" descr="" title=""/>
+            <wp:cNvGraphicFramePr>
+              <a:graphicFrameLocks xmlns:a="http://schemas.openxmlformats.org/drawingml/2006/main" noChangeAspect="1"/>
+            </wp:cNvGraphicFramePr>
+            <a:graphic xmlns:a="http://schemas.openxmlformats.org/drawingml/2006/main">
+              <a:graphicData uri="http://schemas.openxmlformats.org/drawingml/2006/picture">
+                <pic:pic xmlns:pic="http://schemas.openxmlformats.org/drawingml/2006/picture">
+                  <pic:nvPicPr>
+                    <pic:cNvPr id="15" name="Image3 Copy 1 Copy 1" descr="" title=""/>
+                    <pic:cNvPicPr>
+                      <a:picLocks noChangeAspect="1" noChangeArrowheads="1"/>
+                    </pic:cNvPicPr>
+                  </pic:nvPicPr>
+                  <pic:blipFill>
+                    <a:blip r:embed="rId12"/>
+                    <a:stretch>
+                      <a:fillRect/>
+                    </a:stretch>
+                  </pic:blipFill>
+                  <pic:spPr bwMode="auto">
+                    <a:xfrm>
+                      <a:off x="0" y="0"/>
+                      <a:ext cx="2422525" cy="2422525"/>
+                    </a:xfrm>
+                    <a:prstGeom prst="rect">
+                      <a:avLst/>
+                    </a:prstGeom>
+                  </pic:spPr>
+                </pic:pic>
+              </a:graphicData>
+            </a:graphic>
+          </wp:anchor>
+        </w:drawing>
+      </w:r>
+    </w:p>
+    <w:p>
+      <w:pPr>
+        <w:pStyle w:val="BodyText"/>
+        <w:bidi w:val="0"/>
+        <w:spacing w:before="200" w:after="120"/>
+        <w:ind w:hanging="0" w:start="0"/>
+        <w:jc w:val="center"/>
+        <w:rPr>
+          <w:b w:val="false"/>
+          <w:bCs w:val="false"/>
+        </w:rPr>
+      </w:pPr>
+      <w:r>
+        <w:rPr>
+          <w:b w:val="false"/>
+          <w:bCs w:val="false"/>
+        </w:rPr>
+      </w:r>
+    </w:p>
+    <w:p>
+      <w:pPr>
+        <w:pStyle w:val="BodyText"/>
+        <w:bidi w:val="0"/>
+        <w:spacing w:before="200" w:after="120"/>
+        <w:ind w:hanging="0" w:start="0"/>
+        <w:jc w:val="center"/>
+        <w:rPr>
+          <w:b w:val="false"/>
+          <w:bCs w:val="false"/>
+        </w:rPr>
+      </w:pPr>
+      <w:r>
+        <w:rPr>
+          <w:b w:val="false"/>
+          <w:bCs w:val="false"/>
+        </w:rPr>
+        <mc:AlternateContent>
+          <mc:Choice Requires="wps">
+            <w:drawing>
+              <wp:anchor behindDoc="0" distT="0" distB="0" distL="0" distR="0" simplePos="0" locked="0" layoutInCell="1" allowOverlap="1" relativeHeight="19">
+                <wp:simplePos x="0" y="0"/>
+                <wp:positionH relativeFrom="column">
+                  <wp:posOffset>4470400</wp:posOffset>
+                </wp:positionH>
+                <wp:positionV relativeFrom="paragraph">
+                  <wp:posOffset>-76835</wp:posOffset>
+                </wp:positionV>
+                <wp:extent cx="1917065" cy="701675"/>
+                <wp:effectExtent l="5715" t="0" r="0" b="0"/>
+                <wp:wrapNone/>
+                <wp:docPr id="16" name="Text Frame 5"/>
+                <a:graphic xmlns:a="http://schemas.openxmlformats.org/drawingml/2006/main">
+                  <a:graphicData uri="http://schemas.microsoft.com/office/word/2010/wordprocessingShape">
+                    <wps:wsp>
+                      <wps:cNvSpPr txBox="1"/>
+                      <wps:spPr>
+                        <a:xfrm>
+                          <a:off x="0" y="0"/>
+                          <a:ext cx="1917000" cy="701640"/>
+                        </a:xfrm>
+                        <a:prstGeom prst="rect">
+                          <a:avLst/>
+                        </a:prstGeom>
+                        <a:noFill/>
+                        <a:ln w="0">
+                          <a:noFill/>
+                        </a:ln>
+                      </wps:spPr>
+                      <wps:txbx>
+                        <w:txbxContent>
+                          <w:p>
+                            <w:pPr>
+                              <w:overflowPunct w:val="false"/>
+                              <w:spacing w:before="238" w:after="198"/>
+                              <w:rPr/>
+                            </w:pPr>
+                            <w:r>
+                              <w:rPr>
+                                <w:i w:val="false"/>
+                                <w:iCs w:val="false"/>
+                                <w:sz w:val="32"/>
+                                <w:szCs w:val="32"/>
+                                <w:u w:val="single"/>
+                                <w:rFonts w:ascii="Liberation Serif" w:hAnsi="Liberation Serif"/>
+                              </w:rPr>
+                              <w:t>Add it to your Pedro Passport to track your STEM journey!</w:t>
+                            </w:r>
+                          </w:p>
+                        </w:txbxContent>
+                      </wps:txbx>
+                      <wps:bodyPr wrap="square" lIns="0" rIns="0" tIns="0" bIns="0" anchor="t">
+                        <a:noAutofit/>
+                      </wps:bodyPr>
+                    </wps:wsp>
+                  </a:graphicData>
+                </a:graphic>
+              </wp:anchor>
+            </w:drawing>
+          </mc:Choice>
+          <mc:Fallback>
+            <w:pict>
+              <v:shape id="shape_0" ID="Text Frame 5" stroked="f" o:allowincell="f" style="position:absolute;margin-left:352pt;margin-top:-6.05pt;width:150.9pt;height:55.2pt;mso-wrap-style:square;v-text-anchor:top" type="_x0000_t202">
+                <v:textbox>
+                  <w:txbxContent>
+                    <w:p>
+                      <w:pPr>
+                        <w:overflowPunct w:val="false"/>
+                        <w:spacing w:before="238" w:after="198"/>
+                        <w:rPr/>
+                      </w:pPr>
+                      <w:r>
+                        <w:rPr>
+                          <w:i w:val="false"/>
+                          <w:iCs w:val="false"/>
+                          <w:sz w:val="32"/>
+                          <w:szCs w:val="32"/>
+                          <w:u w:val="single"/>
+                          <w:rFonts w:ascii="Liberation Serif" w:hAnsi="Liberation Serif"/>
+                        </w:rPr>
+                        <w:t>Add it to your Pedro Passport to track your STEM journey!</w:t>
+                      </w:r>
+                    </w:p>
+                  </w:txbxContent>
+                </v:textbox>
+                <v:fill o:detectmouseclick="t" on="false"/>
+                <v:stroke color="black" joinstyle="round" endcap="flat"/>
+                <w10:wrap type="none"/>
+              </v:shape>
+            </w:pict>
+          </mc:Fallback>
+        </mc:AlternateContent>
+        <mc:AlternateContent>
+          <mc:Choice Requires="wps">
+            <w:drawing>
+              <wp:anchor behindDoc="0" distT="0" distB="0" distL="0" distR="0" simplePos="0" locked="0" layoutInCell="1" allowOverlap="1" relativeHeight="20">
+                <wp:simplePos x="0" y="0"/>
+                <wp:positionH relativeFrom="column">
+                  <wp:posOffset>40640</wp:posOffset>
+                </wp:positionH>
+                <wp:positionV relativeFrom="paragraph">
+                  <wp:posOffset>-47625</wp:posOffset>
+                </wp:positionV>
+                <wp:extent cx="1829435" cy="701675"/>
+                <wp:effectExtent l="5715" t="0" r="0" b="0"/>
+                <wp:wrapNone/>
+                <wp:docPr id="17" name="Text Frame 6"/>
+                <a:graphic xmlns:a="http://schemas.openxmlformats.org/drawingml/2006/main">
+                  <a:graphicData uri="http://schemas.microsoft.com/office/word/2010/wordprocessingShape">
+                    <wps:wsp>
+                      <wps:cNvSpPr txBox="1"/>
+                      <wps:spPr>
+                        <a:xfrm>
+                          <a:off x="0" y="0"/>
+                          <a:ext cx="1829520" cy="701640"/>
+                        </a:xfrm>
+                        <a:prstGeom prst="rect">
+                          <a:avLst/>
+                        </a:prstGeom>
+                        <a:noFill/>
+                        <a:ln w="0">
+                          <a:noFill/>
+                        </a:ln>
+                      </wps:spPr>
+                      <wps:txbx>
+                        <w:txbxContent>
+                          <w:p>
+                            <w:pPr>
+                              <w:overflowPunct w:val="false"/>
+                              <w:spacing w:before="238" w:after="198"/>
+                              <w:rPr/>
+                            </w:pPr>
+                            <w:r>
+                              <w:rPr>
+                                <w:sz w:val="32"/>
+                                <w:i w:val="false"/>
+                                <w:szCs w:val="32"/>
+                                <w:iCs w:val="false"/>
+                                <w:u w:val="single"/>
+                                <w:rFonts w:ascii="Liberation Serif" w:hAnsi="Liberation Serif"/>
+                              </w:rPr>
+                              <w:t>Complete this lesson to earn your Pedro Badge.</w:t>
+                            </w:r>
+                          </w:p>
+                        </w:txbxContent>
+                      </wps:txbx>
+                      <wps:bodyPr wrap="square" lIns="0" rIns="0" tIns="0" bIns="0" anchor="t">
+                        <a:noAutofit/>
+                      </wps:bodyPr>
+                    </wps:wsp>
+                  </a:graphicData>
+                </a:graphic>
+              </wp:anchor>
+            </w:drawing>
+          </mc:Choice>
+          <mc:Fallback>
+            <w:pict>
+              <v:shape id="shape_0" ID="Text Frame 6" stroked="f" o:allowincell="f" style="position:absolute;margin-left:3.2pt;margin-top:-3.75pt;width:144pt;height:55.2pt;mso-wrap-style:square;v-text-anchor:top" type="_x0000_t202">
+                <v:textbox>
+                  <w:txbxContent>
+                    <w:p>
+                      <w:pPr>
+                        <w:overflowPunct w:val="false"/>
+                        <w:spacing w:before="238" w:after="198"/>
+                        <w:rPr/>
+                      </w:pPr>
+                      <w:r>
+                        <w:rPr>
+                          <w:sz w:val="32"/>
+                          <w:i w:val="false"/>
+                          <w:szCs w:val="32"/>
+                          <w:iCs w:val="false"/>
+                          <w:u w:val="single"/>
+                          <w:rFonts w:ascii="Liberation Serif" w:hAnsi="Liberation Serif"/>
+                        </w:rPr>
+                        <w:t>Complete this lesson to earn your Pedro Badge.</w:t>
+                      </w:r>
+                    </w:p>
+                  </w:txbxContent>
+                </v:textbox>
+                <v:fill o:detectmouseclick="t" on="false"/>
+                <v:stroke color="black" joinstyle="round" endcap="flat"/>
+                <w10:wrap type="none"/>
+              </v:shape>
+            </w:pict>
+          </mc:Fallback>
+        </mc:AlternateContent>
+      </w:r>
+    </w:p>
+    <w:p>
+      <w:pPr>
+        <w:pStyle w:val="BodyText"/>
+        <w:bidi w:val="0"/>
+        <w:spacing w:before="200" w:after="120"/>
+        <w:ind w:hanging="0" w:start="0"/>
+        <w:jc w:val="center"/>
+        <w:rPr>
+          <w:b w:val="false"/>
+          <w:bCs w:val="false"/>
+        </w:rPr>
+      </w:pPr>
+      <w:r>
+        <w:rPr>
+          <w:b w:val="false"/>
+          <w:bCs w:val="false"/>
+        </w:rPr>
+      </w:r>
+    </w:p>
+    <w:p>
+      <w:pPr>
+        <w:pStyle w:val="BodyText"/>
+        <w:bidi w:val="0"/>
+        <w:spacing w:before="200" w:after="120"/>
+        <w:ind w:hanging="0" w:start="0"/>
+        <w:jc w:val="center"/>
+        <w:rPr>
+          <w:b w:val="false"/>
+          <w:bCs w:val="false"/>
+        </w:rPr>
+      </w:pPr>
+      <w:r>
+        <w:rPr>
+          <w:b w:val="false"/>
+          <w:bCs w:val="false"/>
+        </w:rPr>
+      </w:r>
+    </w:p>
+    <w:p>
+      <w:pPr>
+        <w:pStyle w:val="BodyText"/>
+        <w:bidi w:val="0"/>
+        <w:spacing w:before="200" w:after="120"/>
+        <w:ind w:hanging="0" w:start="0"/>
+        <w:jc w:val="center"/>
+        <w:rPr>
+          <w:b w:val="false"/>
+          <w:bCs w:val="false"/>
+        </w:rPr>
+      </w:pPr>
+      <w:r>
+        <w:rPr>
+          <w:b w:val="false"/>
+          <w:bCs w:val="false"/>
+        </w:rPr>
+      </w:r>
+    </w:p>
+    <w:p>
+      <w:pPr>
+        <w:pStyle w:val="BodyText"/>
+        <w:bidi w:val="0"/>
+        <w:spacing w:before="200" w:after="120"/>
+        <w:ind w:hanging="0" w:start="0"/>
+        <w:jc w:val="center"/>
+        <w:rPr>
+          <w:b w:val="false"/>
+          <w:bCs w:val="false"/>
+        </w:rPr>
+      </w:pPr>
+      <w:r>
+        <w:rPr>
+          <w:b w:val="false"/>
+          <w:bCs w:val="false"/>
+        </w:rPr>
+      </w:r>
+    </w:p>
+    <w:p>
+      <w:pPr>
+        <w:pStyle w:val="BodyText"/>
+        <w:bidi w:val="0"/>
+        <w:spacing w:before="200" w:after="120"/>
+        <w:ind w:hanging="0" w:start="0"/>
+        <w:jc w:val="center"/>
+        <w:rPr>
+          <w:b w:val="false"/>
+          <w:bCs w:val="false"/>
+        </w:rPr>
+      </w:pPr>
+      <w:r>
+        <w:rPr>
+          <w:b w:val="false"/>
+          <w:bCs w:val="false"/>
+        </w:rPr>
+      </w:r>
+    </w:p>
+    <w:tbl>
+      <w:tblPr>
+        <w:tblW w:w="12040" w:type="dxa"/>
+        <w:jc w:val="start"/>
+        <w:tblInd w:w="-1094" w:type="dxa"/>
+        <w:tblLayout w:type="fixed"/>
+        <w:tblCellMar>
+          <w:top w:w="0" w:type="dxa"/>
+          <w:start w:w="0" w:type="dxa"/>
+          <w:bottom w:w="0" w:type="dxa"/>
+          <w:end w:w="0" w:type="dxa"/>
+        </w:tblCellMar>
+      </w:tblPr>
+      <w:tblGrid>
+        <w:gridCol w:w="12040"/>
+      </w:tblGrid>
+      <w:tr>
+        <w:trPr>
+          <w:trHeight w:val="1480" w:hRule="atLeast"/>
+        </w:trPr>
+        <w:tc>
+          <w:tcPr>
+            <w:tcW w:w="12040" w:type="dxa"/>
+            <w:tcBorders/>
+            <w:shd w:fill="FF8000" w:val="clear"/>
+          </w:tcPr>
+          <w:p>
+            <w:pPr>
+              <w:pStyle w:val="TableContents"/>
+              <w:jc w:val="center"/>
+              <w:rPr>
+                <w:b/>
+                <w:bCs/>
+                <w:sz w:val="40"/>
+                <w:szCs w:val="40"/>
+              </w:rPr>
+            </w:pPr>
+            <w:r>
+              <w:rPr>
+                <w:b/>
+                <w:bCs/>
+                <w:sz w:val="20"/>
+                <w:szCs w:val="20"/>
+              </w:rPr>
+              <w:br/>
+            </w:r>
+            <w:r>
+              <w:rPr>
+                <w:b/>
+                <w:bCs/>
+                <w:sz w:val="40"/>
+                <w:szCs w:val="40"/>
+              </w:rPr>
+              <w:t>YOUR MISSION:</w:t>
+            </w:r>
+            <w:r>
+              <w:rPr>
+                <w:b w:val="false"/>
+                <w:bCs w:val="false"/>
+                <w:sz w:val="40"/>
+                <w:szCs w:val="40"/>
+              </w:rPr>
+              <w:t xml:space="preserve"> </w:t>
+            </w:r>
+            <w:r>
+              <w:rPr>
+                <w:b w:val="false"/>
+                <w:bCs w:val="false"/>
+                <w:sz w:val="40"/>
+                <w:szCs w:val="40"/>
+              </w:rPr>
+              <w:t>Learn howa to control Pedro robot by using the manual mode</w:t>
+            </w:r>
+          </w:p>
+        </w:tc>
+      </w:tr>
+    </w:tbl>
     <w:p>
       <w:pPr>
         <w:pStyle w:val="Heading2"/>
@@ -532,7 +1535,7 @@
           <w:numId w:val="5"/>
         </w:numPr>
         <w:suppressAutoHyphens w:val="true"/>
-        <w:overflowPunct w:val="false"/>
+        <w:overflowPunct w:val="true"/>
         <w:bidi w:val="0"/>
         <w:spacing w:before="0" w:after="26"/>
         <w:jc w:val="start"/>
@@ -570,7 +1573,7 @@
           <w:numId w:val="5"/>
         </w:numPr>
         <w:suppressAutoHyphens w:val="true"/>
-        <w:overflowPunct w:val="false"/>
+        <w:overflowPunct w:val="true"/>
         <w:bidi w:val="0"/>
         <w:spacing w:before="0" w:after="26"/>
         <w:jc w:val="start"/>
@@ -608,7 +1611,7 @@
           <w:numId w:val="5"/>
         </w:numPr>
         <w:suppressAutoHyphens w:val="true"/>
-        <w:overflowPunct w:val="false"/>
+        <w:overflowPunct w:val="true"/>
         <w:bidi w:val="0"/>
         <w:spacing w:before="0" w:after="26"/>
         <w:jc w:val="start"/>
@@ -646,7 +1649,7 @@
           <w:numId w:val="5"/>
         </w:numPr>
         <w:suppressAutoHyphens w:val="true"/>
-        <w:overflowPunct w:val="false"/>
+        <w:overflowPunct w:val="true"/>
         <w:bidi w:val="0"/>
         <w:spacing w:before="0" w:after="26"/>
         <w:jc w:val="start"/>
@@ -741,7 +1744,7 @@
           <w:numId w:val="5"/>
         </w:numPr>
         <w:suppressAutoHyphens w:val="true"/>
-        <w:overflowPunct w:val="false"/>
+        <w:overflowPunct w:val="true"/>
         <w:bidi w:val="0"/>
         <w:spacing w:before="0" w:after="26"/>
         <w:jc w:val="start"/>
@@ -771,7 +1774,7 @@
           <w:numId w:val="5"/>
         </w:numPr>
         <w:suppressAutoHyphens w:val="true"/>
-        <w:overflowPunct w:val="false"/>
+        <w:overflowPunct w:val="true"/>
         <w:bidi w:val="0"/>
         <w:spacing w:before="0" w:after="26"/>
         <w:jc w:val="start"/>
@@ -801,7 +1804,7 @@
           <w:numId w:val="5"/>
         </w:numPr>
         <w:suppressAutoHyphens w:val="true"/>
-        <w:overflowPunct w:val="false"/>
+        <w:overflowPunct w:val="true"/>
         <w:bidi w:val="0"/>
         <w:spacing w:before="0" w:after="26"/>
         <w:jc w:val="start"/>
@@ -831,7 +1834,7 @@
           <w:numId w:val="5"/>
         </w:numPr>
         <w:suppressAutoHyphens w:val="true"/>
-        <w:overflowPunct w:val="false"/>
+        <w:overflowPunct w:val="true"/>
         <w:bidi w:val="0"/>
         <w:spacing w:before="0" w:after="26"/>
         <w:jc w:val="start"/>
@@ -904,7 +1907,7 @@
         <w:pStyle w:val="BodyText"/>
         <w:widowControl/>
         <w:suppressAutoHyphens w:val="true"/>
-        <w:overflowPunct w:val="false"/>
+        <w:overflowPunct w:val="true"/>
         <w:bidi w:val="0"/>
         <w:jc w:val="start"/>
         <w:rPr/>
@@ -931,7 +1934,7 @@
           <w:numId w:val="5"/>
         </w:numPr>
         <w:suppressAutoHyphens w:val="true"/>
-        <w:overflowPunct w:val="false"/>
+        <w:overflowPunct w:val="true"/>
         <w:bidi w:val="0"/>
         <w:spacing w:before="0" w:after="26"/>
         <w:jc w:val="start"/>
@@ -961,7 +1964,7 @@
           <w:numId w:val="5"/>
         </w:numPr>
         <w:suppressAutoHyphens w:val="true"/>
-        <w:overflowPunct w:val="false"/>
+        <w:overflowPunct w:val="true"/>
         <w:bidi w:val="0"/>
         <w:spacing w:before="0" w:after="26"/>
         <w:jc w:val="start"/>
@@ -991,7 +1994,7 @@
           <w:numId w:val="5"/>
         </w:numPr>
         <w:suppressAutoHyphens w:val="true"/>
-        <w:overflowPunct w:val="false"/>
+        <w:overflowPunct w:val="true"/>
         <w:bidi w:val="0"/>
         <w:spacing w:before="0" w:after="26"/>
         <w:jc w:val="start"/>
@@ -1025,7 +2028,7 @@
           <w:tab w:val="left" w:pos="0" w:leader="none"/>
         </w:tabs>
         <w:suppressAutoHyphens w:val="true"/>
-        <w:overflowPunct w:val="false"/>
+        <w:overflowPunct w:val="true"/>
         <w:bidi w:val="0"/>
         <w:spacing w:before="0" w:after="26"/>
         <w:ind w:hanging="0" w:start="709"/>
@@ -1904,7 +2907,7 @@
           <w:tab w:val="left" w:pos="0" w:leader="none"/>
         </w:tabs>
         <w:suppressAutoHyphens w:val="true"/>
-        <w:overflowPunct w:val="false"/>
+        <w:overflowPunct w:val="true"/>
         <w:bidi w:val="0"/>
         <w:spacing w:before="0" w:after="26"/>
         <w:ind w:hanging="0" w:start="0" w:end="0"/>
@@ -1944,7 +2947,7 @@
           <w:tab w:val="left" w:pos="0" w:leader="none"/>
         </w:tabs>
         <w:suppressAutoHyphens w:val="true"/>
-        <w:overflowPunct w:val="false"/>
+        <w:overflowPunct w:val="true"/>
         <w:bidi w:val="0"/>
         <w:spacing w:before="0" w:after="26"/>
         <w:ind w:hanging="0" w:start="0" w:end="0"/>
@@ -2033,7 +3036,7 @@
         <w:rPr/>
         <w:t xml:space="preserve"> the latest version of the </w:t>
       </w:r>
-      <w:hyperlink r:id="rId4">
+      <w:hyperlink r:id="rId13">
         <w:r>
           <w:rPr>
             <w:rStyle w:val="Hyperlink"/>
@@ -2085,7 +3088,7 @@
           <w:tab w:val="left" w:pos="0" w:leader="none"/>
         </w:tabs>
         <w:suppressAutoHyphens w:val="true"/>
-        <w:overflowPunct w:val="false"/>
+        <w:overflowPunct w:val="true"/>
         <w:bidi w:val="0"/>
         <w:spacing w:before="0" w:after="0"/>
         <w:ind w:hanging="283" w:start="1418"/>
@@ -2120,7 +3123,7 @@
           <w:tab w:val="left" w:pos="0" w:leader="none"/>
         </w:tabs>
         <w:suppressAutoHyphens w:val="true"/>
-        <w:overflowPunct w:val="false"/>
+        <w:overflowPunct w:val="true"/>
         <w:bidi w:val="0"/>
         <w:spacing w:before="0" w:after="0"/>
         <w:ind w:hanging="283" w:start="1418"/>
@@ -2155,7 +3158,7 @@
           <w:tab w:val="left" w:pos="0" w:leader="none"/>
         </w:tabs>
         <w:suppressAutoHyphens w:val="true"/>
-        <w:overflowPunct w:val="false"/>
+        <w:overflowPunct w:val="true"/>
         <w:bidi w:val="0"/>
         <w:spacing w:before="0" w:after="0"/>
         <w:ind w:hanging="283" w:start="1418"/>
@@ -2269,7 +3272,7 @@
       </w:r>
       <w:r>
         <w:drawing>
-          <wp:anchor behindDoc="0" distT="0" distB="0" distL="0" distR="0" simplePos="0" locked="0" layoutInCell="0" allowOverlap="1" relativeHeight="6">
+          <wp:anchor behindDoc="0" distT="0" distB="0" distL="0" distR="0" simplePos="0" locked="0" layoutInCell="0" allowOverlap="1" relativeHeight="5">
             <wp:simplePos x="0" y="0"/>
             <wp:positionH relativeFrom="column">
               <wp:posOffset>5083175</wp:posOffset>
@@ -2280,7 +3283,7 @@
             <wp:extent cx="1183005" cy="1245870"/>
             <wp:effectExtent l="0" t="0" r="0" b="0"/>
             <wp:wrapSquare wrapText="largest"/>
-            <wp:docPr id="3" name="Image25" descr="" title=""/>
+            <wp:docPr id="18" name="Image25" descr="" title=""/>
             <wp:cNvGraphicFramePr>
               <a:graphicFrameLocks xmlns:a="http://schemas.openxmlformats.org/drawingml/2006/main" noChangeAspect="1"/>
             </wp:cNvGraphicFramePr>
@@ -2288,13 +3291,13 @@
               <a:graphicData uri="http://schemas.openxmlformats.org/drawingml/2006/picture">
                 <pic:pic xmlns:pic="http://schemas.openxmlformats.org/drawingml/2006/picture">
                   <pic:nvPicPr>
-                    <pic:cNvPr id="3" name="Image25" descr="" title=""/>
+                    <pic:cNvPr id="18" name="Image25" descr="" title=""/>
                     <pic:cNvPicPr>
                       <a:picLocks noChangeAspect="1" noChangeArrowheads="1"/>
                     </pic:cNvPicPr>
                   </pic:nvPicPr>
                   <pic:blipFill>
-                    <a:blip r:embed="rId5"/>
+                    <a:blip r:embed="rId14"/>
                     <a:stretch>
                       <a:fillRect/>
                     </a:stretch>
@@ -2640,7 +3643,7 @@
       <w:r>
         <w:rPr/>
         <w:drawing>
-          <wp:anchor behindDoc="0" distT="0" distB="0" distL="0" distR="0" simplePos="0" locked="0" layoutInCell="0" allowOverlap="1" relativeHeight="7">
+          <wp:anchor behindDoc="0" distT="0" distB="0" distL="0" distR="0" simplePos="0" locked="0" layoutInCell="0" allowOverlap="1" relativeHeight="6">
             <wp:simplePos x="0" y="0"/>
             <wp:positionH relativeFrom="column">
               <wp:posOffset>1645285</wp:posOffset>
@@ -2651,7 +3654,7 @@
             <wp:extent cx="3040380" cy="2604770"/>
             <wp:effectExtent l="0" t="0" r="0" b="0"/>
             <wp:wrapSquare wrapText="left"/>
-            <wp:docPr id="4" name="Image35 Copy 1" descr="" title=""/>
+            <wp:docPr id="19" name="Image35 Copy 1" descr="" title=""/>
             <wp:cNvGraphicFramePr>
               <a:graphicFrameLocks xmlns:a="http://schemas.openxmlformats.org/drawingml/2006/main" noChangeAspect="1"/>
             </wp:cNvGraphicFramePr>
@@ -2659,13 +3662,13 @@
               <a:graphicData uri="http://schemas.openxmlformats.org/drawingml/2006/picture">
                 <pic:pic xmlns:pic="http://schemas.openxmlformats.org/drawingml/2006/picture">
                   <pic:nvPicPr>
-                    <pic:cNvPr id="4" name="Image35 Copy 1" descr="" title=""/>
+                    <pic:cNvPr id="19" name="Image35 Copy 1" descr="" title=""/>
                     <pic:cNvPicPr>
                       <a:picLocks noChangeAspect="1" noChangeArrowheads="1"/>
                     </pic:cNvPicPr>
                   </pic:nvPicPr>
                   <pic:blipFill>
-                    <a:blip r:embed="rId6"/>
+                    <a:blip r:embed="rId15"/>
                     <a:stretch>
                       <a:fillRect/>
                     </a:stretch>
@@ -2757,7 +3760,7 @@
           <w:tab w:val="left" w:pos="0" w:leader="none"/>
         </w:tabs>
         <w:suppressAutoHyphens w:val="true"/>
-        <w:overflowPunct w:val="false"/>
+        <w:overflowPunct w:val="true"/>
         <w:bidi w:val="0"/>
         <w:spacing w:before="0" w:after="26"/>
         <w:ind w:hanging="0" w:start="0" w:end="0"/>
@@ -2829,7 +3832,7 @@
           <w:numId w:val="5"/>
         </w:numPr>
         <w:suppressAutoHyphens w:val="true"/>
-        <w:overflowPunct w:val="false"/>
+        <w:overflowPunct w:val="true"/>
         <w:bidi w:val="0"/>
         <w:spacing w:before="0" w:after="26"/>
         <w:jc w:val="start"/>
@@ -2873,7 +3876,7 @@
           <w:numId w:val="5"/>
         </w:numPr>
         <w:suppressAutoHyphens w:val="true"/>
-        <w:overflowPunct w:val="false"/>
+        <w:overflowPunct w:val="true"/>
         <w:bidi w:val="0"/>
         <w:spacing w:before="0" w:after="26"/>
         <w:jc w:val="start"/>
@@ -2917,7 +3920,7 @@
           <w:numId w:val="5"/>
         </w:numPr>
         <w:suppressAutoHyphens w:val="true"/>
-        <w:overflowPunct w:val="false"/>
+        <w:overflowPunct w:val="true"/>
         <w:bidi w:val="0"/>
         <w:spacing w:before="0" w:after="26"/>
         <w:jc w:val="start"/>
@@ -2961,7 +3964,7 @@
           <w:numId w:val="5"/>
         </w:numPr>
         <w:suppressAutoHyphens w:val="true"/>
-        <w:overflowPunct w:val="false"/>
+        <w:overflowPunct w:val="true"/>
         <w:bidi w:val="0"/>
         <w:spacing w:before="0" w:after="26"/>
         <w:jc w:val="start"/>
@@ -3005,7 +4008,7 @@
           <w:numId w:val="5"/>
         </w:numPr>
         <w:suppressAutoHyphens w:val="true"/>
-        <w:overflowPunct w:val="false"/>
+        <w:overflowPunct w:val="true"/>
         <w:bidi w:val="0"/>
         <w:spacing w:before="0" w:after="26"/>
         <w:jc w:val="start"/>
@@ -3063,7 +4066,7 @@
           <w:tab w:val="left" w:pos="0" w:leader="none"/>
         </w:tabs>
         <w:suppressAutoHyphens w:val="true"/>
-        <w:overflowPunct w:val="false"/>
+        <w:overflowPunct w:val="true"/>
         <w:bidi w:val="0"/>
         <w:spacing w:before="0" w:after="26"/>
         <w:ind w:hanging="0" w:start="0" w:end="0"/>
@@ -3073,7 +4076,7 @@
       <w:r>
         <w:rPr/>
         <w:drawing>
-          <wp:anchor behindDoc="0" distT="0" distB="0" distL="0" distR="0" simplePos="0" locked="0" layoutInCell="0" allowOverlap="1" relativeHeight="5">
+          <wp:anchor behindDoc="0" distT="0" distB="0" distL="0" distR="0" simplePos="0" locked="0" layoutInCell="0" allowOverlap="1" relativeHeight="4">
             <wp:simplePos x="0" y="0"/>
             <wp:positionH relativeFrom="column">
               <wp:posOffset>867410</wp:posOffset>
@@ -3084,7 +4087,7 @@
             <wp:extent cx="4549775" cy="5687060"/>
             <wp:effectExtent l="0" t="0" r="0" b="0"/>
             <wp:wrapSquare wrapText="largest"/>
-            <wp:docPr id="5" name="Image1 Copy 1" descr="" title=""/>
+            <wp:docPr id="20" name="Image1 Copy 1" descr="" title=""/>
             <wp:cNvGraphicFramePr>
               <a:graphicFrameLocks xmlns:a="http://schemas.openxmlformats.org/drawingml/2006/main" noChangeAspect="1"/>
             </wp:cNvGraphicFramePr>
@@ -3092,13 +4095,13 @@
               <a:graphicData uri="http://schemas.openxmlformats.org/drawingml/2006/picture">
                 <pic:pic xmlns:pic="http://schemas.openxmlformats.org/drawingml/2006/picture">
                   <pic:nvPicPr>
-                    <pic:cNvPr id="5" name="Image1 Copy 1" descr="" title=""/>
+                    <pic:cNvPr id="20" name="Image1 Copy 1" descr="" title=""/>
                     <pic:cNvPicPr>
                       <a:picLocks noChangeAspect="1" noChangeArrowheads="1"/>
                     </pic:cNvPicPr>
                   </pic:nvPicPr>
                   <pic:blipFill>
-                    <a:blip r:embed="rId7"/>
+                    <a:blip r:embed="rId16"/>
                     <a:stretch>
                       <a:fillRect/>
                     </a:stretch>
@@ -3128,7 +4131,7 @@
           <w:tab w:val="left" w:pos="0" w:leader="none"/>
         </w:tabs>
         <w:suppressAutoHyphens w:val="true"/>
-        <w:overflowPunct w:val="false"/>
+        <w:overflowPunct w:val="true"/>
         <w:bidi w:val="0"/>
         <w:spacing w:before="0" w:after="26"/>
         <w:ind w:hanging="0" w:start="0" w:end="0"/>
@@ -3154,7 +4157,7 @@
           <w:tab w:val="left" w:pos="0" w:leader="none"/>
         </w:tabs>
         <w:suppressAutoHyphens w:val="true"/>
-        <w:overflowPunct w:val="false"/>
+        <w:overflowPunct w:val="true"/>
         <w:bidi w:val="0"/>
         <w:spacing w:before="0" w:after="26"/>
         <w:ind w:hanging="0" w:start="0" w:end="0"/>
@@ -3180,7 +4183,7 @@
           <w:tab w:val="left" w:pos="0" w:leader="none"/>
         </w:tabs>
         <w:suppressAutoHyphens w:val="true"/>
-        <w:overflowPunct w:val="false"/>
+        <w:overflowPunct w:val="true"/>
         <w:bidi w:val="0"/>
         <w:spacing w:before="0" w:after="26"/>
         <w:ind w:hanging="0" w:start="0" w:end="0"/>
@@ -3206,7 +4209,7 @@
           <w:tab w:val="left" w:pos="0" w:leader="none"/>
         </w:tabs>
         <w:suppressAutoHyphens w:val="true"/>
-        <w:overflowPunct w:val="false"/>
+        <w:overflowPunct w:val="true"/>
         <w:bidi w:val="0"/>
         <w:spacing w:before="0" w:after="26"/>
         <w:ind w:hanging="0" w:start="0" w:end="0"/>
@@ -3232,7 +4235,7 @@
           <w:tab w:val="left" w:pos="0" w:leader="none"/>
         </w:tabs>
         <w:suppressAutoHyphens w:val="true"/>
-        <w:overflowPunct w:val="false"/>
+        <w:overflowPunct w:val="true"/>
         <w:bidi w:val="0"/>
         <w:spacing w:before="0" w:after="26"/>
         <w:ind w:hanging="0" w:start="0" w:end="0"/>
@@ -3258,7 +4261,7 @@
           <w:tab w:val="left" w:pos="0" w:leader="none"/>
         </w:tabs>
         <w:suppressAutoHyphens w:val="true"/>
-        <w:overflowPunct w:val="false"/>
+        <w:overflowPunct w:val="true"/>
         <w:bidi w:val="0"/>
         <w:spacing w:before="0" w:after="26"/>
         <w:ind w:hanging="0" w:start="0" w:end="0"/>
@@ -3284,7 +4287,7 @@
           <w:tab w:val="left" w:pos="0" w:leader="none"/>
         </w:tabs>
         <w:suppressAutoHyphens w:val="true"/>
-        <w:overflowPunct w:val="false"/>
+        <w:overflowPunct w:val="true"/>
         <w:bidi w:val="0"/>
         <w:spacing w:before="0" w:after="26"/>
         <w:ind w:hanging="0" w:start="0" w:end="0"/>
@@ -3310,7 +4313,7 @@
           <w:tab w:val="left" w:pos="0" w:leader="none"/>
         </w:tabs>
         <w:suppressAutoHyphens w:val="true"/>
-        <w:overflowPunct w:val="false"/>
+        <w:overflowPunct w:val="true"/>
         <w:bidi w:val="0"/>
         <w:spacing w:before="0" w:after="26"/>
         <w:ind w:hanging="0" w:start="0" w:end="0"/>
@@ -3336,7 +4339,7 @@
           <w:tab w:val="left" w:pos="0" w:leader="none"/>
         </w:tabs>
         <w:suppressAutoHyphens w:val="true"/>
-        <w:overflowPunct w:val="false"/>
+        <w:overflowPunct w:val="true"/>
         <w:bidi w:val="0"/>
         <w:spacing w:before="0" w:after="26"/>
         <w:ind w:hanging="0" w:start="0" w:end="0"/>
@@ -3362,7 +4365,7 @@
           <w:tab w:val="left" w:pos="0" w:leader="none"/>
         </w:tabs>
         <w:suppressAutoHyphens w:val="true"/>
-        <w:overflowPunct w:val="false"/>
+        <w:overflowPunct w:val="true"/>
         <w:bidi w:val="0"/>
         <w:spacing w:before="0" w:after="26"/>
         <w:ind w:hanging="0" w:start="0" w:end="0"/>
@@ -3388,7 +4391,7 @@
           <w:tab w:val="left" w:pos="0" w:leader="none"/>
         </w:tabs>
         <w:suppressAutoHyphens w:val="true"/>
-        <w:overflowPunct w:val="false"/>
+        <w:overflowPunct w:val="true"/>
         <w:bidi w:val="0"/>
         <w:spacing w:before="0" w:after="26"/>
         <w:ind w:hanging="0" w:start="0" w:end="0"/>
@@ -3414,7 +4417,7 @@
           <w:tab w:val="left" w:pos="0" w:leader="none"/>
         </w:tabs>
         <w:suppressAutoHyphens w:val="true"/>
-        <w:overflowPunct w:val="false"/>
+        <w:overflowPunct w:val="true"/>
         <w:bidi w:val="0"/>
         <w:spacing w:before="0" w:after="26"/>
         <w:ind w:hanging="0" w:start="0" w:end="0"/>
@@ -3440,7 +4443,7 @@
           <w:tab w:val="left" w:pos="0" w:leader="none"/>
         </w:tabs>
         <w:suppressAutoHyphens w:val="true"/>
-        <w:overflowPunct w:val="false"/>
+        <w:overflowPunct w:val="true"/>
         <w:bidi w:val="0"/>
         <w:spacing w:before="0" w:after="26"/>
         <w:ind w:hanging="0" w:start="0" w:end="0"/>
@@ -3466,7 +4469,7 @@
           <w:tab w:val="left" w:pos="0" w:leader="none"/>
         </w:tabs>
         <w:suppressAutoHyphens w:val="true"/>
-        <w:overflowPunct w:val="false"/>
+        <w:overflowPunct w:val="true"/>
         <w:bidi w:val="0"/>
         <w:spacing w:before="0" w:after="26"/>
         <w:ind w:hanging="0" w:start="0" w:end="0"/>
@@ -3492,7 +4495,7 @@
           <w:tab w:val="left" w:pos="0" w:leader="none"/>
         </w:tabs>
         <w:suppressAutoHyphens w:val="true"/>
-        <w:overflowPunct w:val="false"/>
+        <w:overflowPunct w:val="true"/>
         <w:bidi w:val="0"/>
         <w:spacing w:before="0" w:after="26"/>
         <w:ind w:hanging="0" w:start="0" w:end="0"/>
@@ -3518,7 +4521,7 @@
           <w:tab w:val="left" w:pos="0" w:leader="none"/>
         </w:tabs>
         <w:suppressAutoHyphens w:val="true"/>
-        <w:overflowPunct w:val="false"/>
+        <w:overflowPunct w:val="true"/>
         <w:bidi w:val="0"/>
         <w:spacing w:before="0" w:after="26"/>
         <w:ind w:hanging="0" w:start="0" w:end="0"/>
@@ -3544,7 +4547,7 @@
           <w:tab w:val="left" w:pos="0" w:leader="none"/>
         </w:tabs>
         <w:suppressAutoHyphens w:val="true"/>
-        <w:overflowPunct w:val="false"/>
+        <w:overflowPunct w:val="true"/>
         <w:bidi w:val="0"/>
         <w:spacing w:before="0" w:after="26"/>
         <w:ind w:hanging="0" w:start="0" w:end="0"/>
@@ -3593,7 +4596,7 @@
           <w:tab w:val="left" w:pos="0" w:leader="none"/>
         </w:tabs>
         <w:suppressAutoHyphens w:val="true"/>
-        <w:overflowPunct w:val="false"/>
+        <w:overflowPunct w:val="true"/>
         <w:bidi w:val="0"/>
         <w:spacing w:before="0" w:after="26"/>
         <w:ind w:hanging="0" w:start="0" w:end="0"/>
@@ -3619,7 +4622,7 @@
           <w:tab w:val="left" w:pos="0" w:leader="none"/>
         </w:tabs>
         <w:suppressAutoHyphens w:val="true"/>
-        <w:overflowPunct w:val="false"/>
+        <w:overflowPunct w:val="true"/>
         <w:bidi w:val="0"/>
         <w:spacing w:before="0" w:after="26"/>
         <w:ind w:hanging="0" w:start="0" w:end="0"/>
@@ -4021,7 +5024,7 @@
           <w:tab w:val="left" w:pos="0" w:leader="none"/>
         </w:tabs>
         <w:suppressAutoHyphens w:val="true"/>
-        <w:overflowPunct w:val="false"/>
+        <w:overflowPunct w:val="true"/>
         <w:bidi w:val="0"/>
         <w:spacing w:before="0" w:after="26"/>
         <w:ind w:hanging="0" w:start="0" w:end="0"/>
@@ -4030,7 +5033,7 @@
       </w:pPr>
       <w:r>
         <w:drawing>
-          <wp:anchor behindDoc="0" distT="0" distB="0" distL="0" distR="0" simplePos="0" locked="0" layoutInCell="0" allowOverlap="1" relativeHeight="4">
+          <wp:anchor behindDoc="0" distT="0" distB="0" distL="0" distR="0" simplePos="0" locked="0" layoutInCell="0" allowOverlap="1" relativeHeight="3">
             <wp:simplePos x="0" y="0"/>
             <wp:positionH relativeFrom="column">
               <wp:posOffset>-128270</wp:posOffset>
@@ -4041,7 +5044,7 @@
             <wp:extent cx="6555740" cy="3295015"/>
             <wp:effectExtent l="0" t="0" r="0" b="0"/>
             <wp:wrapSquare wrapText="largest"/>
-            <wp:docPr id="6" name="Image3 Copy 1" descr="" title=""/>
+            <wp:docPr id="21" name="Image3 Copy 1" descr="" title=""/>
             <wp:cNvGraphicFramePr>
               <a:graphicFrameLocks xmlns:a="http://schemas.openxmlformats.org/drawingml/2006/main" noChangeAspect="1"/>
             </wp:cNvGraphicFramePr>
@@ -4049,13 +5052,13 @@
               <a:graphicData uri="http://schemas.openxmlformats.org/drawingml/2006/picture">
                 <pic:pic xmlns:pic="http://schemas.openxmlformats.org/drawingml/2006/picture">
                   <pic:nvPicPr>
-                    <pic:cNvPr id="6" name="Image3 Copy 1" descr="" title=""/>
+                    <pic:cNvPr id="21" name="Image3 Copy 1" descr="" title=""/>
                     <pic:cNvPicPr>
                       <a:picLocks noChangeAspect="1" noChangeArrowheads="1"/>
                     </pic:cNvPicPr>
                   </pic:nvPicPr>
                   <pic:blipFill>
-                    <a:blip r:embed="rId8"/>
+                    <a:blip r:embed="rId17"/>
                     <a:stretch>
                       <a:fillRect/>
                     </a:stretch>
@@ -4326,9 +5329,9 @@
     <w:p>
       <w:pPr>
         <w:sectPr>
-          <w:footerReference w:type="even" r:id="rId9"/>
-          <w:footerReference w:type="default" r:id="rId10"/>
-          <w:footerReference w:type="first" r:id="rId11"/>
+          <w:footerReference w:type="even" r:id="rId18"/>
+          <w:footerReference w:type="default" r:id="rId19"/>
+          <w:footerReference w:type="first" r:id="rId20"/>
           <w:type w:val="nextPage"/>
           <w:pgSz w:w="11906" w:h="16838"/>
           <w:pgMar w:left="954" w:right="1031" w:gutter="0" w:header="0" w:top="1134" w:footer="287" w:bottom="1020"/>
@@ -4411,8 +5414,8 @@
           <w:bCs/>
         </w:rPr>
       </w:pPr>
-      <w:bookmarkStart w:id="15" w:name="__RefHeading___Toc17161_2390671122"/>
-      <w:bookmarkEnd w:id="15"/>
+      <w:bookmarkStart w:id="13" w:name="__RefHeading___Toc17161_2390671122"/>
+      <w:bookmarkEnd w:id="13"/>
       <w:r>
         <w:rPr>
           <w:b/>
@@ -4466,8 +5469,8 @@
         <w:ind w:hanging="0" w:start="0" w:end="0"/>
         <w:rPr/>
       </w:pPr>
-      <w:bookmarkStart w:id="16" w:name="code-block-viewer"/>
-      <w:bookmarkEnd w:id="16"/>
+      <w:bookmarkStart w:id="14" w:name="code-block-viewer"/>
+      <w:bookmarkEnd w:id="14"/>
       <w:r>
         <w:rPr/>
         <w:t>angle = angle + 1;</w:t>
@@ -4558,8 +5561,8 @@
           <w:bCs/>
         </w:rPr>
       </w:pPr>
-      <w:bookmarkStart w:id="17" w:name="__RefHeading___Toc17163_2390671122"/>
-      <w:bookmarkEnd w:id="17"/>
+      <w:bookmarkStart w:id="15" w:name="__RefHeading___Toc17163_2390671122"/>
+      <w:bookmarkEnd w:id="15"/>
       <w:r>
         <w:rPr>
           <w:b/>
@@ -4619,8 +5622,8 @@
           <w:bCs/>
         </w:rPr>
       </w:pPr>
-      <w:bookmarkStart w:id="18" w:name="__RefHeading___Toc17165_2390671122"/>
-      <w:bookmarkEnd w:id="18"/>
+      <w:bookmarkStart w:id="16" w:name="__RefHeading___Toc17165_2390671122"/>
+      <w:bookmarkEnd w:id="16"/>
       <w:r>
         <w:rPr>
           <w:b/>
@@ -4714,8 +5717,8 @@
         <w:ind w:hanging="0" w:start="0"/>
         <w:rPr/>
       </w:pPr>
-      <w:bookmarkStart w:id="19" w:name="__RefHeading___Toc490_314263189"/>
-      <w:bookmarkEnd w:id="19"/>
+      <w:bookmarkStart w:id="17" w:name="__RefHeading___Toc490_314263189"/>
+      <w:bookmarkEnd w:id="17"/>
       <w:r>
         <w:rPr>
           <w:rFonts w:eastAsia="Noto Serif CJK SC" w:cs="Noto Sans Devanagari"/>
@@ -4762,8 +5765,8 @@
         <w:ind w:hanging="0" w:start="0" w:end="0"/>
         <w:rPr/>
       </w:pPr>
-      <w:bookmarkStart w:id="20" w:name="code-block-viewer_Copy_1"/>
-      <w:bookmarkEnd w:id="20"/>
+      <w:bookmarkStart w:id="18" w:name="code-block-viewer_Copy_1"/>
+      <w:bookmarkEnd w:id="18"/>
       <w:r>
         <w:rPr/>
         <w:t>void loop() {</w:t>
@@ -4873,8 +5876,8 @@
         <w:ind w:hanging="0" w:start="0"/>
         <w:rPr/>
       </w:pPr>
-      <w:bookmarkStart w:id="21" w:name="__RefHeading___Toc17173_2390671122"/>
-      <w:bookmarkEnd w:id="21"/>
+      <w:bookmarkStart w:id="19" w:name="__RefHeading___Toc17173_2390671122"/>
+      <w:bookmarkEnd w:id="19"/>
       <w:r>
         <w:rPr/>
         <w:t>5 Classroom Analogy</w:t>
@@ -4983,8 +5986,8 @@
         <w:ind w:hanging="0" w:start="0"/>
         <w:rPr/>
       </w:pPr>
-      <w:bookmarkStart w:id="22" w:name="__RefHeading___Toc17175_2390671122"/>
-      <w:bookmarkEnd w:id="22"/>
+      <w:bookmarkStart w:id="20" w:name="__RefHeading___Toc17175_2390671122"/>
+      <w:bookmarkEnd w:id="20"/>
       <w:r>
         <w:rPr/>
         <w:t>6 Hands-On Experiment</w:t>
@@ -5201,99 +6204,155 @@
       <w:jc w:val="center"/>
       <w:rPr/>
     </w:pPr>
-    <w:bookmarkStart w:id="13" w:name="PageNumWizard_FOOTER_Default_Page_Style1"/>
-    <w:bookmarkEnd w:id="13"/>
     <w:r>
       <w:rPr>
+        <w:rStyle w:val="Hyperlink"/>
+        <w:rFonts w:eastAsia="Noto Serif CJK SC" w:cs="Noto Sans Devanagari" w:ascii="Liberation Mono" w:hAnsi="Liberation Mono"/>
+        <w:b w:val="false"/>
+        <w:bCs w:val="false"/>
+        <w:color w:val="auto"/>
+        <w:kern w:val="2"/>
         <w:sz w:val="20"/>
         <w:szCs w:val="20"/>
-      </w:rPr>
-      <w:fldChar w:fldCharType="begin"/>
+        <w:u w:val="none"/>
+        <w:lang w:val="fr-FR" w:eastAsia="zh-CN" w:bidi="hi-IN"/>
+      </w:rPr>
+      <w:t xml:space="preserve">Pedro STEM </w:t>
     </w:r>
     <w:r>
       <w:rPr>
+        <w:rStyle w:val="Hyperlink"/>
+        <w:rFonts w:eastAsia="Noto Serif CJK SC" w:cs="Noto Sans Devanagari" w:ascii="Liberation Mono" w:hAnsi="Liberation Mono"/>
+        <w:b w:val="false"/>
+        <w:bCs w:val="false"/>
+        <w:color w:val="auto"/>
+        <w:kern w:val="2"/>
         <w:sz w:val="20"/>
         <w:szCs w:val="20"/>
-      </w:rPr>
-      <w:instrText xml:space="preserve"> PAGE </w:instrText>
+        <w:u w:val="none"/>
+        <w:lang w:val="fr-FR" w:eastAsia="zh-CN" w:bidi="hi-IN"/>
+      </w:rPr>
+      <w:t xml:space="preserve">Program            </w:t>
     </w:r>
     <w:r>
       <w:rPr>
+        <w:rStyle w:val="Hyperlink"/>
+        <w:rFonts w:eastAsia="Noto Serif CJK SC" w:cs="Noto Sans Devanagari" w:ascii="Liberation Mono" w:hAnsi="Liberation Mono"/>
+        <w:b w:val="false"/>
+        <w:bCs w:val="false"/>
+        <w:color w:val="auto"/>
+        <w:kern w:val="2"/>
         <w:sz w:val="20"/>
         <w:szCs w:val="20"/>
-      </w:rPr>
-      <w:fldChar w:fldCharType="separate"/>
+        <w:u w:val="none"/>
+        <w:lang w:val="fr-FR" w:eastAsia="zh-CN" w:bidi="hi-IN"/>
+      </w:rPr>
+      <w:t>Le</w:t>
     </w:r>
     <w:r>
       <w:rPr>
+        <w:rStyle w:val="Hyperlink"/>
+        <w:rFonts w:eastAsia="Noto Serif CJK SC" w:cs="Noto Sans Devanagari" w:ascii="Liberation Mono" w:hAnsi="Liberation Mono"/>
+        <w:b w:val="false"/>
+        <w:bCs w:val="false"/>
+        <w:color w:val="auto"/>
+        <w:kern w:val="2"/>
         <w:sz w:val="20"/>
         <w:szCs w:val="20"/>
-      </w:rPr>
-      <w:t>8</w:t>
+        <w:u w:val="none"/>
+        <w:lang w:val="fr-FR" w:eastAsia="zh-CN" w:bidi="hi-IN"/>
+      </w:rPr>
+      <w:t xml:space="preserve">sson </w:t>
     </w:r>
     <w:r>
       <w:rPr>
+        <w:rStyle w:val="Hyperlink"/>
+        <w:rFonts w:eastAsia="Noto Serif CJK SC" w:cs="Noto Sans Devanagari" w:ascii="Liberation Mono" w:hAnsi="Liberation Mono"/>
+        <w:b w:val="false"/>
+        <w:bCs w:val="false"/>
+        <w:color w:val="auto"/>
+        <w:kern w:val="2"/>
         <w:sz w:val="20"/>
         <w:szCs w:val="20"/>
-      </w:rPr>
-      <w:fldChar w:fldCharType="end"/>
+        <w:u w:val="none"/>
+        <w:lang w:val="fr-FR" w:eastAsia="zh-CN" w:bidi="hi-IN"/>
+      </w:rPr>
+      <w:t>4</w:t>
     </w:r>
     <w:r>
       <w:rPr>
+        <w:rStyle w:val="Hyperlink"/>
+        <w:rFonts w:eastAsia="Noto Serif CJK SC" w:cs="Noto Sans Devanagari" w:ascii="Liberation Mono" w:hAnsi="Liberation Mono"/>
+        <w:b w:val="false"/>
+        <w:bCs w:val="false"/>
+        <w:color w:val="auto"/>
+        <w:kern w:val="2"/>
         <w:sz w:val="20"/>
         <w:szCs w:val="20"/>
+        <w:u w:val="none"/>
+        <w:lang w:val="fr-FR" w:eastAsia="zh-CN" w:bidi="hi-IN"/>
       </w:rPr>
       <w:t xml:space="preserve"> </w:t>
     </w:r>
     <w:r>
       <w:rPr>
+        <w:rStyle w:val="Hyperlink"/>
+        <w:rFonts w:eastAsia="Noto Serif CJK SC" w:cs="Noto Sans Devanagari" w:ascii="Liberation Mono" w:hAnsi="Liberation Mono"/>
+        <w:b w:val="false"/>
+        <w:bCs w:val="false"/>
+        <w:color w:val="auto"/>
+        <w:kern w:val="2"/>
         <w:sz w:val="20"/>
         <w:szCs w:val="20"/>
-      </w:rPr>
-      <w:t xml:space="preserve">/ </w:t>
+        <w:u w:val="none"/>
+        <w:lang w:val="fr-FR" w:eastAsia="zh-CN" w:bidi="hi-IN"/>
+      </w:rPr>
+      <w:t>of</w:t>
     </w:r>
     <w:r>
       <w:rPr>
+        <w:rStyle w:val="Hyperlink"/>
+        <w:rFonts w:eastAsia="Noto Serif CJK SC" w:cs="Noto Sans Devanagari" w:ascii="Liberation Mono" w:hAnsi="Liberation Mono"/>
+        <w:b w:val="false"/>
+        <w:bCs w:val="false"/>
+        <w:color w:val="auto"/>
+        <w:kern w:val="2"/>
         <w:sz w:val="20"/>
         <w:szCs w:val="20"/>
-      </w:rPr>
-      <w:fldChar w:fldCharType="begin"/>
+        <w:u w:val="none"/>
+        <w:lang w:val="fr-FR" w:eastAsia="zh-CN" w:bidi="hi-IN"/>
+      </w:rPr>
+      <w:t xml:space="preserve"> 10</w:t>
     </w:r>
     <w:r>
       <w:rPr>
+        <w:rStyle w:val="Hyperlink"/>
+        <w:rFonts w:eastAsia="Noto Serif CJK SC" w:cs="Noto Sans Devanagari" w:ascii="Liberation Mono" w:hAnsi="Liberation Mono"/>
+        <w:b w:val="false"/>
+        <w:bCs w:val="false"/>
+        <w:color w:val="auto"/>
+        <w:kern w:val="2"/>
         <w:sz w:val="20"/>
         <w:szCs w:val="20"/>
-      </w:rPr>
-      <w:instrText xml:space="preserve"> NUMPAGES </w:instrText>
+        <w:u w:val="none"/>
+        <w:lang w:val="fr-FR" w:eastAsia="zh-CN" w:bidi="hi-IN"/>
+      </w:rPr>
+      <w:t xml:space="preserve">             </w:t>
     </w:r>
     <w:r>
       <w:rPr>
+        <w:rStyle w:val="Hyperlink"/>
+        <w:rFonts w:eastAsia="Noto Serif CJK SC" w:cs="Noto Sans Devanagari" w:ascii="Liberation Mono" w:hAnsi="Liberation Mono"/>
+        <w:b w:val="false"/>
+        <w:bCs w:val="false"/>
+        <w:color w:val="auto"/>
+        <w:kern w:val="2"/>
         <w:sz w:val="20"/>
         <w:szCs w:val="20"/>
-      </w:rPr>
-      <w:fldChar w:fldCharType="separate"/>
-    </w:r>
-    <w:r>
-      <w:rPr>
-        <w:sz w:val="20"/>
-        <w:szCs w:val="20"/>
-      </w:rPr>
-      <w:t>8</w:t>
-    </w:r>
-    <w:r>
-      <w:rPr>
-        <w:sz w:val="20"/>
-        <w:szCs w:val="20"/>
-      </w:rPr>
-      <w:fldChar w:fldCharType="end"/>
-    </w:r>
-    <w:r>
-      <w:rPr>
-        <w:sz w:val="20"/>
-        <w:szCs w:val="20"/>
-      </w:rPr>
-      <w:br/>
-      <w:t xml:space="preserve">Pedro STEM Lesson n°4                                                                                                                   </w:t>
+        <w:u w:val="none"/>
+        <w:lang w:val="fr-FR" w:eastAsia="zh-CN" w:bidi="hi-IN"/>
+      </w:rPr>
+      <w:t>https://</w:t>
     </w:r>
     <w:hyperlink r:id="rId1">
       <w:r>
@@ -5306,9 +6365,10 @@
           <w:kern w:val="2"/>
           <w:sz w:val="18"/>
           <w:szCs w:val="18"/>
+          <w:u w:val="none"/>
           <w:lang w:val="fr-FR" w:eastAsia="zh-CN" w:bidi="hi-IN"/>
         </w:rPr>
-        <w:t>https://pedrobot.com</w:t>
+        <w:t>pedrobot.com</w:t>
       </w:r>
     </w:hyperlink>
   </w:p>
@@ -5323,99 +6383,155 @@
       <w:jc w:val="center"/>
       <w:rPr/>
     </w:pPr>
-    <w:bookmarkStart w:id="14" w:name="PageNumWizard_FOOTER_Default_Page_Style1"/>
-    <w:bookmarkEnd w:id="14"/>
     <w:r>
       <w:rPr>
+        <w:rStyle w:val="Hyperlink"/>
+        <w:rFonts w:eastAsia="Noto Serif CJK SC" w:cs="Noto Sans Devanagari" w:ascii="Liberation Mono" w:hAnsi="Liberation Mono"/>
+        <w:b w:val="false"/>
+        <w:bCs w:val="false"/>
+        <w:color w:val="auto"/>
+        <w:kern w:val="2"/>
         <w:sz w:val="20"/>
         <w:szCs w:val="20"/>
-      </w:rPr>
-      <w:fldChar w:fldCharType="begin"/>
+        <w:u w:val="none"/>
+        <w:lang w:val="fr-FR" w:eastAsia="zh-CN" w:bidi="hi-IN"/>
+      </w:rPr>
+      <w:t xml:space="preserve">Pedro STEM </w:t>
     </w:r>
     <w:r>
       <w:rPr>
+        <w:rStyle w:val="Hyperlink"/>
+        <w:rFonts w:eastAsia="Noto Serif CJK SC" w:cs="Noto Sans Devanagari" w:ascii="Liberation Mono" w:hAnsi="Liberation Mono"/>
+        <w:b w:val="false"/>
+        <w:bCs w:val="false"/>
+        <w:color w:val="auto"/>
+        <w:kern w:val="2"/>
         <w:sz w:val="20"/>
         <w:szCs w:val="20"/>
-      </w:rPr>
-      <w:instrText xml:space="preserve"> PAGE </w:instrText>
+        <w:u w:val="none"/>
+        <w:lang w:val="fr-FR" w:eastAsia="zh-CN" w:bidi="hi-IN"/>
+      </w:rPr>
+      <w:t xml:space="preserve">Program            </w:t>
     </w:r>
     <w:r>
       <w:rPr>
+        <w:rStyle w:val="Hyperlink"/>
+        <w:rFonts w:eastAsia="Noto Serif CJK SC" w:cs="Noto Sans Devanagari" w:ascii="Liberation Mono" w:hAnsi="Liberation Mono"/>
+        <w:b w:val="false"/>
+        <w:bCs w:val="false"/>
+        <w:color w:val="auto"/>
+        <w:kern w:val="2"/>
         <w:sz w:val="20"/>
         <w:szCs w:val="20"/>
-      </w:rPr>
-      <w:fldChar w:fldCharType="separate"/>
+        <w:u w:val="none"/>
+        <w:lang w:val="fr-FR" w:eastAsia="zh-CN" w:bidi="hi-IN"/>
+      </w:rPr>
+      <w:t>Le</w:t>
     </w:r>
     <w:r>
       <w:rPr>
+        <w:rStyle w:val="Hyperlink"/>
+        <w:rFonts w:eastAsia="Noto Serif CJK SC" w:cs="Noto Sans Devanagari" w:ascii="Liberation Mono" w:hAnsi="Liberation Mono"/>
+        <w:b w:val="false"/>
+        <w:bCs w:val="false"/>
+        <w:color w:val="auto"/>
+        <w:kern w:val="2"/>
         <w:sz w:val="20"/>
         <w:szCs w:val="20"/>
-      </w:rPr>
-      <w:t>8</w:t>
+        <w:u w:val="none"/>
+        <w:lang w:val="fr-FR" w:eastAsia="zh-CN" w:bidi="hi-IN"/>
+      </w:rPr>
+      <w:t xml:space="preserve">sson </w:t>
     </w:r>
     <w:r>
       <w:rPr>
+        <w:rStyle w:val="Hyperlink"/>
+        <w:rFonts w:eastAsia="Noto Serif CJK SC" w:cs="Noto Sans Devanagari" w:ascii="Liberation Mono" w:hAnsi="Liberation Mono"/>
+        <w:b w:val="false"/>
+        <w:bCs w:val="false"/>
+        <w:color w:val="auto"/>
+        <w:kern w:val="2"/>
         <w:sz w:val="20"/>
         <w:szCs w:val="20"/>
-      </w:rPr>
-      <w:fldChar w:fldCharType="end"/>
+        <w:u w:val="none"/>
+        <w:lang w:val="fr-FR" w:eastAsia="zh-CN" w:bidi="hi-IN"/>
+      </w:rPr>
+      <w:t>4</w:t>
     </w:r>
     <w:r>
       <w:rPr>
+        <w:rStyle w:val="Hyperlink"/>
+        <w:rFonts w:eastAsia="Noto Serif CJK SC" w:cs="Noto Sans Devanagari" w:ascii="Liberation Mono" w:hAnsi="Liberation Mono"/>
+        <w:b w:val="false"/>
+        <w:bCs w:val="false"/>
+        <w:color w:val="auto"/>
+        <w:kern w:val="2"/>
         <w:sz w:val="20"/>
         <w:szCs w:val="20"/>
+        <w:u w:val="none"/>
+        <w:lang w:val="fr-FR" w:eastAsia="zh-CN" w:bidi="hi-IN"/>
       </w:rPr>
       <w:t xml:space="preserve"> </w:t>
     </w:r>
     <w:r>
       <w:rPr>
+        <w:rStyle w:val="Hyperlink"/>
+        <w:rFonts w:eastAsia="Noto Serif CJK SC" w:cs="Noto Sans Devanagari" w:ascii="Liberation Mono" w:hAnsi="Liberation Mono"/>
+        <w:b w:val="false"/>
+        <w:bCs w:val="false"/>
+        <w:color w:val="auto"/>
+        <w:kern w:val="2"/>
         <w:sz w:val="20"/>
         <w:szCs w:val="20"/>
-      </w:rPr>
-      <w:t xml:space="preserve">/ </w:t>
+        <w:u w:val="none"/>
+        <w:lang w:val="fr-FR" w:eastAsia="zh-CN" w:bidi="hi-IN"/>
+      </w:rPr>
+      <w:t>of</w:t>
     </w:r>
     <w:r>
       <w:rPr>
+        <w:rStyle w:val="Hyperlink"/>
+        <w:rFonts w:eastAsia="Noto Serif CJK SC" w:cs="Noto Sans Devanagari" w:ascii="Liberation Mono" w:hAnsi="Liberation Mono"/>
+        <w:b w:val="false"/>
+        <w:bCs w:val="false"/>
+        <w:color w:val="auto"/>
+        <w:kern w:val="2"/>
         <w:sz w:val="20"/>
         <w:szCs w:val="20"/>
-      </w:rPr>
-      <w:fldChar w:fldCharType="begin"/>
+        <w:u w:val="none"/>
+        <w:lang w:val="fr-FR" w:eastAsia="zh-CN" w:bidi="hi-IN"/>
+      </w:rPr>
+      <w:t xml:space="preserve"> 10</w:t>
     </w:r>
     <w:r>
       <w:rPr>
+        <w:rStyle w:val="Hyperlink"/>
+        <w:rFonts w:eastAsia="Noto Serif CJK SC" w:cs="Noto Sans Devanagari" w:ascii="Liberation Mono" w:hAnsi="Liberation Mono"/>
+        <w:b w:val="false"/>
+        <w:bCs w:val="false"/>
+        <w:color w:val="auto"/>
+        <w:kern w:val="2"/>
         <w:sz w:val="20"/>
         <w:szCs w:val="20"/>
-      </w:rPr>
-      <w:instrText xml:space="preserve"> NUMPAGES </w:instrText>
+        <w:u w:val="none"/>
+        <w:lang w:val="fr-FR" w:eastAsia="zh-CN" w:bidi="hi-IN"/>
+      </w:rPr>
+      <w:t xml:space="preserve">             </w:t>
     </w:r>
     <w:r>
       <w:rPr>
+        <w:rStyle w:val="Hyperlink"/>
+        <w:rFonts w:eastAsia="Noto Serif CJK SC" w:cs="Noto Sans Devanagari" w:ascii="Liberation Mono" w:hAnsi="Liberation Mono"/>
+        <w:b w:val="false"/>
+        <w:bCs w:val="false"/>
+        <w:color w:val="auto"/>
+        <w:kern w:val="2"/>
         <w:sz w:val="20"/>
         <w:szCs w:val="20"/>
-      </w:rPr>
-      <w:fldChar w:fldCharType="separate"/>
-    </w:r>
-    <w:r>
-      <w:rPr>
-        <w:sz w:val="20"/>
-        <w:szCs w:val="20"/>
-      </w:rPr>
-      <w:t>8</w:t>
-    </w:r>
-    <w:r>
-      <w:rPr>
-        <w:sz w:val="20"/>
-        <w:szCs w:val="20"/>
-      </w:rPr>
-      <w:fldChar w:fldCharType="end"/>
-    </w:r>
-    <w:r>
-      <w:rPr>
-        <w:sz w:val="20"/>
-        <w:szCs w:val="20"/>
-      </w:rPr>
-      <w:br/>
-      <w:t xml:space="preserve">Pedro STEM Lesson n°4                                                                                                                   </w:t>
+        <w:u w:val="none"/>
+        <w:lang w:val="fr-FR" w:eastAsia="zh-CN" w:bidi="hi-IN"/>
+      </w:rPr>
+      <w:t>https://</w:t>
     </w:r>
     <w:hyperlink r:id="rId1">
       <w:r>
@@ -5428,9 +6544,10 @@
           <w:kern w:val="2"/>
           <w:sz w:val="18"/>
           <w:szCs w:val="18"/>
+          <w:u w:val="none"/>
           <w:lang w:val="fr-FR" w:eastAsia="zh-CN" w:bidi="hi-IN"/>
         </w:rPr>
-        <w:t>https://pedrobot.com</w:t>
+        <w:t>pedrobot.com</w:t>
       </w:r>
     </w:hyperlink>
   </w:p>
@@ -7904,7 +9021,7 @@
     <w:pPr>
       <w:widowControl/>
       <w:suppressAutoHyphens w:val="true"/>
-      <w:overflowPunct w:val="false"/>
+      <w:overflowPunct w:val="true"/>
       <w:bidi w:val="0"/>
       <w:spacing w:before="0" w:after="0"/>
       <w:jc w:val="start"/>
